--- a/Core Java.docx
+++ b/Core Java.docx
@@ -37,19 +37,7 @@
         <w:rPr>
           <w:rFonts w:ascii="Times New Roman" w:hAnsi="Times New Roman" w:cs="Times New Roman"/>
         </w:rPr>
-        <w:t xml:space="preserve">Object-Oriented Programming (OOP) is a programming paradigm based on the concept of objects that contain data (fields) and </w:t>
-      </w:r>
-      <w:r>
-        <w:rPr>
-          <w:rFonts w:ascii="Times New Roman" w:hAnsi="Times New Roman" w:cs="Times New Roman"/>
-        </w:rPr>
-        <w:t>behaviour</w:t>
-      </w:r>
-      <w:r>
-        <w:rPr>
-          <w:rFonts w:ascii="Times New Roman" w:hAnsi="Times New Roman" w:cs="Times New Roman"/>
-        </w:rPr>
-        <w:t xml:space="preserve"> (methods). It focuses on designing software that closely represents real-world entities.</w:t>
+        <w:t>Object-Oriented Programming (OOP) is a programming paradigm based on the concept of objects that contain data (fields) and behaviour (methods). It focuses on designing software that closely represents real-world entities.</w:t>
       </w:r>
       <w:r>
         <w:rPr>
@@ -93,13 +81,7 @@
         <w:rPr>
           <w:rFonts w:ascii="Times New Roman" w:hAnsi="Times New Roman" w:cs="Times New Roman"/>
         </w:rPr>
-        <w:t>enhances</w:t>
-      </w:r>
-      <w:r>
-        <w:rPr>
-          <w:rFonts w:ascii="Times New Roman" w:hAnsi="Times New Roman" w:cs="Times New Roman"/>
-        </w:rPr>
-        <w:t xml:space="preserve"> maintainability and scalability</w:t>
+        <w:t>enhances maintainability and scalability</w:t>
       </w:r>
       <w:r>
         <w:rPr>
@@ -111,13 +93,7 @@
         <w:rPr>
           <w:rFonts w:ascii="Times New Roman" w:hAnsi="Times New Roman" w:cs="Times New Roman"/>
         </w:rPr>
-        <w:t>makes</w:t>
-      </w:r>
-      <w:r>
-        <w:rPr>
-          <w:rFonts w:ascii="Times New Roman" w:hAnsi="Times New Roman" w:cs="Times New Roman"/>
-        </w:rPr>
-        <w:t xml:space="preserve"> programs easier to understand and manage</w:t>
+        <w:t>makes programs easier to understand and manage</w:t>
       </w:r>
       <w:r>
         <w:rPr>
@@ -129,13 +105,7 @@
         <w:rPr>
           <w:rFonts w:ascii="Times New Roman" w:hAnsi="Times New Roman" w:cs="Times New Roman"/>
         </w:rPr>
-        <w:t>closely</w:t>
-      </w:r>
-      <w:r>
-        <w:rPr>
-          <w:rFonts w:ascii="Times New Roman" w:hAnsi="Times New Roman" w:cs="Times New Roman"/>
-        </w:rPr>
-        <w:t xml:space="preserve"> models real-world entities</w:t>
+        <w:t>closely models real-world entities</w:t>
       </w:r>
       <w:r>
         <w:rPr>
@@ -255,13 +225,7 @@
         <w:rPr>
           <w:rFonts w:ascii="Times New Roman" w:hAnsi="Times New Roman" w:cs="Times New Roman"/>
         </w:rPr>
-        <w:t>Response</w:t>
-      </w:r>
-      <w:r>
-        <w:rPr>
-          <w:rFonts w:ascii="Times New Roman" w:hAnsi="Times New Roman" w:cs="Times New Roman"/>
-        </w:rPr>
-        <w:t xml:space="preserve"> given by object to outside world.</w:t>
+        <w:t>Response given by object to outside world.</w:t>
       </w:r>
     </w:p>
     <w:p>
@@ -281,13 +245,7 @@
         <w:rPr>
           <w:rFonts w:ascii="Times New Roman" w:hAnsi="Times New Roman" w:cs="Times New Roman"/>
         </w:rPr>
-        <w:t>Behaviour</w:t>
-      </w:r>
-      <w:r>
-        <w:rPr>
-          <w:rFonts w:ascii="Times New Roman" w:hAnsi="Times New Roman" w:cs="Times New Roman"/>
-        </w:rPr>
-        <w:t xml:space="preserve"> represents the actions or operations that an object can perform.</w:t>
+        <w:t>Behaviour represents the actions or operations that an object can perform.</w:t>
       </w:r>
     </w:p>
     <w:p>
@@ -310,16 +268,7 @@
           <w:b w:val="0"/>
           <w:bCs w:val="0"/>
         </w:rPr>
-        <w:t>Behaviour</w:t>
-      </w:r>
-      <w:r>
-        <w:rPr>
-          <w:rStyle w:val="Strong"/>
-          <w:rFonts w:ascii="Times New Roman" w:hAnsi="Times New Roman" w:cs="Times New Roman"/>
-          <w:b w:val="0"/>
-          <w:bCs w:val="0"/>
-        </w:rPr>
-        <w:t xml:space="preserve"> tells us what an object can do.</w:t>
+        <w:t>Behaviour tells us what an object can do.</w:t>
       </w:r>
     </w:p>
     <w:p>
@@ -349,13 +298,7 @@
         <w:rPr>
           <w:rFonts w:ascii="Times New Roman" w:hAnsi="Times New Roman" w:cs="Times New Roman"/>
         </w:rPr>
-        <w:t>I</w:t>
-      </w:r>
-      <w:r>
-        <w:rPr>
-          <w:rFonts w:ascii="Times New Roman" w:hAnsi="Times New Roman" w:cs="Times New Roman"/>
-        </w:rPr>
-        <w:t>dentity is the unique characteristic that distinguishes one object from another object, even if both objects have the same state or data.</w:t>
+        <w:t>Identity is the unique characteristic that distinguishes one object from another object, even if both objects have the same state or data.</w:t>
       </w:r>
     </w:p>
     <w:p>
@@ -1181,7 +1124,6 @@
         <w:t xml:space="preserve">It is a process of binding and hiding of state and behaviour of </w:t>
       </w:r>
       <w:proofErr w:type="spellStart"/>
-      <w:proofErr w:type="gramStart"/>
       <w:r>
         <w:rPr>
           <w:rFonts w:ascii="Times New Roman" w:hAnsi="Times New Roman" w:cs="Times New Roman"/>
@@ -1189,7 +1131,6 @@
         <w:t>a</w:t>
       </w:r>
       <w:proofErr w:type="spellEnd"/>
-      <w:proofErr w:type="gramEnd"/>
       <w:r>
         <w:rPr>
           <w:rFonts w:ascii="Times New Roman" w:hAnsi="Times New Roman" w:cs="Times New Roman"/>
@@ -2113,18 +2054,234 @@
           <w:b/>
           <w:bCs/>
         </w:rPr>
-        <w:t xml:space="preserve">    void </w:t>
-      </w:r>
-      <w:proofErr w:type="gramStart"/>
-      <w:r>
-        <w:rPr>
-          <w:rFonts w:ascii="Times New Roman" w:hAnsi="Times New Roman" w:cs="Times New Roman"/>
-          <w:b/>
-          <w:bCs/>
-        </w:rPr>
-        <w:t>sound(</w:t>
-      </w:r>
-      <w:proofErr w:type="gramEnd"/>
+        <w:t xml:space="preserve">    void sound() {</w:t>
+      </w:r>
+    </w:p>
+    <w:p>
+      <w:pPr>
+        <w:ind w:left="360"/>
+        <w:rPr>
+          <w:rFonts w:ascii="Times New Roman" w:hAnsi="Times New Roman" w:cs="Times New Roman"/>
+          <w:b/>
+          <w:bCs/>
+        </w:rPr>
+      </w:pPr>
+      <w:r>
+        <w:rPr>
+          <w:rFonts w:ascii="Times New Roman" w:hAnsi="Times New Roman" w:cs="Times New Roman"/>
+          <w:b/>
+          <w:bCs/>
+        </w:rPr>
+        <w:t xml:space="preserve">        </w:t>
+      </w:r>
+      <w:proofErr w:type="spellStart"/>
+      <w:r>
+        <w:rPr>
+          <w:rFonts w:ascii="Times New Roman" w:hAnsi="Times New Roman" w:cs="Times New Roman"/>
+          <w:b/>
+          <w:bCs/>
+        </w:rPr>
+        <w:t>System.out.println</w:t>
+      </w:r>
+      <w:proofErr w:type="spellEnd"/>
+      <w:r>
+        <w:rPr>
+          <w:rFonts w:ascii="Times New Roman" w:hAnsi="Times New Roman" w:cs="Times New Roman"/>
+          <w:b/>
+          <w:bCs/>
+        </w:rPr>
+        <w:t>("Animal sound");</w:t>
+      </w:r>
+    </w:p>
+    <w:p>
+      <w:pPr>
+        <w:ind w:left="360"/>
+        <w:rPr>
+          <w:rFonts w:ascii="Times New Roman" w:hAnsi="Times New Roman" w:cs="Times New Roman"/>
+          <w:b/>
+          <w:bCs/>
+        </w:rPr>
+      </w:pPr>
+      <w:r>
+        <w:rPr>
+          <w:rFonts w:ascii="Times New Roman" w:hAnsi="Times New Roman" w:cs="Times New Roman"/>
+          <w:b/>
+          <w:bCs/>
+        </w:rPr>
+        <w:t xml:space="preserve">    }</w:t>
+      </w:r>
+    </w:p>
+    <w:p>
+      <w:pPr>
+        <w:ind w:left="360"/>
+        <w:rPr>
+          <w:rFonts w:ascii="Times New Roman" w:hAnsi="Times New Roman" w:cs="Times New Roman"/>
+          <w:b/>
+          <w:bCs/>
+        </w:rPr>
+      </w:pPr>
+      <w:r>
+        <w:rPr>
+          <w:rFonts w:ascii="Times New Roman" w:hAnsi="Times New Roman" w:cs="Times New Roman"/>
+          <w:b/>
+          <w:bCs/>
+        </w:rPr>
+        <w:t>}</w:t>
+      </w:r>
+    </w:p>
+    <w:p>
+      <w:pPr>
+        <w:ind w:left="360"/>
+        <w:rPr>
+          <w:rFonts w:ascii="Times New Roman" w:hAnsi="Times New Roman" w:cs="Times New Roman"/>
+          <w:b/>
+          <w:bCs/>
+        </w:rPr>
+      </w:pPr>
+      <w:r>
+        <w:rPr>
+          <w:rFonts w:ascii="Times New Roman" w:hAnsi="Times New Roman" w:cs="Times New Roman"/>
+          <w:b/>
+          <w:bCs/>
+        </w:rPr>
+        <w:t>class Dog extends Animal {</w:t>
+      </w:r>
+    </w:p>
+    <w:p>
+      <w:pPr>
+        <w:ind w:left="360"/>
+        <w:rPr>
+          <w:rFonts w:ascii="Times New Roman" w:hAnsi="Times New Roman" w:cs="Times New Roman"/>
+          <w:b/>
+          <w:bCs/>
+        </w:rPr>
+      </w:pPr>
+      <w:r>
+        <w:rPr>
+          <w:rFonts w:ascii="Times New Roman" w:hAnsi="Times New Roman" w:cs="Times New Roman"/>
+          <w:b/>
+          <w:bCs/>
+        </w:rPr>
+        <w:t xml:space="preserve">    void sound() {</w:t>
+      </w:r>
+    </w:p>
+    <w:p>
+      <w:pPr>
+        <w:ind w:left="360"/>
+        <w:rPr>
+          <w:rFonts w:ascii="Times New Roman" w:hAnsi="Times New Roman" w:cs="Times New Roman"/>
+          <w:b/>
+          <w:bCs/>
+        </w:rPr>
+      </w:pPr>
+      <w:r>
+        <w:rPr>
+          <w:rFonts w:ascii="Times New Roman" w:hAnsi="Times New Roman" w:cs="Times New Roman"/>
+          <w:b/>
+          <w:bCs/>
+        </w:rPr>
+        <w:t xml:space="preserve">        </w:t>
+      </w:r>
+      <w:proofErr w:type="spellStart"/>
+      <w:r>
+        <w:rPr>
+          <w:rFonts w:ascii="Times New Roman" w:hAnsi="Times New Roman" w:cs="Times New Roman"/>
+          <w:b/>
+          <w:bCs/>
+        </w:rPr>
+        <w:t>System.out.println</w:t>
+      </w:r>
+      <w:proofErr w:type="spellEnd"/>
+      <w:r>
+        <w:rPr>
+          <w:rFonts w:ascii="Times New Roman" w:hAnsi="Times New Roman" w:cs="Times New Roman"/>
+          <w:b/>
+          <w:bCs/>
+        </w:rPr>
+        <w:t>("Dog barks");</w:t>
+      </w:r>
+    </w:p>
+    <w:p>
+      <w:pPr>
+        <w:ind w:left="360"/>
+        <w:rPr>
+          <w:rFonts w:ascii="Times New Roman" w:hAnsi="Times New Roman" w:cs="Times New Roman"/>
+          <w:b/>
+          <w:bCs/>
+        </w:rPr>
+      </w:pPr>
+      <w:r>
+        <w:rPr>
+          <w:rFonts w:ascii="Times New Roman" w:hAnsi="Times New Roman" w:cs="Times New Roman"/>
+          <w:b/>
+          <w:bCs/>
+        </w:rPr>
+        <w:t xml:space="preserve">    }</w:t>
+      </w:r>
+    </w:p>
+    <w:p>
+      <w:pPr>
+        <w:ind w:left="360"/>
+        <w:rPr>
+          <w:rFonts w:ascii="Times New Roman" w:hAnsi="Times New Roman" w:cs="Times New Roman"/>
+          <w:b/>
+          <w:bCs/>
+        </w:rPr>
+      </w:pPr>
+      <w:r>
+        <w:rPr>
+          <w:rFonts w:ascii="Times New Roman" w:hAnsi="Times New Roman" w:cs="Times New Roman"/>
+          <w:b/>
+          <w:bCs/>
+        </w:rPr>
+        <w:t>}</w:t>
+      </w:r>
+    </w:p>
+    <w:p>
+      <w:pPr>
+        <w:ind w:left="360"/>
+        <w:rPr>
+          <w:rFonts w:ascii="Times New Roman" w:hAnsi="Times New Roman" w:cs="Times New Roman"/>
+          <w:b/>
+          <w:bCs/>
+        </w:rPr>
+      </w:pPr>
+      <w:r>
+        <w:rPr>
+          <w:rFonts w:ascii="Times New Roman" w:hAnsi="Times New Roman" w:cs="Times New Roman"/>
+          <w:b/>
+          <w:bCs/>
+        </w:rPr>
+        <w:t>public class Main {</w:t>
+      </w:r>
+    </w:p>
+    <w:p>
+      <w:pPr>
+        <w:ind w:left="360"/>
+        <w:rPr>
+          <w:rFonts w:ascii="Times New Roman" w:hAnsi="Times New Roman" w:cs="Times New Roman"/>
+          <w:b/>
+          <w:bCs/>
+        </w:rPr>
+      </w:pPr>
+      <w:r>
+        <w:rPr>
+          <w:rFonts w:ascii="Times New Roman" w:hAnsi="Times New Roman" w:cs="Times New Roman"/>
+          <w:b/>
+          <w:bCs/>
+        </w:rPr>
+        <w:t xml:space="preserve">    public static void main(String[] </w:t>
+      </w:r>
+      <w:proofErr w:type="spellStart"/>
+      <w:r>
+        <w:rPr>
+          <w:rFonts w:ascii="Times New Roman" w:hAnsi="Times New Roman" w:cs="Times New Roman"/>
+          <w:b/>
+          <w:bCs/>
+        </w:rPr>
+        <w:t>args</w:t>
+      </w:r>
+      <w:proofErr w:type="spellEnd"/>
       <w:r>
         <w:rPr>
           <w:rFonts w:ascii="Times New Roman" w:hAnsi="Times New Roman" w:cs="Times New Roman"/>
@@ -2149,6 +2306,24 @@
           <w:b/>
           <w:bCs/>
         </w:rPr>
+        <w:t xml:space="preserve">        Animal a = new Dog();  // parent reference, child object</w:t>
+      </w:r>
+    </w:p>
+    <w:p>
+      <w:pPr>
+        <w:ind w:left="360"/>
+        <w:rPr>
+          <w:rFonts w:ascii="Times New Roman" w:hAnsi="Times New Roman" w:cs="Times New Roman"/>
+          <w:b/>
+          <w:bCs/>
+        </w:rPr>
+      </w:pPr>
+      <w:r>
+        <w:rPr>
+          <w:rFonts w:ascii="Times New Roman" w:hAnsi="Times New Roman" w:cs="Times New Roman"/>
+          <w:b/>
+          <w:bCs/>
+        </w:rPr>
         <w:t xml:space="preserve">        </w:t>
       </w:r>
       <w:proofErr w:type="spellStart"/>
@@ -2158,7 +2333,7 @@
           <w:b/>
           <w:bCs/>
         </w:rPr>
-        <w:t>System.out.println</w:t>
+        <w:t>a.sound</w:t>
       </w:r>
       <w:proofErr w:type="spellEnd"/>
       <w:r>
@@ -2167,7 +2342,7 @@
           <w:b/>
           <w:bCs/>
         </w:rPr>
-        <w:t>("Animal sound");</w:t>
+        <w:t>();             // decided at runtime</w:t>
       </w:r>
     </w:p>
     <w:p>
@@ -2205,339 +2380,6 @@
         </w:rPr>
         <w:t>}</w:t>
       </w:r>
-    </w:p>
-    <w:p>
-      <w:pPr>
-        <w:ind w:left="360"/>
-        <w:rPr>
-          <w:rFonts w:ascii="Times New Roman" w:hAnsi="Times New Roman" w:cs="Times New Roman"/>
-          <w:b/>
-          <w:bCs/>
-        </w:rPr>
-      </w:pPr>
-      <w:r>
-        <w:rPr>
-          <w:rFonts w:ascii="Times New Roman" w:hAnsi="Times New Roman" w:cs="Times New Roman"/>
-          <w:b/>
-          <w:bCs/>
-        </w:rPr>
-        <w:t>class Dog extends Animal {</w:t>
-      </w:r>
-    </w:p>
-    <w:p>
-      <w:pPr>
-        <w:ind w:left="360"/>
-        <w:rPr>
-          <w:rFonts w:ascii="Times New Roman" w:hAnsi="Times New Roman" w:cs="Times New Roman"/>
-          <w:b/>
-          <w:bCs/>
-        </w:rPr>
-      </w:pPr>
-      <w:r>
-        <w:rPr>
-          <w:rFonts w:ascii="Times New Roman" w:hAnsi="Times New Roman" w:cs="Times New Roman"/>
-          <w:b/>
-          <w:bCs/>
-        </w:rPr>
-        <w:t xml:space="preserve">    void </w:t>
-      </w:r>
-      <w:proofErr w:type="gramStart"/>
-      <w:r>
-        <w:rPr>
-          <w:rFonts w:ascii="Times New Roman" w:hAnsi="Times New Roman" w:cs="Times New Roman"/>
-          <w:b/>
-          <w:bCs/>
-        </w:rPr>
-        <w:t>sound(</w:t>
-      </w:r>
-      <w:proofErr w:type="gramEnd"/>
-      <w:r>
-        <w:rPr>
-          <w:rFonts w:ascii="Times New Roman" w:hAnsi="Times New Roman" w:cs="Times New Roman"/>
-          <w:b/>
-          <w:bCs/>
-        </w:rPr>
-        <w:t>) {</w:t>
-      </w:r>
-    </w:p>
-    <w:p>
-      <w:pPr>
-        <w:ind w:left="360"/>
-        <w:rPr>
-          <w:rFonts w:ascii="Times New Roman" w:hAnsi="Times New Roman" w:cs="Times New Roman"/>
-          <w:b/>
-          <w:bCs/>
-        </w:rPr>
-      </w:pPr>
-      <w:r>
-        <w:rPr>
-          <w:rFonts w:ascii="Times New Roman" w:hAnsi="Times New Roman" w:cs="Times New Roman"/>
-          <w:b/>
-          <w:bCs/>
-        </w:rPr>
-        <w:t xml:space="preserve">        </w:t>
-      </w:r>
-      <w:proofErr w:type="spellStart"/>
-      <w:r>
-        <w:rPr>
-          <w:rFonts w:ascii="Times New Roman" w:hAnsi="Times New Roman" w:cs="Times New Roman"/>
-          <w:b/>
-          <w:bCs/>
-        </w:rPr>
-        <w:t>System.out.println</w:t>
-      </w:r>
-      <w:proofErr w:type="spellEnd"/>
-      <w:r>
-        <w:rPr>
-          <w:rFonts w:ascii="Times New Roman" w:hAnsi="Times New Roman" w:cs="Times New Roman"/>
-          <w:b/>
-          <w:bCs/>
-        </w:rPr>
-        <w:t>("Dog barks");</w:t>
-      </w:r>
-    </w:p>
-    <w:p>
-      <w:pPr>
-        <w:ind w:left="360"/>
-        <w:rPr>
-          <w:rFonts w:ascii="Times New Roman" w:hAnsi="Times New Roman" w:cs="Times New Roman"/>
-          <w:b/>
-          <w:bCs/>
-        </w:rPr>
-      </w:pPr>
-      <w:r>
-        <w:rPr>
-          <w:rFonts w:ascii="Times New Roman" w:hAnsi="Times New Roman" w:cs="Times New Roman"/>
-          <w:b/>
-          <w:bCs/>
-        </w:rPr>
-        <w:t xml:space="preserve">    }</w:t>
-      </w:r>
-    </w:p>
-    <w:p>
-      <w:pPr>
-        <w:ind w:left="360"/>
-        <w:rPr>
-          <w:rFonts w:ascii="Times New Roman" w:hAnsi="Times New Roman" w:cs="Times New Roman"/>
-          <w:b/>
-          <w:bCs/>
-        </w:rPr>
-      </w:pPr>
-      <w:r>
-        <w:rPr>
-          <w:rFonts w:ascii="Times New Roman" w:hAnsi="Times New Roman" w:cs="Times New Roman"/>
-          <w:b/>
-          <w:bCs/>
-        </w:rPr>
-        <w:t>}</w:t>
-      </w:r>
-    </w:p>
-    <w:p>
-      <w:pPr>
-        <w:ind w:left="360"/>
-        <w:rPr>
-          <w:rFonts w:ascii="Times New Roman" w:hAnsi="Times New Roman" w:cs="Times New Roman"/>
-          <w:b/>
-          <w:bCs/>
-        </w:rPr>
-      </w:pPr>
-      <w:r>
-        <w:rPr>
-          <w:rFonts w:ascii="Times New Roman" w:hAnsi="Times New Roman" w:cs="Times New Roman"/>
-          <w:b/>
-          <w:bCs/>
-        </w:rPr>
-        <w:t>public class Main {</w:t>
-      </w:r>
-    </w:p>
-    <w:p>
-      <w:pPr>
-        <w:ind w:left="360"/>
-        <w:rPr>
-          <w:rFonts w:ascii="Times New Roman" w:hAnsi="Times New Roman" w:cs="Times New Roman"/>
-          <w:b/>
-          <w:bCs/>
-        </w:rPr>
-      </w:pPr>
-      <w:r>
-        <w:rPr>
-          <w:rFonts w:ascii="Times New Roman" w:hAnsi="Times New Roman" w:cs="Times New Roman"/>
-          <w:b/>
-          <w:bCs/>
-        </w:rPr>
-        <w:t xml:space="preserve">    public static void </w:t>
-      </w:r>
-      <w:proofErr w:type="gramStart"/>
-      <w:r>
-        <w:rPr>
-          <w:rFonts w:ascii="Times New Roman" w:hAnsi="Times New Roman" w:cs="Times New Roman"/>
-          <w:b/>
-          <w:bCs/>
-        </w:rPr>
-        <w:t>main(String[</w:t>
-      </w:r>
-      <w:proofErr w:type="gramEnd"/>
-      <w:r>
-        <w:rPr>
-          <w:rFonts w:ascii="Times New Roman" w:hAnsi="Times New Roman" w:cs="Times New Roman"/>
-          <w:b/>
-          <w:bCs/>
-        </w:rPr>
-        <w:t xml:space="preserve">] </w:t>
-      </w:r>
-      <w:proofErr w:type="spellStart"/>
-      <w:r>
-        <w:rPr>
-          <w:rFonts w:ascii="Times New Roman" w:hAnsi="Times New Roman" w:cs="Times New Roman"/>
-          <w:b/>
-          <w:bCs/>
-        </w:rPr>
-        <w:t>args</w:t>
-      </w:r>
-      <w:proofErr w:type="spellEnd"/>
-      <w:r>
-        <w:rPr>
-          <w:rFonts w:ascii="Times New Roman" w:hAnsi="Times New Roman" w:cs="Times New Roman"/>
-          <w:b/>
-          <w:bCs/>
-        </w:rPr>
-        <w:t>) {</w:t>
-      </w:r>
-    </w:p>
-    <w:p>
-      <w:pPr>
-        <w:ind w:left="360"/>
-        <w:rPr>
-          <w:rFonts w:ascii="Times New Roman" w:hAnsi="Times New Roman" w:cs="Times New Roman"/>
-          <w:b/>
-          <w:bCs/>
-        </w:rPr>
-      </w:pPr>
-      <w:r>
-        <w:rPr>
-          <w:rFonts w:ascii="Times New Roman" w:hAnsi="Times New Roman" w:cs="Times New Roman"/>
-          <w:b/>
-          <w:bCs/>
-        </w:rPr>
-        <w:t xml:space="preserve">        Animal a = new </w:t>
-      </w:r>
-      <w:proofErr w:type="gramStart"/>
-      <w:r>
-        <w:rPr>
-          <w:rFonts w:ascii="Times New Roman" w:hAnsi="Times New Roman" w:cs="Times New Roman"/>
-          <w:b/>
-          <w:bCs/>
-        </w:rPr>
-        <w:t>Dog();  /</w:t>
-      </w:r>
-      <w:proofErr w:type="gramEnd"/>
-      <w:r>
-        <w:rPr>
-          <w:rFonts w:ascii="Times New Roman" w:hAnsi="Times New Roman" w:cs="Times New Roman"/>
-          <w:b/>
-          <w:bCs/>
-        </w:rPr>
-        <w:t>/ parent reference, child object</w:t>
-      </w:r>
-    </w:p>
-    <w:p>
-      <w:pPr>
-        <w:ind w:left="360"/>
-        <w:rPr>
-          <w:rFonts w:ascii="Times New Roman" w:hAnsi="Times New Roman" w:cs="Times New Roman"/>
-          <w:b/>
-          <w:bCs/>
-        </w:rPr>
-      </w:pPr>
-      <w:r>
-        <w:rPr>
-          <w:rFonts w:ascii="Times New Roman" w:hAnsi="Times New Roman" w:cs="Times New Roman"/>
-          <w:b/>
-          <w:bCs/>
-        </w:rPr>
-        <w:t xml:space="preserve">        </w:t>
-      </w:r>
-      <w:proofErr w:type="spellStart"/>
-      <w:proofErr w:type="gramStart"/>
-      <w:r>
-        <w:rPr>
-          <w:rFonts w:ascii="Times New Roman" w:hAnsi="Times New Roman" w:cs="Times New Roman"/>
-          <w:b/>
-          <w:bCs/>
-        </w:rPr>
-        <w:t>a.sound</w:t>
-      </w:r>
-      <w:proofErr w:type="spellEnd"/>
-      <w:proofErr w:type="gramEnd"/>
-      <w:r>
-        <w:rPr>
-          <w:rFonts w:ascii="Times New Roman" w:hAnsi="Times New Roman" w:cs="Times New Roman"/>
-          <w:b/>
-          <w:bCs/>
-        </w:rPr>
-        <w:t>(</w:t>
-      </w:r>
-      <w:proofErr w:type="gramStart"/>
-      <w:r>
-        <w:rPr>
-          <w:rFonts w:ascii="Times New Roman" w:hAnsi="Times New Roman" w:cs="Times New Roman"/>
-          <w:b/>
-          <w:bCs/>
-        </w:rPr>
-        <w:t xml:space="preserve">);   </w:t>
-      </w:r>
-      <w:proofErr w:type="gramEnd"/>
-      <w:r>
-        <w:rPr>
-          <w:rFonts w:ascii="Times New Roman" w:hAnsi="Times New Roman" w:cs="Times New Roman"/>
-          <w:b/>
-          <w:bCs/>
-        </w:rPr>
-        <w:t xml:space="preserve">          // decided at runtime</w:t>
-      </w:r>
-    </w:p>
-    <w:p>
-      <w:pPr>
-        <w:ind w:left="360"/>
-        <w:rPr>
-          <w:rFonts w:ascii="Times New Roman" w:hAnsi="Times New Roman" w:cs="Times New Roman"/>
-          <w:b/>
-          <w:bCs/>
-        </w:rPr>
-      </w:pPr>
-      <w:r>
-        <w:rPr>
-          <w:rFonts w:ascii="Times New Roman" w:hAnsi="Times New Roman" w:cs="Times New Roman"/>
-          <w:b/>
-          <w:bCs/>
-        </w:rPr>
-        <w:t xml:space="preserve">    }</w:t>
-      </w:r>
-    </w:p>
-    <w:p>
-      <w:pPr>
-        <w:ind w:left="360"/>
-        <w:rPr>
-          <w:rFonts w:ascii="Times New Roman" w:hAnsi="Times New Roman" w:cs="Times New Roman"/>
-          <w:b/>
-          <w:bCs/>
-        </w:rPr>
-      </w:pPr>
-      <w:r>
-        <w:rPr>
-          <w:rFonts w:ascii="Times New Roman" w:hAnsi="Times New Roman" w:cs="Times New Roman"/>
-          <w:b/>
-          <w:bCs/>
-        </w:rPr>
-        <w:t>}</w:t>
-      </w:r>
-    </w:p>
-    <w:p>
-      <w:pPr>
-        <w:rPr>
-          <w:rFonts w:ascii="Times New Roman" w:hAnsi="Times New Roman" w:cs="Times New Roman"/>
-        </w:rPr>
-      </w:pPr>
     </w:p>
     <w:p>
       <w:pPr>
@@ -5066,6 +4908,7 @@
   <w:style w:type="character" w:default="1" w:styleId="DefaultParagraphFont">
     <w:name w:val="Default Paragraph Font"/>
     <w:uiPriority w:val="1"/>
+    <w:semiHidden/>
     <w:unhideWhenUsed/>
   </w:style>
   <w:style w:type="table" w:default="1" w:styleId="TableNormal">

--- a/Core Java.docx
+++ b/Core Java.docx
@@ -2779,28 +2779,961 @@
     </w:p>
     <w:p>
       <w:pPr>
-        <w:ind w:left="360"/>
-        <w:jc w:val="both"/>
-        <w:rPr>
-          <w:rFonts w:ascii="Times New Roman" w:hAnsi="Times New Roman" w:cs="Times New Roman"/>
-        </w:rPr>
-      </w:pPr>
-    </w:p>
-    <w:p>
-      <w:pPr>
-        <w:jc w:val="both"/>
-        <w:rPr>
-          <w:rFonts w:ascii="Times New Roman" w:hAnsi="Times New Roman" w:cs="Times New Roman"/>
-        </w:rPr>
-      </w:pPr>
-    </w:p>
-    <w:p>
-      <w:pPr>
-        <w:jc w:val="both"/>
-        <w:rPr>
-          <w:rFonts w:ascii="Times New Roman" w:hAnsi="Times New Roman" w:cs="Times New Roman"/>
-        </w:rPr>
-      </w:pPr>
+        <w:jc w:val="both"/>
+        <w:rPr>
+          <w:rFonts w:ascii="Times New Roman" w:hAnsi="Times New Roman" w:cs="Times New Roman"/>
+        </w:rPr>
+      </w:pPr>
+      <w:r>
+        <w:rPr>
+          <w:rFonts w:ascii="Times New Roman" w:hAnsi="Times New Roman" w:cs="Times New Roman"/>
+          <w:noProof/>
+        </w:rPr>
+        <mc:AlternateContent>
+          <mc:Choice Requires="wps">
+            <w:drawing>
+              <wp:anchor distT="0" distB="0" distL="114300" distR="114300" simplePos="0" relativeHeight="251660288" behindDoc="0" locked="0" layoutInCell="1" allowOverlap="1" wp14:anchorId="0E1189D8" wp14:editId="6CD75729">
+                <wp:simplePos x="0" y="0"/>
+                <wp:positionH relativeFrom="column">
+                  <wp:posOffset>6350</wp:posOffset>
+                </wp:positionH>
+                <wp:positionV relativeFrom="paragraph">
+                  <wp:posOffset>76835</wp:posOffset>
+                </wp:positionV>
+                <wp:extent cx="6045200" cy="0"/>
+                <wp:effectExtent l="0" t="0" r="0" b="0"/>
+                <wp:wrapNone/>
+                <wp:docPr id="573916780" name="Straight Connector 2"/>
+                <wp:cNvGraphicFramePr/>
+                <a:graphic xmlns:a="http://schemas.openxmlformats.org/drawingml/2006/main">
+                  <a:graphicData uri="http://schemas.microsoft.com/office/word/2010/wordprocessingShape">
+                    <wps:wsp>
+                      <wps:cNvCnPr/>
+                      <wps:spPr>
+                        <a:xfrm flipV="1">
+                          <a:off x="0" y="0"/>
+                          <a:ext cx="6045200" cy="0"/>
+                        </a:xfrm>
+                        <a:prstGeom prst="line">
+                          <a:avLst/>
+                        </a:prstGeom>
+                        <a:ln w="9525"/>
+                      </wps:spPr>
+                      <wps:style>
+                        <a:lnRef idx="1">
+                          <a:schemeClr val="dk1"/>
+                        </a:lnRef>
+                        <a:fillRef idx="0">
+                          <a:schemeClr val="dk1"/>
+                        </a:fillRef>
+                        <a:effectRef idx="0">
+                          <a:schemeClr val="dk1"/>
+                        </a:effectRef>
+                        <a:fontRef idx="minor">
+                          <a:schemeClr val="tx1"/>
+                        </a:fontRef>
+                      </wps:style>
+                      <wps:bodyPr/>
+                    </wps:wsp>
+                  </a:graphicData>
+                </a:graphic>
+                <wp14:sizeRelV relativeFrom="margin">
+                  <wp14:pctHeight>0</wp14:pctHeight>
+                </wp14:sizeRelV>
+              </wp:anchor>
+            </w:drawing>
+          </mc:Choice>
+          <mc:Fallback>
+            <w:pict>
+              <v:line w14:anchorId="093B8744" id="Straight Connector 2" o:spid="_x0000_s1026" style="position:absolute;flip:y;z-index:251660288;visibility:visible;mso-wrap-style:square;mso-height-percent:0;mso-wrap-distance-left:9pt;mso-wrap-distance-top:0;mso-wrap-distance-right:9pt;mso-wrap-distance-bottom:0;mso-position-horizontal:absolute;mso-position-horizontal-relative:text;mso-position-vertical:absolute;mso-position-vertical-relative:text;mso-height-percent:0;mso-height-relative:margin" from=".5pt,6.05pt" to="476.5pt,6.05pt" o:gfxdata="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" strokecolor="black [3200]">
+                <v:stroke joinstyle="miter"/>
+              </v:line>
+            </w:pict>
+          </mc:Fallback>
+        </mc:AlternateContent>
+      </w:r>
+    </w:p>
+    <w:p>
+      <w:pPr>
+        <w:jc w:val="both"/>
+        <w:rPr>
+          <w:rFonts w:ascii="Times New Roman" w:hAnsi="Times New Roman" w:cs="Times New Roman"/>
+          <w:b/>
+          <w:bCs/>
+          <w:color w:val="EE0000"/>
+          <w:sz w:val="28"/>
+          <w:szCs w:val="28"/>
+        </w:rPr>
+      </w:pPr>
+      <w:r>
+        <w:rPr>
+          <w:rFonts w:ascii="Times New Roman" w:hAnsi="Times New Roman" w:cs="Times New Roman"/>
+          <w:b/>
+          <w:bCs/>
+          <w:color w:val="EE0000"/>
+          <w:sz w:val="28"/>
+          <w:szCs w:val="28"/>
+        </w:rPr>
+        <w:t>Inheritance</w:t>
+      </w:r>
+    </w:p>
+    <w:p>
+      <w:pPr>
+        <w:jc w:val="both"/>
+        <w:rPr>
+          <w:rFonts w:ascii="Times New Roman" w:hAnsi="Times New Roman" w:cs="Times New Roman"/>
+        </w:rPr>
+      </w:pPr>
+      <w:r>
+        <w:rPr>
+          <w:rFonts w:ascii="Times New Roman" w:hAnsi="Times New Roman" w:cs="Times New Roman"/>
+        </w:rPr>
+        <w:t>Inheritance is the way of reusing already defined classes with “is-a” relationship. In inheritance when we create subclass’s object then object of super class gets created implicitly.</w:t>
+      </w:r>
+      <w:r>
+        <w:rPr>
+          <w:rFonts w:ascii="Times New Roman" w:hAnsi="Times New Roman" w:cs="Times New Roman"/>
+        </w:rPr>
+        <w:t xml:space="preserve"> </w:t>
+      </w:r>
+      <w:r>
+        <w:rPr>
+          <w:rFonts w:ascii="Times New Roman" w:hAnsi="Times New Roman" w:cs="Times New Roman"/>
+        </w:rPr>
+        <w:t>In java “extends” keyword is used to established “is-a” relationship. In java we can extend only one class [no multiple inheritance allowed in java]</w:t>
+      </w:r>
+    </w:p>
+    <w:p>
+      <w:pPr>
+        <w:jc w:val="both"/>
+        <w:rPr>
+          <w:rFonts w:ascii="Times New Roman" w:hAnsi="Times New Roman" w:cs="Times New Roman"/>
+        </w:rPr>
+      </w:pPr>
+      <w:r>
+        <w:rPr>
+          <w:rFonts w:ascii="Times New Roman" w:hAnsi="Times New Roman" w:cs="Times New Roman"/>
+        </w:rPr>
+        <w:t>The inheritance is used for the following important reasons:</w:t>
+      </w:r>
+    </w:p>
+    <w:p>
+      <w:pPr>
+        <w:pStyle w:val="ListParagraph"/>
+        <w:numPr>
+          <w:ilvl w:val="0"/>
+          <w:numId w:val="13"/>
+        </w:numPr>
+        <w:rPr>
+          <w:rFonts w:ascii="Times New Roman" w:hAnsi="Times New Roman" w:cs="Times New Roman"/>
+        </w:rPr>
+      </w:pPr>
+      <w:r>
+        <w:rPr>
+          <w:rFonts w:ascii="Times New Roman" w:hAnsi="Times New Roman" w:cs="Times New Roman"/>
+        </w:rPr>
+        <w:t>Method Overriding: Inheritance allows a subclass to provide a specific implementation of a method already defined in its superclass. This is also known as runtime polymorphism.</w:t>
+      </w:r>
+    </w:p>
+    <w:p>
+      <w:pPr>
+        <w:pStyle w:val="ListParagraph"/>
+        <w:numPr>
+          <w:ilvl w:val="0"/>
+          <w:numId w:val="13"/>
+        </w:numPr>
+        <w:rPr>
+          <w:rFonts w:ascii="Times New Roman" w:hAnsi="Times New Roman" w:cs="Times New Roman"/>
+        </w:rPr>
+      </w:pPr>
+      <w:r>
+        <w:rPr>
+          <w:rFonts w:ascii="Times New Roman" w:hAnsi="Times New Roman" w:cs="Times New Roman"/>
+        </w:rPr>
+        <w:t>Code Reusability: Inheritance allows developers to reuse the existing code from a parent class which reduces the redundancy and makes the code easier to maintain.</w:t>
+      </w:r>
+    </w:p>
+    <w:p>
+      <w:pPr>
+        <w:jc w:val="both"/>
+        <w:rPr>
+          <w:rFonts w:ascii="Times New Roman" w:hAnsi="Times New Roman" w:cs="Times New Roman"/>
+          <w:b/>
+          <w:bCs/>
+        </w:rPr>
+      </w:pPr>
+      <w:r>
+        <w:rPr>
+          <w:rFonts w:ascii="Times New Roman" w:hAnsi="Times New Roman" w:cs="Times New Roman"/>
+          <w:b/>
+          <w:bCs/>
+        </w:rPr>
+        <w:t>Types of Inheritance</w:t>
+      </w:r>
+    </w:p>
+    <w:p>
+      <w:pPr>
+        <w:jc w:val="both"/>
+        <w:rPr>
+          <w:rFonts w:ascii="Times New Roman" w:hAnsi="Times New Roman" w:cs="Times New Roman"/>
+        </w:rPr>
+      </w:pPr>
+      <w:r>
+        <w:rPr>
+          <w:rFonts w:ascii="Times New Roman" w:hAnsi="Times New Roman" w:cs="Times New Roman"/>
+        </w:rPr>
+        <w:t>There are several types of inheritance supported in Java:</w:t>
+      </w:r>
+    </w:p>
+    <w:p>
+      <w:pPr>
+        <w:pStyle w:val="ListParagraph"/>
+        <w:numPr>
+          <w:ilvl w:val="0"/>
+          <w:numId w:val="14"/>
+        </w:numPr>
+        <w:jc w:val="both"/>
+        <w:rPr>
+          <w:rFonts w:ascii="Times New Roman" w:hAnsi="Times New Roman" w:cs="Times New Roman"/>
+        </w:rPr>
+      </w:pPr>
+      <w:r>
+        <w:rPr>
+          <w:rFonts w:ascii="Times New Roman" w:hAnsi="Times New Roman" w:cs="Times New Roman"/>
+        </w:rPr>
+        <w:t>Single Inheritance:</w:t>
+      </w:r>
+    </w:p>
+    <w:p>
+      <w:pPr>
+        <w:ind w:firstLine="720"/>
+        <w:jc w:val="both"/>
+        <w:rPr>
+          <w:rFonts w:ascii="Times New Roman" w:hAnsi="Times New Roman" w:cs="Times New Roman"/>
+        </w:rPr>
+      </w:pPr>
+      <w:r>
+        <w:rPr>
+          <w:rFonts w:ascii="Times New Roman" w:hAnsi="Times New Roman" w:cs="Times New Roman"/>
+        </w:rPr>
+        <w:t>Single inheritance allows a subclass inherits from one superclass only.</w:t>
+      </w:r>
+    </w:p>
+    <w:p>
+      <w:pPr>
+        <w:pStyle w:val="ListParagraph"/>
+        <w:numPr>
+          <w:ilvl w:val="0"/>
+          <w:numId w:val="14"/>
+        </w:numPr>
+        <w:jc w:val="both"/>
+        <w:rPr>
+          <w:rFonts w:ascii="Times New Roman" w:hAnsi="Times New Roman" w:cs="Times New Roman"/>
+        </w:rPr>
+      </w:pPr>
+      <w:r>
+        <w:rPr>
+          <w:rFonts w:ascii="Times New Roman" w:hAnsi="Times New Roman" w:cs="Times New Roman"/>
+        </w:rPr>
+        <w:t>Multilevel Inheritance:</w:t>
+      </w:r>
+    </w:p>
+    <w:p>
+      <w:pPr>
+        <w:ind w:firstLine="720"/>
+        <w:jc w:val="both"/>
+        <w:rPr>
+          <w:rFonts w:ascii="Times New Roman" w:hAnsi="Times New Roman" w:cs="Times New Roman"/>
+        </w:rPr>
+      </w:pPr>
+      <w:r>
+        <w:rPr>
+          <w:rFonts w:ascii="Times New Roman" w:hAnsi="Times New Roman" w:cs="Times New Roman"/>
+        </w:rPr>
+        <w:t>Multilevel inheritance allows a class is derived from a subclass, forming a chain of inheritance.</w:t>
+      </w:r>
+    </w:p>
+    <w:p>
+      <w:pPr>
+        <w:pStyle w:val="ListParagraph"/>
+        <w:numPr>
+          <w:ilvl w:val="0"/>
+          <w:numId w:val="14"/>
+        </w:numPr>
+        <w:jc w:val="both"/>
+        <w:rPr>
+          <w:rFonts w:ascii="Times New Roman" w:hAnsi="Times New Roman" w:cs="Times New Roman"/>
+        </w:rPr>
+      </w:pPr>
+      <w:r>
+        <w:rPr>
+          <w:rFonts w:ascii="Times New Roman" w:hAnsi="Times New Roman" w:cs="Times New Roman"/>
+        </w:rPr>
+        <w:t>Hierarchical Inheritance:</w:t>
+      </w:r>
+    </w:p>
+    <w:p>
+      <w:pPr>
+        <w:ind w:firstLine="720"/>
+        <w:jc w:val="both"/>
+        <w:rPr>
+          <w:rFonts w:ascii="Times New Roman" w:hAnsi="Times New Roman" w:cs="Times New Roman"/>
+        </w:rPr>
+      </w:pPr>
+      <w:r>
+        <w:rPr>
+          <w:rFonts w:ascii="Times New Roman" w:hAnsi="Times New Roman" w:cs="Times New Roman"/>
+        </w:rPr>
+        <w:t>Hierarchical inheritance allows multiple subclasses inherit from the same superclass.</w:t>
+      </w:r>
+    </w:p>
+    <w:p>
+      <w:pPr>
+        <w:pStyle w:val="ListParagraph"/>
+        <w:numPr>
+          <w:ilvl w:val="0"/>
+          <w:numId w:val="14"/>
+        </w:numPr>
+        <w:jc w:val="both"/>
+        <w:rPr>
+          <w:rFonts w:ascii="Times New Roman" w:hAnsi="Times New Roman" w:cs="Times New Roman"/>
+        </w:rPr>
+      </w:pPr>
+      <w:r>
+        <w:rPr>
+          <w:rFonts w:ascii="Times New Roman" w:hAnsi="Times New Roman" w:cs="Times New Roman"/>
+        </w:rPr>
+        <w:t>Hybrid Inheritance (Through Interfaces):</w:t>
+      </w:r>
+    </w:p>
+    <w:p>
+      <w:pPr>
+        <w:ind w:left="720"/>
+        <w:jc w:val="both"/>
+        <w:rPr>
+          <w:rFonts w:ascii="Times New Roman" w:hAnsi="Times New Roman" w:cs="Times New Roman"/>
+        </w:rPr>
+      </w:pPr>
+      <w:r>
+        <w:rPr>
+          <w:rFonts w:ascii="Times New Roman" w:hAnsi="Times New Roman" w:cs="Times New Roman"/>
+        </w:rPr>
+        <w:t>Hybrid inheritance combines two or more types of inheritance using interfaces to avoid multiple inheritance issues.</w:t>
+      </w:r>
+    </w:p>
+    <w:p>
+      <w:pPr>
+        <w:jc w:val="both"/>
+        <w:rPr>
+          <w:rFonts w:ascii="Times New Roman" w:hAnsi="Times New Roman" w:cs="Times New Roman"/>
+        </w:rPr>
+      </w:pPr>
+    </w:p>
+    <w:p>
+      <w:pPr>
+        <w:jc w:val="both"/>
+        <w:rPr>
+          <w:rFonts w:ascii="Times New Roman" w:hAnsi="Times New Roman" w:cs="Times New Roman"/>
+        </w:rPr>
+      </w:pPr>
+    </w:p>
+    <w:p>
+      <w:pPr>
+        <w:jc w:val="both"/>
+        <w:rPr>
+          <w:rFonts w:ascii="Times New Roman" w:hAnsi="Times New Roman" w:cs="Times New Roman"/>
+          <w:b/>
+          <w:bCs/>
+          <w:color w:val="EE0000"/>
+          <w:sz w:val="28"/>
+          <w:szCs w:val="28"/>
+        </w:rPr>
+      </w:pPr>
+      <w:r>
+        <w:rPr>
+          <w:rFonts w:ascii="Times New Roman" w:hAnsi="Times New Roman" w:cs="Times New Roman"/>
+          <w:b/>
+          <w:bCs/>
+          <w:color w:val="EE0000"/>
+          <w:sz w:val="28"/>
+          <w:szCs w:val="28"/>
+        </w:rPr>
+        <w:t>Abstraction</w:t>
+      </w:r>
+    </w:p>
+    <w:p>
+      <w:pPr>
+        <w:rPr>
+          <w:rFonts w:ascii="Times New Roman" w:hAnsi="Times New Roman" w:cs="Times New Roman"/>
+        </w:rPr>
+      </w:pPr>
+      <w:r>
+        <w:rPr>
+          <w:rFonts w:ascii="Times New Roman" w:hAnsi="Times New Roman" w:cs="Times New Roman"/>
+        </w:rPr>
+        <w:t>It is a process of selective ignorance.</w:t>
+      </w:r>
+    </w:p>
+    <w:p>
+      <w:pPr>
+        <w:rPr>
+          <w:rFonts w:ascii="Times New Roman" w:hAnsi="Times New Roman" w:cs="Times New Roman"/>
+        </w:rPr>
+      </w:pPr>
+      <w:r>
+        <w:rPr>
+          <w:rFonts w:ascii="Times New Roman" w:hAnsi="Times New Roman" w:cs="Times New Roman"/>
+        </w:rPr>
+        <w:t>Abstraction in Java means hiding internal implementation details and showing only the essential features of an object.</w:t>
+      </w:r>
+    </w:p>
+    <w:p>
+      <w:pPr>
+        <w:jc w:val="both"/>
+        <w:rPr>
+          <w:rFonts w:ascii="Times New Roman" w:hAnsi="Times New Roman" w:cs="Times New Roman"/>
+        </w:rPr>
+      </w:pPr>
+      <w:r>
+        <w:rPr>
+          <w:rFonts w:ascii="Times New Roman" w:hAnsi="Times New Roman" w:cs="Times New Roman"/>
+        </w:rPr>
+        <w:t>In simple words, abstraction means showing what an object can do and hiding how it does it.</w:t>
+      </w:r>
+    </w:p>
+    <w:p>
+      <w:pPr>
+        <w:jc w:val="both"/>
+        <w:rPr>
+          <w:rFonts w:ascii="Times New Roman" w:hAnsi="Times New Roman" w:cs="Times New Roman"/>
+        </w:rPr>
+      </w:pPr>
+      <w:r>
+        <w:rPr>
+          <w:rFonts w:ascii="Times New Roman" w:hAnsi="Times New Roman" w:cs="Times New Roman"/>
+        </w:rPr>
+        <w:t>When we use a system, we usually do not need to know all the internal operations performed by that system. We only need to know the functionality that is available to us.</w:t>
+      </w:r>
+    </w:p>
+    <w:p>
+      <w:pPr>
+        <w:jc w:val="both"/>
+        <w:rPr>
+          <w:rFonts w:ascii="Times New Roman" w:hAnsi="Times New Roman" w:cs="Times New Roman"/>
+        </w:rPr>
+      </w:pPr>
+    </w:p>
+    <w:p>
+      <w:pPr>
+        <w:jc w:val="both"/>
+        <w:rPr>
+          <w:rFonts w:ascii="Times New Roman" w:hAnsi="Times New Roman" w:cs="Times New Roman"/>
+          <w:b/>
+          <w:bCs/>
+        </w:rPr>
+      </w:pPr>
+      <w:r>
+        <w:rPr>
+          <w:rFonts w:ascii="Times New Roman" w:hAnsi="Times New Roman" w:cs="Times New Roman"/>
+          <w:b/>
+          <w:bCs/>
+        </w:rPr>
+        <w:t>Why do we need abstraction:</w:t>
+      </w:r>
+    </w:p>
+    <w:p>
+      <w:pPr>
+        <w:jc w:val="both"/>
+        <w:rPr>
+          <w:rFonts w:ascii="Times New Roman" w:hAnsi="Times New Roman" w:cs="Times New Roman"/>
+        </w:rPr>
+      </w:pPr>
+      <w:r>
+        <w:rPr>
+          <w:rFonts w:ascii="Times New Roman" w:hAnsi="Times New Roman" w:cs="Times New Roman"/>
+        </w:rPr>
+        <w:t>We use abstraction to hide the complexity of a system and provide a simple way to interact with it.</w:t>
+      </w:r>
+      <w:r>
+        <w:rPr>
+          <w:rFonts w:ascii="Times New Roman" w:hAnsi="Times New Roman" w:cs="Times New Roman"/>
+        </w:rPr>
+        <w:t xml:space="preserve"> </w:t>
+      </w:r>
+      <w:r>
+        <w:rPr>
+          <w:rFonts w:ascii="Times New Roman" w:hAnsi="Times New Roman" w:cs="Times New Roman"/>
+        </w:rPr>
+        <w:t>We use abstraction to hide the complexity of a system and provide a simple way to interact with it.</w:t>
+      </w:r>
+      <w:r>
+        <w:rPr>
+          <w:rFonts w:ascii="Times New Roman" w:hAnsi="Times New Roman" w:cs="Times New Roman"/>
+        </w:rPr>
+        <w:t xml:space="preserve"> </w:t>
+      </w:r>
+      <w:r>
+        <w:rPr>
+          <w:rFonts w:ascii="Times New Roman" w:hAnsi="Times New Roman" w:cs="Times New Roman"/>
+        </w:rPr>
+        <w:t>A real-world software application can contain thousands of lines of code and many complex operations. If all these implementation details were exposed to the user, the system would become difficult to understand and use.</w:t>
+      </w:r>
+      <w:r>
+        <w:rPr>
+          <w:rFonts w:ascii="Times New Roman" w:hAnsi="Times New Roman" w:cs="Times New Roman"/>
+        </w:rPr>
+        <w:t xml:space="preserve"> </w:t>
+      </w:r>
+      <w:r>
+        <w:rPr>
+          <w:rFonts w:ascii="Times New Roman" w:hAnsi="Times New Roman" w:cs="Times New Roman"/>
+        </w:rPr>
+        <w:t>Abstraction allows us to expose only the functionality that is necessary for the user.</w:t>
+      </w:r>
+    </w:p>
+    <w:p>
+      <w:pPr>
+        <w:jc w:val="both"/>
+        <w:rPr>
+          <w:rFonts w:ascii="Times New Roman" w:hAnsi="Times New Roman" w:cs="Times New Roman"/>
+          <w:b/>
+          <w:bCs/>
+        </w:rPr>
+      </w:pPr>
+      <w:r>
+        <w:rPr>
+          <w:rFonts w:ascii="Times New Roman" w:hAnsi="Times New Roman" w:cs="Times New Roman"/>
+          <w:b/>
+          <w:bCs/>
+        </w:rPr>
+        <w:t>Real life example:</w:t>
+      </w:r>
+    </w:p>
+    <w:p>
+      <w:pPr>
+        <w:jc w:val="both"/>
+        <w:rPr>
+          <w:rFonts w:ascii="Times New Roman" w:hAnsi="Times New Roman" w:cs="Times New Roman"/>
+        </w:rPr>
+      </w:pPr>
+      <w:r>
+        <w:rPr>
+          <w:rFonts w:ascii="Times New Roman" w:hAnsi="Times New Roman" w:cs="Times New Roman"/>
+        </w:rPr>
+        <w:t>When a driver presses the brake, the driver knows that the car should slow down or stop. The driver does not need to know all the internal mechanical and electronic processes involved in braking.</w:t>
+      </w:r>
+      <w:r>
+        <w:rPr>
+          <w:rFonts w:ascii="Times New Roman" w:hAnsi="Times New Roman" w:cs="Times New Roman"/>
+        </w:rPr>
+        <w:t xml:space="preserve"> </w:t>
+      </w:r>
+      <w:r>
+        <w:rPr>
+          <w:rFonts w:ascii="Times New Roman" w:hAnsi="Times New Roman" w:cs="Times New Roman"/>
+        </w:rPr>
+        <w:t>The driver interacts with the functionality without knowing its complete implementation.</w:t>
+      </w:r>
+    </w:p>
+    <w:p>
+      <w:pPr>
+        <w:jc w:val="both"/>
+        <w:rPr>
+          <w:rFonts w:ascii="Times New Roman" w:hAnsi="Times New Roman" w:cs="Times New Roman"/>
+        </w:rPr>
+      </w:pPr>
+    </w:p>
+    <w:p>
+      <w:pPr>
+        <w:jc w:val="both"/>
+        <w:rPr>
+          <w:rFonts w:ascii="Times New Roman" w:hAnsi="Times New Roman" w:cs="Times New Roman"/>
+          <w:b/>
+          <w:bCs/>
+          <w:color w:val="EE0000"/>
+        </w:rPr>
+      </w:pPr>
+      <w:r>
+        <w:rPr>
+          <w:rFonts w:ascii="Times New Roman" w:hAnsi="Times New Roman" w:cs="Times New Roman"/>
+          <w:b/>
+          <w:bCs/>
+          <w:color w:val="EE0000"/>
+        </w:rPr>
+        <w:t>In Java, abstraction is mainly achieved using abstract classes and interfaces.</w:t>
+      </w:r>
+      <w:r>
+        <w:rPr>
+          <w:rFonts w:ascii="Times New Roman" w:hAnsi="Times New Roman" w:cs="Times New Roman"/>
+          <w:b/>
+          <w:bCs/>
+          <w:color w:val="EE0000"/>
+        </w:rPr>
+        <w:t xml:space="preserve"> </w:t>
+      </w:r>
+      <w:r>
+        <w:rPr>
+          <w:rFonts w:ascii="Times New Roman" w:hAnsi="Times New Roman" w:cs="Times New Roman"/>
+          <w:b/>
+          <w:bCs/>
+          <w:color w:val="EE0000"/>
+        </w:rPr>
+        <w:t>An abstract class is declared using the abstract keyword.</w:t>
+      </w:r>
+    </w:p>
+    <w:p>
+      <w:pPr>
+        <w:jc w:val="both"/>
+        <w:rPr>
+          <w:rFonts w:ascii="Times New Roman" w:hAnsi="Times New Roman" w:cs="Times New Roman"/>
+          <w:color w:val="EE0000"/>
+        </w:rPr>
+      </w:pPr>
+      <w:r>
+        <w:rPr>
+          <w:rFonts w:ascii="Times New Roman" w:hAnsi="Times New Roman" w:cs="Times New Roman"/>
+          <w:color w:val="EE0000"/>
+        </w:rPr>
+        <w:t>Abstract classes can contain abstract as well as concrete methods, while interfaces are primarily used to define a contract that implementing classes must follow.</w:t>
+      </w:r>
+    </w:p>
+    <w:p>
+      <w:pPr>
+        <w:jc w:val="both"/>
+        <w:rPr>
+          <w:rFonts w:ascii="Times New Roman" w:hAnsi="Times New Roman" w:cs="Times New Roman"/>
+          <w:color w:val="EE0000"/>
+        </w:rPr>
+      </w:pPr>
+    </w:p>
+    <w:p>
+      <w:pPr>
+        <w:jc w:val="both"/>
+        <w:rPr>
+          <w:rFonts w:ascii="Times New Roman" w:hAnsi="Times New Roman" w:cs="Times New Roman"/>
+          <w:b/>
+          <w:bCs/>
+        </w:rPr>
+      </w:pPr>
+      <w:r>
+        <w:rPr>
+          <w:rFonts w:ascii="Times New Roman" w:hAnsi="Times New Roman" w:cs="Times New Roman"/>
+          <w:b/>
+          <w:bCs/>
+        </w:rPr>
+        <w:t>Difference between abstraction and encapsulation</w:t>
+      </w:r>
+    </w:p>
+    <w:p>
+      <w:pPr>
+        <w:jc w:val="both"/>
+        <w:rPr>
+          <w:rFonts w:ascii="Times New Roman" w:hAnsi="Times New Roman" w:cs="Times New Roman"/>
+        </w:rPr>
+      </w:pPr>
+      <w:r>
+        <w:rPr>
+          <w:rFonts w:ascii="Times New Roman" w:hAnsi="Times New Roman" w:cs="Times New Roman"/>
+        </w:rPr>
+        <w:t>Abstraction and encapsulation are both important OOP concepts, but they solve different problems.</w:t>
+      </w:r>
+    </w:p>
+    <w:p>
+      <w:pPr>
+        <w:jc w:val="both"/>
+        <w:rPr>
+          <w:rFonts w:ascii="Times New Roman" w:hAnsi="Times New Roman" w:cs="Times New Roman"/>
+        </w:rPr>
+      </w:pPr>
+      <w:r>
+        <w:rPr>
+          <w:rFonts w:ascii="Times New Roman" w:hAnsi="Times New Roman" w:cs="Times New Roman"/>
+        </w:rPr>
+        <w:t>Abstraction focuses on hiding implementation complexity, whereas encapsulation focuses on bundling data and methods together and controlling access to that data.</w:t>
+      </w:r>
+    </w:p>
+    <w:p>
+      <w:pPr>
+        <w:jc w:val="both"/>
+        <w:rPr>
+          <w:rFonts w:ascii="Times New Roman" w:hAnsi="Times New Roman" w:cs="Times New Roman"/>
+        </w:rPr>
+      </w:pPr>
+    </w:p>
+    <w:p>
+      <w:pPr>
+        <w:jc w:val="both"/>
+        <w:rPr>
+          <w:rFonts w:ascii="Times New Roman" w:hAnsi="Times New Roman" w:cs="Times New Roman"/>
+          <w:b/>
+          <w:bCs/>
+        </w:rPr>
+      </w:pPr>
+      <w:r>
+        <w:rPr>
+          <w:rFonts w:ascii="Times New Roman" w:hAnsi="Times New Roman" w:cs="Times New Roman"/>
+          <w:b/>
+          <w:bCs/>
+        </w:rPr>
+        <w:t>Abstract class</w:t>
+      </w:r>
+    </w:p>
+    <w:p>
+      <w:pPr>
+        <w:jc w:val="both"/>
+        <w:rPr>
+          <w:rFonts w:ascii="Times New Roman" w:hAnsi="Times New Roman" w:cs="Times New Roman"/>
+        </w:rPr>
+      </w:pPr>
+      <w:r>
+        <w:rPr>
+          <w:rFonts w:ascii="Times New Roman" w:hAnsi="Times New Roman" w:cs="Times New Roman"/>
+        </w:rPr>
+        <w:t>An abstract class is a class that is declared using the abstract keyword and is intended to serve as a base class for other classes rather than being instantiated directly.</w:t>
+      </w:r>
+    </w:p>
+    <w:p>
+      <w:pPr>
+        <w:jc w:val="both"/>
+        <w:rPr>
+          <w:rFonts w:ascii="Times New Roman" w:hAnsi="Times New Roman" w:cs="Times New Roman"/>
+        </w:rPr>
+      </w:pPr>
+      <w:r>
+        <w:rPr>
+          <w:rFonts w:ascii="Times New Roman" w:hAnsi="Times New Roman" w:cs="Times New Roman"/>
+        </w:rPr>
+        <w:t xml:space="preserve">An abstract class is useful when we want to define some common state and </w:t>
+      </w:r>
+      <w:proofErr w:type="spellStart"/>
+      <w:r>
+        <w:rPr>
+          <w:rFonts w:ascii="Times New Roman" w:hAnsi="Times New Roman" w:cs="Times New Roman"/>
+        </w:rPr>
+        <w:t>behavior</w:t>
+      </w:r>
+      <w:proofErr w:type="spellEnd"/>
+      <w:r>
+        <w:rPr>
+          <w:rFonts w:ascii="Times New Roman" w:hAnsi="Times New Roman" w:cs="Times New Roman"/>
+        </w:rPr>
+        <w:t xml:space="preserve"> for a group of related classes, while leaving certain </w:t>
+      </w:r>
+      <w:proofErr w:type="spellStart"/>
+      <w:r>
+        <w:rPr>
+          <w:rFonts w:ascii="Times New Roman" w:hAnsi="Times New Roman" w:cs="Times New Roman"/>
+        </w:rPr>
+        <w:t>behavior</w:t>
+      </w:r>
+      <w:proofErr w:type="spellEnd"/>
+      <w:r>
+        <w:rPr>
+          <w:rFonts w:ascii="Times New Roman" w:hAnsi="Times New Roman" w:cs="Times New Roman"/>
+        </w:rPr>
+        <w:t xml:space="preserve"> for the subclasses to implement.</w:t>
+      </w:r>
+    </w:p>
+    <w:p>
+      <w:pPr>
+        <w:jc w:val="both"/>
+        <w:rPr>
+          <w:rFonts w:ascii="Times New Roman" w:hAnsi="Times New Roman" w:cs="Times New Roman"/>
+        </w:rPr>
+      </w:pPr>
+    </w:p>
+    <w:p>
+      <w:pPr>
+        <w:jc w:val="both"/>
+        <w:rPr>
+          <w:rFonts w:ascii="Times New Roman" w:hAnsi="Times New Roman" w:cs="Times New Roman"/>
+          <w:b/>
+          <w:bCs/>
+        </w:rPr>
+      </w:pPr>
+      <w:r>
+        <w:rPr>
+          <w:rFonts w:ascii="Times New Roman" w:hAnsi="Times New Roman" w:cs="Times New Roman"/>
+          <w:b/>
+          <w:bCs/>
+        </w:rPr>
+        <w:t>Properties of an Abstract Class</w:t>
+      </w:r>
+    </w:p>
+    <w:p>
+      <w:pPr>
+        <w:pStyle w:val="ListParagraph"/>
+        <w:numPr>
+          <w:ilvl w:val="0"/>
+          <w:numId w:val="12"/>
+        </w:numPr>
+        <w:jc w:val="both"/>
+        <w:rPr>
+          <w:rFonts w:ascii="Times New Roman" w:hAnsi="Times New Roman" w:cs="Times New Roman"/>
+        </w:rPr>
+      </w:pPr>
+      <w:r>
+        <w:rPr>
+          <w:rFonts w:ascii="Times New Roman" w:hAnsi="Times New Roman" w:cs="Times New Roman"/>
+        </w:rPr>
+        <w:t>An abstract class is declared using the abstract keyword</w:t>
+      </w:r>
+      <w:r>
+        <w:rPr>
+          <w:rFonts w:ascii="Times New Roman" w:hAnsi="Times New Roman" w:cs="Times New Roman"/>
+        </w:rPr>
+        <w:t>.</w:t>
+      </w:r>
+    </w:p>
+    <w:p>
+      <w:pPr>
+        <w:pStyle w:val="ListParagraph"/>
+        <w:numPr>
+          <w:ilvl w:val="0"/>
+          <w:numId w:val="12"/>
+        </w:numPr>
+        <w:jc w:val="both"/>
+        <w:rPr>
+          <w:rFonts w:ascii="Times New Roman" w:hAnsi="Times New Roman" w:cs="Times New Roman"/>
+        </w:rPr>
+      </w:pPr>
+      <w:r>
+        <w:rPr>
+          <w:rFonts w:ascii="Times New Roman" w:hAnsi="Times New Roman" w:cs="Times New Roman"/>
+        </w:rPr>
+        <w:t>An abstract class cannot be instantiated directly</w:t>
+      </w:r>
+      <w:r>
+        <w:rPr>
+          <w:rFonts w:ascii="Times New Roman" w:hAnsi="Times New Roman" w:cs="Times New Roman"/>
+        </w:rPr>
+        <w:t>.</w:t>
+      </w:r>
+    </w:p>
+    <w:p>
+      <w:pPr>
+        <w:pStyle w:val="ListParagraph"/>
+        <w:numPr>
+          <w:ilvl w:val="0"/>
+          <w:numId w:val="12"/>
+        </w:numPr>
+        <w:jc w:val="both"/>
+        <w:rPr>
+          <w:rFonts w:ascii="Times New Roman" w:hAnsi="Times New Roman" w:cs="Times New Roman"/>
+        </w:rPr>
+      </w:pPr>
+      <w:r>
+        <w:rPr>
+          <w:rFonts w:ascii="Times New Roman" w:hAnsi="Times New Roman" w:cs="Times New Roman"/>
+        </w:rPr>
+        <w:t>An abstract class can contain abstract methods</w:t>
+      </w:r>
+      <w:r>
+        <w:rPr>
+          <w:rFonts w:ascii="Times New Roman" w:hAnsi="Times New Roman" w:cs="Times New Roman"/>
+        </w:rPr>
+        <w:t>.</w:t>
+      </w:r>
+    </w:p>
+    <w:p>
+      <w:pPr>
+        <w:pStyle w:val="ListParagraph"/>
+        <w:numPr>
+          <w:ilvl w:val="0"/>
+          <w:numId w:val="12"/>
+        </w:numPr>
+        <w:jc w:val="both"/>
+        <w:rPr>
+          <w:rFonts w:ascii="Times New Roman" w:hAnsi="Times New Roman" w:cs="Times New Roman"/>
+        </w:rPr>
+      </w:pPr>
+      <w:r>
+        <w:rPr>
+          <w:rFonts w:ascii="Times New Roman" w:hAnsi="Times New Roman" w:cs="Times New Roman"/>
+        </w:rPr>
+        <w:t>An abstract class can contain concrete methods</w:t>
+      </w:r>
+      <w:r>
+        <w:rPr>
+          <w:rFonts w:ascii="Times New Roman" w:hAnsi="Times New Roman" w:cs="Times New Roman"/>
+        </w:rPr>
+        <w:t>.</w:t>
+      </w:r>
+    </w:p>
+    <w:p>
+      <w:pPr>
+        <w:pStyle w:val="ListParagraph"/>
+        <w:numPr>
+          <w:ilvl w:val="0"/>
+          <w:numId w:val="12"/>
+        </w:numPr>
+        <w:jc w:val="both"/>
+        <w:rPr>
+          <w:rFonts w:ascii="Times New Roman" w:hAnsi="Times New Roman" w:cs="Times New Roman"/>
+        </w:rPr>
+      </w:pPr>
+      <w:r>
+        <w:rPr>
+          <w:rFonts w:ascii="Times New Roman" w:hAnsi="Times New Roman" w:cs="Times New Roman"/>
+        </w:rPr>
+        <w:t xml:space="preserve">It is not mandatory that </w:t>
+      </w:r>
+      <w:r>
+        <w:rPr>
+          <w:rFonts w:ascii="Times New Roman" w:hAnsi="Times New Roman" w:cs="Times New Roman"/>
+        </w:rPr>
+        <w:t>abstract class does not have to contain an abstract method</w:t>
+      </w:r>
+      <w:r>
+        <w:rPr>
+          <w:rFonts w:ascii="Times New Roman" w:hAnsi="Times New Roman" w:cs="Times New Roman"/>
+        </w:rPr>
+        <w:t>.</w:t>
+      </w:r>
+    </w:p>
+    <w:p>
+      <w:pPr>
+        <w:jc w:val="both"/>
+        <w:rPr>
+          <w:rFonts w:ascii="Times New Roman" w:hAnsi="Times New Roman" w:cs="Times New Roman"/>
+        </w:rPr>
+      </w:pPr>
+    </w:p>
+    <w:p>
+      <w:pPr>
+        <w:jc w:val="both"/>
+        <w:rPr>
+          <w:rFonts w:ascii="Times New Roman" w:hAnsi="Times New Roman" w:cs="Times New Roman"/>
+        </w:rPr>
+      </w:pPr>
+      <w:r>
+        <w:rPr>
+          <w:rFonts w:ascii="Times New Roman" w:hAnsi="Times New Roman" w:cs="Times New Roman"/>
+          <w:b/>
+          <w:bCs/>
+        </w:rPr>
+        <w:t>What is abstract function?</w:t>
+      </w:r>
+      <w:r>
+        <w:rPr>
+          <w:rFonts w:ascii="Times New Roman" w:hAnsi="Times New Roman" w:cs="Times New Roman"/>
+        </w:rPr>
+        <w:t xml:space="preserve"> </w:t>
+      </w:r>
+    </w:p>
+    <w:p>
+      <w:pPr>
+        <w:jc w:val="both"/>
+        <w:rPr>
+          <w:rFonts w:ascii="Times New Roman" w:hAnsi="Times New Roman" w:cs="Times New Roman"/>
+        </w:rPr>
+      </w:pPr>
+      <w:r>
+        <w:rPr>
+          <w:rFonts w:ascii="Times New Roman" w:hAnsi="Times New Roman" w:cs="Times New Roman"/>
+        </w:rPr>
+        <w:t>Abstract function is such a function for which only declaration exist but definition/body does not. It is said that abstract classes are must be inherited and abstract function must be overridden. If we do not override abstract function in sub class it is inherited as abstract function and then sub class too becomes abstract</w:t>
+      </w:r>
     </w:p>
     <w:sectPr>
       <w:pgSz w:w="11906" w:h="16838"/>
@@ -3225,6 +4158,119 @@
     </w:lvl>
   </w:abstractNum>
   <w:abstractNum w:abstractNumId="3" w15:restartNumberingAfterBreak="0">
+    <w:nsid w:val="266F291A"/>
+    <w:multiLevelType w:val="hybridMultilevel"/>
+    <w:tmpl w:val="01F0D16E"/>
+    <w:lvl w:ilvl="0" w:tplc="40090001">
+      <w:start w:val="1"/>
+      <w:numFmt w:val="bullet"/>
+      <w:lvlText w:val=""/>
+      <w:lvlJc w:val="left"/>
+      <w:pPr>
+        <w:ind w:left="720" w:hanging="360"/>
+      </w:pPr>
+      <w:rPr>
+        <w:rFonts w:ascii="Symbol" w:hAnsi="Symbol" w:hint="default"/>
+      </w:rPr>
+    </w:lvl>
+    <w:lvl w:ilvl="1" w:tplc="40090003" w:tentative="1">
+      <w:start w:val="1"/>
+      <w:numFmt w:val="bullet"/>
+      <w:lvlText w:val="o"/>
+      <w:lvlJc w:val="left"/>
+      <w:pPr>
+        <w:ind w:left="1440" w:hanging="360"/>
+      </w:pPr>
+      <w:rPr>
+        <w:rFonts w:ascii="Courier New" w:hAnsi="Courier New" w:cs="Courier New" w:hint="default"/>
+      </w:rPr>
+    </w:lvl>
+    <w:lvl w:ilvl="2" w:tplc="40090005" w:tentative="1">
+      <w:start w:val="1"/>
+      <w:numFmt w:val="bullet"/>
+      <w:lvlText w:val=""/>
+      <w:lvlJc w:val="left"/>
+      <w:pPr>
+        <w:ind w:left="2160" w:hanging="360"/>
+      </w:pPr>
+      <w:rPr>
+        <w:rFonts w:ascii="Wingdings" w:hAnsi="Wingdings" w:hint="default"/>
+      </w:rPr>
+    </w:lvl>
+    <w:lvl w:ilvl="3" w:tplc="40090001" w:tentative="1">
+      <w:start w:val="1"/>
+      <w:numFmt w:val="bullet"/>
+      <w:lvlText w:val=""/>
+      <w:lvlJc w:val="left"/>
+      <w:pPr>
+        <w:ind w:left="2880" w:hanging="360"/>
+      </w:pPr>
+      <w:rPr>
+        <w:rFonts w:ascii="Symbol" w:hAnsi="Symbol" w:hint="default"/>
+      </w:rPr>
+    </w:lvl>
+    <w:lvl w:ilvl="4" w:tplc="40090003" w:tentative="1">
+      <w:start w:val="1"/>
+      <w:numFmt w:val="bullet"/>
+      <w:lvlText w:val="o"/>
+      <w:lvlJc w:val="left"/>
+      <w:pPr>
+        <w:ind w:left="3600" w:hanging="360"/>
+      </w:pPr>
+      <w:rPr>
+        <w:rFonts w:ascii="Courier New" w:hAnsi="Courier New" w:cs="Courier New" w:hint="default"/>
+      </w:rPr>
+    </w:lvl>
+    <w:lvl w:ilvl="5" w:tplc="40090005" w:tentative="1">
+      <w:start w:val="1"/>
+      <w:numFmt w:val="bullet"/>
+      <w:lvlText w:val=""/>
+      <w:lvlJc w:val="left"/>
+      <w:pPr>
+        <w:ind w:left="4320" w:hanging="360"/>
+      </w:pPr>
+      <w:rPr>
+        <w:rFonts w:ascii="Wingdings" w:hAnsi="Wingdings" w:hint="default"/>
+      </w:rPr>
+    </w:lvl>
+    <w:lvl w:ilvl="6" w:tplc="40090001" w:tentative="1">
+      <w:start w:val="1"/>
+      <w:numFmt w:val="bullet"/>
+      <w:lvlText w:val=""/>
+      <w:lvlJc w:val="left"/>
+      <w:pPr>
+        <w:ind w:left="5040" w:hanging="360"/>
+      </w:pPr>
+      <w:rPr>
+        <w:rFonts w:ascii="Symbol" w:hAnsi="Symbol" w:hint="default"/>
+      </w:rPr>
+    </w:lvl>
+    <w:lvl w:ilvl="7" w:tplc="40090003" w:tentative="1">
+      <w:start w:val="1"/>
+      <w:numFmt w:val="bullet"/>
+      <w:lvlText w:val="o"/>
+      <w:lvlJc w:val="left"/>
+      <w:pPr>
+        <w:ind w:left="5760" w:hanging="360"/>
+      </w:pPr>
+      <w:rPr>
+        <w:rFonts w:ascii="Courier New" w:hAnsi="Courier New" w:cs="Courier New" w:hint="default"/>
+      </w:rPr>
+    </w:lvl>
+    <w:lvl w:ilvl="8" w:tplc="40090005" w:tentative="1">
+      <w:start w:val="1"/>
+      <w:numFmt w:val="bullet"/>
+      <w:lvlText w:val=""/>
+      <w:lvlJc w:val="left"/>
+      <w:pPr>
+        <w:ind w:left="6480" w:hanging="360"/>
+      </w:pPr>
+      <w:rPr>
+        <w:rFonts w:ascii="Wingdings" w:hAnsi="Wingdings" w:hint="default"/>
+      </w:rPr>
+    </w:lvl>
+  </w:abstractNum>
+  <w:abstractNum w:abstractNumId="4" w15:restartNumberingAfterBreak="0">
     <w:nsid w:val="26F13152"/>
     <w:multiLevelType w:val="hybridMultilevel"/>
     <w:tmpl w:val="AE86EF94"/>
@@ -3310,7 +4356,93 @@
       </w:pPr>
     </w:lvl>
   </w:abstractNum>
-  <w:abstractNum w:abstractNumId="4" w15:restartNumberingAfterBreak="0">
+  <w:abstractNum w:abstractNumId="5" w15:restartNumberingAfterBreak="0">
+    <w:nsid w:val="27546E2D"/>
+    <w:multiLevelType w:val="hybridMultilevel"/>
+    <w:tmpl w:val="E9527762"/>
+    <w:lvl w:ilvl="0" w:tplc="FFFFFFFF">
+      <w:start w:val="1"/>
+      <w:numFmt w:val="decimal"/>
+      <w:lvlText w:val="%1."/>
+      <w:lvlJc w:val="left"/>
+      <w:pPr>
+        <w:ind w:left="720" w:hanging="360"/>
+      </w:pPr>
+    </w:lvl>
+    <w:lvl w:ilvl="1" w:tplc="FFFFFFFF" w:tentative="1">
+      <w:start w:val="1"/>
+      <w:numFmt w:val="lowerLetter"/>
+      <w:lvlText w:val="%2."/>
+      <w:lvlJc w:val="left"/>
+      <w:pPr>
+        <w:ind w:left="1440" w:hanging="360"/>
+      </w:pPr>
+    </w:lvl>
+    <w:lvl w:ilvl="2" w:tplc="FFFFFFFF" w:tentative="1">
+      <w:start w:val="1"/>
+      <w:numFmt w:val="lowerRoman"/>
+      <w:lvlText w:val="%3."/>
+      <w:lvlJc w:val="right"/>
+      <w:pPr>
+        <w:ind w:left="2160" w:hanging="180"/>
+      </w:pPr>
+    </w:lvl>
+    <w:lvl w:ilvl="3" w:tplc="FFFFFFFF" w:tentative="1">
+      <w:start w:val="1"/>
+      <w:numFmt w:val="decimal"/>
+      <w:lvlText w:val="%4."/>
+      <w:lvlJc w:val="left"/>
+      <w:pPr>
+        <w:ind w:left="2880" w:hanging="360"/>
+      </w:pPr>
+    </w:lvl>
+    <w:lvl w:ilvl="4" w:tplc="FFFFFFFF" w:tentative="1">
+      <w:start w:val="1"/>
+      <w:numFmt w:val="lowerLetter"/>
+      <w:lvlText w:val="%5."/>
+      <w:lvlJc w:val="left"/>
+      <w:pPr>
+        <w:ind w:left="3600" w:hanging="360"/>
+      </w:pPr>
+    </w:lvl>
+    <w:lvl w:ilvl="5" w:tplc="FFFFFFFF" w:tentative="1">
+      <w:start w:val="1"/>
+      <w:numFmt w:val="lowerRoman"/>
+      <w:lvlText w:val="%6."/>
+      <w:lvlJc w:val="right"/>
+      <w:pPr>
+        <w:ind w:left="4320" w:hanging="180"/>
+      </w:pPr>
+    </w:lvl>
+    <w:lvl w:ilvl="6" w:tplc="FFFFFFFF" w:tentative="1">
+      <w:start w:val="1"/>
+      <w:numFmt w:val="decimal"/>
+      <w:lvlText w:val="%7."/>
+      <w:lvlJc w:val="left"/>
+      <w:pPr>
+        <w:ind w:left="5040" w:hanging="360"/>
+      </w:pPr>
+    </w:lvl>
+    <w:lvl w:ilvl="7" w:tplc="FFFFFFFF" w:tentative="1">
+      <w:start w:val="1"/>
+      <w:numFmt w:val="lowerLetter"/>
+      <w:lvlText w:val="%8."/>
+      <w:lvlJc w:val="left"/>
+      <w:pPr>
+        <w:ind w:left="5760" w:hanging="360"/>
+      </w:pPr>
+    </w:lvl>
+    <w:lvl w:ilvl="8" w:tplc="FFFFFFFF" w:tentative="1">
+      <w:start w:val="1"/>
+      <w:numFmt w:val="lowerRoman"/>
+      <w:lvlText w:val="%9."/>
+      <w:lvlJc w:val="right"/>
+      <w:pPr>
+        <w:ind w:left="6480" w:hanging="180"/>
+      </w:pPr>
+    </w:lvl>
+  </w:abstractNum>
+  <w:abstractNum w:abstractNumId="6" w15:restartNumberingAfterBreak="0">
     <w:nsid w:val="2B772781"/>
     <w:multiLevelType w:val="multilevel"/>
     <w:tmpl w:val="7A3E367E"/>
@@ -3459,7 +4591,7 @@
       </w:rPr>
     </w:lvl>
   </w:abstractNum>
-  <w:abstractNum w:abstractNumId="5" w15:restartNumberingAfterBreak="0">
+  <w:abstractNum w:abstractNumId="7" w15:restartNumberingAfterBreak="0">
     <w:nsid w:val="3E284764"/>
     <w:multiLevelType w:val="multilevel"/>
     <w:tmpl w:val="285CCAF2"/>
@@ -3608,10 +4740,10 @@
       </w:rPr>
     </w:lvl>
   </w:abstractNum>
-  <w:abstractNum w:abstractNumId="6" w15:restartNumberingAfterBreak="0">
+  <w:abstractNum w:abstractNumId="8" w15:restartNumberingAfterBreak="0">
     <w:nsid w:val="4570249C"/>
     <w:multiLevelType w:val="hybridMultilevel"/>
-    <w:tmpl w:val="E3AE334C"/>
+    <w:tmpl w:val="E9527762"/>
     <w:lvl w:ilvl="0" w:tplc="4009000F">
       <w:start w:val="1"/>
       <w:numFmt w:val="decimal"/>
@@ -3694,7 +4826,7 @@
       </w:pPr>
     </w:lvl>
   </w:abstractNum>
-  <w:abstractNum w:abstractNumId="7" w15:restartNumberingAfterBreak="0">
+  <w:abstractNum w:abstractNumId="9" w15:restartNumberingAfterBreak="0">
     <w:nsid w:val="466A1BC7"/>
     <w:multiLevelType w:val="hybridMultilevel"/>
     <w:tmpl w:val="0EECEF26"/>
@@ -3807,7 +4939,7 @@
       </w:rPr>
     </w:lvl>
   </w:abstractNum>
-  <w:abstractNum w:abstractNumId="8" w15:restartNumberingAfterBreak="0">
+  <w:abstractNum w:abstractNumId="10" w15:restartNumberingAfterBreak="0">
     <w:nsid w:val="5FF86ADA"/>
     <w:multiLevelType w:val="multilevel"/>
     <w:tmpl w:val="1932FE84"/>
@@ -3956,7 +5088,93 @@
       </w:rPr>
     </w:lvl>
   </w:abstractNum>
-  <w:abstractNum w:abstractNumId="9" w15:restartNumberingAfterBreak="0">
+  <w:abstractNum w:abstractNumId="11" w15:restartNumberingAfterBreak="0">
+    <w:nsid w:val="6DA5155B"/>
+    <w:multiLevelType w:val="hybridMultilevel"/>
+    <w:tmpl w:val="4202D69E"/>
+    <w:lvl w:ilvl="0" w:tplc="FFFFFFFF">
+      <w:start w:val="1"/>
+      <w:numFmt w:val="decimal"/>
+      <w:lvlText w:val="%1."/>
+      <w:lvlJc w:val="left"/>
+      <w:pPr>
+        <w:ind w:left="720" w:hanging="360"/>
+      </w:pPr>
+    </w:lvl>
+    <w:lvl w:ilvl="1" w:tplc="40090019" w:tentative="1">
+      <w:start w:val="1"/>
+      <w:numFmt w:val="lowerLetter"/>
+      <w:lvlText w:val="%2."/>
+      <w:lvlJc w:val="left"/>
+      <w:pPr>
+        <w:ind w:left="1440" w:hanging="360"/>
+      </w:pPr>
+    </w:lvl>
+    <w:lvl w:ilvl="2" w:tplc="4009001B" w:tentative="1">
+      <w:start w:val="1"/>
+      <w:numFmt w:val="lowerRoman"/>
+      <w:lvlText w:val="%3."/>
+      <w:lvlJc w:val="right"/>
+      <w:pPr>
+        <w:ind w:left="2160" w:hanging="180"/>
+      </w:pPr>
+    </w:lvl>
+    <w:lvl w:ilvl="3" w:tplc="4009000F" w:tentative="1">
+      <w:start w:val="1"/>
+      <w:numFmt w:val="decimal"/>
+      <w:lvlText w:val="%4."/>
+      <w:lvlJc w:val="left"/>
+      <w:pPr>
+        <w:ind w:left="2880" w:hanging="360"/>
+      </w:pPr>
+    </w:lvl>
+    <w:lvl w:ilvl="4" w:tplc="40090019" w:tentative="1">
+      <w:start w:val="1"/>
+      <w:numFmt w:val="lowerLetter"/>
+      <w:lvlText w:val="%5."/>
+      <w:lvlJc w:val="left"/>
+      <w:pPr>
+        <w:ind w:left="3600" w:hanging="360"/>
+      </w:pPr>
+    </w:lvl>
+    <w:lvl w:ilvl="5" w:tplc="4009001B" w:tentative="1">
+      <w:start w:val="1"/>
+      <w:numFmt w:val="lowerRoman"/>
+      <w:lvlText w:val="%6."/>
+      <w:lvlJc w:val="right"/>
+      <w:pPr>
+        <w:ind w:left="4320" w:hanging="180"/>
+      </w:pPr>
+    </w:lvl>
+    <w:lvl w:ilvl="6" w:tplc="4009000F" w:tentative="1">
+      <w:start w:val="1"/>
+      <w:numFmt w:val="decimal"/>
+      <w:lvlText w:val="%7."/>
+      <w:lvlJc w:val="left"/>
+      <w:pPr>
+        <w:ind w:left="5040" w:hanging="360"/>
+      </w:pPr>
+    </w:lvl>
+    <w:lvl w:ilvl="7" w:tplc="40090019" w:tentative="1">
+      <w:start w:val="1"/>
+      <w:numFmt w:val="lowerLetter"/>
+      <w:lvlText w:val="%8."/>
+      <w:lvlJc w:val="left"/>
+      <w:pPr>
+        <w:ind w:left="5760" w:hanging="360"/>
+      </w:pPr>
+    </w:lvl>
+    <w:lvl w:ilvl="8" w:tplc="4009001B" w:tentative="1">
+      <w:start w:val="1"/>
+      <w:numFmt w:val="lowerRoman"/>
+      <w:lvlText w:val="%9."/>
+      <w:lvlJc w:val="right"/>
+      <w:pPr>
+        <w:ind w:left="6480" w:hanging="180"/>
+      </w:pPr>
+    </w:lvl>
+  </w:abstractNum>
+  <w:abstractNum w:abstractNumId="12" w15:restartNumberingAfterBreak="0">
     <w:nsid w:val="7E460CE1"/>
     <w:multiLevelType w:val="multilevel"/>
     <w:tmpl w:val="A5788C10"/>
@@ -4105,7 +5323,7 @@
       </w:rPr>
     </w:lvl>
   </w:abstractNum>
-  <w:abstractNum w:abstractNumId="10" w15:restartNumberingAfterBreak="0">
+  <w:abstractNum w:abstractNumId="13" w15:restartNumberingAfterBreak="0">
     <w:nsid w:val="7F3D151C"/>
     <w:multiLevelType w:val="multilevel"/>
     <w:tmpl w:val="0BBEB446"/>
@@ -4261,25 +5479,25 @@
     </w:lvlOverride>
   </w:num>
   <w:num w:numId="2" w16cid:durableId="1987663484">
-    <w:abstractNumId w:val="10"/>
+    <w:abstractNumId w:val="13"/>
     <w:lvlOverride w:ilvl="0">
       <w:startOverride w:val="1"/>
     </w:lvlOverride>
   </w:num>
   <w:num w:numId="3" w16cid:durableId="1974212558">
-    <w:abstractNumId w:val="5"/>
+    <w:abstractNumId w:val="7"/>
     <w:lvlOverride w:ilvl="0">
       <w:startOverride w:val="2"/>
     </w:lvlOverride>
   </w:num>
   <w:num w:numId="4" w16cid:durableId="460268410">
-    <w:abstractNumId w:val="8"/>
+    <w:abstractNumId w:val="10"/>
     <w:lvlOverride w:ilvl="0">
       <w:startOverride w:val="3"/>
     </w:lvlOverride>
   </w:num>
   <w:num w:numId="5" w16cid:durableId="294675024">
-    <w:abstractNumId w:val="4"/>
+    <w:abstractNumId w:val="6"/>
     <w:lvlOverride w:ilvl="0">
       <w:startOverride w:val="4"/>
     </w:lvlOverride>
@@ -4288,19 +5506,28 @@
     <w:abstractNumId w:val="2"/>
   </w:num>
   <w:num w:numId="7" w16cid:durableId="1082993030">
-    <w:abstractNumId w:val="3"/>
+    <w:abstractNumId w:val="4"/>
   </w:num>
   <w:num w:numId="8" w16cid:durableId="432824704">
-    <w:abstractNumId w:val="6"/>
+    <w:abstractNumId w:val="8"/>
   </w:num>
   <w:num w:numId="9" w16cid:durableId="1030493876">
     <w:abstractNumId w:val="1"/>
   </w:num>
   <w:num w:numId="10" w16cid:durableId="1574510860">
+    <w:abstractNumId w:val="12"/>
+  </w:num>
+  <w:num w:numId="11" w16cid:durableId="1405490238">
     <w:abstractNumId w:val="9"/>
   </w:num>
-  <w:num w:numId="11" w16cid:durableId="1405490238">
-    <w:abstractNumId w:val="7"/>
+  <w:num w:numId="12" w16cid:durableId="529688229">
+    <w:abstractNumId w:val="3"/>
+  </w:num>
+  <w:num w:numId="13" w16cid:durableId="2040933327">
+    <w:abstractNumId w:val="5"/>
+  </w:num>
+  <w:num w:numId="14" w16cid:durableId="1239174985">
+    <w:abstractNumId w:val="11"/>
   </w:num>
 </w:numbering>
 </file>
@@ -4705,6 +5932,7 @@
   <w:style w:type="paragraph" w:default="1" w:styleId="Normal">
     <w:name w:val="Normal"/>
     <w:qFormat/>
+    <w:rsid w:val="001240E3"/>
   </w:style>
   <w:style w:type="paragraph" w:styleId="Heading1">
     <w:name w:val="heading 1"/>
@@ -4908,7 +6136,6 @@
   <w:style w:type="character" w:default="1" w:styleId="DefaultParagraphFont">
     <w:name w:val="Default Paragraph Font"/>
     <w:uiPriority w:val="1"/>
-    <w:semiHidden/>
     <w:unhideWhenUsed/>
   </w:style>
   <w:style w:type="table" w:default="1" w:styleId="TableNormal">

--- a/Core Java.docx
+++ b/Core Java.docx
@@ -2,6 +2,3868 @@
 <file path=word/document.xml><?xml version="1.0" encoding="utf-8"?>
 <w:document xmlns:wpc="http://schemas.microsoft.com/office/word/2010/wordprocessingCanvas" xmlns:cx="http://schemas.microsoft.com/office/drawing/2014/chartex" xmlns:cx1="http://schemas.microsoft.com/office/drawing/2015/9/8/chartex" xmlns:cx2="http://schemas.microsoft.com/office/drawing/2015/10/21/chartex" xmlns:cx3="http://schemas.microsoft.com/office/drawing/2016/5/9/chartex" xmlns:cx4="http://schemas.microsoft.com/office/drawing/2016/5/10/chartex" xmlns:cx5="http://schemas.microsoft.com/office/drawing/2016/5/11/chartex" xmlns:cx6="http://schemas.microsoft.com/office/drawing/2016/5/12/chartex" xmlns:cx7="http://schemas.microsoft.com/office/drawing/2016/5/13/chartex" xmlns:cx8="http://schemas.microsoft.com/office/drawing/2016/5/14/chartex" xmlns:mc="http://schemas.openxmlformats.org/markup-compatibility/2006" xmlns:aink="http://schemas.microsoft.com/office/drawing/2016/ink" xmlns:am3d="http://schemas.microsoft.com/office/drawing/2017/model3d" xmlns:o="urn:schemas-microsoft-com:office:office" xmlns:oel="http://schemas.microsoft.com/office/2019/extlst" xmlns:r="http://schemas.openxmlformats.org/officeDocument/2006/relationships" xmlns:m="http://schemas.openxmlformats.org/officeDocument/2006/math" xmlns:v="urn:schemas-microsoft-com:vml" xmlns:wp14="http://schemas.microsoft.com/office/word/2010/wordprocessingDrawing" xmlns:wp="http://schemas.openxmlformats.org/drawingml/2006/wordprocessingDrawing" xmlns:w10="urn:schemas-microsoft-com:office:word" xmlns:w="http://schemas.openxmlformats.org/wordprocessingml/2006/main" xmlns:w14="http://schemas.microsoft.com/office/word/2010/wordml" xmlns:w15="http://schemas.microsoft.com/office/word/2012/wordml" xmlns:w16cex="http://schemas.microsoft.com/office/word/2018/wordml/cex" xmlns:w16cid="http://schemas.microsoft.com/office/word/2016/wordml/cid" xmlns:w16="http://schemas.microsoft.com/office/word/2018/wordml" xmlns:w16du="http://schemas.microsoft.com/office/word/2023/wordml/word16du" xmlns:w16sdtdh="http://schemas.microsoft.com/office/word/2020/wordml/sdtdatahash" xmlns:w16sdtfl="http://schemas.microsoft.com/office/word/2024/wordml/sdtformatlock" xmlns:w16se="http://schemas.microsoft.com/office/word/2015/wordml/symex" xmlns:wpg="http://schemas.microsoft.com/office/word/2010/wordprocessingGroup" xmlns:wpi="http://schemas.microsoft.com/office/word/2010/wordprocessingInk" xmlns:wne="http://schemas.microsoft.com/office/word/2006/wordml" xmlns:wps="http://schemas.microsoft.com/office/word/2010/wordprocessingShape" mc:Ignorable="w14 w15 w16se w16cid w16 w16cex w16sdtdh w16sdtfl w16du wp14">
   <w:body>
+    <w:p>
+      <w:pPr>
+        <w:rPr>
+          <w:rFonts w:ascii="Times New Roman" w:hAnsi="Times New Roman" w:cs="Times New Roman"/>
+          <w:b/>
+          <w:bCs/>
+          <w:color w:val="EE0000"/>
+          <w:sz w:val="28"/>
+          <w:szCs w:val="28"/>
+        </w:rPr>
+      </w:pPr>
+      <w:r>
+        <w:rPr>
+          <w:rFonts w:ascii="Times New Roman" w:hAnsi="Times New Roman" w:cs="Times New Roman"/>
+          <w:b/>
+          <w:bCs/>
+          <w:color w:val="EE0000"/>
+          <w:sz w:val="28"/>
+          <w:szCs w:val="28"/>
+        </w:rPr>
+        <w:t>Strings in JAVA</w:t>
+      </w:r>
+    </w:p>
+    <w:p>
+      <w:pPr>
+        <w:rPr>
+          <w:rFonts w:ascii="Times New Roman" w:hAnsi="Times New Roman" w:cs="Times New Roman"/>
+          <w:b/>
+          <w:bCs/>
+          <w:color w:val="EE0000"/>
+          <w:sz w:val="28"/>
+          <w:szCs w:val="28"/>
+        </w:rPr>
+      </w:pPr>
+    </w:p>
+    <w:p>
+      <w:pPr>
+        <w:rPr>
+          <w:rFonts w:ascii="Times New Roman" w:hAnsi="Times New Roman" w:cs="Times New Roman"/>
+          <w:color w:val="000000" w:themeColor="text1"/>
+        </w:rPr>
+      </w:pPr>
+      <w:r>
+        <w:rPr>
+          <w:rFonts w:ascii="Times New Roman" w:hAnsi="Times New Roman" w:cs="Times New Roman"/>
+          <w:color w:val="000000" w:themeColor="text1"/>
+        </w:rPr>
+        <w:t>In Java, string is basically an object that represents sequence of char values. An array of characters works as a string in Java.</w:t>
+      </w:r>
+    </w:p>
+    <w:p>
+      <w:pPr>
+        <w:rPr>
+          <w:rFonts w:ascii="Times New Roman" w:hAnsi="Times New Roman" w:cs="Times New Roman"/>
+          <w:color w:val="EE0000"/>
+        </w:rPr>
+      </w:pPr>
+      <w:r>
+        <w:rPr>
+          <w:rFonts w:ascii="Times New Roman" w:hAnsi="Times New Roman" w:cs="Times New Roman"/>
+          <w:color w:val="000000" w:themeColor="text1"/>
+        </w:rPr>
+        <w:t>The Java String is immutable which means it cannot be changed. Whenever we change any string, a new instance is created. For mutable strings, you can use StringBuffer and StringBuilder classes.</w:t>
+      </w:r>
+    </w:p>
+    <w:p>
+      <w:pPr>
+        <w:rPr>
+          <w:rFonts w:ascii="Times New Roman" w:hAnsi="Times New Roman" w:cs="Times New Roman"/>
+          <w:color w:val="EE0000"/>
+        </w:rPr>
+      </w:pPr>
+      <w:r>
+        <w:rPr>
+          <w:rFonts w:ascii="Times New Roman" w:hAnsi="Times New Roman" w:cs="Times New Roman"/>
+          <w:color w:val="EE0000"/>
+        </w:rPr>
+        <w:t xml:space="preserve">The </w:t>
+      </w:r>
+      <w:proofErr w:type="spellStart"/>
+      <w:proofErr w:type="gramStart"/>
+      <w:r>
+        <w:rPr>
+          <w:rFonts w:ascii="Times New Roman" w:hAnsi="Times New Roman" w:cs="Times New Roman"/>
+          <w:color w:val="EE0000"/>
+        </w:rPr>
+        <w:t>java.lang</w:t>
+      </w:r>
+      <w:proofErr w:type="gramEnd"/>
+      <w:r>
+        <w:rPr>
+          <w:rFonts w:ascii="Times New Roman" w:hAnsi="Times New Roman" w:cs="Times New Roman"/>
+          <w:color w:val="EE0000"/>
+        </w:rPr>
+        <w:t>.String</w:t>
+      </w:r>
+      <w:proofErr w:type="spellEnd"/>
+      <w:r>
+        <w:rPr>
+          <w:rFonts w:ascii="Times New Roman" w:hAnsi="Times New Roman" w:cs="Times New Roman"/>
+          <w:color w:val="EE0000"/>
+        </w:rPr>
+        <w:t xml:space="preserve"> class implements Serializable, Comparable and </w:t>
+      </w:r>
+      <w:proofErr w:type="spellStart"/>
+      <w:r>
+        <w:rPr>
+          <w:rFonts w:ascii="Times New Roman" w:hAnsi="Times New Roman" w:cs="Times New Roman"/>
+          <w:color w:val="EE0000"/>
+        </w:rPr>
+        <w:t>CharSequence</w:t>
+      </w:r>
+      <w:proofErr w:type="spellEnd"/>
+      <w:r>
+        <w:rPr>
+          <w:rFonts w:ascii="Times New Roman" w:hAnsi="Times New Roman" w:cs="Times New Roman"/>
+          <w:color w:val="EE0000"/>
+        </w:rPr>
+        <w:t xml:space="preserve"> interfaces.</w:t>
+      </w:r>
+    </w:p>
+    <w:p>
+      <w:pPr>
+        <w:rPr>
+          <w:rFonts w:ascii="Times New Roman" w:hAnsi="Times New Roman" w:cs="Times New Roman"/>
+          <w:color w:val="EE0000"/>
+        </w:rPr>
+      </w:pPr>
+      <w:r>
+        <w:rPr>
+          <w:rFonts w:ascii="Times New Roman" w:hAnsi="Times New Roman" w:cs="Times New Roman"/>
+          <w:color w:val="EE0000"/>
+        </w:rPr>
+        <w:t xml:space="preserve">The </w:t>
+      </w:r>
+      <w:proofErr w:type="spellStart"/>
+      <w:r>
+        <w:rPr>
+          <w:rFonts w:ascii="Times New Roman" w:hAnsi="Times New Roman" w:cs="Times New Roman"/>
+          <w:color w:val="EE0000"/>
+        </w:rPr>
+        <w:t>CharSequence</w:t>
+      </w:r>
+      <w:proofErr w:type="spellEnd"/>
+      <w:r>
+        <w:rPr>
+          <w:rFonts w:ascii="Times New Roman" w:hAnsi="Times New Roman" w:cs="Times New Roman"/>
+          <w:color w:val="EE0000"/>
+        </w:rPr>
+        <w:t xml:space="preserve"> interface is used to represent the sequence of characters. String, StringBuffer and StringBuilder classes implement it. It means, we can create strings in Java by using these three classes.</w:t>
+      </w:r>
+    </w:p>
+    <w:p>
+      <w:pPr>
+        <w:rPr>
+          <w:rFonts w:ascii="Times New Roman" w:hAnsi="Times New Roman" w:cs="Times New Roman"/>
+          <w:color w:val="000000" w:themeColor="text1"/>
+        </w:rPr>
+      </w:pPr>
+      <w:r>
+        <w:rPr>
+          <w:rFonts w:ascii="Times New Roman" w:hAnsi="Times New Roman" w:cs="Times New Roman"/>
+          <w:color w:val="000000" w:themeColor="text1"/>
+        </w:rPr>
+        <w:t>There are two ways to create String object:</w:t>
+      </w:r>
+    </w:p>
+    <w:p>
+      <w:pPr>
+        <w:rPr>
+          <w:rFonts w:ascii="Times New Roman" w:hAnsi="Times New Roman" w:cs="Times New Roman"/>
+          <w:color w:val="000000" w:themeColor="text1"/>
+        </w:rPr>
+      </w:pPr>
+    </w:p>
+    <w:p>
+      <w:pPr>
+        <w:rPr>
+          <w:rFonts w:ascii="Times New Roman" w:hAnsi="Times New Roman" w:cs="Times New Roman"/>
+          <w:color w:val="000000" w:themeColor="text1"/>
+        </w:rPr>
+      </w:pPr>
+      <w:r>
+        <w:rPr>
+          <w:rFonts w:ascii="Times New Roman" w:hAnsi="Times New Roman" w:cs="Times New Roman"/>
+          <w:color w:val="000000" w:themeColor="text1"/>
+        </w:rPr>
+        <w:t>1. By string literal</w:t>
+      </w:r>
+    </w:p>
+    <w:p>
+      <w:pPr>
+        <w:rPr>
+          <w:rFonts w:ascii="Times New Roman" w:hAnsi="Times New Roman" w:cs="Times New Roman"/>
+          <w:color w:val="000000" w:themeColor="text1"/>
+        </w:rPr>
+      </w:pPr>
+      <w:r>
+        <w:rPr>
+          <w:rFonts w:ascii="Times New Roman" w:hAnsi="Times New Roman" w:cs="Times New Roman"/>
+          <w:color w:val="000000" w:themeColor="text1"/>
+        </w:rPr>
+        <w:t>2. By new keyword</w:t>
+      </w:r>
+    </w:p>
+    <w:p>
+      <w:pPr>
+        <w:rPr>
+          <w:rFonts w:ascii="Times New Roman" w:hAnsi="Times New Roman" w:cs="Times New Roman"/>
+          <w:color w:val="000000" w:themeColor="text1"/>
+        </w:rPr>
+      </w:pPr>
+    </w:p>
+    <w:p>
+      <w:pPr>
+        <w:pStyle w:val="ListParagraph"/>
+        <w:numPr>
+          <w:ilvl w:val="0"/>
+          <w:numId w:val="15"/>
+        </w:numPr>
+        <w:rPr>
+          <w:rFonts w:ascii="Times New Roman" w:hAnsi="Times New Roman" w:cs="Times New Roman"/>
+          <w:b/>
+          <w:bCs/>
+          <w:color w:val="EE0000"/>
+        </w:rPr>
+      </w:pPr>
+      <w:r>
+        <w:rPr>
+          <w:rFonts w:ascii="Times New Roman" w:hAnsi="Times New Roman" w:cs="Times New Roman"/>
+          <w:b/>
+          <w:bCs/>
+          <w:color w:val="000000" w:themeColor="text1"/>
+        </w:rPr>
+        <w:t>Creating String Using String Literal</w:t>
+      </w:r>
+    </w:p>
+    <w:p>
+      <w:pPr>
+        <w:rPr>
+          <w:rFonts w:ascii="Times New Roman" w:hAnsi="Times New Roman" w:cs="Times New Roman"/>
+          <w:color w:val="EE0000"/>
+        </w:rPr>
+      </w:pPr>
+      <w:r>
+        <w:rPr>
+          <w:rFonts w:ascii="Times New Roman" w:hAnsi="Times New Roman" w:cs="Times New Roman"/>
+          <w:color w:val="000000" w:themeColor="text1"/>
+        </w:rPr>
+        <w:t>Each time you create a string literal, the JVM checks the "string constant pool" first. If the string already exists in the pool, a reference to the pooled instance is returned. If the string doesn't exist in the pool, a new string instance is created and placed in the pool. For example:</w:t>
+      </w:r>
+    </w:p>
+    <w:p>
+      <w:pPr>
+        <w:ind w:left="360"/>
+        <w:rPr>
+          <w:rFonts w:ascii="Times New Roman" w:hAnsi="Times New Roman" w:cs="Times New Roman"/>
+          <w:color w:val="000000" w:themeColor="text1"/>
+        </w:rPr>
+      </w:pPr>
+      <w:r>
+        <w:rPr>
+          <w:rFonts w:ascii="Times New Roman" w:hAnsi="Times New Roman" w:cs="Times New Roman"/>
+          <w:color w:val="000000" w:themeColor="text1"/>
+        </w:rPr>
+        <w:t>String s1="Welcome";  </w:t>
+      </w:r>
+    </w:p>
+    <w:p>
+      <w:pPr>
+        <w:ind w:left="360"/>
+        <w:rPr>
+          <w:rFonts w:ascii="Times New Roman" w:hAnsi="Times New Roman" w:cs="Times New Roman"/>
+          <w:color w:val="000000" w:themeColor="text1"/>
+        </w:rPr>
+      </w:pPr>
+      <w:r>
+        <w:rPr>
+          <w:rFonts w:ascii="Times New Roman" w:hAnsi="Times New Roman" w:cs="Times New Roman"/>
+          <w:color w:val="000000" w:themeColor="text1"/>
+        </w:rPr>
+        <w:t>String s2="Welcome";</w:t>
+      </w:r>
+      <w:r>
+        <w:rPr>
+          <w:rFonts w:ascii="Times New Roman" w:hAnsi="Times New Roman" w:cs="Times New Roman"/>
+          <w:i/>
+          <w:iCs/>
+          <w:color w:val="000000" w:themeColor="text1"/>
+        </w:rPr>
+        <w:t>//It doesn't create a new instance</w:t>
+      </w:r>
+      <w:r>
+        <w:rPr>
+          <w:rFonts w:ascii="Times New Roman" w:hAnsi="Times New Roman" w:cs="Times New Roman"/>
+          <w:color w:val="000000" w:themeColor="text1"/>
+        </w:rPr>
+        <w:t>  </w:t>
+      </w:r>
+    </w:p>
+    <w:p>
+      <w:pPr>
+        <w:rPr>
+          <w:rFonts w:ascii="Times New Roman" w:hAnsi="Times New Roman" w:cs="Times New Roman"/>
+          <w:color w:val="EE0000"/>
+        </w:rPr>
+      </w:pPr>
+    </w:p>
+    <w:p>
+      <w:pPr>
+        <w:jc w:val="center"/>
+        <w:rPr>
+          <w:rFonts w:ascii="Times New Roman" w:hAnsi="Times New Roman" w:cs="Times New Roman"/>
+          <w:color w:val="EE0000"/>
+        </w:rPr>
+      </w:pPr>
+      <w:r>
+        <w:rPr>
+          <w:rFonts w:ascii="Times New Roman" w:hAnsi="Times New Roman" w:cs="Times New Roman"/>
+          <w:noProof/>
+          <w:color w:val="EE0000"/>
+        </w:rPr>
+        <w:drawing>
+          <wp:inline distT="0" distB="0" distL="0" distR="0" wp14:anchorId="219AD2C5" wp14:editId="115CFB21">
+            <wp:extent cx="2220686" cy="1705656"/>
+            <wp:effectExtent l="0" t="0" r="8255" b="8890"/>
+            <wp:docPr id="25153110" name="Picture 1"/>
+            <wp:cNvGraphicFramePr>
+              <a:graphicFrameLocks xmlns:a="http://schemas.openxmlformats.org/drawingml/2006/main" noChangeAspect="1"/>
+            </wp:cNvGraphicFramePr>
+            <a:graphic xmlns:a="http://schemas.openxmlformats.org/drawingml/2006/main">
+              <a:graphicData uri="http://schemas.openxmlformats.org/drawingml/2006/picture">
+                <pic:pic xmlns:pic="http://schemas.openxmlformats.org/drawingml/2006/picture">
+                  <pic:nvPicPr>
+                    <pic:cNvPr id="25153110" name=""/>
+                    <pic:cNvPicPr/>
+                  </pic:nvPicPr>
+                  <pic:blipFill>
+                    <a:blip r:embed="rId5"/>
+                    <a:stretch>
+                      <a:fillRect/>
+                    </a:stretch>
+                  </pic:blipFill>
+                  <pic:spPr>
+                    <a:xfrm>
+                      <a:off x="0" y="0"/>
+                      <a:ext cx="2227745" cy="1711078"/>
+                    </a:xfrm>
+                    <a:prstGeom prst="rect">
+                      <a:avLst/>
+                    </a:prstGeom>
+                  </pic:spPr>
+                </pic:pic>
+              </a:graphicData>
+            </a:graphic>
+          </wp:inline>
+        </w:drawing>
+      </w:r>
+    </w:p>
+    <w:p>
+      <w:pPr>
+        <w:jc w:val="center"/>
+        <w:rPr>
+          <w:rFonts w:ascii="Times New Roman" w:hAnsi="Times New Roman" w:cs="Times New Roman"/>
+          <w:color w:val="EE0000"/>
+        </w:rPr>
+      </w:pPr>
+    </w:p>
+    <w:p>
+      <w:pPr>
+        <w:jc w:val="both"/>
+        <w:rPr>
+          <w:rFonts w:ascii="Times New Roman" w:hAnsi="Times New Roman" w:cs="Times New Roman"/>
+          <w:color w:val="EE0000"/>
+        </w:rPr>
+      </w:pPr>
+    </w:p>
+    <w:p>
+      <w:pPr>
+        <w:jc w:val="both"/>
+        <w:rPr>
+          <w:rFonts w:ascii="Times New Roman" w:hAnsi="Times New Roman" w:cs="Times New Roman"/>
+          <w:color w:val="EE0000"/>
+        </w:rPr>
+      </w:pPr>
+    </w:p>
+    <w:p>
+      <w:pPr>
+        <w:jc w:val="both"/>
+        <w:rPr>
+          <w:rFonts w:ascii="Times New Roman" w:hAnsi="Times New Roman" w:cs="Times New Roman"/>
+          <w:color w:val="EE0000"/>
+        </w:rPr>
+      </w:pPr>
+    </w:p>
+    <w:p>
+      <w:pPr>
+        <w:jc w:val="both"/>
+        <w:rPr>
+          <w:rFonts w:ascii="Times New Roman" w:hAnsi="Times New Roman" w:cs="Times New Roman"/>
+          <w:b/>
+          <w:bCs/>
+          <w:color w:val="000000" w:themeColor="text1"/>
+        </w:rPr>
+      </w:pPr>
+    </w:p>
+    <w:p>
+      <w:pPr>
+        <w:pStyle w:val="ListParagraph"/>
+        <w:numPr>
+          <w:ilvl w:val="0"/>
+          <w:numId w:val="15"/>
+        </w:numPr>
+        <w:jc w:val="both"/>
+        <w:rPr>
+          <w:rFonts w:ascii="Times New Roman" w:hAnsi="Times New Roman" w:cs="Times New Roman"/>
+          <w:b/>
+          <w:bCs/>
+          <w:color w:val="000000" w:themeColor="text1"/>
+        </w:rPr>
+      </w:pPr>
+      <w:r>
+        <w:rPr>
+          <w:rFonts w:ascii="Times New Roman" w:hAnsi="Times New Roman" w:cs="Times New Roman"/>
+          <w:b/>
+          <w:bCs/>
+          <w:color w:val="000000" w:themeColor="text1"/>
+        </w:rPr>
+        <w:lastRenderedPageBreak/>
+        <w:t xml:space="preserve">Creating String Using </w:t>
+      </w:r>
+      <w:proofErr w:type="gramStart"/>
+      <w:r>
+        <w:rPr>
+          <w:rFonts w:ascii="Times New Roman" w:hAnsi="Times New Roman" w:cs="Times New Roman"/>
+          <w:b/>
+          <w:bCs/>
+          <w:color w:val="000000" w:themeColor="text1"/>
+        </w:rPr>
+        <w:t>new</w:t>
+      </w:r>
+      <w:proofErr w:type="gramEnd"/>
+      <w:r>
+        <w:rPr>
+          <w:rFonts w:ascii="Times New Roman" w:hAnsi="Times New Roman" w:cs="Times New Roman"/>
+          <w:b/>
+          <w:bCs/>
+          <w:color w:val="000000" w:themeColor="text1"/>
+        </w:rPr>
+        <w:t xml:space="preserve"> Keyword</w:t>
+      </w:r>
+    </w:p>
+    <w:p>
+      <w:pPr>
+        <w:jc w:val="both"/>
+        <w:rPr>
+          <w:rFonts w:ascii="Times New Roman" w:hAnsi="Times New Roman" w:cs="Times New Roman"/>
+          <w:color w:val="000000" w:themeColor="text1"/>
+        </w:rPr>
+      </w:pPr>
+    </w:p>
+    <w:p>
+      <w:pPr>
+        <w:jc w:val="both"/>
+        <w:rPr>
+          <w:rFonts w:ascii="Times New Roman" w:hAnsi="Times New Roman" w:cs="Times New Roman"/>
+          <w:color w:val="000000" w:themeColor="text1"/>
+        </w:rPr>
+      </w:pPr>
+      <w:r>
+        <w:rPr>
+          <w:rFonts w:ascii="Times New Roman" w:hAnsi="Times New Roman" w:cs="Times New Roman"/>
+          <w:color w:val="000000" w:themeColor="text1"/>
+        </w:rPr>
+        <w:t>A string can be created using the new keyword, which explicitly creates a new String object in memory rather than using the string literal pool.</w:t>
+      </w:r>
+    </w:p>
+    <w:p>
+      <w:pPr>
+        <w:jc w:val="both"/>
+        <w:rPr>
+          <w:rFonts w:ascii="Times New Roman" w:hAnsi="Times New Roman" w:cs="Times New Roman"/>
+          <w:color w:val="000000" w:themeColor="text1"/>
+        </w:rPr>
+      </w:pPr>
+    </w:p>
+    <w:p>
+      <w:pPr>
+        <w:jc w:val="both"/>
+        <w:rPr>
+          <w:rFonts w:ascii="Times New Roman" w:hAnsi="Times New Roman" w:cs="Times New Roman"/>
+          <w:color w:val="000000" w:themeColor="text1"/>
+        </w:rPr>
+      </w:pPr>
+      <w:r>
+        <w:rPr>
+          <w:rFonts w:ascii="Times New Roman" w:hAnsi="Times New Roman" w:cs="Times New Roman"/>
+          <w:color w:val="000000" w:themeColor="text1"/>
+        </w:rPr>
+        <w:t>For example:</w:t>
+      </w:r>
+    </w:p>
+    <w:p>
+      <w:pPr>
+        <w:jc w:val="both"/>
+        <w:rPr>
+          <w:rFonts w:ascii="Times New Roman" w:hAnsi="Times New Roman" w:cs="Times New Roman"/>
+          <w:color w:val="000000" w:themeColor="text1"/>
+        </w:rPr>
+      </w:pPr>
+      <w:r>
+        <w:rPr>
+          <w:rFonts w:ascii="Times New Roman" w:hAnsi="Times New Roman" w:cs="Times New Roman"/>
+          <w:color w:val="000000" w:themeColor="text1"/>
+        </w:rPr>
+        <w:t>String s=new String("Welcome");</w:t>
+      </w:r>
+      <w:r>
+        <w:rPr>
+          <w:rFonts w:ascii="Times New Roman" w:hAnsi="Times New Roman" w:cs="Times New Roman"/>
+          <w:color w:val="000000" w:themeColor="text1"/>
+        </w:rPr>
+        <w:t xml:space="preserve"> </w:t>
+      </w:r>
+      <w:r>
+        <w:rPr>
+          <w:rFonts w:ascii="Times New Roman" w:hAnsi="Times New Roman" w:cs="Times New Roman"/>
+          <w:color w:val="000000" w:themeColor="text1"/>
+        </w:rPr>
+        <w:t xml:space="preserve">//creates two objects and one reference variable  </w:t>
+      </w:r>
+    </w:p>
+    <w:p>
+      <w:pPr>
+        <w:jc w:val="both"/>
+        <w:rPr>
+          <w:rFonts w:ascii="Times New Roman" w:hAnsi="Times New Roman" w:cs="Times New Roman"/>
+          <w:color w:val="000000" w:themeColor="text1"/>
+        </w:rPr>
+      </w:pPr>
+      <w:r>
+        <w:rPr>
+          <w:rFonts w:ascii="Times New Roman" w:hAnsi="Times New Roman" w:cs="Times New Roman"/>
+          <w:color w:val="000000" w:themeColor="text1"/>
+        </w:rPr>
+        <w:t>Here,</w:t>
+      </w:r>
+    </w:p>
+    <w:p>
+      <w:pPr>
+        <w:jc w:val="both"/>
+        <w:rPr>
+          <w:rFonts w:ascii="Times New Roman" w:hAnsi="Times New Roman" w:cs="Times New Roman"/>
+          <w:color w:val="000000" w:themeColor="text1"/>
+        </w:rPr>
+      </w:pPr>
+      <w:r>
+        <w:rPr>
+          <w:rFonts w:ascii="Times New Roman" w:hAnsi="Times New Roman" w:cs="Times New Roman"/>
+          <w:color w:val="000000" w:themeColor="text1"/>
+        </w:rPr>
+        <w:t>1. "Welcome" is a string literal, so it is stored in the string pool (one object).</w:t>
+      </w:r>
+    </w:p>
+    <w:p>
+      <w:pPr>
+        <w:jc w:val="both"/>
+        <w:rPr>
+          <w:rFonts w:ascii="Times New Roman" w:hAnsi="Times New Roman" w:cs="Times New Roman"/>
+          <w:color w:val="000000" w:themeColor="text1"/>
+        </w:rPr>
+      </w:pPr>
+      <w:r>
+        <w:rPr>
+          <w:rFonts w:ascii="Times New Roman" w:hAnsi="Times New Roman" w:cs="Times New Roman"/>
+          <w:color w:val="000000" w:themeColor="text1"/>
+        </w:rPr>
+        <w:t>2. new String("Welcome") creates a new String object in the heap (second object).</w:t>
+      </w:r>
+    </w:p>
+    <w:p>
+      <w:pPr>
+        <w:jc w:val="both"/>
+        <w:rPr>
+          <w:rFonts w:ascii="Times New Roman" w:hAnsi="Times New Roman" w:cs="Times New Roman"/>
+          <w:color w:val="000000" w:themeColor="text1"/>
+        </w:rPr>
+      </w:pPr>
+      <w:r>
+        <w:rPr>
+          <w:rFonts w:ascii="Times New Roman" w:hAnsi="Times New Roman" w:cs="Times New Roman"/>
+          <w:color w:val="000000" w:themeColor="text1"/>
+        </w:rPr>
+        <w:t>3. s is the reference variable that points to the object in the heap.</w:t>
+      </w:r>
+    </w:p>
+    <w:p>
+      <w:pPr>
+        <w:jc w:val="both"/>
+        <w:rPr>
+          <w:rFonts w:ascii="Times New Roman" w:hAnsi="Times New Roman" w:cs="Times New Roman"/>
+          <w:color w:val="000000" w:themeColor="text1"/>
+        </w:rPr>
+      </w:pPr>
+    </w:p>
+    <w:p>
+      <w:pPr>
+        <w:jc w:val="both"/>
+        <w:rPr>
+          <w:rFonts w:ascii="Times New Roman" w:hAnsi="Times New Roman" w:cs="Times New Roman"/>
+          <w:color w:val="000000" w:themeColor="text1"/>
+        </w:rPr>
+      </w:pPr>
+      <w:r>
+        <w:rPr>
+          <w:rFonts w:ascii="Times New Roman" w:hAnsi="Times New Roman" w:cs="Times New Roman"/>
+          <w:color w:val="000000" w:themeColor="text1"/>
+        </w:rPr>
+        <w:t>In such case, JVM will create a new string object in normal (non-pool) heap memory, and the literal "Welcome" will be placed in the string constant pool. The variable s will refer to the object in a heap (non-pool).</w:t>
+      </w:r>
+    </w:p>
+    <w:p>
+      <w:pPr>
+        <w:jc w:val="both"/>
+        <w:rPr>
+          <w:rFonts w:ascii="Times New Roman" w:hAnsi="Times New Roman" w:cs="Times New Roman"/>
+          <w:color w:val="000000" w:themeColor="text1"/>
+        </w:rPr>
+      </w:pPr>
+    </w:p>
+    <w:p>
+      <w:pPr>
+        <w:jc w:val="both"/>
+        <w:rPr>
+          <w:rFonts w:ascii="Times New Roman" w:hAnsi="Times New Roman" w:cs="Times New Roman"/>
+          <w:b/>
+          <w:bCs/>
+          <w:color w:val="000000" w:themeColor="text1"/>
+        </w:rPr>
+      </w:pPr>
+      <w:r>
+        <w:rPr>
+          <w:rFonts w:ascii="Times New Roman" w:hAnsi="Times New Roman" w:cs="Times New Roman"/>
+          <w:b/>
+          <w:bCs/>
+          <w:color w:val="000000" w:themeColor="text1"/>
+        </w:rPr>
+        <w:t>String methods in Java</w:t>
+      </w:r>
+    </w:p>
+    <w:p>
+      <w:pPr>
+        <w:jc w:val="both"/>
+        <w:rPr>
+          <w:rFonts w:ascii="Times New Roman" w:hAnsi="Times New Roman" w:cs="Times New Roman"/>
+          <w:b/>
+          <w:bCs/>
+          <w:color w:val="000000" w:themeColor="text1"/>
+        </w:rPr>
+      </w:pPr>
+      <w:r>
+        <w:rPr>
+          <w:rFonts w:ascii="Times New Roman" w:hAnsi="Times New Roman" w:cs="Times New Roman"/>
+          <w:b/>
+          <w:bCs/>
+          <w:color w:val="000000" w:themeColor="text1"/>
+        </w:rPr>
+        <w:t>1. </w:t>
+      </w:r>
+      <w:r>
+        <w:rPr>
+          <w:rFonts w:ascii="Times New Roman" w:hAnsi="Times New Roman" w:cs="Times New Roman"/>
+          <w:color w:val="000000" w:themeColor="text1"/>
+        </w:rPr>
+        <w:t>length</w:t>
+      </w:r>
+      <w:r>
+        <w:rPr>
+          <w:rFonts w:ascii="Times New Roman" w:hAnsi="Times New Roman" w:cs="Times New Roman"/>
+          <w:color w:val="000000" w:themeColor="text1"/>
+        </w:rPr>
+        <w:t xml:space="preserve"> </w:t>
+      </w:r>
+      <w:r>
+        <w:rPr>
+          <w:rFonts w:ascii="Times New Roman" w:hAnsi="Times New Roman" w:cs="Times New Roman"/>
+          <w:color w:val="000000" w:themeColor="text1"/>
+        </w:rPr>
+        <w:t>()</w:t>
+      </w:r>
+    </w:p>
+    <w:p>
+      <w:pPr>
+        <w:numPr>
+          <w:ilvl w:val="0"/>
+          <w:numId w:val="17"/>
+        </w:numPr>
+        <w:jc w:val="both"/>
+        <w:rPr>
+          <w:rFonts w:ascii="Times New Roman" w:hAnsi="Times New Roman" w:cs="Times New Roman"/>
+          <w:color w:val="000000" w:themeColor="text1"/>
+        </w:rPr>
+      </w:pPr>
+      <w:r>
+        <w:rPr>
+          <w:rFonts w:ascii="Times New Roman" w:hAnsi="Times New Roman" w:cs="Times New Roman"/>
+          <w:color w:val="000000" w:themeColor="text1"/>
+        </w:rPr>
+        <w:t>Returns the number of characters in a String.</w:t>
+      </w:r>
+    </w:p>
+    <w:p>
+      <w:pPr>
+        <w:numPr>
+          <w:ilvl w:val="0"/>
+          <w:numId w:val="17"/>
+        </w:numPr>
+        <w:jc w:val="both"/>
+        <w:rPr>
+          <w:rFonts w:ascii="Times New Roman" w:hAnsi="Times New Roman" w:cs="Times New Roman"/>
+          <w:color w:val="000000" w:themeColor="text1"/>
+        </w:rPr>
+      </w:pPr>
+      <w:r>
+        <w:rPr>
+          <w:rFonts w:ascii="Times New Roman" w:hAnsi="Times New Roman" w:cs="Times New Roman"/>
+          <w:color w:val="000000" w:themeColor="text1"/>
+        </w:rPr>
+        <w:t>The return type is int.</w:t>
+      </w:r>
+    </w:p>
+    <w:p>
+      <w:pPr>
+        <w:numPr>
+          <w:ilvl w:val="0"/>
+          <w:numId w:val="17"/>
+        </w:numPr>
+        <w:jc w:val="both"/>
+        <w:rPr>
+          <w:rFonts w:ascii="Times New Roman" w:hAnsi="Times New Roman" w:cs="Times New Roman"/>
+          <w:color w:val="000000" w:themeColor="text1"/>
+        </w:rPr>
+      </w:pPr>
+      <w:r>
+        <w:rPr>
+          <w:rFonts w:ascii="Times New Roman" w:hAnsi="Times New Roman" w:cs="Times New Roman"/>
+          <w:color w:val="000000" w:themeColor="text1"/>
+        </w:rPr>
+        <w:t>It is commonly used to determine String size.</w:t>
+      </w:r>
+    </w:p>
+    <w:p>
+      <w:pPr>
+        <w:jc w:val="both"/>
+        <w:rPr>
+          <w:rFonts w:ascii="Times New Roman" w:hAnsi="Times New Roman" w:cs="Times New Roman"/>
+          <w:b/>
+          <w:bCs/>
+          <w:color w:val="000000" w:themeColor="text1"/>
+        </w:rPr>
+      </w:pPr>
+      <w:r>
+        <w:rPr>
+          <w:rFonts w:ascii="Times New Roman" w:hAnsi="Times New Roman" w:cs="Times New Roman"/>
+          <w:b/>
+          <w:bCs/>
+          <w:color w:val="000000" w:themeColor="text1"/>
+        </w:rPr>
+        <w:t>2. </w:t>
+      </w:r>
+      <w:proofErr w:type="spellStart"/>
+      <w:proofErr w:type="gramStart"/>
+      <w:r>
+        <w:rPr>
+          <w:rFonts w:ascii="Times New Roman" w:hAnsi="Times New Roman" w:cs="Times New Roman"/>
+          <w:color w:val="000000" w:themeColor="text1"/>
+        </w:rPr>
+        <w:t>charAt</w:t>
+      </w:r>
+      <w:proofErr w:type="spellEnd"/>
+      <w:r>
+        <w:rPr>
+          <w:rFonts w:ascii="Times New Roman" w:hAnsi="Times New Roman" w:cs="Times New Roman"/>
+          <w:color w:val="000000" w:themeColor="text1"/>
+        </w:rPr>
+        <w:t>(</w:t>
+      </w:r>
+      <w:proofErr w:type="gramEnd"/>
+      <w:r>
+        <w:rPr>
+          <w:rFonts w:ascii="Times New Roman" w:hAnsi="Times New Roman" w:cs="Times New Roman"/>
+          <w:color w:val="000000" w:themeColor="text1"/>
+        </w:rPr>
+        <w:t>int index)</w:t>
+      </w:r>
+    </w:p>
+    <w:p>
+      <w:pPr>
+        <w:numPr>
+          <w:ilvl w:val="0"/>
+          <w:numId w:val="18"/>
+        </w:numPr>
+        <w:jc w:val="both"/>
+        <w:rPr>
+          <w:rFonts w:ascii="Times New Roman" w:hAnsi="Times New Roman" w:cs="Times New Roman"/>
+          <w:color w:val="000000" w:themeColor="text1"/>
+        </w:rPr>
+      </w:pPr>
+      <w:r>
+        <w:rPr>
+          <w:rFonts w:ascii="Times New Roman" w:hAnsi="Times New Roman" w:cs="Times New Roman"/>
+          <w:color w:val="000000" w:themeColor="text1"/>
+        </w:rPr>
+        <w:t>Returns the character at the specified index.</w:t>
+      </w:r>
+    </w:p>
+    <w:p>
+      <w:pPr>
+        <w:numPr>
+          <w:ilvl w:val="0"/>
+          <w:numId w:val="18"/>
+        </w:numPr>
+        <w:jc w:val="both"/>
+        <w:rPr>
+          <w:rFonts w:ascii="Times New Roman" w:hAnsi="Times New Roman" w:cs="Times New Roman"/>
+          <w:color w:val="000000" w:themeColor="text1"/>
+        </w:rPr>
+      </w:pPr>
+      <w:r>
+        <w:rPr>
+          <w:rFonts w:ascii="Times New Roman" w:hAnsi="Times New Roman" w:cs="Times New Roman"/>
+          <w:color w:val="000000" w:themeColor="text1"/>
+        </w:rPr>
+        <w:t>Indexing starts from 0.</w:t>
+      </w:r>
+    </w:p>
+    <w:p>
+      <w:pPr>
+        <w:numPr>
+          <w:ilvl w:val="0"/>
+          <w:numId w:val="18"/>
+        </w:numPr>
+        <w:jc w:val="both"/>
+        <w:rPr>
+          <w:rFonts w:ascii="Times New Roman" w:hAnsi="Times New Roman" w:cs="Times New Roman"/>
+          <w:color w:val="000000" w:themeColor="text1"/>
+        </w:rPr>
+      </w:pPr>
+      <w:r>
+        <w:rPr>
+          <w:rFonts w:ascii="Times New Roman" w:hAnsi="Times New Roman" w:cs="Times New Roman"/>
+          <w:color w:val="000000" w:themeColor="text1"/>
+        </w:rPr>
+        <w:t>Throws an exception if the index is outside the valid range.</w:t>
+      </w:r>
+    </w:p>
+    <w:p>
+      <w:pPr>
+        <w:jc w:val="both"/>
+        <w:rPr>
+          <w:rFonts w:ascii="Times New Roman" w:hAnsi="Times New Roman" w:cs="Times New Roman"/>
+          <w:b/>
+          <w:bCs/>
+          <w:color w:val="000000" w:themeColor="text1"/>
+        </w:rPr>
+      </w:pPr>
+      <w:r>
+        <w:rPr>
+          <w:rFonts w:ascii="Times New Roman" w:hAnsi="Times New Roman" w:cs="Times New Roman"/>
+          <w:b/>
+          <w:bCs/>
+          <w:color w:val="000000" w:themeColor="text1"/>
+        </w:rPr>
+        <w:t>3. </w:t>
+      </w:r>
+      <w:proofErr w:type="gramStart"/>
+      <w:r>
+        <w:rPr>
+          <w:rFonts w:ascii="Times New Roman" w:hAnsi="Times New Roman" w:cs="Times New Roman"/>
+          <w:color w:val="000000" w:themeColor="text1"/>
+        </w:rPr>
+        <w:t>equals(</w:t>
+      </w:r>
+      <w:proofErr w:type="gramEnd"/>
+      <w:r>
+        <w:rPr>
+          <w:rFonts w:ascii="Times New Roman" w:hAnsi="Times New Roman" w:cs="Times New Roman"/>
+          <w:color w:val="000000" w:themeColor="text1"/>
+        </w:rPr>
+        <w:t xml:space="preserve">String </w:t>
+      </w:r>
+      <w:proofErr w:type="spellStart"/>
+      <w:r>
+        <w:rPr>
+          <w:rFonts w:ascii="Times New Roman" w:hAnsi="Times New Roman" w:cs="Times New Roman"/>
+          <w:color w:val="000000" w:themeColor="text1"/>
+        </w:rPr>
+        <w:t>anotherString</w:t>
+      </w:r>
+      <w:proofErr w:type="spellEnd"/>
+      <w:r>
+        <w:rPr>
+          <w:rFonts w:ascii="Times New Roman" w:hAnsi="Times New Roman" w:cs="Times New Roman"/>
+          <w:color w:val="000000" w:themeColor="text1"/>
+        </w:rPr>
+        <w:t>)</w:t>
+      </w:r>
+    </w:p>
+    <w:p>
+      <w:pPr>
+        <w:numPr>
+          <w:ilvl w:val="0"/>
+          <w:numId w:val="19"/>
+        </w:numPr>
+        <w:jc w:val="both"/>
+        <w:rPr>
+          <w:rFonts w:ascii="Times New Roman" w:hAnsi="Times New Roman" w:cs="Times New Roman"/>
+          <w:color w:val="000000" w:themeColor="text1"/>
+        </w:rPr>
+      </w:pPr>
+      <w:r>
+        <w:rPr>
+          <w:rFonts w:ascii="Times New Roman" w:hAnsi="Times New Roman" w:cs="Times New Roman"/>
+          <w:color w:val="000000" w:themeColor="text1"/>
+        </w:rPr>
+        <w:t>Compares two Strings based on their contents.</w:t>
+      </w:r>
+    </w:p>
+    <w:p>
+      <w:pPr>
+        <w:numPr>
+          <w:ilvl w:val="0"/>
+          <w:numId w:val="19"/>
+        </w:numPr>
+        <w:jc w:val="both"/>
+        <w:rPr>
+          <w:rFonts w:ascii="Times New Roman" w:hAnsi="Times New Roman" w:cs="Times New Roman"/>
+          <w:color w:val="000000" w:themeColor="text1"/>
+        </w:rPr>
+      </w:pPr>
+      <w:r>
+        <w:rPr>
+          <w:rFonts w:ascii="Times New Roman" w:hAnsi="Times New Roman" w:cs="Times New Roman"/>
+          <w:color w:val="000000" w:themeColor="text1"/>
+        </w:rPr>
+        <w:t>Returns true when both Strings contain the same characters.</w:t>
+      </w:r>
+    </w:p>
+    <w:p>
+      <w:pPr>
+        <w:numPr>
+          <w:ilvl w:val="0"/>
+          <w:numId w:val="19"/>
+        </w:numPr>
+        <w:jc w:val="both"/>
+        <w:rPr>
+          <w:rFonts w:ascii="Times New Roman" w:hAnsi="Times New Roman" w:cs="Times New Roman"/>
+          <w:color w:val="000000" w:themeColor="text1"/>
+        </w:rPr>
+      </w:pPr>
+      <w:r>
+        <w:rPr>
+          <w:rFonts w:ascii="Times New Roman" w:hAnsi="Times New Roman" w:cs="Times New Roman"/>
+          <w:color w:val="000000" w:themeColor="text1"/>
+        </w:rPr>
+        <w:t>The comparison is case-sensitive.</w:t>
+      </w:r>
+    </w:p>
+    <w:p>
+      <w:pPr>
+        <w:jc w:val="both"/>
+        <w:rPr>
+          <w:rFonts w:ascii="Times New Roman" w:hAnsi="Times New Roman" w:cs="Times New Roman"/>
+          <w:b/>
+          <w:bCs/>
+          <w:color w:val="000000" w:themeColor="text1"/>
+        </w:rPr>
+      </w:pPr>
+      <w:r>
+        <w:rPr>
+          <w:rFonts w:ascii="Times New Roman" w:hAnsi="Times New Roman" w:cs="Times New Roman"/>
+          <w:b/>
+          <w:bCs/>
+          <w:color w:val="000000" w:themeColor="text1"/>
+        </w:rPr>
+        <w:t>4. </w:t>
+      </w:r>
+      <w:proofErr w:type="spellStart"/>
+      <w:proofErr w:type="gramStart"/>
+      <w:r>
+        <w:rPr>
+          <w:rFonts w:ascii="Times New Roman" w:hAnsi="Times New Roman" w:cs="Times New Roman"/>
+          <w:color w:val="000000" w:themeColor="text1"/>
+        </w:rPr>
+        <w:t>equalsIgnoreCase</w:t>
+      </w:r>
+      <w:proofErr w:type="spellEnd"/>
+      <w:r>
+        <w:rPr>
+          <w:rFonts w:ascii="Times New Roman" w:hAnsi="Times New Roman" w:cs="Times New Roman"/>
+          <w:color w:val="000000" w:themeColor="text1"/>
+        </w:rPr>
+        <w:t>(</w:t>
+      </w:r>
+      <w:proofErr w:type="gramEnd"/>
+      <w:r>
+        <w:rPr>
+          <w:rFonts w:ascii="Times New Roman" w:hAnsi="Times New Roman" w:cs="Times New Roman"/>
+          <w:color w:val="000000" w:themeColor="text1"/>
+        </w:rPr>
+        <w:t xml:space="preserve">String </w:t>
+      </w:r>
+      <w:proofErr w:type="spellStart"/>
+      <w:r>
+        <w:rPr>
+          <w:rFonts w:ascii="Times New Roman" w:hAnsi="Times New Roman" w:cs="Times New Roman"/>
+          <w:color w:val="000000" w:themeColor="text1"/>
+        </w:rPr>
+        <w:t>anotherString</w:t>
+      </w:r>
+      <w:proofErr w:type="spellEnd"/>
+      <w:r>
+        <w:rPr>
+          <w:rFonts w:ascii="Times New Roman" w:hAnsi="Times New Roman" w:cs="Times New Roman"/>
+          <w:color w:val="000000" w:themeColor="text1"/>
+        </w:rPr>
+        <w:t>)</w:t>
+      </w:r>
+    </w:p>
+    <w:p>
+      <w:pPr>
+        <w:numPr>
+          <w:ilvl w:val="0"/>
+          <w:numId w:val="20"/>
+        </w:numPr>
+        <w:jc w:val="both"/>
+        <w:rPr>
+          <w:rFonts w:ascii="Times New Roman" w:hAnsi="Times New Roman" w:cs="Times New Roman"/>
+          <w:color w:val="000000" w:themeColor="text1"/>
+        </w:rPr>
+      </w:pPr>
+      <w:r>
+        <w:rPr>
+          <w:rFonts w:ascii="Times New Roman" w:hAnsi="Times New Roman" w:cs="Times New Roman"/>
+          <w:color w:val="000000" w:themeColor="text1"/>
+        </w:rPr>
+        <w:t>Compares two Strings while ignoring uppercase and lowercase differences.</w:t>
+      </w:r>
+    </w:p>
+    <w:p>
+      <w:pPr>
+        <w:numPr>
+          <w:ilvl w:val="0"/>
+          <w:numId w:val="20"/>
+        </w:numPr>
+        <w:jc w:val="both"/>
+        <w:rPr>
+          <w:rFonts w:ascii="Times New Roman" w:hAnsi="Times New Roman" w:cs="Times New Roman"/>
+          <w:color w:val="000000" w:themeColor="text1"/>
+        </w:rPr>
+      </w:pPr>
+      <w:r>
+        <w:rPr>
+          <w:rFonts w:ascii="Times New Roman" w:hAnsi="Times New Roman" w:cs="Times New Roman"/>
+          <w:color w:val="000000" w:themeColor="text1"/>
+        </w:rPr>
+        <w:t>Returns true when their contents are equal without considering case.</w:t>
+      </w:r>
+    </w:p>
+    <w:p>
+      <w:pPr>
+        <w:numPr>
+          <w:ilvl w:val="0"/>
+          <w:numId w:val="20"/>
+        </w:numPr>
+        <w:jc w:val="both"/>
+        <w:rPr>
+          <w:rFonts w:ascii="Times New Roman" w:hAnsi="Times New Roman" w:cs="Times New Roman"/>
+          <w:color w:val="000000" w:themeColor="text1"/>
+        </w:rPr>
+      </w:pPr>
+      <w:r>
+        <w:rPr>
+          <w:rFonts w:ascii="Times New Roman" w:hAnsi="Times New Roman" w:cs="Times New Roman"/>
+          <w:color w:val="000000" w:themeColor="text1"/>
+        </w:rPr>
+        <w:t>It is useful for case-insensitive String comparison.</w:t>
+      </w:r>
+    </w:p>
+    <w:p>
+      <w:pPr>
+        <w:jc w:val="both"/>
+        <w:rPr>
+          <w:rFonts w:ascii="Times New Roman" w:hAnsi="Times New Roman" w:cs="Times New Roman"/>
+          <w:b/>
+          <w:bCs/>
+          <w:color w:val="000000" w:themeColor="text1"/>
+        </w:rPr>
+      </w:pPr>
+      <w:r>
+        <w:rPr>
+          <w:rFonts w:ascii="Times New Roman" w:hAnsi="Times New Roman" w:cs="Times New Roman"/>
+          <w:b/>
+          <w:bCs/>
+          <w:color w:val="000000" w:themeColor="text1"/>
+        </w:rPr>
+        <w:t>5. </w:t>
+      </w:r>
+      <w:proofErr w:type="gramStart"/>
+      <w:r>
+        <w:rPr>
+          <w:rFonts w:ascii="Times New Roman" w:hAnsi="Times New Roman" w:cs="Times New Roman"/>
+          <w:color w:val="000000" w:themeColor="text1"/>
+        </w:rPr>
+        <w:t>substring(</w:t>
+      </w:r>
+      <w:proofErr w:type="gramEnd"/>
+      <w:r>
+        <w:rPr>
+          <w:rFonts w:ascii="Times New Roman" w:hAnsi="Times New Roman" w:cs="Times New Roman"/>
+          <w:color w:val="000000" w:themeColor="text1"/>
+        </w:rPr>
+        <w:t xml:space="preserve">int </w:t>
+      </w:r>
+      <w:proofErr w:type="spellStart"/>
+      <w:r>
+        <w:rPr>
+          <w:rFonts w:ascii="Times New Roman" w:hAnsi="Times New Roman" w:cs="Times New Roman"/>
+          <w:color w:val="000000" w:themeColor="text1"/>
+        </w:rPr>
+        <w:t>beginIndex</w:t>
+      </w:r>
+      <w:proofErr w:type="spellEnd"/>
+      <w:r>
+        <w:rPr>
+          <w:rFonts w:ascii="Times New Roman" w:hAnsi="Times New Roman" w:cs="Times New Roman"/>
+          <w:color w:val="000000" w:themeColor="text1"/>
+        </w:rPr>
+        <w:t>)</w:t>
+      </w:r>
+    </w:p>
+    <w:p>
+      <w:pPr>
+        <w:numPr>
+          <w:ilvl w:val="0"/>
+          <w:numId w:val="21"/>
+        </w:numPr>
+        <w:jc w:val="both"/>
+        <w:rPr>
+          <w:rFonts w:ascii="Times New Roman" w:hAnsi="Times New Roman" w:cs="Times New Roman"/>
+          <w:color w:val="000000" w:themeColor="text1"/>
+        </w:rPr>
+      </w:pPr>
+      <w:r>
+        <w:rPr>
+          <w:rFonts w:ascii="Times New Roman" w:hAnsi="Times New Roman" w:cs="Times New Roman"/>
+          <w:color w:val="000000" w:themeColor="text1"/>
+        </w:rPr>
+        <w:t>Extracts a portion of a String from the specified index to the end.</w:t>
+      </w:r>
+    </w:p>
+    <w:p>
+      <w:pPr>
+        <w:numPr>
+          <w:ilvl w:val="0"/>
+          <w:numId w:val="21"/>
+        </w:numPr>
+        <w:jc w:val="both"/>
+        <w:rPr>
+          <w:rFonts w:ascii="Times New Roman" w:hAnsi="Times New Roman" w:cs="Times New Roman"/>
+          <w:color w:val="000000" w:themeColor="text1"/>
+        </w:rPr>
+      </w:pPr>
+      <w:r>
+        <w:rPr>
+          <w:rFonts w:ascii="Times New Roman" w:hAnsi="Times New Roman" w:cs="Times New Roman"/>
+          <w:color w:val="000000" w:themeColor="text1"/>
+        </w:rPr>
+        <w:t>The starting index is inclusive.</w:t>
+      </w:r>
+    </w:p>
+    <w:p>
+      <w:pPr>
+        <w:numPr>
+          <w:ilvl w:val="0"/>
+          <w:numId w:val="21"/>
+        </w:numPr>
+        <w:jc w:val="both"/>
+        <w:rPr>
+          <w:rFonts w:ascii="Times New Roman" w:hAnsi="Times New Roman" w:cs="Times New Roman"/>
+          <w:color w:val="000000" w:themeColor="text1"/>
+        </w:rPr>
+      </w:pPr>
+      <w:r>
+        <w:rPr>
+          <w:rFonts w:ascii="Times New Roman" w:hAnsi="Times New Roman" w:cs="Times New Roman"/>
+          <w:color w:val="000000" w:themeColor="text1"/>
+        </w:rPr>
+        <w:t>It returns a new String.</w:t>
+      </w:r>
+    </w:p>
+    <w:p>
+      <w:pPr>
+        <w:jc w:val="both"/>
+        <w:rPr>
+          <w:rFonts w:ascii="Times New Roman" w:hAnsi="Times New Roman" w:cs="Times New Roman"/>
+          <w:b/>
+          <w:bCs/>
+          <w:color w:val="000000" w:themeColor="text1"/>
+        </w:rPr>
+      </w:pPr>
+      <w:r>
+        <w:rPr>
+          <w:rFonts w:ascii="Times New Roman" w:hAnsi="Times New Roman" w:cs="Times New Roman"/>
+          <w:b/>
+          <w:bCs/>
+          <w:color w:val="000000" w:themeColor="text1"/>
+        </w:rPr>
+        <w:t>6. </w:t>
+      </w:r>
+      <w:proofErr w:type="gramStart"/>
+      <w:r>
+        <w:rPr>
+          <w:rFonts w:ascii="Times New Roman" w:hAnsi="Times New Roman" w:cs="Times New Roman"/>
+          <w:color w:val="000000" w:themeColor="text1"/>
+        </w:rPr>
+        <w:t>substring(</w:t>
+      </w:r>
+      <w:proofErr w:type="gramEnd"/>
+      <w:r>
+        <w:rPr>
+          <w:rFonts w:ascii="Times New Roman" w:hAnsi="Times New Roman" w:cs="Times New Roman"/>
+          <w:color w:val="000000" w:themeColor="text1"/>
+        </w:rPr>
+        <w:t xml:space="preserve">int </w:t>
+      </w:r>
+      <w:proofErr w:type="spellStart"/>
+      <w:r>
+        <w:rPr>
+          <w:rFonts w:ascii="Times New Roman" w:hAnsi="Times New Roman" w:cs="Times New Roman"/>
+          <w:color w:val="000000" w:themeColor="text1"/>
+        </w:rPr>
+        <w:t>beginIndex</w:t>
+      </w:r>
+      <w:proofErr w:type="spellEnd"/>
+      <w:r>
+        <w:rPr>
+          <w:rFonts w:ascii="Times New Roman" w:hAnsi="Times New Roman" w:cs="Times New Roman"/>
+          <w:color w:val="000000" w:themeColor="text1"/>
+        </w:rPr>
+        <w:t xml:space="preserve">, int </w:t>
+      </w:r>
+      <w:proofErr w:type="spellStart"/>
+      <w:r>
+        <w:rPr>
+          <w:rFonts w:ascii="Times New Roman" w:hAnsi="Times New Roman" w:cs="Times New Roman"/>
+          <w:color w:val="000000" w:themeColor="text1"/>
+        </w:rPr>
+        <w:t>endIndex</w:t>
+      </w:r>
+      <w:proofErr w:type="spellEnd"/>
+      <w:r>
+        <w:rPr>
+          <w:rFonts w:ascii="Times New Roman" w:hAnsi="Times New Roman" w:cs="Times New Roman"/>
+          <w:color w:val="000000" w:themeColor="text1"/>
+        </w:rPr>
+        <w:t>)</w:t>
+      </w:r>
+    </w:p>
+    <w:p>
+      <w:pPr>
+        <w:numPr>
+          <w:ilvl w:val="0"/>
+          <w:numId w:val="22"/>
+        </w:numPr>
+        <w:jc w:val="both"/>
+        <w:rPr>
+          <w:rFonts w:ascii="Times New Roman" w:hAnsi="Times New Roman" w:cs="Times New Roman"/>
+          <w:color w:val="000000" w:themeColor="text1"/>
+        </w:rPr>
+      </w:pPr>
+      <w:r>
+        <w:rPr>
+          <w:rFonts w:ascii="Times New Roman" w:hAnsi="Times New Roman" w:cs="Times New Roman"/>
+          <w:color w:val="000000" w:themeColor="text1"/>
+        </w:rPr>
+        <w:t>Extracts characters between the specified beginning and ending indexes.</w:t>
+      </w:r>
+    </w:p>
+    <w:p>
+      <w:pPr>
+        <w:numPr>
+          <w:ilvl w:val="0"/>
+          <w:numId w:val="22"/>
+        </w:numPr>
+        <w:jc w:val="both"/>
+        <w:rPr>
+          <w:rFonts w:ascii="Times New Roman" w:hAnsi="Times New Roman" w:cs="Times New Roman"/>
+          <w:color w:val="000000" w:themeColor="text1"/>
+        </w:rPr>
+      </w:pPr>
+      <w:r>
+        <w:rPr>
+          <w:rFonts w:ascii="Times New Roman" w:hAnsi="Times New Roman" w:cs="Times New Roman"/>
+          <w:color w:val="000000" w:themeColor="text1"/>
+        </w:rPr>
+        <w:t>The beginning index is inclusive and the ending index is exclusive.</w:t>
+      </w:r>
+    </w:p>
+    <w:p>
+      <w:pPr>
+        <w:numPr>
+          <w:ilvl w:val="0"/>
+          <w:numId w:val="22"/>
+        </w:numPr>
+        <w:jc w:val="both"/>
+        <w:rPr>
+          <w:rFonts w:ascii="Times New Roman" w:hAnsi="Times New Roman" w:cs="Times New Roman"/>
+          <w:color w:val="000000" w:themeColor="text1"/>
+        </w:rPr>
+      </w:pPr>
+      <w:r>
+        <w:rPr>
+          <w:rFonts w:ascii="Times New Roman" w:hAnsi="Times New Roman" w:cs="Times New Roman"/>
+          <w:color w:val="000000" w:themeColor="text1"/>
+        </w:rPr>
+        <w:t>It returns the selected portion as a new String.</w:t>
+      </w:r>
+    </w:p>
+    <w:p>
+      <w:pPr>
+        <w:jc w:val="both"/>
+        <w:rPr>
+          <w:rFonts w:ascii="Times New Roman" w:hAnsi="Times New Roman" w:cs="Times New Roman"/>
+          <w:b/>
+          <w:bCs/>
+          <w:color w:val="000000" w:themeColor="text1"/>
+        </w:rPr>
+      </w:pPr>
+      <w:r>
+        <w:rPr>
+          <w:rFonts w:ascii="Times New Roman" w:hAnsi="Times New Roman" w:cs="Times New Roman"/>
+          <w:b/>
+          <w:bCs/>
+          <w:color w:val="000000" w:themeColor="text1"/>
+        </w:rPr>
+        <w:t>7. </w:t>
+      </w:r>
+      <w:proofErr w:type="spellStart"/>
+      <w:proofErr w:type="gramStart"/>
+      <w:r>
+        <w:rPr>
+          <w:rFonts w:ascii="Times New Roman" w:hAnsi="Times New Roman" w:cs="Times New Roman"/>
+          <w:color w:val="000000" w:themeColor="text1"/>
+        </w:rPr>
+        <w:t>indexOf</w:t>
+      </w:r>
+      <w:proofErr w:type="spellEnd"/>
+      <w:r>
+        <w:rPr>
+          <w:rFonts w:ascii="Times New Roman" w:hAnsi="Times New Roman" w:cs="Times New Roman"/>
+          <w:color w:val="000000" w:themeColor="text1"/>
+        </w:rPr>
+        <w:t>(</w:t>
+      </w:r>
+      <w:proofErr w:type="gramEnd"/>
+      <w:r>
+        <w:rPr>
+          <w:rFonts w:ascii="Times New Roman" w:hAnsi="Times New Roman" w:cs="Times New Roman"/>
+          <w:color w:val="000000" w:themeColor="text1"/>
+        </w:rPr>
+        <w:t>)</w:t>
+      </w:r>
+    </w:p>
+    <w:p>
+      <w:pPr>
+        <w:numPr>
+          <w:ilvl w:val="0"/>
+          <w:numId w:val="23"/>
+        </w:numPr>
+        <w:jc w:val="both"/>
+        <w:rPr>
+          <w:rFonts w:ascii="Times New Roman" w:hAnsi="Times New Roman" w:cs="Times New Roman"/>
+          <w:color w:val="000000" w:themeColor="text1"/>
+        </w:rPr>
+      </w:pPr>
+      <w:r>
+        <w:rPr>
+          <w:rFonts w:ascii="Times New Roman" w:hAnsi="Times New Roman" w:cs="Times New Roman"/>
+          <w:color w:val="000000" w:themeColor="text1"/>
+        </w:rPr>
+        <w:t>Searches for the first occurrence of a character or substring.</w:t>
+      </w:r>
+    </w:p>
+    <w:p>
+      <w:pPr>
+        <w:numPr>
+          <w:ilvl w:val="0"/>
+          <w:numId w:val="23"/>
+        </w:numPr>
+        <w:jc w:val="both"/>
+        <w:rPr>
+          <w:rFonts w:ascii="Times New Roman" w:hAnsi="Times New Roman" w:cs="Times New Roman"/>
+          <w:color w:val="000000" w:themeColor="text1"/>
+        </w:rPr>
+      </w:pPr>
+      <w:r>
+        <w:rPr>
+          <w:rFonts w:ascii="Times New Roman" w:hAnsi="Times New Roman" w:cs="Times New Roman"/>
+          <w:color w:val="000000" w:themeColor="text1"/>
+        </w:rPr>
+        <w:t>Returns the index where the match is found.</w:t>
+      </w:r>
+    </w:p>
+    <w:p>
+      <w:pPr>
+        <w:numPr>
+          <w:ilvl w:val="0"/>
+          <w:numId w:val="23"/>
+        </w:numPr>
+        <w:jc w:val="both"/>
+        <w:rPr>
+          <w:rFonts w:ascii="Times New Roman" w:hAnsi="Times New Roman" w:cs="Times New Roman"/>
+          <w:color w:val="000000" w:themeColor="text1"/>
+        </w:rPr>
+      </w:pPr>
+      <w:r>
+        <w:rPr>
+          <w:rFonts w:ascii="Times New Roman" w:hAnsi="Times New Roman" w:cs="Times New Roman"/>
+          <w:color w:val="000000" w:themeColor="text1"/>
+        </w:rPr>
+        <w:t>Returns -1 when the specified character or substring is not found.</w:t>
+      </w:r>
+    </w:p>
+    <w:p>
+      <w:pPr>
+        <w:jc w:val="both"/>
+        <w:rPr>
+          <w:rFonts w:ascii="Times New Roman" w:hAnsi="Times New Roman" w:cs="Times New Roman"/>
+          <w:b/>
+          <w:bCs/>
+          <w:color w:val="000000" w:themeColor="text1"/>
+        </w:rPr>
+      </w:pPr>
+      <w:r>
+        <w:rPr>
+          <w:rFonts w:ascii="Times New Roman" w:hAnsi="Times New Roman" w:cs="Times New Roman"/>
+          <w:b/>
+          <w:bCs/>
+          <w:color w:val="000000" w:themeColor="text1"/>
+        </w:rPr>
+        <w:t>8. </w:t>
+      </w:r>
+      <w:proofErr w:type="spellStart"/>
+      <w:proofErr w:type="gramStart"/>
+      <w:r>
+        <w:rPr>
+          <w:rFonts w:ascii="Times New Roman" w:hAnsi="Times New Roman" w:cs="Times New Roman"/>
+          <w:color w:val="000000" w:themeColor="text1"/>
+        </w:rPr>
+        <w:t>lastIndexOf</w:t>
+      </w:r>
+      <w:proofErr w:type="spellEnd"/>
+      <w:r>
+        <w:rPr>
+          <w:rFonts w:ascii="Times New Roman" w:hAnsi="Times New Roman" w:cs="Times New Roman"/>
+          <w:color w:val="000000" w:themeColor="text1"/>
+        </w:rPr>
+        <w:t>(</w:t>
+      </w:r>
+      <w:proofErr w:type="gramEnd"/>
+      <w:r>
+        <w:rPr>
+          <w:rFonts w:ascii="Times New Roman" w:hAnsi="Times New Roman" w:cs="Times New Roman"/>
+          <w:color w:val="000000" w:themeColor="text1"/>
+        </w:rPr>
+        <w:t>)</w:t>
+      </w:r>
+    </w:p>
+    <w:p>
+      <w:pPr>
+        <w:numPr>
+          <w:ilvl w:val="0"/>
+          <w:numId w:val="24"/>
+        </w:numPr>
+        <w:jc w:val="both"/>
+        <w:rPr>
+          <w:rFonts w:ascii="Times New Roman" w:hAnsi="Times New Roman" w:cs="Times New Roman"/>
+          <w:color w:val="000000" w:themeColor="text1"/>
+        </w:rPr>
+      </w:pPr>
+      <w:r>
+        <w:rPr>
+          <w:rFonts w:ascii="Times New Roman" w:hAnsi="Times New Roman" w:cs="Times New Roman"/>
+          <w:color w:val="000000" w:themeColor="text1"/>
+        </w:rPr>
+        <w:t>Searches for the last occurrence of a character or substring.</w:t>
+      </w:r>
+    </w:p>
+    <w:p>
+      <w:pPr>
+        <w:numPr>
+          <w:ilvl w:val="0"/>
+          <w:numId w:val="24"/>
+        </w:numPr>
+        <w:jc w:val="both"/>
+        <w:rPr>
+          <w:rFonts w:ascii="Times New Roman" w:hAnsi="Times New Roman" w:cs="Times New Roman"/>
+          <w:color w:val="000000" w:themeColor="text1"/>
+        </w:rPr>
+      </w:pPr>
+      <w:r>
+        <w:rPr>
+          <w:rFonts w:ascii="Times New Roman" w:hAnsi="Times New Roman" w:cs="Times New Roman"/>
+          <w:color w:val="000000" w:themeColor="text1"/>
+        </w:rPr>
+        <w:t>Returns the index of the last matching occurrence.</w:t>
+      </w:r>
+    </w:p>
+    <w:p>
+      <w:pPr>
+        <w:numPr>
+          <w:ilvl w:val="0"/>
+          <w:numId w:val="24"/>
+        </w:numPr>
+        <w:jc w:val="both"/>
+        <w:rPr>
+          <w:rFonts w:ascii="Times New Roman" w:hAnsi="Times New Roman" w:cs="Times New Roman"/>
+          <w:color w:val="000000" w:themeColor="text1"/>
+        </w:rPr>
+      </w:pPr>
+      <w:r>
+        <w:rPr>
+          <w:rFonts w:ascii="Times New Roman" w:hAnsi="Times New Roman" w:cs="Times New Roman"/>
+          <w:color w:val="000000" w:themeColor="text1"/>
+        </w:rPr>
+        <w:t>Returns -1 when no match is found.</w:t>
+      </w:r>
+    </w:p>
+    <w:p>
+      <w:pPr>
+        <w:jc w:val="both"/>
+        <w:rPr>
+          <w:rFonts w:ascii="Times New Roman" w:hAnsi="Times New Roman" w:cs="Times New Roman"/>
+          <w:b/>
+          <w:bCs/>
+          <w:color w:val="000000" w:themeColor="text1"/>
+        </w:rPr>
+      </w:pPr>
+      <w:r>
+        <w:rPr>
+          <w:rFonts w:ascii="Times New Roman" w:hAnsi="Times New Roman" w:cs="Times New Roman"/>
+          <w:b/>
+          <w:bCs/>
+          <w:color w:val="000000" w:themeColor="text1"/>
+        </w:rPr>
+        <w:t>9. </w:t>
+      </w:r>
+      <w:proofErr w:type="gramStart"/>
+      <w:r>
+        <w:rPr>
+          <w:rFonts w:ascii="Times New Roman" w:hAnsi="Times New Roman" w:cs="Times New Roman"/>
+          <w:color w:val="000000" w:themeColor="text1"/>
+        </w:rPr>
+        <w:t>contains(</w:t>
+      </w:r>
+      <w:proofErr w:type="spellStart"/>
+      <w:proofErr w:type="gramEnd"/>
+      <w:r>
+        <w:rPr>
+          <w:rFonts w:ascii="Times New Roman" w:hAnsi="Times New Roman" w:cs="Times New Roman"/>
+          <w:color w:val="000000" w:themeColor="text1"/>
+        </w:rPr>
+        <w:t>CharSequence</w:t>
+      </w:r>
+      <w:proofErr w:type="spellEnd"/>
+      <w:r>
+        <w:rPr>
+          <w:rFonts w:ascii="Times New Roman" w:hAnsi="Times New Roman" w:cs="Times New Roman"/>
+          <w:color w:val="000000" w:themeColor="text1"/>
+        </w:rPr>
+        <w:t xml:space="preserve"> sequence)</w:t>
+      </w:r>
+    </w:p>
+    <w:p>
+      <w:pPr>
+        <w:numPr>
+          <w:ilvl w:val="0"/>
+          <w:numId w:val="25"/>
+        </w:numPr>
+        <w:jc w:val="both"/>
+        <w:rPr>
+          <w:rFonts w:ascii="Times New Roman" w:hAnsi="Times New Roman" w:cs="Times New Roman"/>
+          <w:color w:val="000000" w:themeColor="text1"/>
+        </w:rPr>
+      </w:pPr>
+      <w:r>
+        <w:rPr>
+          <w:rFonts w:ascii="Times New Roman" w:hAnsi="Times New Roman" w:cs="Times New Roman"/>
+          <w:color w:val="000000" w:themeColor="text1"/>
+        </w:rPr>
+        <w:t>Checks whether a specified sequence exists inside the String.</w:t>
+      </w:r>
+    </w:p>
+    <w:p>
+      <w:pPr>
+        <w:numPr>
+          <w:ilvl w:val="0"/>
+          <w:numId w:val="25"/>
+        </w:numPr>
+        <w:jc w:val="both"/>
+        <w:rPr>
+          <w:rFonts w:ascii="Times New Roman" w:hAnsi="Times New Roman" w:cs="Times New Roman"/>
+          <w:color w:val="000000" w:themeColor="text1"/>
+        </w:rPr>
+      </w:pPr>
+      <w:r>
+        <w:rPr>
+          <w:rFonts w:ascii="Times New Roman" w:hAnsi="Times New Roman" w:cs="Times New Roman"/>
+          <w:color w:val="000000" w:themeColor="text1"/>
+        </w:rPr>
+        <w:t>Returns true if the sequence is present.</w:t>
+      </w:r>
+    </w:p>
+    <w:p>
+      <w:pPr>
+        <w:numPr>
+          <w:ilvl w:val="0"/>
+          <w:numId w:val="25"/>
+        </w:numPr>
+        <w:jc w:val="both"/>
+        <w:rPr>
+          <w:rFonts w:ascii="Times New Roman" w:hAnsi="Times New Roman" w:cs="Times New Roman"/>
+          <w:color w:val="000000" w:themeColor="text1"/>
+        </w:rPr>
+      </w:pPr>
+      <w:r>
+        <w:rPr>
+          <w:rFonts w:ascii="Times New Roman" w:hAnsi="Times New Roman" w:cs="Times New Roman"/>
+          <w:color w:val="000000" w:themeColor="text1"/>
+        </w:rPr>
+        <w:t>The comparison is case-sensitive.</w:t>
+      </w:r>
+    </w:p>
+    <w:p>
+      <w:pPr>
+        <w:jc w:val="both"/>
+        <w:rPr>
+          <w:rFonts w:ascii="Times New Roman" w:hAnsi="Times New Roman" w:cs="Times New Roman"/>
+          <w:b/>
+          <w:bCs/>
+          <w:color w:val="000000" w:themeColor="text1"/>
+        </w:rPr>
+      </w:pPr>
+      <w:r>
+        <w:rPr>
+          <w:rFonts w:ascii="Times New Roman" w:hAnsi="Times New Roman" w:cs="Times New Roman"/>
+          <w:b/>
+          <w:bCs/>
+          <w:color w:val="000000" w:themeColor="text1"/>
+        </w:rPr>
+        <w:t>10. </w:t>
+      </w:r>
+      <w:proofErr w:type="gramStart"/>
+      <w:r>
+        <w:rPr>
+          <w:rFonts w:ascii="Times New Roman" w:hAnsi="Times New Roman" w:cs="Times New Roman"/>
+          <w:color w:val="000000" w:themeColor="text1"/>
+        </w:rPr>
+        <w:t>replace(</w:t>
+      </w:r>
+      <w:proofErr w:type="gramEnd"/>
+      <w:r>
+        <w:rPr>
+          <w:rFonts w:ascii="Times New Roman" w:hAnsi="Times New Roman" w:cs="Times New Roman"/>
+          <w:color w:val="000000" w:themeColor="text1"/>
+        </w:rPr>
+        <w:t>)</w:t>
+      </w:r>
+    </w:p>
+    <w:p>
+      <w:pPr>
+        <w:numPr>
+          <w:ilvl w:val="0"/>
+          <w:numId w:val="26"/>
+        </w:numPr>
+        <w:jc w:val="both"/>
+        <w:rPr>
+          <w:rFonts w:ascii="Times New Roman" w:hAnsi="Times New Roman" w:cs="Times New Roman"/>
+          <w:color w:val="000000" w:themeColor="text1"/>
+        </w:rPr>
+      </w:pPr>
+      <w:r>
+        <w:rPr>
+          <w:rFonts w:ascii="Times New Roman" w:hAnsi="Times New Roman" w:cs="Times New Roman"/>
+          <w:color w:val="000000" w:themeColor="text1"/>
+        </w:rPr>
+        <w:t>Replaces characters or character sequences within a String.</w:t>
+      </w:r>
+    </w:p>
+    <w:p>
+      <w:pPr>
+        <w:numPr>
+          <w:ilvl w:val="0"/>
+          <w:numId w:val="26"/>
+        </w:numPr>
+        <w:jc w:val="both"/>
+        <w:rPr>
+          <w:rFonts w:ascii="Times New Roman" w:hAnsi="Times New Roman" w:cs="Times New Roman"/>
+          <w:color w:val="000000" w:themeColor="text1"/>
+        </w:rPr>
+      </w:pPr>
+      <w:r>
+        <w:rPr>
+          <w:rFonts w:ascii="Times New Roman" w:hAnsi="Times New Roman" w:cs="Times New Roman"/>
+          <w:color w:val="000000" w:themeColor="text1"/>
+        </w:rPr>
+        <w:t>It performs literal replacement rather than regular-expression matching.</w:t>
+      </w:r>
+    </w:p>
+    <w:p>
+      <w:pPr>
+        <w:numPr>
+          <w:ilvl w:val="0"/>
+          <w:numId w:val="26"/>
+        </w:numPr>
+        <w:jc w:val="both"/>
+        <w:rPr>
+          <w:rFonts w:ascii="Times New Roman" w:hAnsi="Times New Roman" w:cs="Times New Roman"/>
+          <w:color w:val="000000" w:themeColor="text1"/>
+        </w:rPr>
+      </w:pPr>
+      <w:r>
+        <w:rPr>
+          <w:rFonts w:ascii="Times New Roman" w:hAnsi="Times New Roman" w:cs="Times New Roman"/>
+          <w:color w:val="000000" w:themeColor="text1"/>
+        </w:rPr>
+        <w:t>Returns a new String because Strings are immutable.</w:t>
+      </w:r>
+    </w:p>
+    <w:p>
+      <w:pPr>
+        <w:jc w:val="both"/>
+        <w:rPr>
+          <w:rFonts w:ascii="Times New Roman" w:hAnsi="Times New Roman" w:cs="Times New Roman"/>
+          <w:b/>
+          <w:bCs/>
+          <w:color w:val="000000" w:themeColor="text1"/>
+        </w:rPr>
+      </w:pPr>
+      <w:r>
+        <w:rPr>
+          <w:rFonts w:ascii="Times New Roman" w:hAnsi="Times New Roman" w:cs="Times New Roman"/>
+          <w:b/>
+          <w:bCs/>
+          <w:color w:val="000000" w:themeColor="text1"/>
+        </w:rPr>
+        <w:t>11. </w:t>
+      </w:r>
+      <w:proofErr w:type="spellStart"/>
+      <w:proofErr w:type="gramStart"/>
+      <w:r>
+        <w:rPr>
+          <w:rFonts w:ascii="Times New Roman" w:hAnsi="Times New Roman" w:cs="Times New Roman"/>
+          <w:color w:val="000000" w:themeColor="text1"/>
+        </w:rPr>
+        <w:t>replaceAll</w:t>
+      </w:r>
+      <w:proofErr w:type="spellEnd"/>
+      <w:r>
+        <w:rPr>
+          <w:rFonts w:ascii="Times New Roman" w:hAnsi="Times New Roman" w:cs="Times New Roman"/>
+          <w:color w:val="000000" w:themeColor="text1"/>
+        </w:rPr>
+        <w:t>(</w:t>
+      </w:r>
+      <w:proofErr w:type="gramEnd"/>
+      <w:r>
+        <w:rPr>
+          <w:rFonts w:ascii="Times New Roman" w:hAnsi="Times New Roman" w:cs="Times New Roman"/>
+          <w:color w:val="000000" w:themeColor="text1"/>
+        </w:rPr>
+        <w:t>String regex, String replacement)</w:t>
+      </w:r>
+    </w:p>
+    <w:p>
+      <w:pPr>
+        <w:numPr>
+          <w:ilvl w:val="0"/>
+          <w:numId w:val="27"/>
+        </w:numPr>
+        <w:jc w:val="both"/>
+        <w:rPr>
+          <w:rFonts w:ascii="Times New Roman" w:hAnsi="Times New Roman" w:cs="Times New Roman"/>
+          <w:color w:val="000000" w:themeColor="text1"/>
+        </w:rPr>
+      </w:pPr>
+      <w:r>
+        <w:rPr>
+          <w:rFonts w:ascii="Times New Roman" w:hAnsi="Times New Roman" w:cs="Times New Roman"/>
+          <w:color w:val="000000" w:themeColor="text1"/>
+        </w:rPr>
+        <w:t>Replaces all portions of a String that match a regular expression.</w:t>
+      </w:r>
+    </w:p>
+    <w:p>
+      <w:pPr>
+        <w:numPr>
+          <w:ilvl w:val="0"/>
+          <w:numId w:val="27"/>
+        </w:numPr>
+        <w:jc w:val="both"/>
+        <w:rPr>
+          <w:rFonts w:ascii="Times New Roman" w:hAnsi="Times New Roman" w:cs="Times New Roman"/>
+          <w:color w:val="000000" w:themeColor="text1"/>
+        </w:rPr>
+      </w:pPr>
+      <w:r>
+        <w:rPr>
+          <w:rFonts w:ascii="Times New Roman" w:hAnsi="Times New Roman" w:cs="Times New Roman"/>
+          <w:color w:val="000000" w:themeColor="text1"/>
+        </w:rPr>
+        <w:t>The first argument is treated as a regular expression.</w:t>
+      </w:r>
+    </w:p>
+    <w:p>
+      <w:pPr>
+        <w:numPr>
+          <w:ilvl w:val="0"/>
+          <w:numId w:val="27"/>
+        </w:numPr>
+        <w:jc w:val="both"/>
+        <w:rPr>
+          <w:rFonts w:ascii="Times New Roman" w:hAnsi="Times New Roman" w:cs="Times New Roman"/>
+          <w:color w:val="000000" w:themeColor="text1"/>
+        </w:rPr>
+      </w:pPr>
+      <w:r>
+        <w:rPr>
+          <w:rFonts w:ascii="Times New Roman" w:hAnsi="Times New Roman" w:cs="Times New Roman"/>
+          <w:color w:val="000000" w:themeColor="text1"/>
+        </w:rPr>
+        <w:t>Returns a new String containing the replacements.</w:t>
+      </w:r>
+    </w:p>
+    <w:p>
+      <w:pPr>
+        <w:jc w:val="both"/>
+        <w:rPr>
+          <w:rFonts w:ascii="Times New Roman" w:hAnsi="Times New Roman" w:cs="Times New Roman"/>
+          <w:b/>
+          <w:bCs/>
+          <w:color w:val="000000" w:themeColor="text1"/>
+        </w:rPr>
+      </w:pPr>
+      <w:r>
+        <w:rPr>
+          <w:rFonts w:ascii="Times New Roman" w:hAnsi="Times New Roman" w:cs="Times New Roman"/>
+          <w:b/>
+          <w:bCs/>
+          <w:color w:val="000000" w:themeColor="text1"/>
+        </w:rPr>
+        <w:t>12. </w:t>
+      </w:r>
+      <w:proofErr w:type="gramStart"/>
+      <w:r>
+        <w:rPr>
+          <w:rFonts w:ascii="Times New Roman" w:hAnsi="Times New Roman" w:cs="Times New Roman"/>
+          <w:color w:val="000000" w:themeColor="text1"/>
+        </w:rPr>
+        <w:t>split(</w:t>
+      </w:r>
+      <w:proofErr w:type="gramEnd"/>
+      <w:r>
+        <w:rPr>
+          <w:rFonts w:ascii="Times New Roman" w:hAnsi="Times New Roman" w:cs="Times New Roman"/>
+          <w:color w:val="000000" w:themeColor="text1"/>
+        </w:rPr>
+        <w:t>String regex)</w:t>
+      </w:r>
+    </w:p>
+    <w:p>
+      <w:pPr>
+        <w:numPr>
+          <w:ilvl w:val="0"/>
+          <w:numId w:val="28"/>
+        </w:numPr>
+        <w:jc w:val="both"/>
+        <w:rPr>
+          <w:rFonts w:ascii="Times New Roman" w:hAnsi="Times New Roman" w:cs="Times New Roman"/>
+          <w:color w:val="000000" w:themeColor="text1"/>
+        </w:rPr>
+      </w:pPr>
+      <w:r>
+        <w:rPr>
+          <w:rFonts w:ascii="Times New Roman" w:hAnsi="Times New Roman" w:cs="Times New Roman"/>
+          <w:color w:val="000000" w:themeColor="text1"/>
+        </w:rPr>
+        <w:t>Divides a String into multiple parts based on a regular expression.</w:t>
+      </w:r>
+    </w:p>
+    <w:p>
+      <w:pPr>
+        <w:numPr>
+          <w:ilvl w:val="0"/>
+          <w:numId w:val="28"/>
+        </w:numPr>
+        <w:jc w:val="both"/>
+        <w:rPr>
+          <w:rFonts w:ascii="Times New Roman" w:hAnsi="Times New Roman" w:cs="Times New Roman"/>
+          <w:color w:val="000000" w:themeColor="text1"/>
+        </w:rPr>
+      </w:pPr>
+      <w:r>
+        <w:rPr>
+          <w:rFonts w:ascii="Times New Roman" w:hAnsi="Times New Roman" w:cs="Times New Roman"/>
+          <w:color w:val="000000" w:themeColor="text1"/>
+        </w:rPr>
+        <w:t>Returns the result as a </w:t>
+      </w:r>
+      <w:proofErr w:type="gramStart"/>
+      <w:r>
+        <w:rPr>
+          <w:rFonts w:ascii="Times New Roman" w:hAnsi="Times New Roman" w:cs="Times New Roman"/>
+          <w:color w:val="000000" w:themeColor="text1"/>
+        </w:rPr>
+        <w:t>String[</w:t>
+      </w:r>
+      <w:proofErr w:type="gramEnd"/>
+      <w:r>
+        <w:rPr>
+          <w:rFonts w:ascii="Times New Roman" w:hAnsi="Times New Roman" w:cs="Times New Roman"/>
+          <w:color w:val="000000" w:themeColor="text1"/>
+        </w:rPr>
+        <w:t>] array.</w:t>
+      </w:r>
+    </w:p>
+    <w:p>
+      <w:pPr>
+        <w:numPr>
+          <w:ilvl w:val="0"/>
+          <w:numId w:val="28"/>
+        </w:numPr>
+        <w:jc w:val="both"/>
+        <w:rPr>
+          <w:rFonts w:ascii="Times New Roman" w:hAnsi="Times New Roman" w:cs="Times New Roman"/>
+          <w:color w:val="000000" w:themeColor="text1"/>
+        </w:rPr>
+      </w:pPr>
+      <w:r>
+        <w:rPr>
+          <w:rFonts w:ascii="Times New Roman" w:hAnsi="Times New Roman" w:cs="Times New Roman"/>
+          <w:color w:val="000000" w:themeColor="text1"/>
+        </w:rPr>
+        <w:t>It is commonly used for parsing String data.</w:t>
+      </w:r>
+    </w:p>
+    <w:p>
+      <w:pPr>
+        <w:jc w:val="both"/>
+        <w:rPr>
+          <w:rFonts w:ascii="Times New Roman" w:hAnsi="Times New Roman" w:cs="Times New Roman"/>
+          <w:b/>
+          <w:bCs/>
+          <w:color w:val="000000" w:themeColor="text1"/>
+        </w:rPr>
+      </w:pPr>
+      <w:r>
+        <w:rPr>
+          <w:rFonts w:ascii="Times New Roman" w:hAnsi="Times New Roman" w:cs="Times New Roman"/>
+          <w:b/>
+          <w:bCs/>
+          <w:color w:val="000000" w:themeColor="text1"/>
+        </w:rPr>
+        <w:t>13. </w:t>
+      </w:r>
+      <w:proofErr w:type="gramStart"/>
+      <w:r>
+        <w:rPr>
+          <w:rFonts w:ascii="Times New Roman" w:hAnsi="Times New Roman" w:cs="Times New Roman"/>
+          <w:color w:val="000000" w:themeColor="text1"/>
+        </w:rPr>
+        <w:t>trim(</w:t>
+      </w:r>
+      <w:proofErr w:type="gramEnd"/>
+      <w:r>
+        <w:rPr>
+          <w:rFonts w:ascii="Times New Roman" w:hAnsi="Times New Roman" w:cs="Times New Roman"/>
+          <w:color w:val="000000" w:themeColor="text1"/>
+        </w:rPr>
+        <w:t>)</w:t>
+      </w:r>
+    </w:p>
+    <w:p>
+      <w:pPr>
+        <w:numPr>
+          <w:ilvl w:val="0"/>
+          <w:numId w:val="29"/>
+        </w:numPr>
+        <w:jc w:val="both"/>
+        <w:rPr>
+          <w:rFonts w:ascii="Times New Roman" w:hAnsi="Times New Roman" w:cs="Times New Roman"/>
+          <w:color w:val="000000" w:themeColor="text1"/>
+        </w:rPr>
+      </w:pPr>
+      <w:r>
+        <w:rPr>
+          <w:rFonts w:ascii="Times New Roman" w:hAnsi="Times New Roman" w:cs="Times New Roman"/>
+          <w:color w:val="000000" w:themeColor="text1"/>
+        </w:rPr>
+        <w:t>Removes leading and trailing characters with code points up to U+0020.</w:t>
+      </w:r>
+    </w:p>
+    <w:p>
+      <w:pPr>
+        <w:numPr>
+          <w:ilvl w:val="0"/>
+          <w:numId w:val="29"/>
+        </w:numPr>
+        <w:jc w:val="both"/>
+        <w:rPr>
+          <w:rFonts w:ascii="Times New Roman" w:hAnsi="Times New Roman" w:cs="Times New Roman"/>
+          <w:color w:val="000000" w:themeColor="text1"/>
+        </w:rPr>
+      </w:pPr>
+      <w:r>
+        <w:rPr>
+          <w:rFonts w:ascii="Times New Roman" w:hAnsi="Times New Roman" w:cs="Times New Roman"/>
+          <w:color w:val="000000" w:themeColor="text1"/>
+        </w:rPr>
+        <w:t>It does not remove all types of Unicode whitespace.</w:t>
+      </w:r>
+    </w:p>
+    <w:p>
+      <w:pPr>
+        <w:numPr>
+          <w:ilvl w:val="0"/>
+          <w:numId w:val="29"/>
+        </w:numPr>
+        <w:jc w:val="both"/>
+        <w:rPr>
+          <w:rFonts w:ascii="Times New Roman" w:hAnsi="Times New Roman" w:cs="Times New Roman"/>
+          <w:color w:val="000000" w:themeColor="text1"/>
+        </w:rPr>
+      </w:pPr>
+      <w:r>
+        <w:rPr>
+          <w:rFonts w:ascii="Times New Roman" w:hAnsi="Times New Roman" w:cs="Times New Roman"/>
+          <w:color w:val="000000" w:themeColor="text1"/>
+        </w:rPr>
+        <w:t>It returns a new String when trimming is necessary.</w:t>
+      </w:r>
+    </w:p>
+    <w:p>
+      <w:pPr>
+        <w:jc w:val="both"/>
+        <w:rPr>
+          <w:rFonts w:ascii="Times New Roman" w:hAnsi="Times New Roman" w:cs="Times New Roman"/>
+          <w:b/>
+          <w:bCs/>
+          <w:color w:val="000000" w:themeColor="text1"/>
+        </w:rPr>
+      </w:pPr>
+      <w:r>
+        <w:rPr>
+          <w:rFonts w:ascii="Times New Roman" w:hAnsi="Times New Roman" w:cs="Times New Roman"/>
+          <w:b/>
+          <w:bCs/>
+          <w:color w:val="000000" w:themeColor="text1"/>
+        </w:rPr>
+        <w:t>14. </w:t>
+      </w:r>
+      <w:proofErr w:type="spellStart"/>
+      <w:proofErr w:type="gramStart"/>
+      <w:r>
+        <w:rPr>
+          <w:rFonts w:ascii="Times New Roman" w:hAnsi="Times New Roman" w:cs="Times New Roman"/>
+          <w:color w:val="000000" w:themeColor="text1"/>
+        </w:rPr>
+        <w:t>toUpperCase</w:t>
+      </w:r>
+      <w:proofErr w:type="spellEnd"/>
+      <w:r>
+        <w:rPr>
+          <w:rFonts w:ascii="Times New Roman" w:hAnsi="Times New Roman" w:cs="Times New Roman"/>
+          <w:color w:val="000000" w:themeColor="text1"/>
+        </w:rPr>
+        <w:t>(</w:t>
+      </w:r>
+      <w:proofErr w:type="gramEnd"/>
+      <w:r>
+        <w:rPr>
+          <w:rFonts w:ascii="Times New Roman" w:hAnsi="Times New Roman" w:cs="Times New Roman"/>
+          <w:color w:val="000000" w:themeColor="text1"/>
+        </w:rPr>
+        <w:t>)</w:t>
+      </w:r>
+      <w:r>
+        <w:rPr>
+          <w:rFonts w:ascii="Times New Roman" w:hAnsi="Times New Roman" w:cs="Times New Roman"/>
+          <w:b/>
+          <w:bCs/>
+          <w:color w:val="000000" w:themeColor="text1"/>
+        </w:rPr>
+        <w:t> / </w:t>
+      </w:r>
+      <w:proofErr w:type="spellStart"/>
+      <w:proofErr w:type="gramStart"/>
+      <w:r>
+        <w:rPr>
+          <w:rFonts w:ascii="Times New Roman" w:hAnsi="Times New Roman" w:cs="Times New Roman"/>
+          <w:color w:val="000000" w:themeColor="text1"/>
+        </w:rPr>
+        <w:t>toLowerCase</w:t>
+      </w:r>
+      <w:proofErr w:type="spellEnd"/>
+      <w:r>
+        <w:rPr>
+          <w:rFonts w:ascii="Times New Roman" w:hAnsi="Times New Roman" w:cs="Times New Roman"/>
+          <w:color w:val="000000" w:themeColor="text1"/>
+        </w:rPr>
+        <w:t>(</w:t>
+      </w:r>
+      <w:proofErr w:type="gramEnd"/>
+      <w:r>
+        <w:rPr>
+          <w:rFonts w:ascii="Times New Roman" w:hAnsi="Times New Roman" w:cs="Times New Roman"/>
+          <w:color w:val="000000" w:themeColor="text1"/>
+        </w:rPr>
+        <w:t>)</w:t>
+      </w:r>
+    </w:p>
+    <w:p>
+      <w:pPr>
+        <w:numPr>
+          <w:ilvl w:val="0"/>
+          <w:numId w:val="30"/>
+        </w:numPr>
+        <w:jc w:val="both"/>
+        <w:rPr>
+          <w:rFonts w:ascii="Times New Roman" w:hAnsi="Times New Roman" w:cs="Times New Roman"/>
+          <w:color w:val="000000" w:themeColor="text1"/>
+        </w:rPr>
+      </w:pPr>
+      <w:r>
+        <w:rPr>
+          <w:rFonts w:ascii="Times New Roman" w:hAnsi="Times New Roman" w:cs="Times New Roman"/>
+          <w:color w:val="000000" w:themeColor="text1"/>
+        </w:rPr>
+        <w:t>Converts the characters of a String to uppercase or lowercase.</w:t>
+      </w:r>
+    </w:p>
+    <w:p>
+      <w:pPr>
+        <w:numPr>
+          <w:ilvl w:val="0"/>
+          <w:numId w:val="30"/>
+        </w:numPr>
+        <w:jc w:val="both"/>
+        <w:rPr>
+          <w:rFonts w:ascii="Times New Roman" w:hAnsi="Times New Roman" w:cs="Times New Roman"/>
+          <w:color w:val="000000" w:themeColor="text1"/>
+        </w:rPr>
+      </w:pPr>
+      <w:r>
+        <w:rPr>
+          <w:rFonts w:ascii="Times New Roman" w:hAnsi="Times New Roman" w:cs="Times New Roman"/>
+          <w:color w:val="000000" w:themeColor="text1"/>
+        </w:rPr>
+        <w:t>The original String is not modified because Strings are immutable.</w:t>
+      </w:r>
+    </w:p>
+    <w:p>
+      <w:pPr>
+        <w:numPr>
+          <w:ilvl w:val="0"/>
+          <w:numId w:val="30"/>
+        </w:numPr>
+        <w:jc w:val="both"/>
+        <w:rPr>
+          <w:rFonts w:ascii="Times New Roman" w:hAnsi="Times New Roman" w:cs="Times New Roman"/>
+          <w:color w:val="000000" w:themeColor="text1"/>
+        </w:rPr>
+      </w:pPr>
+      <w:r>
+        <w:rPr>
+          <w:rFonts w:ascii="Times New Roman" w:hAnsi="Times New Roman" w:cs="Times New Roman"/>
+          <w:color w:val="000000" w:themeColor="text1"/>
+        </w:rPr>
+        <w:t>These methods are commonly used for normalization and case conversion.</w:t>
+      </w:r>
+    </w:p>
+    <w:p>
+      <w:pPr>
+        <w:jc w:val="both"/>
+        <w:rPr>
+          <w:rFonts w:ascii="Times New Roman" w:hAnsi="Times New Roman" w:cs="Times New Roman"/>
+          <w:b/>
+          <w:bCs/>
+          <w:color w:val="000000" w:themeColor="text1"/>
+        </w:rPr>
+      </w:pPr>
+      <w:r>
+        <w:rPr>
+          <w:rFonts w:ascii="Times New Roman" w:hAnsi="Times New Roman" w:cs="Times New Roman"/>
+          <w:b/>
+          <w:bCs/>
+          <w:color w:val="000000" w:themeColor="text1"/>
+        </w:rPr>
+        <w:t>15. </w:t>
+      </w:r>
+      <w:proofErr w:type="spellStart"/>
+      <w:proofErr w:type="gramStart"/>
+      <w:r>
+        <w:rPr>
+          <w:rFonts w:ascii="Times New Roman" w:hAnsi="Times New Roman" w:cs="Times New Roman"/>
+          <w:color w:val="000000" w:themeColor="text1"/>
+        </w:rPr>
+        <w:t>compareTo</w:t>
+      </w:r>
+      <w:proofErr w:type="spellEnd"/>
+      <w:r>
+        <w:rPr>
+          <w:rFonts w:ascii="Times New Roman" w:hAnsi="Times New Roman" w:cs="Times New Roman"/>
+          <w:color w:val="000000" w:themeColor="text1"/>
+        </w:rPr>
+        <w:t>(</w:t>
+      </w:r>
+      <w:proofErr w:type="gramEnd"/>
+      <w:r>
+        <w:rPr>
+          <w:rFonts w:ascii="Times New Roman" w:hAnsi="Times New Roman" w:cs="Times New Roman"/>
+          <w:color w:val="000000" w:themeColor="text1"/>
+        </w:rPr>
+        <w:t xml:space="preserve">String </w:t>
+      </w:r>
+      <w:proofErr w:type="spellStart"/>
+      <w:r>
+        <w:rPr>
+          <w:rFonts w:ascii="Times New Roman" w:hAnsi="Times New Roman" w:cs="Times New Roman"/>
+          <w:color w:val="000000" w:themeColor="text1"/>
+        </w:rPr>
+        <w:t>anotherString</w:t>
+      </w:r>
+      <w:proofErr w:type="spellEnd"/>
+      <w:r>
+        <w:rPr>
+          <w:rFonts w:ascii="Times New Roman" w:hAnsi="Times New Roman" w:cs="Times New Roman"/>
+          <w:color w:val="000000" w:themeColor="text1"/>
+        </w:rPr>
+        <w:t>)</w:t>
+      </w:r>
+    </w:p>
+    <w:p>
+      <w:pPr>
+        <w:numPr>
+          <w:ilvl w:val="0"/>
+          <w:numId w:val="31"/>
+        </w:numPr>
+        <w:jc w:val="both"/>
+        <w:rPr>
+          <w:rFonts w:ascii="Times New Roman" w:hAnsi="Times New Roman" w:cs="Times New Roman"/>
+          <w:color w:val="000000" w:themeColor="text1"/>
+        </w:rPr>
+      </w:pPr>
+      <w:r>
+        <w:rPr>
+          <w:rFonts w:ascii="Times New Roman" w:hAnsi="Times New Roman" w:cs="Times New Roman"/>
+          <w:color w:val="000000" w:themeColor="text1"/>
+        </w:rPr>
+        <w:t>Compares two Strings lexicographically.</w:t>
+      </w:r>
+    </w:p>
+    <w:p>
+      <w:pPr>
+        <w:numPr>
+          <w:ilvl w:val="0"/>
+          <w:numId w:val="31"/>
+        </w:numPr>
+        <w:jc w:val="both"/>
+        <w:rPr>
+          <w:rFonts w:ascii="Times New Roman" w:hAnsi="Times New Roman" w:cs="Times New Roman"/>
+          <w:color w:val="000000" w:themeColor="text1"/>
+        </w:rPr>
+      </w:pPr>
+      <w:r>
+        <w:rPr>
+          <w:rFonts w:ascii="Times New Roman" w:hAnsi="Times New Roman" w:cs="Times New Roman"/>
+          <w:color w:val="000000" w:themeColor="text1"/>
+        </w:rPr>
+        <w:t>Returns 0 if they are equal, a negative value if the first String is smaller, and a positive value if it is larger.</w:t>
+      </w:r>
+    </w:p>
+    <w:p>
+      <w:pPr>
+        <w:numPr>
+          <w:ilvl w:val="0"/>
+          <w:numId w:val="31"/>
+        </w:numPr>
+        <w:jc w:val="both"/>
+        <w:rPr>
+          <w:rFonts w:ascii="Times New Roman" w:hAnsi="Times New Roman" w:cs="Times New Roman"/>
+          <w:color w:val="000000" w:themeColor="text1"/>
+        </w:rPr>
+      </w:pPr>
+      <w:r>
+        <w:rPr>
+          <w:rFonts w:ascii="Times New Roman" w:hAnsi="Times New Roman" w:cs="Times New Roman"/>
+          <w:color w:val="000000" w:themeColor="text1"/>
+        </w:rPr>
+        <w:t>The comparison is case-sensitive.</w:t>
+      </w:r>
+    </w:p>
+    <w:p>
+      <w:pPr>
+        <w:jc w:val="both"/>
+        <w:rPr>
+          <w:rFonts w:ascii="Times New Roman" w:hAnsi="Times New Roman" w:cs="Times New Roman"/>
+          <w:color w:val="000000" w:themeColor="text1"/>
+        </w:rPr>
+      </w:pPr>
+    </w:p>
+    <w:p>
+      <w:pPr>
+        <w:jc w:val="both"/>
+        <w:rPr>
+          <w:rFonts w:ascii="Times New Roman" w:hAnsi="Times New Roman" w:cs="Times New Roman"/>
+          <w:b/>
+          <w:bCs/>
+          <w:color w:val="EE0000"/>
+        </w:rPr>
+      </w:pPr>
+      <w:r>
+        <w:rPr>
+          <w:rFonts w:ascii="Times New Roman" w:hAnsi="Times New Roman" w:cs="Times New Roman"/>
+          <w:b/>
+          <w:bCs/>
+          <w:color w:val="EE0000"/>
+        </w:rPr>
+        <w:t>StringBuffer</w:t>
+      </w:r>
+      <w:r>
+        <w:rPr>
+          <w:rFonts w:ascii="Times New Roman" w:hAnsi="Times New Roman" w:cs="Times New Roman"/>
+          <w:b/>
+          <w:bCs/>
+          <w:color w:val="EE0000"/>
+        </w:rPr>
+        <w:t>:</w:t>
+      </w:r>
+    </w:p>
+    <w:p>
+      <w:pPr>
+        <w:jc w:val="both"/>
+        <w:rPr>
+          <w:rFonts w:ascii="Times New Roman" w:hAnsi="Times New Roman" w:cs="Times New Roman"/>
+          <w:color w:val="000000" w:themeColor="text1"/>
+        </w:rPr>
+      </w:pPr>
+      <w:r>
+        <w:rPr>
+          <w:rFonts w:ascii="Times New Roman" w:hAnsi="Times New Roman" w:cs="Times New Roman"/>
+          <w:color w:val="000000" w:themeColor="text1"/>
+        </w:rPr>
+        <w:t>The StringBuffer class in Java is used to create mutable (modifiable) string objects. Unlike standard Java strings, which are immutable, the content of a StringBuffer can be changed after it is created. A key characteristic of StringBuffer is that it is thread-safe, meaning multiple threads cannot access it simultaneously, ensuring safe and ordered execution</w:t>
+      </w:r>
+      <w:r>
+        <w:rPr>
+          <w:rFonts w:ascii="Times New Roman" w:hAnsi="Times New Roman" w:cs="Times New Roman"/>
+          <w:color w:val="000000" w:themeColor="text1"/>
+        </w:rPr>
+        <w:t>.</w:t>
+      </w:r>
+    </w:p>
+    <w:p>
+      <w:pPr>
+        <w:jc w:val="both"/>
+        <w:rPr>
+          <w:rFonts w:ascii="Times New Roman" w:hAnsi="Times New Roman" w:cs="Times New Roman"/>
+          <w:b/>
+          <w:bCs/>
+          <w:color w:val="000000" w:themeColor="text1"/>
+        </w:rPr>
+      </w:pPr>
+      <w:r>
+        <w:rPr>
+          <w:rFonts w:ascii="Times New Roman" w:hAnsi="Times New Roman" w:cs="Times New Roman"/>
+          <w:b/>
+          <w:bCs/>
+          <w:color w:val="000000" w:themeColor="text1"/>
+        </w:rPr>
+        <w:t>Uses of StringBuffer:</w:t>
+      </w:r>
+    </w:p>
+    <w:p>
+      <w:pPr>
+        <w:numPr>
+          <w:ilvl w:val="0"/>
+          <w:numId w:val="32"/>
+        </w:numPr>
+        <w:jc w:val="both"/>
+        <w:rPr>
+          <w:rFonts w:ascii="Times New Roman" w:hAnsi="Times New Roman" w:cs="Times New Roman"/>
+          <w:color w:val="000000" w:themeColor="text1"/>
+        </w:rPr>
+      </w:pPr>
+      <w:r>
+        <w:rPr>
+          <w:rFonts w:ascii="Times New Roman" w:hAnsi="Times New Roman" w:cs="Times New Roman"/>
+          <w:b/>
+          <w:bCs/>
+          <w:color w:val="000000" w:themeColor="text1"/>
+        </w:rPr>
+        <w:t>Mutability:</w:t>
+      </w:r>
+      <w:r>
+        <w:rPr>
+          <w:rFonts w:ascii="Times New Roman" w:hAnsi="Times New Roman" w:cs="Times New Roman"/>
+          <w:color w:val="000000" w:themeColor="text1"/>
+        </w:rPr>
+        <w:t xml:space="preserve"> It allows you to modify strings (e.g., adding, removing, or replacing characters) without constantly creating new string objects in memory.</w:t>
+      </w:r>
+    </w:p>
+    <w:p>
+      <w:pPr>
+        <w:numPr>
+          <w:ilvl w:val="0"/>
+          <w:numId w:val="32"/>
+        </w:numPr>
+        <w:jc w:val="both"/>
+        <w:rPr>
+          <w:rFonts w:ascii="Times New Roman" w:hAnsi="Times New Roman" w:cs="Times New Roman"/>
+          <w:color w:val="000000" w:themeColor="text1"/>
+        </w:rPr>
+      </w:pPr>
+      <w:r>
+        <w:rPr>
+          <w:rFonts w:ascii="Times New Roman" w:hAnsi="Times New Roman" w:cs="Times New Roman"/>
+          <w:b/>
+          <w:bCs/>
+          <w:color w:val="000000" w:themeColor="text1"/>
+        </w:rPr>
+        <w:t>Thread Safety:</w:t>
+      </w:r>
+      <w:r>
+        <w:rPr>
+          <w:rFonts w:ascii="Times New Roman" w:hAnsi="Times New Roman" w:cs="Times New Roman"/>
+          <w:color w:val="000000" w:themeColor="text1"/>
+        </w:rPr>
+        <w:t xml:space="preserve"> Its core modification methods are </w:t>
+      </w:r>
+      <w:r>
+        <w:rPr>
+          <w:rFonts w:ascii="Times New Roman" w:hAnsi="Times New Roman" w:cs="Times New Roman"/>
+          <w:b/>
+          <w:bCs/>
+          <w:color w:val="000000" w:themeColor="text1"/>
+        </w:rPr>
+        <w:t>synchronized</w:t>
+      </w:r>
+      <w:r>
+        <w:rPr>
+          <w:rFonts w:ascii="Times New Roman" w:hAnsi="Times New Roman" w:cs="Times New Roman"/>
+          <w:color w:val="000000" w:themeColor="text1"/>
+        </w:rPr>
+        <w:t>. This makes it safe to use in multi-threaded environments where multiple threads might attempt to modify the same string resource</w:t>
+      </w:r>
+      <w:r>
+        <w:rPr>
+          <w:rFonts w:ascii="Times New Roman" w:hAnsi="Times New Roman" w:cs="Times New Roman"/>
+          <w:color w:val="000000" w:themeColor="text1"/>
+        </w:rPr>
+        <w:t>.</w:t>
+      </w:r>
+    </w:p>
+    <w:p>
+      <w:pPr>
+        <w:jc w:val="both"/>
+        <w:rPr>
+          <w:rFonts w:ascii="Times New Roman" w:hAnsi="Times New Roman" w:cs="Times New Roman"/>
+          <w:color w:val="000000" w:themeColor="text1"/>
+        </w:rPr>
+      </w:pPr>
+    </w:p>
+    <w:p>
+      <w:pPr>
+        <w:jc w:val="both"/>
+        <w:rPr>
+          <w:rFonts w:ascii="Times New Roman" w:hAnsi="Times New Roman" w:cs="Times New Roman"/>
+          <w:color w:val="000000" w:themeColor="text1"/>
+        </w:rPr>
+      </w:pPr>
+      <w:r>
+        <w:rPr>
+          <w:rFonts w:ascii="Times New Roman" w:hAnsi="Times New Roman" w:cs="Times New Roman"/>
+          <w:color w:val="000000" w:themeColor="text1"/>
+        </w:rPr>
+        <w:t>You can instantiate a StringBuffer using three primary constructors:</w:t>
+      </w:r>
+    </w:p>
+    <w:p>
+      <w:pPr>
+        <w:numPr>
+          <w:ilvl w:val="0"/>
+          <w:numId w:val="33"/>
+        </w:numPr>
+        <w:jc w:val="both"/>
+        <w:rPr>
+          <w:rFonts w:ascii="Times New Roman" w:hAnsi="Times New Roman" w:cs="Times New Roman"/>
+          <w:color w:val="000000" w:themeColor="text1"/>
+        </w:rPr>
+      </w:pPr>
+      <w:proofErr w:type="gramStart"/>
+      <w:r>
+        <w:rPr>
+          <w:rFonts w:ascii="Times New Roman" w:hAnsi="Times New Roman" w:cs="Times New Roman"/>
+          <w:b/>
+          <w:bCs/>
+          <w:color w:val="000000" w:themeColor="text1"/>
+        </w:rPr>
+        <w:t>StringBuffer(</w:t>
+      </w:r>
+      <w:proofErr w:type="gramEnd"/>
+      <w:r>
+        <w:rPr>
+          <w:rFonts w:ascii="Times New Roman" w:hAnsi="Times New Roman" w:cs="Times New Roman"/>
+          <w:b/>
+          <w:bCs/>
+          <w:color w:val="000000" w:themeColor="text1"/>
+        </w:rPr>
+        <w:t>)</w:t>
+      </w:r>
+      <w:r>
+        <w:rPr>
+          <w:rFonts w:ascii="Times New Roman" w:hAnsi="Times New Roman" w:cs="Times New Roman"/>
+          <w:color w:val="000000" w:themeColor="text1"/>
+        </w:rPr>
+        <w:t>: Creates an empty buffer with a default initial capacity of 16 characters.</w:t>
+      </w:r>
+    </w:p>
+    <w:p>
+      <w:pPr>
+        <w:numPr>
+          <w:ilvl w:val="0"/>
+          <w:numId w:val="33"/>
+        </w:numPr>
+        <w:jc w:val="both"/>
+        <w:rPr>
+          <w:rFonts w:ascii="Times New Roman" w:hAnsi="Times New Roman" w:cs="Times New Roman"/>
+          <w:color w:val="000000" w:themeColor="text1"/>
+        </w:rPr>
+      </w:pPr>
+      <w:proofErr w:type="gramStart"/>
+      <w:r>
+        <w:rPr>
+          <w:rFonts w:ascii="Times New Roman" w:hAnsi="Times New Roman" w:cs="Times New Roman"/>
+          <w:b/>
+          <w:bCs/>
+          <w:color w:val="000000" w:themeColor="text1"/>
+        </w:rPr>
+        <w:t>StringBuffer(</w:t>
+      </w:r>
+      <w:proofErr w:type="gramEnd"/>
+      <w:r>
+        <w:rPr>
+          <w:rFonts w:ascii="Times New Roman" w:hAnsi="Times New Roman" w:cs="Times New Roman"/>
+          <w:b/>
+          <w:bCs/>
+          <w:color w:val="000000" w:themeColor="text1"/>
+        </w:rPr>
+        <w:t>String str)</w:t>
+      </w:r>
+      <w:r>
+        <w:rPr>
+          <w:rFonts w:ascii="Times New Roman" w:hAnsi="Times New Roman" w:cs="Times New Roman"/>
+          <w:color w:val="000000" w:themeColor="text1"/>
+        </w:rPr>
+        <w:t>: Creates a buffer initialized with the specified string.</w:t>
+      </w:r>
+    </w:p>
+    <w:p>
+      <w:pPr>
+        <w:numPr>
+          <w:ilvl w:val="0"/>
+          <w:numId w:val="33"/>
+        </w:numPr>
+        <w:jc w:val="both"/>
+        <w:rPr>
+          <w:rFonts w:ascii="Times New Roman" w:hAnsi="Times New Roman" w:cs="Times New Roman"/>
+          <w:color w:val="000000" w:themeColor="text1"/>
+        </w:rPr>
+      </w:pPr>
+      <w:proofErr w:type="gramStart"/>
+      <w:r>
+        <w:rPr>
+          <w:rFonts w:ascii="Times New Roman" w:hAnsi="Times New Roman" w:cs="Times New Roman"/>
+          <w:b/>
+          <w:bCs/>
+          <w:color w:val="000000" w:themeColor="text1"/>
+        </w:rPr>
+        <w:t>StringBuffer(</w:t>
+      </w:r>
+      <w:proofErr w:type="gramEnd"/>
+      <w:r>
+        <w:rPr>
+          <w:rFonts w:ascii="Times New Roman" w:hAnsi="Times New Roman" w:cs="Times New Roman"/>
+          <w:b/>
+          <w:bCs/>
+          <w:color w:val="000000" w:themeColor="text1"/>
+        </w:rPr>
+        <w:t>int capacity)</w:t>
+      </w:r>
+      <w:r>
+        <w:rPr>
+          <w:rFonts w:ascii="Times New Roman" w:hAnsi="Times New Roman" w:cs="Times New Roman"/>
+          <w:color w:val="000000" w:themeColor="text1"/>
+        </w:rPr>
+        <w:t>: Creates an empty buffer with a custom specified initial capacity.</w:t>
+      </w:r>
+    </w:p>
+    <w:p>
+      <w:pPr>
+        <w:jc w:val="both"/>
+        <w:rPr>
+          <w:rFonts w:ascii="Times New Roman" w:hAnsi="Times New Roman" w:cs="Times New Roman"/>
+          <w:color w:val="000000" w:themeColor="text1"/>
+        </w:rPr>
+      </w:pPr>
+      <w:r>
+        <w:rPr>
+          <w:rFonts w:ascii="Times New Roman" w:hAnsi="Times New Roman" w:cs="Times New Roman"/>
+          <w:color w:val="000000" w:themeColor="text1"/>
+        </w:rPr>
+        <w:t>Once created, you can modify and interact with the buffer using its synchronized methods:</w:t>
+      </w:r>
+    </w:p>
+    <w:p>
+      <w:pPr>
+        <w:numPr>
+          <w:ilvl w:val="0"/>
+          <w:numId w:val="34"/>
+        </w:numPr>
+        <w:jc w:val="both"/>
+        <w:rPr>
+          <w:rFonts w:ascii="Times New Roman" w:hAnsi="Times New Roman" w:cs="Times New Roman"/>
+          <w:color w:val="000000" w:themeColor="text1"/>
+        </w:rPr>
+      </w:pPr>
+      <w:proofErr w:type="gramStart"/>
+      <w:r>
+        <w:rPr>
+          <w:rFonts w:ascii="Times New Roman" w:hAnsi="Times New Roman" w:cs="Times New Roman"/>
+          <w:b/>
+          <w:bCs/>
+          <w:color w:val="000000" w:themeColor="text1"/>
+        </w:rPr>
+        <w:t>append(</w:t>
+      </w:r>
+      <w:proofErr w:type="gramEnd"/>
+      <w:r>
+        <w:rPr>
+          <w:rFonts w:ascii="Times New Roman" w:hAnsi="Times New Roman" w:cs="Times New Roman"/>
+          <w:b/>
+          <w:bCs/>
+          <w:color w:val="000000" w:themeColor="text1"/>
+        </w:rPr>
+        <w:t>String s)</w:t>
+      </w:r>
+      <w:r>
+        <w:rPr>
+          <w:rFonts w:ascii="Times New Roman" w:hAnsi="Times New Roman" w:cs="Times New Roman"/>
+          <w:color w:val="000000" w:themeColor="text1"/>
+        </w:rPr>
+        <w:t>: Concatenates a string to the end of the existing buffer.</w:t>
+      </w:r>
+    </w:p>
+    <w:p>
+      <w:pPr>
+        <w:numPr>
+          <w:ilvl w:val="0"/>
+          <w:numId w:val="34"/>
+        </w:numPr>
+        <w:jc w:val="both"/>
+        <w:rPr>
+          <w:rFonts w:ascii="Times New Roman" w:hAnsi="Times New Roman" w:cs="Times New Roman"/>
+          <w:color w:val="000000" w:themeColor="text1"/>
+        </w:rPr>
+      </w:pPr>
+      <w:proofErr w:type="gramStart"/>
+      <w:r>
+        <w:rPr>
+          <w:rFonts w:ascii="Times New Roman" w:hAnsi="Times New Roman" w:cs="Times New Roman"/>
+          <w:b/>
+          <w:bCs/>
+          <w:color w:val="000000" w:themeColor="text1"/>
+        </w:rPr>
+        <w:t>insert(</w:t>
+      </w:r>
+      <w:proofErr w:type="gramEnd"/>
+      <w:r>
+        <w:rPr>
+          <w:rFonts w:ascii="Times New Roman" w:hAnsi="Times New Roman" w:cs="Times New Roman"/>
+          <w:b/>
+          <w:bCs/>
+          <w:color w:val="000000" w:themeColor="text1"/>
+        </w:rPr>
+        <w:t>int offset, String s)</w:t>
+      </w:r>
+      <w:r>
+        <w:rPr>
+          <w:rFonts w:ascii="Times New Roman" w:hAnsi="Times New Roman" w:cs="Times New Roman"/>
+          <w:color w:val="000000" w:themeColor="text1"/>
+        </w:rPr>
+        <w:t>: Inserts a string at a specified position.</w:t>
+      </w:r>
+    </w:p>
+    <w:p>
+      <w:pPr>
+        <w:numPr>
+          <w:ilvl w:val="0"/>
+          <w:numId w:val="34"/>
+        </w:numPr>
+        <w:jc w:val="both"/>
+        <w:rPr>
+          <w:rFonts w:ascii="Times New Roman" w:hAnsi="Times New Roman" w:cs="Times New Roman"/>
+          <w:color w:val="000000" w:themeColor="text1"/>
+        </w:rPr>
+      </w:pPr>
+      <w:proofErr w:type="gramStart"/>
+      <w:r>
+        <w:rPr>
+          <w:rFonts w:ascii="Times New Roman" w:hAnsi="Times New Roman" w:cs="Times New Roman"/>
+          <w:b/>
+          <w:bCs/>
+          <w:color w:val="000000" w:themeColor="text1"/>
+        </w:rPr>
+        <w:t>replace(</w:t>
+      </w:r>
+      <w:proofErr w:type="gramEnd"/>
+      <w:r>
+        <w:rPr>
+          <w:rFonts w:ascii="Times New Roman" w:hAnsi="Times New Roman" w:cs="Times New Roman"/>
+          <w:b/>
+          <w:bCs/>
+          <w:color w:val="000000" w:themeColor="text1"/>
+        </w:rPr>
+        <w:t xml:space="preserve">int </w:t>
+      </w:r>
+      <w:proofErr w:type="spellStart"/>
+      <w:r>
+        <w:rPr>
+          <w:rFonts w:ascii="Times New Roman" w:hAnsi="Times New Roman" w:cs="Times New Roman"/>
+          <w:b/>
+          <w:bCs/>
+          <w:color w:val="000000" w:themeColor="text1"/>
+        </w:rPr>
+        <w:t>startIndex</w:t>
+      </w:r>
+      <w:proofErr w:type="spellEnd"/>
+      <w:r>
+        <w:rPr>
+          <w:rFonts w:ascii="Times New Roman" w:hAnsi="Times New Roman" w:cs="Times New Roman"/>
+          <w:b/>
+          <w:bCs/>
+          <w:color w:val="000000" w:themeColor="text1"/>
+        </w:rPr>
+        <w:t xml:space="preserve">, int </w:t>
+      </w:r>
+      <w:proofErr w:type="spellStart"/>
+      <w:r>
+        <w:rPr>
+          <w:rFonts w:ascii="Times New Roman" w:hAnsi="Times New Roman" w:cs="Times New Roman"/>
+          <w:b/>
+          <w:bCs/>
+          <w:color w:val="000000" w:themeColor="text1"/>
+        </w:rPr>
+        <w:t>endIndex</w:t>
+      </w:r>
+      <w:proofErr w:type="spellEnd"/>
+      <w:r>
+        <w:rPr>
+          <w:rFonts w:ascii="Times New Roman" w:hAnsi="Times New Roman" w:cs="Times New Roman"/>
+          <w:b/>
+          <w:bCs/>
+          <w:color w:val="000000" w:themeColor="text1"/>
+        </w:rPr>
+        <w:t>, String str)</w:t>
+      </w:r>
+      <w:r>
+        <w:rPr>
+          <w:rFonts w:ascii="Times New Roman" w:hAnsi="Times New Roman" w:cs="Times New Roman"/>
+          <w:color w:val="000000" w:themeColor="text1"/>
+        </w:rPr>
+        <w:t>: Replaces a range of characters with a new string.</w:t>
+      </w:r>
+    </w:p>
+    <w:p>
+      <w:pPr>
+        <w:numPr>
+          <w:ilvl w:val="0"/>
+          <w:numId w:val="34"/>
+        </w:numPr>
+        <w:jc w:val="both"/>
+        <w:rPr>
+          <w:rFonts w:ascii="Times New Roman" w:hAnsi="Times New Roman" w:cs="Times New Roman"/>
+          <w:color w:val="000000" w:themeColor="text1"/>
+        </w:rPr>
+      </w:pPr>
+      <w:proofErr w:type="gramStart"/>
+      <w:r>
+        <w:rPr>
+          <w:rFonts w:ascii="Times New Roman" w:hAnsi="Times New Roman" w:cs="Times New Roman"/>
+          <w:b/>
+          <w:bCs/>
+          <w:color w:val="000000" w:themeColor="text1"/>
+        </w:rPr>
+        <w:t>delete(</w:t>
+      </w:r>
+      <w:proofErr w:type="gramEnd"/>
+      <w:r>
+        <w:rPr>
+          <w:rFonts w:ascii="Times New Roman" w:hAnsi="Times New Roman" w:cs="Times New Roman"/>
+          <w:b/>
+          <w:bCs/>
+          <w:color w:val="000000" w:themeColor="text1"/>
+        </w:rPr>
+        <w:t xml:space="preserve">int </w:t>
+      </w:r>
+      <w:proofErr w:type="spellStart"/>
+      <w:r>
+        <w:rPr>
+          <w:rFonts w:ascii="Times New Roman" w:hAnsi="Times New Roman" w:cs="Times New Roman"/>
+          <w:b/>
+          <w:bCs/>
+          <w:color w:val="000000" w:themeColor="text1"/>
+        </w:rPr>
+        <w:t>startIndex</w:t>
+      </w:r>
+      <w:proofErr w:type="spellEnd"/>
+      <w:r>
+        <w:rPr>
+          <w:rFonts w:ascii="Times New Roman" w:hAnsi="Times New Roman" w:cs="Times New Roman"/>
+          <w:b/>
+          <w:bCs/>
+          <w:color w:val="000000" w:themeColor="text1"/>
+        </w:rPr>
+        <w:t xml:space="preserve">, int </w:t>
+      </w:r>
+      <w:proofErr w:type="spellStart"/>
+      <w:r>
+        <w:rPr>
+          <w:rFonts w:ascii="Times New Roman" w:hAnsi="Times New Roman" w:cs="Times New Roman"/>
+          <w:b/>
+          <w:bCs/>
+          <w:color w:val="000000" w:themeColor="text1"/>
+        </w:rPr>
+        <w:t>endIndex</w:t>
+      </w:r>
+      <w:proofErr w:type="spellEnd"/>
+      <w:r>
+        <w:rPr>
+          <w:rFonts w:ascii="Times New Roman" w:hAnsi="Times New Roman" w:cs="Times New Roman"/>
+          <w:b/>
+          <w:bCs/>
+          <w:color w:val="000000" w:themeColor="text1"/>
+        </w:rPr>
+        <w:t>)</w:t>
+      </w:r>
+      <w:r>
+        <w:rPr>
+          <w:rFonts w:ascii="Times New Roman" w:hAnsi="Times New Roman" w:cs="Times New Roman"/>
+          <w:color w:val="000000" w:themeColor="text1"/>
+        </w:rPr>
+        <w:t>: Deletes characters in a specified range.</w:t>
+      </w:r>
+    </w:p>
+    <w:p>
+      <w:pPr>
+        <w:numPr>
+          <w:ilvl w:val="0"/>
+          <w:numId w:val="34"/>
+        </w:numPr>
+        <w:jc w:val="both"/>
+        <w:rPr>
+          <w:rFonts w:ascii="Times New Roman" w:hAnsi="Times New Roman" w:cs="Times New Roman"/>
+          <w:color w:val="000000" w:themeColor="text1"/>
+        </w:rPr>
+      </w:pPr>
+      <w:proofErr w:type="gramStart"/>
+      <w:r>
+        <w:rPr>
+          <w:rFonts w:ascii="Times New Roman" w:hAnsi="Times New Roman" w:cs="Times New Roman"/>
+          <w:b/>
+          <w:bCs/>
+          <w:color w:val="000000" w:themeColor="text1"/>
+        </w:rPr>
+        <w:t>reverse(</w:t>
+      </w:r>
+      <w:proofErr w:type="gramEnd"/>
+      <w:r>
+        <w:rPr>
+          <w:rFonts w:ascii="Times New Roman" w:hAnsi="Times New Roman" w:cs="Times New Roman"/>
+          <w:b/>
+          <w:bCs/>
+          <w:color w:val="000000" w:themeColor="text1"/>
+        </w:rPr>
+        <w:t>)</w:t>
+      </w:r>
+      <w:r>
+        <w:rPr>
+          <w:rFonts w:ascii="Times New Roman" w:hAnsi="Times New Roman" w:cs="Times New Roman"/>
+          <w:color w:val="000000" w:themeColor="text1"/>
+        </w:rPr>
+        <w:t>: Reverses the sequence of characters in the buffer.</w:t>
+      </w:r>
+    </w:p>
+    <w:p>
+      <w:pPr>
+        <w:jc w:val="both"/>
+        <w:rPr>
+          <w:rFonts w:ascii="Times New Roman" w:hAnsi="Times New Roman" w:cs="Times New Roman"/>
+          <w:color w:val="000000" w:themeColor="text1"/>
+        </w:rPr>
+      </w:pPr>
+    </w:p>
+    <w:p>
+      <w:pPr>
+        <w:jc w:val="both"/>
+        <w:rPr>
+          <w:rFonts w:ascii="Times New Roman" w:hAnsi="Times New Roman" w:cs="Times New Roman"/>
+          <w:b/>
+          <w:bCs/>
+          <w:color w:val="000000" w:themeColor="text1"/>
+        </w:rPr>
+      </w:pPr>
+      <w:r>
+        <w:rPr>
+          <w:rFonts w:ascii="Times New Roman" w:hAnsi="Times New Roman" w:cs="Times New Roman"/>
+          <w:b/>
+          <w:bCs/>
+          <w:color w:val="000000" w:themeColor="text1"/>
+        </w:rPr>
+        <w:t>Simple Example</w:t>
+      </w:r>
+    </w:p>
+    <w:p>
+      <w:pPr>
+        <w:jc w:val="both"/>
+        <w:rPr>
+          <w:rFonts w:ascii="Times New Roman" w:hAnsi="Times New Roman" w:cs="Times New Roman"/>
+          <w:color w:val="000000" w:themeColor="text1"/>
+        </w:rPr>
+      </w:pPr>
+      <w:r>
+        <w:rPr>
+          <w:rFonts w:ascii="Times New Roman" w:hAnsi="Times New Roman" w:cs="Times New Roman"/>
+          <w:color w:val="000000" w:themeColor="text1"/>
+        </w:rPr>
+        <w:t xml:space="preserve">Here is a basic example showing how to create a StringBuffer and modify it using the </w:t>
+      </w:r>
+      <w:proofErr w:type="gramStart"/>
+      <w:r>
+        <w:rPr>
+          <w:rFonts w:ascii="Times New Roman" w:hAnsi="Times New Roman" w:cs="Times New Roman"/>
+          <w:color w:val="000000" w:themeColor="text1"/>
+        </w:rPr>
+        <w:t>append(</w:t>
+      </w:r>
+      <w:proofErr w:type="gramEnd"/>
+      <w:r>
+        <w:rPr>
+          <w:rFonts w:ascii="Times New Roman" w:hAnsi="Times New Roman" w:cs="Times New Roman"/>
+          <w:color w:val="000000" w:themeColor="text1"/>
+        </w:rPr>
+        <w:t>) method:</w:t>
+      </w:r>
+    </w:p>
+    <w:p>
+      <w:pPr>
+        <w:jc w:val="both"/>
+        <w:rPr>
+          <w:rFonts w:ascii="Times New Roman" w:hAnsi="Times New Roman" w:cs="Times New Roman"/>
+          <w:color w:val="000000" w:themeColor="text1"/>
+        </w:rPr>
+      </w:pPr>
+      <w:r>
+        <w:rPr>
+          <w:rFonts w:ascii="Times New Roman" w:hAnsi="Times New Roman" w:cs="Times New Roman"/>
+          <w:noProof/>
+          <w:color w:val="000000" w:themeColor="text1"/>
+        </w:rPr>
+        <mc:AlternateContent>
+          <mc:Choice Requires="wps">
+            <w:drawing>
+              <wp:anchor distT="0" distB="0" distL="114300" distR="114300" simplePos="0" relativeHeight="251661312" behindDoc="0" locked="0" layoutInCell="1" allowOverlap="1" wp14:anchorId="1A471AAD" wp14:editId="21B6719C">
+                <wp:simplePos x="0" y="0"/>
+                <wp:positionH relativeFrom="column">
+                  <wp:posOffset>-6350</wp:posOffset>
+                </wp:positionH>
+                <wp:positionV relativeFrom="paragraph">
+                  <wp:posOffset>104775</wp:posOffset>
+                </wp:positionV>
+                <wp:extent cx="4356100" cy="2146300"/>
+                <wp:effectExtent l="0" t="0" r="25400" b="25400"/>
+                <wp:wrapNone/>
+                <wp:docPr id="1826113759" name="Rectangle 3"/>
+                <wp:cNvGraphicFramePr/>
+                <a:graphic xmlns:a="http://schemas.openxmlformats.org/drawingml/2006/main">
+                  <a:graphicData uri="http://schemas.microsoft.com/office/word/2010/wordprocessingShape">
+                    <wps:wsp>
+                      <wps:cNvSpPr/>
+                      <wps:spPr>
+                        <a:xfrm>
+                          <a:off x="0" y="0"/>
+                          <a:ext cx="4356100" cy="2146300"/>
+                        </a:xfrm>
+                        <a:prstGeom prst="rect">
+                          <a:avLst/>
+                        </a:prstGeom>
+                      </wps:spPr>
+                      <wps:style>
+                        <a:lnRef idx="2">
+                          <a:schemeClr val="accent2"/>
+                        </a:lnRef>
+                        <a:fillRef idx="1">
+                          <a:schemeClr val="lt1"/>
+                        </a:fillRef>
+                        <a:effectRef idx="0">
+                          <a:schemeClr val="accent2"/>
+                        </a:effectRef>
+                        <a:fontRef idx="minor">
+                          <a:schemeClr val="dk1"/>
+                        </a:fontRef>
+                      </wps:style>
+                      <wps:txbx>
+                        <w:txbxContent>
+                          <w:p>
+                            <w:pPr>
+                              <w:jc w:val="both"/>
+                            </w:pPr>
+                            <w:r>
+                              <w:t xml:space="preserve">class Main { </w:t>
+                            </w:r>
+                          </w:p>
+                          <w:p>
+                            <w:pPr>
+                              <w:jc w:val="both"/>
+                            </w:pPr>
+                            <w:r>
+                              <w:t xml:space="preserve">    public static void main(String args[]){ </w:t>
+                            </w:r>
+                          </w:p>
+                          <w:p>
+                            <w:pPr>
+                              <w:jc w:val="both"/>
+                            </w:pPr>
+                            <w:r>
+                              <w:t xml:space="preserve">        // Create a StringBuffer object with initial content</w:t>
+                            </w:r>
+                          </w:p>
+                          <w:p>
+                            <w:pPr>
+                              <w:jc w:val="both"/>
+                            </w:pPr>
+                            <w:r>
+                              <w:t xml:space="preserve">        StringBuffer sb = new StringBuffer("Hello "); </w:t>
+                            </w:r>
+                          </w:p>
+                          <w:p>
+                            <w:pPr>
+                              <w:jc w:val="both"/>
+                            </w:pPr>
+                            <w:r>
+                              <w:t xml:space="preserve">        </w:t>
+                            </w:r>
+                          </w:p>
+                          <w:p>
+                            <w:pPr>
+                              <w:jc w:val="both"/>
+                            </w:pPr>
+                            <w:r>
+                              <w:t xml:space="preserve">        // Append another string to the existing buffer</w:t>
+                            </w:r>
+                          </w:p>
+                          <w:p>
+                            <w:pPr>
+                              <w:jc w:val="both"/>
+                            </w:pPr>
+                            <w:r>
+                              <w:t xml:space="preserve">        sb.append("Java"); // The original string buffer is modified directly</w:t>
+                            </w:r>
+                          </w:p>
+                          <w:p>
+                            <w:pPr>
+                              <w:jc w:val="both"/>
+                            </w:pPr>
+                            <w:r>
+                              <w:t xml:space="preserve">        </w:t>
+                            </w:r>
+                          </w:p>
+                          <w:p>
+                            <w:pPr>
+                              <w:jc w:val="both"/>
+                            </w:pPr>
+                            <w:r>
+                              <w:t xml:space="preserve">        // Print the modified result</w:t>
+                            </w:r>
+                          </w:p>
+                          <w:p>
+                            <w:pPr>
+                              <w:jc w:val="both"/>
+                            </w:pPr>
+                            <w:r>
+                              <w:t xml:space="preserve">        System.out.println(sb); // Prints: Hello Java </w:t>
+                            </w:r>
+                          </w:p>
+                          <w:p>
+                            <w:pPr>
+                              <w:jc w:val="both"/>
+                            </w:pPr>
+                            <w:r>
+                              <w:t xml:space="preserve">    } </w:t>
+                            </w:r>
+                          </w:p>
+                          <w:p>
+                            <w:pPr>
+                              <w:jc w:val="both"/>
+                            </w:pPr>
+                            <w:r>
+                              <w:t>}</w:t>
+                            </w:r>
+                          </w:p>
+                          <w:p>
+                            <w:pPr>
+                              <w:jc w:val="both"/>
+                            </w:pPr>
+                          </w:p>
+                        </w:txbxContent>
+                      </wps:txbx>
+                      <wps:bodyPr rot="0" spcFirstLastPara="0" vertOverflow="overflow" horzOverflow="overflow" vert="horz" wrap="square" lIns="91440" tIns="45720" rIns="91440" bIns="45720" numCol="1" spcCol="0" rtlCol="0" fromWordArt="0" anchor="ctr" anchorCtr="0" forceAA="0" compatLnSpc="1">
+                        <a:prstTxWarp prst="textNoShape">
+                          <a:avLst/>
+                        </a:prstTxWarp>
+                        <a:noAutofit/>
+                      </wps:bodyPr>
+                    </wps:wsp>
+                  </a:graphicData>
+                </a:graphic>
+                <wp14:sizeRelH relativeFrom="margin">
+                  <wp14:pctWidth>0</wp14:pctWidth>
+                </wp14:sizeRelH>
+              </wp:anchor>
+            </w:drawing>
+          </mc:Choice>
+          <mc:Fallback>
+            <w:pict>
+              <v:rect w14:anchorId="1A471AAD" id="Rectangle 3" o:spid="_x0000_s1026" style="position:absolute;left:0;text-align:left;margin-left:-.5pt;margin-top:8.25pt;width:343pt;height:169pt;z-index:251661312;visibility:visible;mso-wrap-style:square;mso-width-percent:0;mso-wrap-distance-left:9pt;mso-wrap-distance-top:0;mso-wrap-distance-right:9pt;mso-wrap-distance-bottom:0;mso-position-horizontal:absolute;mso-position-horizontal-relative:text;mso-position-vertical:absolute;mso-position-vertical-relative:text;mso-width-percent:0;mso-width-relative:margin;v-text-anchor:middle" o:gfxdata="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" fillcolor="white [3201]" strokecolor="#ed7d31 [3205]" strokeweight="1pt">
+                <v:textbox>
+                  <w:txbxContent>
+                    <w:p>
+                      <w:pPr>
+                        <w:jc w:val="both"/>
+                      </w:pPr>
+                      <w:r>
+                        <w:t xml:space="preserve">class Main { </w:t>
+                      </w:r>
+                    </w:p>
+                    <w:p>
+                      <w:pPr>
+                        <w:jc w:val="both"/>
+                      </w:pPr>
+                      <w:r>
+                        <w:t xml:space="preserve">    public static void </w:t>
+                      </w:r>
+                      <w:proofErr w:type="gramStart"/>
+                      <w:r>
+                        <w:t>main(</w:t>
+                      </w:r>
+                      <w:proofErr w:type="gramEnd"/>
+                      <w:r>
+                        <w:t xml:space="preserve">String </w:t>
+                      </w:r>
+                      <w:proofErr w:type="spellStart"/>
+                      <w:proofErr w:type="gramStart"/>
+                      <w:r>
+                        <w:t>args</w:t>
+                      </w:r>
+                      <w:proofErr w:type="spellEnd"/>
+                      <w:r>
+                        <w:t>[]){</w:t>
+                      </w:r>
+                      <w:proofErr w:type="gramEnd"/>
+                      <w:r>
+                        <w:t xml:space="preserve"> </w:t>
+                      </w:r>
+                    </w:p>
+                    <w:p>
+                      <w:pPr>
+                        <w:jc w:val="both"/>
+                      </w:pPr>
+                      <w:r>
+                        <w:t xml:space="preserve">        // Create a StringBuffer object with initial content</w:t>
+                      </w:r>
+                    </w:p>
+                    <w:p>
+                      <w:pPr>
+                        <w:jc w:val="both"/>
+                      </w:pPr>
+                      <w:r>
+                        <w:t xml:space="preserve">        </w:t>
+                      </w:r>
+                      <w:proofErr w:type="spellStart"/>
+                      <w:r>
+                        <w:t>StringBuffer</w:t>
+                      </w:r>
+                      <w:proofErr w:type="spellEnd"/>
+                      <w:r>
+                        <w:t xml:space="preserve"> </w:t>
+                      </w:r>
+                      <w:proofErr w:type="spellStart"/>
+                      <w:r>
+                        <w:t>sb</w:t>
+                      </w:r>
+                      <w:proofErr w:type="spellEnd"/>
+                      <w:r>
+                        <w:t xml:space="preserve"> = new </w:t>
+                      </w:r>
+                      <w:proofErr w:type="spellStart"/>
+                      <w:proofErr w:type="gramStart"/>
+                      <w:r>
+                        <w:t>StringBuffer</w:t>
+                      </w:r>
+                      <w:proofErr w:type="spellEnd"/>
+                      <w:r>
+                        <w:t>(</w:t>
+                      </w:r>
+                      <w:proofErr w:type="gramEnd"/>
+                      <w:r>
+                        <w:t xml:space="preserve">"Hello "); </w:t>
+                      </w:r>
+                    </w:p>
+                    <w:p>
+                      <w:pPr>
+                        <w:jc w:val="both"/>
+                      </w:pPr>
+                      <w:r>
+                        <w:t xml:space="preserve">        </w:t>
+                      </w:r>
+                    </w:p>
+                    <w:p>
+                      <w:pPr>
+                        <w:jc w:val="both"/>
+                      </w:pPr>
+                      <w:r>
+                        <w:t xml:space="preserve">        // Append another string to the existing buffer</w:t>
+                      </w:r>
+                    </w:p>
+                    <w:p>
+                      <w:pPr>
+                        <w:jc w:val="both"/>
+                      </w:pPr>
+                      <w:r>
+                        <w:t xml:space="preserve">        </w:t>
+                      </w:r>
+                      <w:proofErr w:type="spellStart"/>
+                      <w:proofErr w:type="gramStart"/>
+                      <w:r>
+                        <w:t>sb.append</w:t>
+                      </w:r>
+                      <w:proofErr w:type="spellEnd"/>
+                      <w:proofErr w:type="gramEnd"/>
+                      <w:r>
+                        <w:t>("Java"); // The original string buffer is modified directly</w:t>
+                      </w:r>
+                    </w:p>
+                    <w:p>
+                      <w:pPr>
+                        <w:jc w:val="both"/>
+                      </w:pPr>
+                      <w:r>
+                        <w:t xml:space="preserve">        </w:t>
+                      </w:r>
+                    </w:p>
+                    <w:p>
+                      <w:pPr>
+                        <w:jc w:val="both"/>
+                      </w:pPr>
+                      <w:r>
+                        <w:t xml:space="preserve">        // Print the modified result</w:t>
+                      </w:r>
+                    </w:p>
+                    <w:p>
+                      <w:pPr>
+                        <w:jc w:val="both"/>
+                      </w:pPr>
+                      <w:r>
+                        <w:t xml:space="preserve">        </w:t>
+                      </w:r>
+                      <w:proofErr w:type="spellStart"/>
+                      <w:r>
+                        <w:t>System.out.println</w:t>
+                      </w:r>
+                      <w:proofErr w:type="spellEnd"/>
+                      <w:r>
+                        <w:t>(</w:t>
+                      </w:r>
+                      <w:proofErr w:type="spellStart"/>
+                      <w:r>
+                        <w:t>sb</w:t>
+                      </w:r>
+                      <w:proofErr w:type="spellEnd"/>
+                      <w:r>
+                        <w:t xml:space="preserve">); // Prints: Hello Java </w:t>
+                      </w:r>
+                    </w:p>
+                    <w:p>
+                      <w:pPr>
+                        <w:jc w:val="both"/>
+                      </w:pPr>
+                      <w:r>
+                        <w:t xml:space="preserve">    } </w:t>
+                      </w:r>
+                    </w:p>
+                    <w:p>
+                      <w:pPr>
+                        <w:jc w:val="both"/>
+                      </w:pPr>
+                      <w:r>
+                        <w:t>}</w:t>
+                      </w:r>
+                    </w:p>
+                    <w:p>
+                      <w:pPr>
+                        <w:jc w:val="both"/>
+                      </w:pPr>
+                    </w:p>
+                  </w:txbxContent>
+                </v:textbox>
+              </v:rect>
+            </w:pict>
+          </mc:Fallback>
+        </mc:AlternateContent>
+      </w:r>
+    </w:p>
+    <w:p>
+      <w:pPr>
+        <w:jc w:val="both"/>
+        <w:rPr>
+          <w:rFonts w:ascii="Times New Roman" w:hAnsi="Times New Roman" w:cs="Times New Roman"/>
+          <w:color w:val="000000" w:themeColor="text1"/>
+        </w:rPr>
+      </w:pPr>
+    </w:p>
+    <w:p>
+      <w:pPr>
+        <w:jc w:val="both"/>
+        <w:rPr>
+          <w:rFonts w:ascii="Times New Roman" w:hAnsi="Times New Roman" w:cs="Times New Roman"/>
+          <w:color w:val="EE0000"/>
+        </w:rPr>
+      </w:pPr>
+      <w:r>
+        <w:rPr>
+          <w:rFonts w:ascii="Times New Roman" w:hAnsi="Times New Roman" w:cs="Times New Roman"/>
+          <w:color w:val="EE0000"/>
+        </w:rPr>
+        <w:t>.</w:t>
+      </w:r>
+    </w:p>
+    <w:p>
+      <w:pPr>
+        <w:jc w:val="both"/>
+        <w:rPr>
+          <w:rFonts w:ascii="Times New Roman" w:hAnsi="Times New Roman" w:cs="Times New Roman"/>
+          <w:color w:val="EE0000"/>
+        </w:rPr>
+      </w:pPr>
+    </w:p>
+    <w:p>
+      <w:pPr>
+        <w:jc w:val="both"/>
+        <w:rPr>
+          <w:rFonts w:ascii="Times New Roman" w:hAnsi="Times New Roman" w:cs="Times New Roman"/>
+          <w:color w:val="EE0000"/>
+        </w:rPr>
+      </w:pPr>
+    </w:p>
+    <w:p>
+      <w:pPr>
+        <w:jc w:val="both"/>
+        <w:rPr>
+          <w:rFonts w:ascii="Times New Roman" w:hAnsi="Times New Roman" w:cs="Times New Roman"/>
+          <w:color w:val="EE0000"/>
+        </w:rPr>
+      </w:pPr>
+    </w:p>
+    <w:p>
+      <w:pPr>
+        <w:jc w:val="both"/>
+        <w:rPr>
+          <w:rFonts w:ascii="Times New Roman" w:hAnsi="Times New Roman" w:cs="Times New Roman"/>
+          <w:color w:val="EE0000"/>
+        </w:rPr>
+      </w:pPr>
+    </w:p>
+    <w:p>
+      <w:pPr>
+        <w:jc w:val="both"/>
+        <w:rPr>
+          <w:rFonts w:ascii="Times New Roman" w:hAnsi="Times New Roman" w:cs="Times New Roman"/>
+          <w:color w:val="EE0000"/>
+        </w:rPr>
+      </w:pPr>
+    </w:p>
+    <w:p>
+      <w:pPr>
+        <w:jc w:val="both"/>
+        <w:rPr>
+          <w:rFonts w:ascii="Times New Roman" w:hAnsi="Times New Roman" w:cs="Times New Roman"/>
+          <w:color w:val="EE0000"/>
+        </w:rPr>
+      </w:pPr>
+    </w:p>
+    <w:p>
+      <w:pPr>
+        <w:jc w:val="both"/>
+        <w:rPr>
+          <w:rFonts w:ascii="Times New Roman" w:hAnsi="Times New Roman" w:cs="Times New Roman"/>
+          <w:color w:val="000000" w:themeColor="text1"/>
+        </w:rPr>
+      </w:pPr>
+      <w:r>
+        <w:rPr>
+          <w:rFonts w:ascii="Times New Roman" w:hAnsi="Times New Roman" w:cs="Times New Roman"/>
+          <w:color w:val="000000" w:themeColor="text1"/>
+        </w:rPr>
+        <w:t xml:space="preserve">In this example, the string "Hello " is initially stored. Instead of creating a brand-new string object during concatenation, the </w:t>
+      </w:r>
+      <w:proofErr w:type="gramStart"/>
+      <w:r>
+        <w:rPr>
+          <w:rFonts w:ascii="Times New Roman" w:hAnsi="Times New Roman" w:cs="Times New Roman"/>
+          <w:color w:val="000000" w:themeColor="text1"/>
+        </w:rPr>
+        <w:t>append(</w:t>
+      </w:r>
+      <w:proofErr w:type="gramEnd"/>
+      <w:r>
+        <w:rPr>
+          <w:rFonts w:ascii="Times New Roman" w:hAnsi="Times New Roman" w:cs="Times New Roman"/>
+          <w:color w:val="000000" w:themeColor="text1"/>
+        </w:rPr>
+        <w:t>) method directly modifies the existing buffer to output "Hello Java".</w:t>
+      </w:r>
+    </w:p>
+    <w:p>
+      <w:pPr>
+        <w:jc w:val="both"/>
+        <w:rPr>
+          <w:rFonts w:ascii="Times New Roman" w:hAnsi="Times New Roman" w:cs="Times New Roman"/>
+          <w:color w:val="000000" w:themeColor="text1"/>
+        </w:rPr>
+      </w:pPr>
+    </w:p>
+    <w:p>
+      <w:pPr>
+        <w:jc w:val="both"/>
+        <w:rPr>
+          <w:rFonts w:ascii="Times New Roman" w:hAnsi="Times New Roman" w:cs="Times New Roman"/>
+          <w:b/>
+          <w:bCs/>
+          <w:color w:val="EE0000"/>
+        </w:rPr>
+      </w:pPr>
+      <w:r>
+        <w:rPr>
+          <w:rFonts w:ascii="Times New Roman" w:hAnsi="Times New Roman" w:cs="Times New Roman"/>
+          <w:b/>
+          <w:bCs/>
+          <w:color w:val="EE0000"/>
+        </w:rPr>
+        <w:t>StringBuilder:</w:t>
+      </w:r>
+    </w:p>
+    <w:p>
+      <w:pPr>
+        <w:jc w:val="both"/>
+        <w:rPr>
+          <w:rFonts w:ascii="Times New Roman" w:hAnsi="Times New Roman" w:cs="Times New Roman"/>
+        </w:rPr>
+      </w:pPr>
+      <w:r>
+        <w:rPr>
+          <w:rFonts w:ascii="Times New Roman" w:hAnsi="Times New Roman" w:cs="Times New Roman"/>
+        </w:rPr>
+        <w:t xml:space="preserve">The </w:t>
+      </w:r>
+      <w:r>
+        <w:rPr>
+          <w:rFonts w:ascii="Times New Roman" w:hAnsi="Times New Roman" w:cs="Times New Roman"/>
+          <w:b/>
+          <w:bCs/>
+        </w:rPr>
+        <w:t>StringBuilder class</w:t>
+      </w:r>
+      <w:r>
+        <w:rPr>
+          <w:rFonts w:ascii="Times New Roman" w:hAnsi="Times New Roman" w:cs="Times New Roman"/>
+        </w:rPr>
+        <w:t xml:space="preserve"> in Java, which belongs to the </w:t>
+      </w:r>
+      <w:proofErr w:type="spellStart"/>
+      <w:proofErr w:type="gramStart"/>
+      <w:r>
+        <w:rPr>
+          <w:rFonts w:ascii="Times New Roman" w:hAnsi="Times New Roman" w:cs="Times New Roman"/>
+          <w:b/>
+          <w:bCs/>
+        </w:rPr>
+        <w:t>java.lang</w:t>
+      </w:r>
+      <w:proofErr w:type="spellEnd"/>
+      <w:proofErr w:type="gramEnd"/>
+      <w:r>
+        <w:rPr>
+          <w:rFonts w:ascii="Times New Roman" w:hAnsi="Times New Roman" w:cs="Times New Roman"/>
+          <w:b/>
+          <w:bCs/>
+        </w:rPr>
+        <w:t xml:space="preserve"> package</w:t>
+      </w:r>
+      <w:r>
+        <w:rPr>
+          <w:rFonts w:ascii="Times New Roman" w:hAnsi="Times New Roman" w:cs="Times New Roman"/>
+        </w:rPr>
+        <w:t xml:space="preserve">, represents a </w:t>
+      </w:r>
+      <w:r>
+        <w:rPr>
+          <w:rFonts w:ascii="Times New Roman" w:hAnsi="Times New Roman" w:cs="Times New Roman"/>
+          <w:b/>
+          <w:bCs/>
+        </w:rPr>
+        <w:t>mutable (modifiable) sequence of characters</w:t>
+      </w:r>
+      <w:r>
+        <w:rPr>
+          <w:rFonts w:ascii="Times New Roman" w:hAnsi="Times New Roman" w:cs="Times New Roman"/>
+        </w:rPr>
+        <w:t>.</w:t>
+      </w:r>
+    </w:p>
+    <w:p>
+      <w:pPr>
+        <w:jc w:val="both"/>
+        <w:rPr>
+          <w:rFonts w:ascii="Times New Roman" w:hAnsi="Times New Roman" w:cs="Times New Roman"/>
+        </w:rPr>
+      </w:pPr>
+      <w:r>
+        <w:rPr>
+          <w:rFonts w:ascii="Times New Roman" w:hAnsi="Times New Roman" w:cs="Times New Roman"/>
+        </w:rPr>
+        <w:t xml:space="preserve">It provides an API that is fully compatible with StringBuffer but carries </w:t>
+      </w:r>
+      <w:r>
+        <w:rPr>
+          <w:rFonts w:ascii="Times New Roman" w:hAnsi="Times New Roman" w:cs="Times New Roman"/>
+          <w:b/>
+          <w:bCs/>
+        </w:rPr>
+        <w:t>no guarantee of synchronization</w:t>
+      </w:r>
+      <w:r>
+        <w:rPr>
+          <w:rFonts w:ascii="Times New Roman" w:hAnsi="Times New Roman" w:cs="Times New Roman"/>
+        </w:rPr>
+        <w:t xml:space="preserve">. Because it is </w:t>
+      </w:r>
+      <w:r>
+        <w:rPr>
+          <w:rFonts w:ascii="Times New Roman" w:hAnsi="Times New Roman" w:cs="Times New Roman"/>
+          <w:b/>
+          <w:bCs/>
+        </w:rPr>
+        <w:t>non-synchronized</w:t>
+      </w:r>
+      <w:r>
+        <w:rPr>
+          <w:rFonts w:ascii="Times New Roman" w:hAnsi="Times New Roman" w:cs="Times New Roman"/>
+        </w:rPr>
+        <w:t xml:space="preserve"> (not thread-safe), it functions as a highly efficient, high-performance alternative for creating and modifying strings in single-threaded environments.</w:t>
+      </w:r>
+    </w:p>
+    <w:p>
+      <w:pPr>
+        <w:jc w:val="both"/>
+        <w:rPr>
+          <w:rFonts w:ascii="Times New Roman" w:hAnsi="Times New Roman" w:cs="Times New Roman"/>
+        </w:rPr>
+      </w:pPr>
+    </w:p>
+    <w:p>
+      <w:pPr>
+        <w:jc w:val="both"/>
+        <w:rPr>
+          <w:rFonts w:ascii="Times New Roman" w:hAnsi="Times New Roman" w:cs="Times New Roman"/>
+          <w:b/>
+          <w:bCs/>
+        </w:rPr>
+      </w:pPr>
+      <w:r>
+        <w:rPr>
+          <w:rFonts w:ascii="Times New Roman" w:hAnsi="Times New Roman" w:cs="Times New Roman"/>
+          <w:b/>
+          <w:bCs/>
+        </w:rPr>
+        <w:t>Here are the key properties of the StringBuilder class as detailed in your sources:</w:t>
+      </w:r>
+    </w:p>
+    <w:p>
+      <w:pPr>
+        <w:numPr>
+          <w:ilvl w:val="0"/>
+          <w:numId w:val="35"/>
+        </w:numPr>
+        <w:jc w:val="both"/>
+        <w:rPr>
+          <w:rFonts w:ascii="Times New Roman" w:hAnsi="Times New Roman" w:cs="Times New Roman"/>
+        </w:rPr>
+      </w:pPr>
+      <w:r>
+        <w:rPr>
+          <w:rFonts w:ascii="Times New Roman" w:hAnsi="Times New Roman" w:cs="Times New Roman"/>
+          <w:b/>
+          <w:bCs/>
+        </w:rPr>
+        <w:t>Mutability:</w:t>
+      </w:r>
+      <w:r>
+        <w:rPr>
+          <w:rFonts w:ascii="Times New Roman" w:hAnsi="Times New Roman" w:cs="Times New Roman"/>
+        </w:rPr>
+        <w:t xml:space="preserve"> It represents a </w:t>
+      </w:r>
+      <w:r>
+        <w:rPr>
+          <w:rFonts w:ascii="Times New Roman" w:hAnsi="Times New Roman" w:cs="Times New Roman"/>
+          <w:b/>
+          <w:bCs/>
+        </w:rPr>
+        <w:t>mutable sequence of characters</w:t>
+      </w:r>
+      <w:r>
+        <w:rPr>
+          <w:rFonts w:ascii="Times New Roman" w:hAnsi="Times New Roman" w:cs="Times New Roman"/>
+        </w:rPr>
+        <w:t>. This means the content of the string (its character sequence) can be modified, added, removed, or replaced in-place without creating a brand-new object in memory.</w:t>
+      </w:r>
+    </w:p>
+    <w:p>
+      <w:pPr>
+        <w:numPr>
+          <w:ilvl w:val="0"/>
+          <w:numId w:val="35"/>
+        </w:numPr>
+        <w:jc w:val="both"/>
+        <w:rPr>
+          <w:rFonts w:ascii="Times New Roman" w:hAnsi="Times New Roman" w:cs="Times New Roman"/>
+        </w:rPr>
+      </w:pPr>
+      <w:r>
+        <w:rPr>
+          <w:rFonts w:ascii="Times New Roman" w:hAnsi="Times New Roman" w:cs="Times New Roman"/>
+          <w:b/>
+          <w:bCs/>
+        </w:rPr>
+        <w:t>Non-Synchronized (Not Thread-Safe):</w:t>
+      </w:r>
+      <w:r>
+        <w:rPr>
+          <w:rFonts w:ascii="Times New Roman" w:hAnsi="Times New Roman" w:cs="Times New Roman"/>
+        </w:rPr>
+        <w:t xml:space="preserve"> The class offers </w:t>
+      </w:r>
+      <w:r>
+        <w:rPr>
+          <w:rFonts w:ascii="Times New Roman" w:hAnsi="Times New Roman" w:cs="Times New Roman"/>
+          <w:b/>
+          <w:bCs/>
+        </w:rPr>
+        <w:t>no guarantee of synchronization</w:t>
+      </w:r>
+      <w:r>
+        <w:rPr>
+          <w:rFonts w:ascii="Times New Roman" w:hAnsi="Times New Roman" w:cs="Times New Roman"/>
+        </w:rPr>
+        <w:t>. Multiple threads can call the methods of a StringBuilder instance simultaneously, making it unsafe for multi-threaded operations.</w:t>
+      </w:r>
+    </w:p>
+    <w:p>
+      <w:pPr>
+        <w:numPr>
+          <w:ilvl w:val="0"/>
+          <w:numId w:val="35"/>
+        </w:numPr>
+        <w:jc w:val="both"/>
+        <w:rPr>
+          <w:rFonts w:ascii="Times New Roman" w:hAnsi="Times New Roman" w:cs="Times New Roman"/>
+        </w:rPr>
+      </w:pPr>
+      <w:r>
+        <w:rPr>
+          <w:rFonts w:ascii="Times New Roman" w:hAnsi="Times New Roman" w:cs="Times New Roman"/>
+          <w:b/>
+          <w:bCs/>
+        </w:rPr>
+        <w:t>High Performance and Speed:</w:t>
+      </w:r>
+      <w:r>
+        <w:rPr>
+          <w:rFonts w:ascii="Times New Roman" w:hAnsi="Times New Roman" w:cs="Times New Roman"/>
+        </w:rPr>
+        <w:t xml:space="preserve"> Because its operations do not carry the overhead of synchronization, it operates with maximum efficiency and speed during frequent string modifications.</w:t>
+      </w:r>
+    </w:p>
+    <w:p>
+      <w:pPr>
+        <w:jc w:val="both"/>
+        <w:rPr>
+          <w:rFonts w:ascii="Times New Roman" w:hAnsi="Times New Roman" w:cs="Times New Roman"/>
+        </w:rPr>
+      </w:pPr>
+    </w:p>
+    <w:p>
+      <w:pPr>
+        <w:jc w:val="both"/>
+        <w:rPr>
+          <w:rFonts w:ascii="Times New Roman" w:hAnsi="Times New Roman" w:cs="Times New Roman"/>
+          <w:b/>
+          <w:bCs/>
+          <w:u w:val="single"/>
+        </w:rPr>
+      </w:pPr>
+      <w:r>
+        <w:rPr>
+          <w:rFonts w:ascii="Times New Roman" w:hAnsi="Times New Roman" w:cs="Times New Roman"/>
+          <w:b/>
+          <w:bCs/>
+          <w:u w:val="single"/>
+        </w:rPr>
+        <w:t>The primary disadvantage of the StringBuilder class is:</w:t>
+      </w:r>
+    </w:p>
+    <w:p>
+      <w:pPr>
+        <w:numPr>
+          <w:ilvl w:val="0"/>
+          <w:numId w:val="36"/>
+        </w:numPr>
+        <w:jc w:val="both"/>
+        <w:rPr>
+          <w:rFonts w:ascii="Times New Roman" w:hAnsi="Times New Roman" w:cs="Times New Roman"/>
+        </w:rPr>
+      </w:pPr>
+      <w:r>
+        <w:rPr>
+          <w:rFonts w:ascii="Times New Roman" w:hAnsi="Times New Roman" w:cs="Times New Roman"/>
+          <w:b/>
+          <w:bCs/>
+        </w:rPr>
+        <w:t>Not Thread-Safe (Non-Synchronized):</w:t>
+      </w:r>
+      <w:r>
+        <w:rPr>
+          <w:rFonts w:ascii="Times New Roman" w:hAnsi="Times New Roman" w:cs="Times New Roman"/>
+        </w:rPr>
+        <w:t xml:space="preserve"> StringBuilder does not offer any guarantee of synchronization. Because it is non-synchronized, </w:t>
+      </w:r>
+      <w:r>
+        <w:rPr>
+          <w:rFonts w:ascii="Times New Roman" w:hAnsi="Times New Roman" w:cs="Times New Roman"/>
+          <w:b/>
+          <w:bCs/>
+        </w:rPr>
+        <w:t>multiple threads can call its methods simultaneously</w:t>
+      </w:r>
+      <w:r>
+        <w:rPr>
+          <w:rFonts w:ascii="Times New Roman" w:hAnsi="Times New Roman" w:cs="Times New Roman"/>
+        </w:rPr>
+        <w:t xml:space="preserve">. This means it is </w:t>
+      </w:r>
+      <w:r>
+        <w:rPr>
+          <w:rFonts w:ascii="Times New Roman" w:hAnsi="Times New Roman" w:cs="Times New Roman"/>
+          <w:b/>
+          <w:bCs/>
+        </w:rPr>
+        <w:t>not safe for use in multi-threaded environments</w:t>
+      </w:r>
+      <w:r>
+        <w:rPr>
+          <w:rFonts w:ascii="Times New Roman" w:hAnsi="Times New Roman" w:cs="Times New Roman"/>
+        </w:rPr>
+        <w:t>, where concurrent modifications to the same StringBuilder instance can lead to data inconsistency or errors.</w:t>
+      </w:r>
+    </w:p>
+    <w:p>
+      <w:pPr>
+        <w:jc w:val="both"/>
+        <w:rPr>
+          <w:rFonts w:ascii="Times New Roman" w:hAnsi="Times New Roman" w:cs="Times New Roman"/>
+        </w:rPr>
+      </w:pPr>
+      <w:r>
+        <w:rPr>
+          <w:rFonts w:ascii="Times New Roman" w:hAnsi="Times New Roman" w:cs="Times New Roman"/>
+        </w:rPr>
+        <w:t>If thread safety is absolutely compulsory for your application, you cannot use StringBuilder and must use StringBuffer instead.</w:t>
+      </w:r>
+    </w:p>
+    <w:p>
+      <w:pPr>
+        <w:jc w:val="both"/>
+        <w:rPr>
+          <w:rFonts w:ascii="Times New Roman" w:hAnsi="Times New Roman" w:cs="Times New Roman"/>
+        </w:rPr>
+      </w:pPr>
+    </w:p>
+    <w:p>
+      <w:pPr>
+        <w:jc w:val="both"/>
+        <w:rPr>
+          <w:rFonts w:ascii="Times New Roman" w:hAnsi="Times New Roman" w:cs="Times New Roman"/>
+        </w:rPr>
+      </w:pPr>
+    </w:p>
+    <w:p>
+      <w:pPr>
+        <w:jc w:val="both"/>
+        <w:rPr>
+          <w:rFonts w:ascii="Times New Roman" w:hAnsi="Times New Roman" w:cs="Times New Roman"/>
+        </w:rPr>
+      </w:pPr>
+    </w:p>
+    <w:p>
+      <w:pPr>
+        <w:jc w:val="both"/>
+        <w:rPr>
+          <w:rFonts w:ascii="Times New Roman" w:hAnsi="Times New Roman" w:cs="Times New Roman"/>
+          <w:color w:val="EE0000"/>
+        </w:rPr>
+      </w:pPr>
+      <w:r>
+        <w:rPr>
+          <w:rFonts w:ascii="Times New Roman" w:hAnsi="Times New Roman" w:cs="Times New Roman"/>
+          <w:color w:val="EE0000"/>
+        </w:rPr>
+        <w:br w:type="page"/>
+      </w:r>
+    </w:p>
     <w:p>
       <w:pPr>
         <w:jc w:val="center"/>
@@ -529,7 +4391,7 @@
         <w:rPr>
           <w:rFonts w:ascii="Times New Roman" w:hAnsi="Times New Roman" w:cs="Times New Roman"/>
         </w:rPr>
-        <w:t>Abstraction</w:t>
+        <w:t>Encapsulation</w:t>
       </w:r>
     </w:p>
     <w:p>
@@ -547,7 +4409,7 @@
         <w:rPr>
           <w:rFonts w:ascii="Times New Roman" w:hAnsi="Times New Roman" w:cs="Times New Roman"/>
         </w:rPr>
-        <w:t>Encapsulation</w:t>
+        <w:t>Inheritance</w:t>
       </w:r>
     </w:p>
     <w:p>
@@ -565,7 +4427,7 @@
         <w:rPr>
           <w:rFonts w:ascii="Times New Roman" w:hAnsi="Times New Roman" w:cs="Times New Roman"/>
         </w:rPr>
-        <w:t>Inheritance</w:t>
+        <w:t>Polymorphism</w:t>
       </w:r>
     </w:p>
     <w:p>
@@ -583,7 +4445,7 @@
         <w:rPr>
           <w:rFonts w:ascii="Times New Roman" w:hAnsi="Times New Roman" w:cs="Times New Roman"/>
         </w:rPr>
-        <w:t>Polymorphism</w:t>
+        <w:t>Abstraction</w:t>
       </w:r>
     </w:p>
     <w:p>
@@ -639,7 +4501,6 @@
         <w:rPr>
           <w:rFonts w:ascii="Times New Roman" w:hAnsi="Times New Roman" w:cs="Times New Roman"/>
         </w:rPr>
-        <w:lastRenderedPageBreak/>
         <w:t>It is a process of selective ignorance.</w:t>
       </w:r>
     </w:p>
@@ -1124,6 +4985,7 @@
         <w:t xml:space="preserve">It is a process of binding and hiding of state and behaviour of </w:t>
       </w:r>
       <w:proofErr w:type="spellStart"/>
+      <w:proofErr w:type="gramStart"/>
       <w:r>
         <w:rPr>
           <w:rFonts w:ascii="Times New Roman" w:hAnsi="Times New Roman" w:cs="Times New Roman"/>
@@ -1131,6 +4993,7 @@
         <w:t>a</w:t>
       </w:r>
       <w:proofErr w:type="spellEnd"/>
+      <w:proofErr w:type="gramEnd"/>
       <w:r>
         <w:rPr>
           <w:rFonts w:ascii="Times New Roman" w:hAnsi="Times New Roman" w:cs="Times New Roman"/>
@@ -2054,7 +5917,25 @@
           <w:b/>
           <w:bCs/>
         </w:rPr>
-        <w:t xml:space="preserve">    void sound() {</w:t>
+        <w:t xml:space="preserve">    void </w:t>
+      </w:r>
+      <w:proofErr w:type="gramStart"/>
+      <w:r>
+        <w:rPr>
+          <w:rFonts w:ascii="Times New Roman" w:hAnsi="Times New Roman" w:cs="Times New Roman"/>
+          <w:b/>
+          <w:bCs/>
+        </w:rPr>
+        <w:t>sound(</w:t>
+      </w:r>
+      <w:proofErr w:type="gramEnd"/>
+      <w:r>
+        <w:rPr>
+          <w:rFonts w:ascii="Times New Roman" w:hAnsi="Times New Roman" w:cs="Times New Roman"/>
+          <w:b/>
+          <w:bCs/>
+        </w:rPr>
+        <w:t>) {</w:t>
       </w:r>
     </w:p>
     <w:p>
@@ -2162,7 +6043,25 @@
           <w:b/>
           <w:bCs/>
         </w:rPr>
-        <w:t xml:space="preserve">    void sound() {</w:t>
+        <w:t xml:space="preserve">    void </w:t>
+      </w:r>
+      <w:proofErr w:type="gramStart"/>
+      <w:r>
+        <w:rPr>
+          <w:rFonts w:ascii="Times New Roman" w:hAnsi="Times New Roman" w:cs="Times New Roman"/>
+          <w:b/>
+          <w:bCs/>
+        </w:rPr>
+        <w:t>sound(</w:t>
+      </w:r>
+      <w:proofErr w:type="gramEnd"/>
+      <w:r>
+        <w:rPr>
+          <w:rFonts w:ascii="Times New Roman" w:hAnsi="Times New Roman" w:cs="Times New Roman"/>
+          <w:b/>
+          <w:bCs/>
+        </w:rPr>
+        <w:t>) {</w:t>
       </w:r>
     </w:p>
     <w:p>
@@ -2270,7 +6169,25 @@
           <w:b/>
           <w:bCs/>
         </w:rPr>
-        <w:t xml:space="preserve">    public static void main(String[] </w:t>
+        <w:t xml:space="preserve">    public static void </w:t>
+      </w:r>
+      <w:proofErr w:type="gramStart"/>
+      <w:r>
+        <w:rPr>
+          <w:rFonts w:ascii="Times New Roman" w:hAnsi="Times New Roman" w:cs="Times New Roman"/>
+          <w:b/>
+          <w:bCs/>
+        </w:rPr>
+        <w:t>main(String[</w:t>
+      </w:r>
+      <w:proofErr w:type="gramEnd"/>
+      <w:r>
+        <w:rPr>
+          <w:rFonts w:ascii="Times New Roman" w:hAnsi="Times New Roman" w:cs="Times New Roman"/>
+          <w:b/>
+          <w:bCs/>
+        </w:rPr>
+        <w:t xml:space="preserve">] </w:t>
       </w:r>
       <w:proofErr w:type="spellStart"/>
       <w:r>
@@ -2306,7 +6223,25 @@
           <w:b/>
           <w:bCs/>
         </w:rPr>
-        <w:t xml:space="preserve">        Animal a = new Dog();  // parent reference, child object</w:t>
+        <w:t xml:space="preserve">        Animal a = new </w:t>
+      </w:r>
+      <w:proofErr w:type="gramStart"/>
+      <w:r>
+        <w:rPr>
+          <w:rFonts w:ascii="Times New Roman" w:hAnsi="Times New Roman" w:cs="Times New Roman"/>
+          <w:b/>
+          <w:bCs/>
+        </w:rPr>
+        <w:t>Dog();  /</w:t>
+      </w:r>
+      <w:proofErr w:type="gramEnd"/>
+      <w:r>
+        <w:rPr>
+          <w:rFonts w:ascii="Times New Roman" w:hAnsi="Times New Roman" w:cs="Times New Roman"/>
+          <w:b/>
+          <w:bCs/>
+        </w:rPr>
+        <w:t>/ parent reference, child object</w:t>
       </w:r>
     </w:p>
     <w:p>
@@ -2327,6 +6262,7 @@
         <w:t xml:space="preserve">        </w:t>
       </w:r>
       <w:proofErr w:type="spellStart"/>
+      <w:proofErr w:type="gramStart"/>
       <w:r>
         <w:rPr>
           <w:rFonts w:ascii="Times New Roman" w:hAnsi="Times New Roman" w:cs="Times New Roman"/>
@@ -2336,13 +6272,32 @@
         <w:t>a.sound</w:t>
       </w:r>
       <w:proofErr w:type="spellEnd"/>
-      <w:r>
-        <w:rPr>
-          <w:rFonts w:ascii="Times New Roman" w:hAnsi="Times New Roman" w:cs="Times New Roman"/>
-          <w:b/>
-          <w:bCs/>
-        </w:rPr>
-        <w:t>();             // decided at runtime</w:t>
+      <w:proofErr w:type="gramEnd"/>
+      <w:r>
+        <w:rPr>
+          <w:rFonts w:ascii="Times New Roman" w:hAnsi="Times New Roman" w:cs="Times New Roman"/>
+          <w:b/>
+          <w:bCs/>
+        </w:rPr>
+        <w:t>(</w:t>
+      </w:r>
+      <w:proofErr w:type="gramStart"/>
+      <w:r>
+        <w:rPr>
+          <w:rFonts w:ascii="Times New Roman" w:hAnsi="Times New Roman" w:cs="Times New Roman"/>
+          <w:b/>
+          <w:bCs/>
+        </w:rPr>
+        <w:t xml:space="preserve">);   </w:t>
+      </w:r>
+      <w:proofErr w:type="gramEnd"/>
+      <w:r>
+        <w:rPr>
+          <w:rFonts w:ascii="Times New Roman" w:hAnsi="Times New Roman" w:cs="Times New Roman"/>
+          <w:b/>
+          <w:bCs/>
+        </w:rPr>
+        <w:t xml:space="preserve">          // decided at runtime</w:t>
       </w:r>
     </w:p>
     <w:p>
@@ -2874,6 +6829,1401 @@
           <w:sz w:val="28"/>
           <w:szCs w:val="28"/>
         </w:rPr>
+        <w:t>Encapsulation</w:t>
+      </w:r>
+    </w:p>
+    <w:p>
+      <w:pPr>
+        <w:pStyle w:val="ListParagraph"/>
+        <w:numPr>
+          <w:ilvl w:val="0"/>
+          <w:numId w:val="6"/>
+        </w:numPr>
+        <w:rPr>
+          <w:rFonts w:ascii="Times New Roman" w:hAnsi="Times New Roman" w:cs="Times New Roman"/>
+        </w:rPr>
+      </w:pPr>
+      <w:r>
+        <w:rPr>
+          <w:rFonts w:ascii="Times New Roman" w:hAnsi="Times New Roman" w:cs="Times New Roman"/>
+        </w:rPr>
+        <w:t>It is a process of binding and hiding of state and behaviour of a</w:t>
+      </w:r>
+      <w:r>
+        <w:rPr>
+          <w:rFonts w:ascii="Times New Roman" w:hAnsi="Times New Roman" w:cs="Times New Roman"/>
+        </w:rPr>
+        <w:t>n</w:t>
+      </w:r>
+      <w:r>
+        <w:rPr>
+          <w:rFonts w:ascii="Times New Roman" w:hAnsi="Times New Roman" w:cs="Times New Roman"/>
+        </w:rPr>
+        <w:t xml:space="preserve"> object by default.</w:t>
+      </w:r>
+    </w:p>
+    <w:p>
+      <w:pPr>
+        <w:pStyle w:val="ListParagraph"/>
+        <w:numPr>
+          <w:ilvl w:val="0"/>
+          <w:numId w:val="6"/>
+        </w:numPr>
+        <w:rPr>
+          <w:rFonts w:ascii="Times New Roman" w:hAnsi="Times New Roman" w:cs="Times New Roman"/>
+        </w:rPr>
+      </w:pPr>
+      <w:r>
+        <w:rPr>
+          <w:rFonts w:ascii="Times New Roman" w:hAnsi="Times New Roman" w:cs="Times New Roman"/>
+        </w:rPr>
+        <w:t>In Java, encapsulation is mainly achieved by declaring variables as private and providing public getter and setter methods to access and modify them.</w:t>
+      </w:r>
+    </w:p>
+    <w:p>
+      <w:pPr>
+        <w:pStyle w:val="ListParagraph"/>
+        <w:numPr>
+          <w:ilvl w:val="0"/>
+          <w:numId w:val="6"/>
+        </w:numPr>
+        <w:rPr>
+          <w:rFonts w:ascii="Times New Roman" w:hAnsi="Times New Roman" w:cs="Times New Roman"/>
+        </w:rPr>
+      </w:pPr>
+      <w:r>
+        <w:rPr>
+          <w:rFonts w:ascii="Times New Roman" w:hAnsi="Times New Roman" w:cs="Times New Roman"/>
+        </w:rPr>
+        <w:t xml:space="preserve">For example, if we have a </w:t>
+      </w:r>
+      <w:proofErr w:type="gramStart"/>
+      <w:r>
+        <w:rPr>
+          <w:rFonts w:ascii="Times New Roman" w:hAnsi="Times New Roman" w:cs="Times New Roman"/>
+        </w:rPr>
+        <w:t>Student</w:t>
+      </w:r>
+      <w:proofErr w:type="gramEnd"/>
+      <w:r>
+        <w:rPr>
+          <w:rFonts w:ascii="Times New Roman" w:hAnsi="Times New Roman" w:cs="Times New Roman"/>
+        </w:rPr>
+        <w:t xml:space="preserve"> class, we can make the student's name private and provide a </w:t>
+      </w:r>
+      <w:proofErr w:type="spellStart"/>
+      <w:proofErr w:type="gramStart"/>
+      <w:r>
+        <w:rPr>
+          <w:rFonts w:ascii="Times New Roman" w:hAnsi="Times New Roman" w:cs="Times New Roman"/>
+        </w:rPr>
+        <w:t>getName</w:t>
+      </w:r>
+      <w:proofErr w:type="spellEnd"/>
+      <w:r>
+        <w:rPr>
+          <w:rFonts w:ascii="Times New Roman" w:hAnsi="Times New Roman" w:cs="Times New Roman"/>
+        </w:rPr>
+        <w:t>(</w:t>
+      </w:r>
+      <w:proofErr w:type="gramEnd"/>
+      <w:r>
+        <w:rPr>
+          <w:rFonts w:ascii="Times New Roman" w:hAnsi="Times New Roman" w:cs="Times New Roman"/>
+        </w:rPr>
+        <w:t xml:space="preserve">) method to read it and a </w:t>
+      </w:r>
+      <w:proofErr w:type="spellStart"/>
+      <w:proofErr w:type="gramStart"/>
+      <w:r>
+        <w:rPr>
+          <w:rFonts w:ascii="Times New Roman" w:hAnsi="Times New Roman" w:cs="Times New Roman"/>
+        </w:rPr>
+        <w:t>setName</w:t>
+      </w:r>
+      <w:proofErr w:type="spellEnd"/>
+      <w:r>
+        <w:rPr>
+          <w:rFonts w:ascii="Times New Roman" w:hAnsi="Times New Roman" w:cs="Times New Roman"/>
+        </w:rPr>
+        <w:t>(</w:t>
+      </w:r>
+      <w:proofErr w:type="gramEnd"/>
+      <w:r>
+        <w:rPr>
+          <w:rFonts w:ascii="Times New Roman" w:hAnsi="Times New Roman" w:cs="Times New Roman"/>
+        </w:rPr>
+        <w:t>) method to change it.</w:t>
+      </w:r>
+    </w:p>
+    <w:p>
+      <w:pPr>
+        <w:pStyle w:val="ListParagraph"/>
+        <w:numPr>
+          <w:ilvl w:val="0"/>
+          <w:numId w:val="6"/>
+        </w:numPr>
+        <w:rPr>
+          <w:rFonts w:ascii="Times New Roman" w:hAnsi="Times New Roman" w:cs="Times New Roman"/>
+        </w:rPr>
+      </w:pPr>
+      <w:r>
+        <w:rPr>
+          <w:rFonts w:ascii="Times New Roman" w:hAnsi="Times New Roman" w:cs="Times New Roman"/>
+        </w:rPr>
+        <w:t>The main advantage of encapsulation is data security and controlled access. It prevents other classes from directly changing important data and allows us to add validation before modifying it.</w:t>
+      </w:r>
+    </w:p>
+    <w:p>
+      <w:pPr>
+        <w:pStyle w:val="ListParagraph"/>
+        <w:numPr>
+          <w:ilvl w:val="0"/>
+          <w:numId w:val="6"/>
+        </w:numPr>
+        <w:rPr>
+          <w:rFonts w:ascii="Times New Roman" w:hAnsi="Times New Roman" w:cs="Times New Roman"/>
+        </w:rPr>
+      </w:pPr>
+      <w:r>
+        <w:rPr>
+          <w:rFonts w:ascii="Times New Roman" w:hAnsi="Times New Roman" w:cs="Times New Roman"/>
+        </w:rPr>
+        <w:t>So, in simple words, encapsulation means hiding the internal data of a class and providing controlled access through methods. It improves security, maintainability, and flexibility of Java programs.</w:t>
+      </w:r>
+    </w:p>
+    <w:p>
+      <w:pPr>
+        <w:rPr>
+          <w:rFonts w:ascii="Times New Roman" w:hAnsi="Times New Roman" w:cs="Times New Roman"/>
+          <w:b/>
+          <w:bCs/>
+          <w:sz w:val="20"/>
+          <w:szCs w:val="20"/>
+        </w:rPr>
+      </w:pPr>
+      <w:r>
+        <w:rPr>
+          <w:rFonts w:ascii="Times New Roman" w:hAnsi="Times New Roman" w:cs="Times New Roman"/>
+          <w:b/>
+          <w:bCs/>
+          <w:sz w:val="20"/>
+          <w:szCs w:val="20"/>
+        </w:rPr>
+        <w:t>class Student {</w:t>
+      </w:r>
+    </w:p>
+    <w:p>
+      <w:pPr>
+        <w:rPr>
+          <w:rFonts w:ascii="Times New Roman" w:hAnsi="Times New Roman" w:cs="Times New Roman"/>
+          <w:b/>
+          <w:bCs/>
+          <w:sz w:val="20"/>
+          <w:szCs w:val="20"/>
+        </w:rPr>
+      </w:pPr>
+      <w:r>
+        <w:rPr>
+          <w:rFonts w:ascii="Times New Roman" w:hAnsi="Times New Roman" w:cs="Times New Roman"/>
+          <w:b/>
+          <w:bCs/>
+          <w:sz w:val="20"/>
+          <w:szCs w:val="20"/>
+        </w:rPr>
+        <w:t xml:space="preserve">    // Private variables</w:t>
+      </w:r>
+    </w:p>
+    <w:p>
+      <w:pPr>
+        <w:rPr>
+          <w:rFonts w:ascii="Times New Roman" w:hAnsi="Times New Roman" w:cs="Times New Roman"/>
+          <w:b/>
+          <w:bCs/>
+          <w:sz w:val="20"/>
+          <w:szCs w:val="20"/>
+        </w:rPr>
+      </w:pPr>
+      <w:r>
+        <w:rPr>
+          <w:rFonts w:ascii="Times New Roman" w:hAnsi="Times New Roman" w:cs="Times New Roman"/>
+          <w:b/>
+          <w:bCs/>
+          <w:sz w:val="20"/>
+          <w:szCs w:val="20"/>
+        </w:rPr>
+        <w:t xml:space="preserve">    private String name;</w:t>
+      </w:r>
+    </w:p>
+    <w:p>
+      <w:pPr>
+        <w:rPr>
+          <w:rFonts w:ascii="Times New Roman" w:hAnsi="Times New Roman" w:cs="Times New Roman"/>
+          <w:b/>
+          <w:bCs/>
+          <w:sz w:val="20"/>
+          <w:szCs w:val="20"/>
+        </w:rPr>
+      </w:pPr>
+      <w:r>
+        <w:rPr>
+          <w:rFonts w:ascii="Times New Roman" w:hAnsi="Times New Roman" w:cs="Times New Roman"/>
+          <w:b/>
+          <w:bCs/>
+          <w:sz w:val="20"/>
+          <w:szCs w:val="20"/>
+        </w:rPr>
+        <w:t xml:space="preserve">    private int age;</w:t>
+      </w:r>
+    </w:p>
+    <w:p>
+      <w:pPr>
+        <w:rPr>
+          <w:rFonts w:ascii="Times New Roman" w:hAnsi="Times New Roman" w:cs="Times New Roman"/>
+          <w:b/>
+          <w:bCs/>
+          <w:sz w:val="20"/>
+          <w:szCs w:val="20"/>
+        </w:rPr>
+      </w:pPr>
+    </w:p>
+    <w:p>
+      <w:pPr>
+        <w:rPr>
+          <w:rFonts w:ascii="Times New Roman" w:hAnsi="Times New Roman" w:cs="Times New Roman"/>
+          <w:b/>
+          <w:bCs/>
+          <w:sz w:val="20"/>
+          <w:szCs w:val="20"/>
+        </w:rPr>
+      </w:pPr>
+      <w:r>
+        <w:rPr>
+          <w:rFonts w:ascii="Times New Roman" w:hAnsi="Times New Roman" w:cs="Times New Roman"/>
+          <w:b/>
+          <w:bCs/>
+          <w:sz w:val="20"/>
+          <w:szCs w:val="20"/>
+        </w:rPr>
+        <w:t xml:space="preserve">    // Setter methods</w:t>
+      </w:r>
+    </w:p>
+    <w:p>
+      <w:pPr>
+        <w:rPr>
+          <w:rFonts w:ascii="Times New Roman" w:hAnsi="Times New Roman" w:cs="Times New Roman"/>
+          <w:b/>
+          <w:bCs/>
+          <w:sz w:val="20"/>
+          <w:szCs w:val="20"/>
+        </w:rPr>
+      </w:pPr>
+      <w:r>
+        <w:rPr>
+          <w:rFonts w:ascii="Times New Roman" w:hAnsi="Times New Roman" w:cs="Times New Roman"/>
+          <w:b/>
+          <w:bCs/>
+          <w:sz w:val="20"/>
+          <w:szCs w:val="20"/>
+        </w:rPr>
+        <w:t xml:space="preserve">    public void </w:t>
+      </w:r>
+      <w:proofErr w:type="spellStart"/>
+      <w:proofErr w:type="gramStart"/>
+      <w:r>
+        <w:rPr>
+          <w:rFonts w:ascii="Times New Roman" w:hAnsi="Times New Roman" w:cs="Times New Roman"/>
+          <w:b/>
+          <w:bCs/>
+          <w:sz w:val="20"/>
+          <w:szCs w:val="20"/>
+        </w:rPr>
+        <w:t>setName</w:t>
+      </w:r>
+      <w:proofErr w:type="spellEnd"/>
+      <w:r>
+        <w:rPr>
+          <w:rFonts w:ascii="Times New Roman" w:hAnsi="Times New Roman" w:cs="Times New Roman"/>
+          <w:b/>
+          <w:bCs/>
+          <w:sz w:val="20"/>
+          <w:szCs w:val="20"/>
+        </w:rPr>
+        <w:t>(</w:t>
+      </w:r>
+      <w:proofErr w:type="gramEnd"/>
+      <w:r>
+        <w:rPr>
+          <w:rFonts w:ascii="Times New Roman" w:hAnsi="Times New Roman" w:cs="Times New Roman"/>
+          <w:b/>
+          <w:bCs/>
+          <w:sz w:val="20"/>
+          <w:szCs w:val="20"/>
+        </w:rPr>
+        <w:t>String name) {</w:t>
+      </w:r>
+    </w:p>
+    <w:p>
+      <w:pPr>
+        <w:rPr>
+          <w:rFonts w:ascii="Times New Roman" w:hAnsi="Times New Roman" w:cs="Times New Roman"/>
+          <w:b/>
+          <w:bCs/>
+          <w:sz w:val="20"/>
+          <w:szCs w:val="20"/>
+        </w:rPr>
+      </w:pPr>
+      <w:r>
+        <w:rPr>
+          <w:rFonts w:ascii="Times New Roman" w:hAnsi="Times New Roman" w:cs="Times New Roman"/>
+          <w:b/>
+          <w:bCs/>
+          <w:sz w:val="20"/>
+          <w:szCs w:val="20"/>
+        </w:rPr>
+        <w:t xml:space="preserve">        this.name = name;</w:t>
+      </w:r>
+    </w:p>
+    <w:p>
+      <w:pPr>
+        <w:rPr>
+          <w:rFonts w:ascii="Times New Roman" w:hAnsi="Times New Roman" w:cs="Times New Roman"/>
+          <w:b/>
+          <w:bCs/>
+          <w:sz w:val="20"/>
+          <w:szCs w:val="20"/>
+        </w:rPr>
+      </w:pPr>
+      <w:r>
+        <w:rPr>
+          <w:rFonts w:ascii="Times New Roman" w:hAnsi="Times New Roman" w:cs="Times New Roman"/>
+          <w:b/>
+          <w:bCs/>
+          <w:sz w:val="20"/>
+          <w:szCs w:val="20"/>
+        </w:rPr>
+        <w:t xml:space="preserve">    }</w:t>
+      </w:r>
+    </w:p>
+    <w:p>
+      <w:pPr>
+        <w:rPr>
+          <w:rFonts w:ascii="Times New Roman" w:hAnsi="Times New Roman" w:cs="Times New Roman"/>
+          <w:b/>
+          <w:bCs/>
+          <w:sz w:val="20"/>
+          <w:szCs w:val="20"/>
+        </w:rPr>
+      </w:pPr>
+    </w:p>
+    <w:p>
+      <w:pPr>
+        <w:rPr>
+          <w:rFonts w:ascii="Times New Roman" w:hAnsi="Times New Roman" w:cs="Times New Roman"/>
+          <w:b/>
+          <w:bCs/>
+          <w:sz w:val="20"/>
+          <w:szCs w:val="20"/>
+        </w:rPr>
+      </w:pPr>
+      <w:r>
+        <w:rPr>
+          <w:rFonts w:ascii="Times New Roman" w:hAnsi="Times New Roman" w:cs="Times New Roman"/>
+          <w:b/>
+          <w:bCs/>
+          <w:sz w:val="20"/>
+          <w:szCs w:val="20"/>
+        </w:rPr>
+        <w:t xml:space="preserve">    public void </w:t>
+      </w:r>
+      <w:proofErr w:type="spellStart"/>
+      <w:proofErr w:type="gramStart"/>
+      <w:r>
+        <w:rPr>
+          <w:rFonts w:ascii="Times New Roman" w:hAnsi="Times New Roman" w:cs="Times New Roman"/>
+          <w:b/>
+          <w:bCs/>
+          <w:sz w:val="20"/>
+          <w:szCs w:val="20"/>
+        </w:rPr>
+        <w:t>setAge</w:t>
+      </w:r>
+      <w:proofErr w:type="spellEnd"/>
+      <w:r>
+        <w:rPr>
+          <w:rFonts w:ascii="Times New Roman" w:hAnsi="Times New Roman" w:cs="Times New Roman"/>
+          <w:b/>
+          <w:bCs/>
+          <w:sz w:val="20"/>
+          <w:szCs w:val="20"/>
+        </w:rPr>
+        <w:t>(</w:t>
+      </w:r>
+      <w:proofErr w:type="gramEnd"/>
+      <w:r>
+        <w:rPr>
+          <w:rFonts w:ascii="Times New Roman" w:hAnsi="Times New Roman" w:cs="Times New Roman"/>
+          <w:b/>
+          <w:bCs/>
+          <w:sz w:val="20"/>
+          <w:szCs w:val="20"/>
+        </w:rPr>
+        <w:t>int age) {</w:t>
+      </w:r>
+    </w:p>
+    <w:p>
+      <w:pPr>
+        <w:rPr>
+          <w:rFonts w:ascii="Times New Roman" w:hAnsi="Times New Roman" w:cs="Times New Roman"/>
+          <w:b/>
+          <w:bCs/>
+          <w:sz w:val="20"/>
+          <w:szCs w:val="20"/>
+        </w:rPr>
+      </w:pPr>
+      <w:r>
+        <w:rPr>
+          <w:rFonts w:ascii="Times New Roman" w:hAnsi="Times New Roman" w:cs="Times New Roman"/>
+          <w:b/>
+          <w:bCs/>
+          <w:sz w:val="20"/>
+          <w:szCs w:val="20"/>
+        </w:rPr>
+        <w:t xml:space="preserve">        </w:t>
+      </w:r>
+      <w:proofErr w:type="spellStart"/>
+      <w:r>
+        <w:rPr>
+          <w:rFonts w:ascii="Times New Roman" w:hAnsi="Times New Roman" w:cs="Times New Roman"/>
+          <w:b/>
+          <w:bCs/>
+          <w:sz w:val="20"/>
+          <w:szCs w:val="20"/>
+        </w:rPr>
+        <w:t>this.age</w:t>
+      </w:r>
+      <w:proofErr w:type="spellEnd"/>
+      <w:r>
+        <w:rPr>
+          <w:rFonts w:ascii="Times New Roman" w:hAnsi="Times New Roman" w:cs="Times New Roman"/>
+          <w:b/>
+          <w:bCs/>
+          <w:sz w:val="20"/>
+          <w:szCs w:val="20"/>
+        </w:rPr>
+        <w:t xml:space="preserve"> = age;</w:t>
+      </w:r>
+    </w:p>
+    <w:p>
+      <w:pPr>
+        <w:rPr>
+          <w:rFonts w:ascii="Times New Roman" w:hAnsi="Times New Roman" w:cs="Times New Roman"/>
+          <w:b/>
+          <w:bCs/>
+          <w:sz w:val="20"/>
+          <w:szCs w:val="20"/>
+        </w:rPr>
+      </w:pPr>
+      <w:r>
+        <w:rPr>
+          <w:rFonts w:ascii="Times New Roman" w:hAnsi="Times New Roman" w:cs="Times New Roman"/>
+          <w:b/>
+          <w:bCs/>
+          <w:sz w:val="20"/>
+          <w:szCs w:val="20"/>
+        </w:rPr>
+        <w:t xml:space="preserve">    }</w:t>
+      </w:r>
+    </w:p>
+    <w:p>
+      <w:pPr>
+        <w:rPr>
+          <w:rFonts w:ascii="Times New Roman" w:hAnsi="Times New Roman" w:cs="Times New Roman"/>
+          <w:b/>
+          <w:bCs/>
+          <w:sz w:val="20"/>
+          <w:szCs w:val="20"/>
+        </w:rPr>
+      </w:pPr>
+    </w:p>
+    <w:p>
+      <w:pPr>
+        <w:rPr>
+          <w:rFonts w:ascii="Times New Roman" w:hAnsi="Times New Roman" w:cs="Times New Roman"/>
+          <w:b/>
+          <w:bCs/>
+          <w:sz w:val="20"/>
+          <w:szCs w:val="20"/>
+        </w:rPr>
+      </w:pPr>
+      <w:r>
+        <w:rPr>
+          <w:rFonts w:ascii="Times New Roman" w:hAnsi="Times New Roman" w:cs="Times New Roman"/>
+          <w:b/>
+          <w:bCs/>
+          <w:sz w:val="20"/>
+          <w:szCs w:val="20"/>
+        </w:rPr>
+        <w:t xml:space="preserve">    // Getter methods</w:t>
+      </w:r>
+    </w:p>
+    <w:p>
+      <w:pPr>
+        <w:rPr>
+          <w:rFonts w:ascii="Times New Roman" w:hAnsi="Times New Roman" w:cs="Times New Roman"/>
+          <w:b/>
+          <w:bCs/>
+          <w:sz w:val="20"/>
+          <w:szCs w:val="20"/>
+        </w:rPr>
+      </w:pPr>
+      <w:r>
+        <w:rPr>
+          <w:rFonts w:ascii="Times New Roman" w:hAnsi="Times New Roman" w:cs="Times New Roman"/>
+          <w:b/>
+          <w:bCs/>
+          <w:sz w:val="20"/>
+          <w:szCs w:val="20"/>
+        </w:rPr>
+        <w:t xml:space="preserve">    public String </w:t>
+      </w:r>
+      <w:proofErr w:type="spellStart"/>
+      <w:proofErr w:type="gramStart"/>
+      <w:r>
+        <w:rPr>
+          <w:rFonts w:ascii="Times New Roman" w:hAnsi="Times New Roman" w:cs="Times New Roman"/>
+          <w:b/>
+          <w:bCs/>
+          <w:sz w:val="20"/>
+          <w:szCs w:val="20"/>
+        </w:rPr>
+        <w:t>getName</w:t>
+      </w:r>
+      <w:proofErr w:type="spellEnd"/>
+      <w:r>
+        <w:rPr>
+          <w:rFonts w:ascii="Times New Roman" w:hAnsi="Times New Roman" w:cs="Times New Roman"/>
+          <w:b/>
+          <w:bCs/>
+          <w:sz w:val="20"/>
+          <w:szCs w:val="20"/>
+        </w:rPr>
+        <w:t>(</w:t>
+      </w:r>
+      <w:proofErr w:type="gramEnd"/>
+      <w:r>
+        <w:rPr>
+          <w:rFonts w:ascii="Times New Roman" w:hAnsi="Times New Roman" w:cs="Times New Roman"/>
+          <w:b/>
+          <w:bCs/>
+          <w:sz w:val="20"/>
+          <w:szCs w:val="20"/>
+        </w:rPr>
+        <w:t>) {</w:t>
+      </w:r>
+    </w:p>
+    <w:p>
+      <w:pPr>
+        <w:rPr>
+          <w:rFonts w:ascii="Times New Roman" w:hAnsi="Times New Roman" w:cs="Times New Roman"/>
+          <w:b/>
+          <w:bCs/>
+          <w:sz w:val="20"/>
+          <w:szCs w:val="20"/>
+        </w:rPr>
+      </w:pPr>
+      <w:r>
+        <w:rPr>
+          <w:rFonts w:ascii="Times New Roman" w:hAnsi="Times New Roman" w:cs="Times New Roman"/>
+          <w:b/>
+          <w:bCs/>
+          <w:sz w:val="20"/>
+          <w:szCs w:val="20"/>
+        </w:rPr>
+        <w:t xml:space="preserve">        return name;</w:t>
+      </w:r>
+    </w:p>
+    <w:p>
+      <w:pPr>
+        <w:rPr>
+          <w:rFonts w:ascii="Times New Roman" w:hAnsi="Times New Roman" w:cs="Times New Roman"/>
+          <w:b/>
+          <w:bCs/>
+          <w:sz w:val="20"/>
+          <w:szCs w:val="20"/>
+        </w:rPr>
+      </w:pPr>
+      <w:r>
+        <w:rPr>
+          <w:rFonts w:ascii="Times New Roman" w:hAnsi="Times New Roman" w:cs="Times New Roman"/>
+          <w:b/>
+          <w:bCs/>
+          <w:sz w:val="20"/>
+          <w:szCs w:val="20"/>
+        </w:rPr>
+        <w:t xml:space="preserve">    }</w:t>
+      </w:r>
+    </w:p>
+    <w:p>
+      <w:pPr>
+        <w:rPr>
+          <w:rFonts w:ascii="Times New Roman" w:hAnsi="Times New Roman" w:cs="Times New Roman"/>
+          <w:b/>
+          <w:bCs/>
+          <w:sz w:val="20"/>
+          <w:szCs w:val="20"/>
+        </w:rPr>
+      </w:pPr>
+    </w:p>
+    <w:p>
+      <w:pPr>
+        <w:rPr>
+          <w:rFonts w:ascii="Times New Roman" w:hAnsi="Times New Roman" w:cs="Times New Roman"/>
+          <w:b/>
+          <w:bCs/>
+          <w:sz w:val="20"/>
+          <w:szCs w:val="20"/>
+        </w:rPr>
+      </w:pPr>
+      <w:r>
+        <w:rPr>
+          <w:rFonts w:ascii="Times New Roman" w:hAnsi="Times New Roman" w:cs="Times New Roman"/>
+          <w:b/>
+          <w:bCs/>
+          <w:sz w:val="20"/>
+          <w:szCs w:val="20"/>
+        </w:rPr>
+        <w:t xml:space="preserve">    public int </w:t>
+      </w:r>
+      <w:proofErr w:type="spellStart"/>
+      <w:proofErr w:type="gramStart"/>
+      <w:r>
+        <w:rPr>
+          <w:rFonts w:ascii="Times New Roman" w:hAnsi="Times New Roman" w:cs="Times New Roman"/>
+          <w:b/>
+          <w:bCs/>
+          <w:sz w:val="20"/>
+          <w:szCs w:val="20"/>
+        </w:rPr>
+        <w:t>getAge</w:t>
+      </w:r>
+      <w:proofErr w:type="spellEnd"/>
+      <w:r>
+        <w:rPr>
+          <w:rFonts w:ascii="Times New Roman" w:hAnsi="Times New Roman" w:cs="Times New Roman"/>
+          <w:b/>
+          <w:bCs/>
+          <w:sz w:val="20"/>
+          <w:szCs w:val="20"/>
+        </w:rPr>
+        <w:t>(</w:t>
+      </w:r>
+      <w:proofErr w:type="gramEnd"/>
+      <w:r>
+        <w:rPr>
+          <w:rFonts w:ascii="Times New Roman" w:hAnsi="Times New Roman" w:cs="Times New Roman"/>
+          <w:b/>
+          <w:bCs/>
+          <w:sz w:val="20"/>
+          <w:szCs w:val="20"/>
+        </w:rPr>
+        <w:t>) {</w:t>
+      </w:r>
+    </w:p>
+    <w:p>
+      <w:pPr>
+        <w:rPr>
+          <w:rFonts w:ascii="Times New Roman" w:hAnsi="Times New Roman" w:cs="Times New Roman"/>
+          <w:b/>
+          <w:bCs/>
+          <w:sz w:val="20"/>
+          <w:szCs w:val="20"/>
+        </w:rPr>
+      </w:pPr>
+      <w:r>
+        <w:rPr>
+          <w:rFonts w:ascii="Times New Roman" w:hAnsi="Times New Roman" w:cs="Times New Roman"/>
+          <w:b/>
+          <w:bCs/>
+          <w:sz w:val="20"/>
+          <w:szCs w:val="20"/>
+        </w:rPr>
+        <w:t xml:space="preserve">        return age;</w:t>
+      </w:r>
+    </w:p>
+    <w:p>
+      <w:pPr>
+        <w:rPr>
+          <w:rFonts w:ascii="Times New Roman" w:hAnsi="Times New Roman" w:cs="Times New Roman"/>
+          <w:b/>
+          <w:bCs/>
+          <w:sz w:val="20"/>
+          <w:szCs w:val="20"/>
+        </w:rPr>
+      </w:pPr>
+      <w:r>
+        <w:rPr>
+          <w:rFonts w:ascii="Times New Roman" w:hAnsi="Times New Roman" w:cs="Times New Roman"/>
+          <w:b/>
+          <w:bCs/>
+          <w:sz w:val="20"/>
+          <w:szCs w:val="20"/>
+        </w:rPr>
+        <w:t xml:space="preserve">    }</w:t>
+      </w:r>
+    </w:p>
+    <w:p>
+      <w:pPr>
+        <w:rPr>
+          <w:rFonts w:ascii="Times New Roman" w:hAnsi="Times New Roman" w:cs="Times New Roman"/>
+          <w:b/>
+          <w:bCs/>
+          <w:sz w:val="20"/>
+          <w:szCs w:val="20"/>
+        </w:rPr>
+      </w:pPr>
+      <w:r>
+        <w:rPr>
+          <w:rFonts w:ascii="Times New Roman" w:hAnsi="Times New Roman" w:cs="Times New Roman"/>
+          <w:b/>
+          <w:bCs/>
+          <w:sz w:val="20"/>
+          <w:szCs w:val="20"/>
+        </w:rPr>
+        <w:t>}</w:t>
+      </w:r>
+    </w:p>
+    <w:p>
+      <w:pPr>
+        <w:rPr>
+          <w:rFonts w:ascii="Times New Roman" w:hAnsi="Times New Roman" w:cs="Times New Roman"/>
+          <w:b/>
+          <w:bCs/>
+          <w:sz w:val="20"/>
+          <w:szCs w:val="20"/>
+        </w:rPr>
+      </w:pPr>
+    </w:p>
+    <w:p>
+      <w:pPr>
+        <w:rPr>
+          <w:rFonts w:ascii="Times New Roman" w:hAnsi="Times New Roman" w:cs="Times New Roman"/>
+          <w:b/>
+          <w:bCs/>
+          <w:sz w:val="20"/>
+          <w:szCs w:val="20"/>
+        </w:rPr>
+      </w:pPr>
+      <w:r>
+        <w:rPr>
+          <w:rFonts w:ascii="Times New Roman" w:hAnsi="Times New Roman" w:cs="Times New Roman"/>
+          <w:b/>
+          <w:bCs/>
+          <w:sz w:val="20"/>
+          <w:szCs w:val="20"/>
+        </w:rPr>
+        <w:t>public class Main {</w:t>
+      </w:r>
+    </w:p>
+    <w:p>
+      <w:pPr>
+        <w:rPr>
+          <w:rFonts w:ascii="Times New Roman" w:hAnsi="Times New Roman" w:cs="Times New Roman"/>
+          <w:b/>
+          <w:bCs/>
+          <w:sz w:val="20"/>
+          <w:szCs w:val="20"/>
+        </w:rPr>
+      </w:pPr>
+      <w:r>
+        <w:rPr>
+          <w:rFonts w:ascii="Times New Roman" w:hAnsi="Times New Roman" w:cs="Times New Roman"/>
+          <w:b/>
+          <w:bCs/>
+          <w:sz w:val="20"/>
+          <w:szCs w:val="20"/>
+        </w:rPr>
+        <w:t xml:space="preserve">    public static void </w:t>
+      </w:r>
+      <w:proofErr w:type="gramStart"/>
+      <w:r>
+        <w:rPr>
+          <w:rFonts w:ascii="Times New Roman" w:hAnsi="Times New Roman" w:cs="Times New Roman"/>
+          <w:b/>
+          <w:bCs/>
+          <w:sz w:val="20"/>
+          <w:szCs w:val="20"/>
+        </w:rPr>
+        <w:t>main(String[</w:t>
+      </w:r>
+      <w:proofErr w:type="gramEnd"/>
+      <w:r>
+        <w:rPr>
+          <w:rFonts w:ascii="Times New Roman" w:hAnsi="Times New Roman" w:cs="Times New Roman"/>
+          <w:b/>
+          <w:bCs/>
+          <w:sz w:val="20"/>
+          <w:szCs w:val="20"/>
+        </w:rPr>
+        <w:t xml:space="preserve">] </w:t>
+      </w:r>
+      <w:proofErr w:type="spellStart"/>
+      <w:r>
+        <w:rPr>
+          <w:rFonts w:ascii="Times New Roman" w:hAnsi="Times New Roman" w:cs="Times New Roman"/>
+          <w:b/>
+          <w:bCs/>
+          <w:sz w:val="20"/>
+          <w:szCs w:val="20"/>
+        </w:rPr>
+        <w:t>args</w:t>
+      </w:r>
+      <w:proofErr w:type="spellEnd"/>
+      <w:r>
+        <w:rPr>
+          <w:rFonts w:ascii="Times New Roman" w:hAnsi="Times New Roman" w:cs="Times New Roman"/>
+          <w:b/>
+          <w:bCs/>
+          <w:sz w:val="20"/>
+          <w:szCs w:val="20"/>
+        </w:rPr>
+        <w:t>) {</w:t>
+      </w:r>
+    </w:p>
+    <w:p>
+      <w:pPr>
+        <w:rPr>
+          <w:rFonts w:ascii="Times New Roman" w:hAnsi="Times New Roman" w:cs="Times New Roman"/>
+          <w:b/>
+          <w:bCs/>
+          <w:sz w:val="20"/>
+          <w:szCs w:val="20"/>
+        </w:rPr>
+      </w:pPr>
+      <w:r>
+        <w:rPr>
+          <w:rFonts w:ascii="Times New Roman" w:hAnsi="Times New Roman" w:cs="Times New Roman"/>
+          <w:b/>
+          <w:bCs/>
+          <w:sz w:val="20"/>
+          <w:szCs w:val="20"/>
+        </w:rPr>
+        <w:t xml:space="preserve">        Student s = new </w:t>
+      </w:r>
+      <w:proofErr w:type="gramStart"/>
+      <w:r>
+        <w:rPr>
+          <w:rFonts w:ascii="Times New Roman" w:hAnsi="Times New Roman" w:cs="Times New Roman"/>
+          <w:b/>
+          <w:bCs/>
+          <w:sz w:val="20"/>
+          <w:szCs w:val="20"/>
+        </w:rPr>
+        <w:t>Student(</w:t>
+      </w:r>
+      <w:proofErr w:type="gramEnd"/>
+      <w:r>
+        <w:rPr>
+          <w:rFonts w:ascii="Times New Roman" w:hAnsi="Times New Roman" w:cs="Times New Roman"/>
+          <w:b/>
+          <w:bCs/>
+          <w:sz w:val="20"/>
+          <w:szCs w:val="20"/>
+        </w:rPr>
+        <w:t>);</w:t>
+      </w:r>
+    </w:p>
+    <w:p>
+      <w:pPr>
+        <w:rPr>
+          <w:rFonts w:ascii="Times New Roman" w:hAnsi="Times New Roman" w:cs="Times New Roman"/>
+          <w:b/>
+          <w:bCs/>
+          <w:sz w:val="20"/>
+          <w:szCs w:val="20"/>
+        </w:rPr>
+      </w:pPr>
+      <w:r>
+        <w:rPr>
+          <w:rFonts w:ascii="Times New Roman" w:hAnsi="Times New Roman" w:cs="Times New Roman"/>
+          <w:b/>
+          <w:bCs/>
+          <w:sz w:val="20"/>
+          <w:szCs w:val="20"/>
+        </w:rPr>
+        <w:t xml:space="preserve">        </w:t>
+      </w:r>
+      <w:proofErr w:type="spellStart"/>
+      <w:proofErr w:type="gramStart"/>
+      <w:r>
+        <w:rPr>
+          <w:rFonts w:ascii="Times New Roman" w:hAnsi="Times New Roman" w:cs="Times New Roman"/>
+          <w:b/>
+          <w:bCs/>
+          <w:sz w:val="20"/>
+          <w:szCs w:val="20"/>
+        </w:rPr>
+        <w:t>s.setName</w:t>
+      </w:r>
+      <w:proofErr w:type="spellEnd"/>
+      <w:proofErr w:type="gramEnd"/>
+      <w:r>
+        <w:rPr>
+          <w:rFonts w:ascii="Times New Roman" w:hAnsi="Times New Roman" w:cs="Times New Roman"/>
+          <w:b/>
+          <w:bCs/>
+          <w:sz w:val="20"/>
+          <w:szCs w:val="20"/>
+        </w:rPr>
+        <w:t>("Dhiraj");</w:t>
+      </w:r>
+    </w:p>
+    <w:p>
+      <w:pPr>
+        <w:rPr>
+          <w:rFonts w:ascii="Times New Roman" w:hAnsi="Times New Roman" w:cs="Times New Roman"/>
+          <w:b/>
+          <w:bCs/>
+          <w:sz w:val="20"/>
+          <w:szCs w:val="20"/>
+        </w:rPr>
+      </w:pPr>
+      <w:r>
+        <w:rPr>
+          <w:rFonts w:ascii="Times New Roman" w:hAnsi="Times New Roman" w:cs="Times New Roman"/>
+          <w:b/>
+          <w:bCs/>
+          <w:sz w:val="20"/>
+          <w:szCs w:val="20"/>
+        </w:rPr>
+        <w:t xml:space="preserve">        </w:t>
+      </w:r>
+      <w:proofErr w:type="spellStart"/>
+      <w:proofErr w:type="gramStart"/>
+      <w:r>
+        <w:rPr>
+          <w:rFonts w:ascii="Times New Roman" w:hAnsi="Times New Roman" w:cs="Times New Roman"/>
+          <w:b/>
+          <w:bCs/>
+          <w:sz w:val="20"/>
+          <w:szCs w:val="20"/>
+        </w:rPr>
+        <w:t>s.setAge</w:t>
+      </w:r>
+      <w:proofErr w:type="spellEnd"/>
+      <w:proofErr w:type="gramEnd"/>
+      <w:r>
+        <w:rPr>
+          <w:rFonts w:ascii="Times New Roman" w:hAnsi="Times New Roman" w:cs="Times New Roman"/>
+          <w:b/>
+          <w:bCs/>
+          <w:sz w:val="20"/>
+          <w:szCs w:val="20"/>
+        </w:rPr>
+        <w:t>(22);</w:t>
+      </w:r>
+    </w:p>
+    <w:p>
+      <w:pPr>
+        <w:rPr>
+          <w:rFonts w:ascii="Times New Roman" w:hAnsi="Times New Roman" w:cs="Times New Roman"/>
+          <w:b/>
+          <w:bCs/>
+          <w:sz w:val="20"/>
+          <w:szCs w:val="20"/>
+        </w:rPr>
+      </w:pPr>
+      <w:r>
+        <w:rPr>
+          <w:rFonts w:ascii="Times New Roman" w:hAnsi="Times New Roman" w:cs="Times New Roman"/>
+          <w:b/>
+          <w:bCs/>
+          <w:sz w:val="20"/>
+          <w:szCs w:val="20"/>
+        </w:rPr>
+        <w:t xml:space="preserve">        </w:t>
+      </w:r>
+      <w:proofErr w:type="spellStart"/>
+      <w:r>
+        <w:rPr>
+          <w:rFonts w:ascii="Times New Roman" w:hAnsi="Times New Roman" w:cs="Times New Roman"/>
+          <w:b/>
+          <w:bCs/>
+          <w:sz w:val="20"/>
+          <w:szCs w:val="20"/>
+        </w:rPr>
+        <w:t>System.out.println</w:t>
+      </w:r>
+      <w:proofErr w:type="spellEnd"/>
+      <w:r>
+        <w:rPr>
+          <w:rFonts w:ascii="Times New Roman" w:hAnsi="Times New Roman" w:cs="Times New Roman"/>
+          <w:b/>
+          <w:bCs/>
+          <w:sz w:val="20"/>
+          <w:szCs w:val="20"/>
+        </w:rPr>
+        <w:t>(</w:t>
+      </w:r>
+      <w:proofErr w:type="spellStart"/>
+      <w:proofErr w:type="gramStart"/>
+      <w:r>
+        <w:rPr>
+          <w:rFonts w:ascii="Times New Roman" w:hAnsi="Times New Roman" w:cs="Times New Roman"/>
+          <w:b/>
+          <w:bCs/>
+          <w:sz w:val="20"/>
+          <w:szCs w:val="20"/>
+        </w:rPr>
+        <w:t>s.getName</w:t>
+      </w:r>
+      <w:proofErr w:type="spellEnd"/>
+      <w:proofErr w:type="gramEnd"/>
+      <w:r>
+        <w:rPr>
+          <w:rFonts w:ascii="Times New Roman" w:hAnsi="Times New Roman" w:cs="Times New Roman"/>
+          <w:b/>
+          <w:bCs/>
+          <w:sz w:val="20"/>
+          <w:szCs w:val="20"/>
+        </w:rPr>
+        <w:t>());</w:t>
+      </w:r>
+    </w:p>
+    <w:p>
+      <w:pPr>
+        <w:rPr>
+          <w:rFonts w:ascii="Times New Roman" w:hAnsi="Times New Roman" w:cs="Times New Roman"/>
+          <w:b/>
+          <w:bCs/>
+          <w:sz w:val="20"/>
+          <w:szCs w:val="20"/>
+        </w:rPr>
+      </w:pPr>
+      <w:r>
+        <w:rPr>
+          <w:rFonts w:ascii="Times New Roman" w:hAnsi="Times New Roman" w:cs="Times New Roman"/>
+          <w:b/>
+          <w:bCs/>
+          <w:sz w:val="20"/>
+          <w:szCs w:val="20"/>
+        </w:rPr>
+        <w:t xml:space="preserve">        </w:t>
+      </w:r>
+      <w:proofErr w:type="spellStart"/>
+      <w:r>
+        <w:rPr>
+          <w:rFonts w:ascii="Times New Roman" w:hAnsi="Times New Roman" w:cs="Times New Roman"/>
+          <w:b/>
+          <w:bCs/>
+          <w:sz w:val="20"/>
+          <w:szCs w:val="20"/>
+        </w:rPr>
+        <w:t>System.out.println</w:t>
+      </w:r>
+      <w:proofErr w:type="spellEnd"/>
+      <w:r>
+        <w:rPr>
+          <w:rFonts w:ascii="Times New Roman" w:hAnsi="Times New Roman" w:cs="Times New Roman"/>
+          <w:b/>
+          <w:bCs/>
+          <w:sz w:val="20"/>
+          <w:szCs w:val="20"/>
+        </w:rPr>
+        <w:t>(</w:t>
+      </w:r>
+      <w:proofErr w:type="spellStart"/>
+      <w:proofErr w:type="gramStart"/>
+      <w:r>
+        <w:rPr>
+          <w:rFonts w:ascii="Times New Roman" w:hAnsi="Times New Roman" w:cs="Times New Roman"/>
+          <w:b/>
+          <w:bCs/>
+          <w:sz w:val="20"/>
+          <w:szCs w:val="20"/>
+        </w:rPr>
+        <w:t>s.getAge</w:t>
+      </w:r>
+      <w:proofErr w:type="spellEnd"/>
+      <w:proofErr w:type="gramEnd"/>
+      <w:r>
+        <w:rPr>
+          <w:rFonts w:ascii="Times New Roman" w:hAnsi="Times New Roman" w:cs="Times New Roman"/>
+          <w:b/>
+          <w:bCs/>
+          <w:sz w:val="20"/>
+          <w:szCs w:val="20"/>
+        </w:rPr>
+        <w:t>());</w:t>
+      </w:r>
+    </w:p>
+    <w:p>
+      <w:pPr>
+        <w:rPr>
+          <w:rFonts w:ascii="Times New Roman" w:hAnsi="Times New Roman" w:cs="Times New Roman"/>
+          <w:b/>
+          <w:bCs/>
+          <w:sz w:val="20"/>
+          <w:szCs w:val="20"/>
+        </w:rPr>
+      </w:pPr>
+      <w:r>
+        <w:rPr>
+          <w:rFonts w:ascii="Times New Roman" w:hAnsi="Times New Roman" w:cs="Times New Roman"/>
+          <w:b/>
+          <w:bCs/>
+          <w:sz w:val="20"/>
+          <w:szCs w:val="20"/>
+        </w:rPr>
+        <w:t xml:space="preserve">    }</w:t>
+      </w:r>
+    </w:p>
+    <w:p>
+      <w:pPr>
+        <w:rPr>
+          <w:rFonts w:ascii="Times New Roman" w:hAnsi="Times New Roman" w:cs="Times New Roman"/>
+          <w:b/>
+          <w:bCs/>
+          <w:sz w:val="20"/>
+          <w:szCs w:val="20"/>
+        </w:rPr>
+      </w:pPr>
+      <w:r>
+        <w:rPr>
+          <w:rFonts w:ascii="Times New Roman" w:hAnsi="Times New Roman" w:cs="Times New Roman"/>
+          <w:b/>
+          <w:bCs/>
+          <w:sz w:val="20"/>
+          <w:szCs w:val="20"/>
+        </w:rPr>
+        <w:t>}</w:t>
+      </w:r>
+    </w:p>
+    <w:p>
+      <w:pPr>
+        <w:rPr>
+          <w:rFonts w:ascii="Times New Roman" w:hAnsi="Times New Roman" w:cs="Times New Roman"/>
+        </w:rPr>
+      </w:pPr>
+    </w:p>
+    <w:p>
+      <w:pPr>
+        <w:rPr>
+          <w:rFonts w:ascii="Times New Roman" w:hAnsi="Times New Roman" w:cs="Times New Roman"/>
+          <w:b/>
+          <w:bCs/>
+        </w:rPr>
+      </w:pPr>
+      <w:r>
+        <w:rPr>
+          <w:rFonts w:ascii="Times New Roman" w:hAnsi="Times New Roman" w:cs="Times New Roman"/>
+          <w:b/>
+          <w:bCs/>
+        </w:rPr>
+        <w:t>Advantages</w:t>
+      </w:r>
+    </w:p>
+    <w:p>
+      <w:pPr>
+        <w:numPr>
+          <w:ilvl w:val="0"/>
+          <w:numId w:val="37"/>
+        </w:numPr>
+        <w:rPr>
+          <w:rFonts w:ascii="Times New Roman" w:hAnsi="Times New Roman" w:cs="Times New Roman"/>
+        </w:rPr>
+      </w:pPr>
+      <w:r>
+        <w:rPr>
+          <w:rFonts w:ascii="Times New Roman" w:hAnsi="Times New Roman" w:cs="Times New Roman"/>
+          <w:b/>
+          <w:bCs/>
+        </w:rPr>
+        <w:t>Data Protection:</w:t>
+      </w:r>
+      <w:r>
+        <w:rPr>
+          <w:rFonts w:ascii="Times New Roman" w:hAnsi="Times New Roman" w:cs="Times New Roman"/>
+        </w:rPr>
+        <w:t xml:space="preserve"> It stops outside code from directly accessing or changing your variables, ensuring your data remains safe and correct.</w:t>
+      </w:r>
+    </w:p>
+    <w:p>
+      <w:pPr>
+        <w:pStyle w:val="ListParagraph"/>
+        <w:numPr>
+          <w:ilvl w:val="0"/>
+          <w:numId w:val="37"/>
+        </w:numPr>
+        <w:rPr>
+          <w:rFonts w:ascii="Times New Roman" w:hAnsi="Times New Roman" w:cs="Times New Roman"/>
+        </w:rPr>
+      </w:pPr>
+      <w:r>
+        <w:rPr>
+          <w:rFonts w:ascii="Times New Roman" w:hAnsi="Times New Roman" w:cs="Times New Roman"/>
+          <w:b/>
+          <w:bCs/>
+        </w:rPr>
+        <w:t>Better Security:</w:t>
+      </w:r>
+      <w:r>
+        <w:rPr>
+          <w:rFonts w:ascii="Times New Roman" w:hAnsi="Times New Roman" w:cs="Times New Roman"/>
+        </w:rPr>
+        <w:t xml:space="preserve"> By hiding the inner workings of your class and only showing what is absolutely necessary, it protects sensitive data from mistakes and misuse.</w:t>
+      </w:r>
+    </w:p>
+    <w:p>
+      <w:pPr>
+        <w:rPr>
+          <w:rFonts w:ascii="Times New Roman" w:hAnsi="Times New Roman" w:cs="Times New Roman"/>
+        </w:rPr>
+      </w:pPr>
+    </w:p>
+    <w:p>
+      <w:pPr>
+        <w:rPr>
+          <w:rFonts w:ascii="Times New Roman" w:hAnsi="Times New Roman" w:cs="Times New Roman"/>
+        </w:rPr>
+      </w:pPr>
+    </w:p>
+    <w:p>
+      <w:pPr>
+        <w:jc w:val="both"/>
+        <w:rPr>
+          <w:rFonts w:ascii="Times New Roman" w:hAnsi="Times New Roman" w:cs="Times New Roman"/>
+        </w:rPr>
+      </w:pPr>
+    </w:p>
+    <w:p>
+      <w:pPr>
+        <w:jc w:val="both"/>
+        <w:rPr>
+          <w:rFonts w:ascii="Times New Roman" w:hAnsi="Times New Roman" w:cs="Times New Roman"/>
+          <w:b/>
+          <w:bCs/>
+          <w:color w:val="EE0000"/>
+          <w:sz w:val="28"/>
+          <w:szCs w:val="28"/>
+        </w:rPr>
+      </w:pPr>
+    </w:p>
+    <w:p>
+      <w:pPr>
+        <w:jc w:val="both"/>
+        <w:rPr>
+          <w:rFonts w:ascii="Times New Roman" w:hAnsi="Times New Roman" w:cs="Times New Roman"/>
+          <w:b/>
+          <w:bCs/>
+          <w:color w:val="EE0000"/>
+          <w:sz w:val="28"/>
+          <w:szCs w:val="28"/>
+        </w:rPr>
+      </w:pPr>
+    </w:p>
+    <w:p>
+      <w:pPr>
+        <w:jc w:val="both"/>
+        <w:rPr>
+          <w:rFonts w:ascii="Times New Roman" w:hAnsi="Times New Roman" w:cs="Times New Roman"/>
+          <w:b/>
+          <w:bCs/>
+          <w:color w:val="EE0000"/>
+          <w:sz w:val="28"/>
+          <w:szCs w:val="28"/>
+        </w:rPr>
+      </w:pPr>
+      <w:r>
+        <w:rPr>
+          <w:rFonts w:ascii="Times New Roman" w:hAnsi="Times New Roman" w:cs="Times New Roman"/>
+          <w:noProof/>
+        </w:rPr>
+        <mc:AlternateContent>
+          <mc:Choice Requires="wps">
+            <w:drawing>
+              <wp:anchor distT="0" distB="0" distL="114300" distR="114300" simplePos="0" relativeHeight="251663360" behindDoc="0" locked="0" layoutInCell="1" allowOverlap="1" wp14:anchorId="10C3BD9F" wp14:editId="404E24C6">
+                <wp:simplePos x="0" y="0"/>
+                <wp:positionH relativeFrom="column">
+                  <wp:posOffset>0</wp:posOffset>
+                </wp:positionH>
+                <wp:positionV relativeFrom="paragraph">
+                  <wp:posOffset>-635</wp:posOffset>
+                </wp:positionV>
+                <wp:extent cx="6045200" cy="0"/>
+                <wp:effectExtent l="0" t="0" r="0" b="0"/>
+                <wp:wrapNone/>
+                <wp:docPr id="460271251" name="Straight Connector 2"/>
+                <wp:cNvGraphicFramePr/>
+                <a:graphic xmlns:a="http://schemas.openxmlformats.org/drawingml/2006/main">
+                  <a:graphicData uri="http://schemas.microsoft.com/office/word/2010/wordprocessingShape">
+                    <wps:wsp>
+                      <wps:cNvCnPr/>
+                      <wps:spPr>
+                        <a:xfrm flipV="1">
+                          <a:off x="0" y="0"/>
+                          <a:ext cx="6045200" cy="0"/>
+                        </a:xfrm>
+                        <a:prstGeom prst="line">
+                          <a:avLst/>
+                        </a:prstGeom>
+                        <a:ln w="9525"/>
+                      </wps:spPr>
+                      <wps:style>
+                        <a:lnRef idx="1">
+                          <a:schemeClr val="dk1"/>
+                        </a:lnRef>
+                        <a:fillRef idx="0">
+                          <a:schemeClr val="dk1"/>
+                        </a:fillRef>
+                        <a:effectRef idx="0">
+                          <a:schemeClr val="dk1"/>
+                        </a:effectRef>
+                        <a:fontRef idx="minor">
+                          <a:schemeClr val="tx1"/>
+                        </a:fontRef>
+                      </wps:style>
+                      <wps:bodyPr/>
+                    </wps:wsp>
+                  </a:graphicData>
+                </a:graphic>
+                <wp14:sizeRelV relativeFrom="margin">
+                  <wp14:pctHeight>0</wp14:pctHeight>
+                </wp14:sizeRelV>
+              </wp:anchor>
+            </w:drawing>
+          </mc:Choice>
+          <mc:Fallback>
+            <w:pict>
+              <v:line w14:anchorId="7894FAB6" id="Straight Connector 2" o:spid="_x0000_s1026" style="position:absolute;flip:y;z-index:251663360;visibility:visible;mso-wrap-style:square;mso-height-percent:0;mso-wrap-distance-left:9pt;mso-wrap-distance-top:0;mso-wrap-distance-right:9pt;mso-wrap-distance-bottom:0;mso-position-horizontal:absolute;mso-position-horizontal-relative:text;mso-position-vertical:absolute;mso-position-vertical-relative:text;mso-height-percent:0;mso-height-relative:margin" from="0,-.05pt" to="476pt,-.05pt" o:gfxdata="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" strokecolor="black [3200]">
+                <v:stroke joinstyle="miter"/>
+              </v:line>
+            </w:pict>
+          </mc:Fallback>
+        </mc:AlternateContent>
+      </w:r>
+    </w:p>
+    <w:p>
+      <w:pPr>
+        <w:jc w:val="both"/>
+        <w:rPr>
+          <w:rFonts w:ascii="Times New Roman" w:hAnsi="Times New Roman" w:cs="Times New Roman"/>
+          <w:b/>
+          <w:bCs/>
+          <w:color w:val="EE0000"/>
+          <w:sz w:val="28"/>
+          <w:szCs w:val="28"/>
+        </w:rPr>
+      </w:pPr>
+      <w:r>
+        <w:rPr>
+          <w:rFonts w:ascii="Times New Roman" w:hAnsi="Times New Roman" w:cs="Times New Roman"/>
+          <w:b/>
+          <w:bCs/>
+          <w:color w:val="EE0000"/>
+          <w:sz w:val="28"/>
+          <w:szCs w:val="28"/>
+        </w:rPr>
         <w:t>Inheritance</w:t>
       </w:r>
     </w:p>
@@ -3576,13 +8926,7 @@
         <w:rPr>
           <w:rFonts w:ascii="Times New Roman" w:hAnsi="Times New Roman" w:cs="Times New Roman"/>
         </w:rPr>
-        <w:t>An abstract class is declared using the abstract keyword</w:t>
-      </w:r>
-      <w:r>
-        <w:rPr>
-          <w:rFonts w:ascii="Times New Roman" w:hAnsi="Times New Roman" w:cs="Times New Roman"/>
-        </w:rPr>
-        <w:t>.</w:t>
+        <w:t>An abstract class is declared using the abstract keyword.</w:t>
       </w:r>
     </w:p>
     <w:p>
@@ -3601,13 +8945,7 @@
         <w:rPr>
           <w:rFonts w:ascii="Times New Roman" w:hAnsi="Times New Roman" w:cs="Times New Roman"/>
         </w:rPr>
-        <w:t>An abstract class cannot be instantiated directly</w:t>
-      </w:r>
-      <w:r>
-        <w:rPr>
-          <w:rFonts w:ascii="Times New Roman" w:hAnsi="Times New Roman" w:cs="Times New Roman"/>
-        </w:rPr>
-        <w:t>.</w:t>
+        <w:t>An abstract class cannot be instantiated directly.</w:t>
       </w:r>
     </w:p>
     <w:p>
@@ -3626,13 +8964,7 @@
         <w:rPr>
           <w:rFonts w:ascii="Times New Roman" w:hAnsi="Times New Roman" w:cs="Times New Roman"/>
         </w:rPr>
-        <w:t>An abstract class can contain abstract methods</w:t>
-      </w:r>
-      <w:r>
-        <w:rPr>
-          <w:rFonts w:ascii="Times New Roman" w:hAnsi="Times New Roman" w:cs="Times New Roman"/>
-        </w:rPr>
-        <w:t>.</w:t>
+        <w:t>An abstract class can contain abstract methods.</w:t>
       </w:r>
     </w:p>
     <w:p>
@@ -3651,13 +8983,7 @@
         <w:rPr>
           <w:rFonts w:ascii="Times New Roman" w:hAnsi="Times New Roman" w:cs="Times New Roman"/>
         </w:rPr>
-        <w:t>An abstract class can contain concrete methods</w:t>
-      </w:r>
-      <w:r>
-        <w:rPr>
-          <w:rFonts w:ascii="Times New Roman" w:hAnsi="Times New Roman" w:cs="Times New Roman"/>
-        </w:rPr>
-        <w:t>.</w:t>
+        <w:t>An abstract class can contain concrete methods.</w:t>
       </w:r>
     </w:p>
     <w:p>
@@ -3676,13 +9002,51 @@
         <w:rPr>
           <w:rFonts w:ascii="Times New Roman" w:hAnsi="Times New Roman" w:cs="Times New Roman"/>
         </w:rPr>
-        <w:t xml:space="preserve">It is not mandatory that </w:t>
-      </w:r>
-      <w:r>
-        <w:rPr>
-          <w:rFonts w:ascii="Times New Roman" w:hAnsi="Times New Roman" w:cs="Times New Roman"/>
-        </w:rPr>
-        <w:t>abstract class does not have to contain an abstract method</w:t>
+        <w:t>It is not mandatory that abstract class does not have to contain an abstract method.</w:t>
+      </w:r>
+    </w:p>
+    <w:p>
+      <w:pPr>
+        <w:jc w:val="both"/>
+        <w:rPr>
+          <w:rFonts w:ascii="Times New Roman" w:hAnsi="Times New Roman" w:cs="Times New Roman"/>
+        </w:rPr>
+      </w:pPr>
+    </w:p>
+    <w:p>
+      <w:pPr>
+        <w:jc w:val="both"/>
+        <w:rPr>
+          <w:rFonts w:ascii="Times New Roman" w:hAnsi="Times New Roman" w:cs="Times New Roman"/>
+        </w:rPr>
+      </w:pPr>
+      <w:r>
+        <w:rPr>
+          <w:rFonts w:ascii="Times New Roman" w:hAnsi="Times New Roman" w:cs="Times New Roman"/>
+          <w:b/>
+          <w:bCs/>
+        </w:rPr>
+        <w:t>What is abstract function?</w:t>
+      </w:r>
+      <w:r>
+        <w:rPr>
+          <w:rFonts w:ascii="Times New Roman" w:hAnsi="Times New Roman" w:cs="Times New Roman"/>
+        </w:rPr>
+        <w:t xml:space="preserve"> </w:t>
+      </w:r>
+    </w:p>
+    <w:p>
+      <w:pPr>
+        <w:jc w:val="both"/>
+        <w:rPr>
+          <w:rFonts w:ascii="Times New Roman" w:hAnsi="Times New Roman" w:cs="Times New Roman"/>
+        </w:rPr>
+      </w:pPr>
+      <w:r>
+        <w:rPr>
+          <w:rFonts w:ascii="Times New Roman" w:hAnsi="Times New Roman" w:cs="Times New Roman"/>
+        </w:rPr>
+        <w:t>Abstract function is such a function for which only declaration exist but definition/body does not. It is said that abstract classes are must be inherited and abstract function must be overridden. If we do not override abstract function in sub class it is inherited as abstract function and then sub class too becomes abstract</w:t>
       </w:r>
       <w:r>
         <w:rPr>
@@ -3706,34 +9070,6 @@
           <w:rFonts w:ascii="Times New Roman" w:hAnsi="Times New Roman" w:cs="Times New Roman"/>
         </w:rPr>
       </w:pPr>
-      <w:r>
-        <w:rPr>
-          <w:rFonts w:ascii="Times New Roman" w:hAnsi="Times New Roman" w:cs="Times New Roman"/>
-          <w:b/>
-          <w:bCs/>
-        </w:rPr>
-        <w:t>What is abstract function?</w:t>
-      </w:r>
-      <w:r>
-        <w:rPr>
-          <w:rFonts w:ascii="Times New Roman" w:hAnsi="Times New Roman" w:cs="Times New Roman"/>
-        </w:rPr>
-        <w:t xml:space="preserve"> </w:t>
-      </w:r>
-    </w:p>
-    <w:p>
-      <w:pPr>
-        <w:jc w:val="both"/>
-        <w:rPr>
-          <w:rFonts w:ascii="Times New Roman" w:hAnsi="Times New Roman" w:cs="Times New Roman"/>
-        </w:rPr>
-      </w:pPr>
-      <w:r>
-        <w:rPr>
-          <w:rFonts w:ascii="Times New Roman" w:hAnsi="Times New Roman" w:cs="Times New Roman"/>
-        </w:rPr>
-        <w:t>Abstract function is such a function for which only declaration exist but definition/body does not. It is said that abstract classes are must be inherited and abstract function must be overridden. If we do not override abstract function in sub class it is inherited as abstract function and then sub class too becomes abstract</w:t>
-      </w:r>
     </w:p>
     <w:sectPr>
       <w:pgSz w:w="11906" w:h="16838"/>
@@ -3748,6 +9084,155 @@
 <file path=word/numbering.xml><?xml version="1.0" encoding="utf-8"?>
 <w:numbering xmlns:wpc="http://schemas.microsoft.com/office/word/2010/wordprocessingCanvas" xmlns:cx="http://schemas.microsoft.com/office/drawing/2014/chartex" xmlns:cx1="http://schemas.microsoft.com/office/drawing/2015/9/8/chartex" xmlns:cx2="http://schemas.microsoft.com/office/drawing/2015/10/21/chartex" xmlns:cx3="http://schemas.microsoft.com/office/drawing/2016/5/9/chartex" xmlns:cx4="http://schemas.microsoft.com/office/drawing/2016/5/10/chartex" xmlns:cx5="http://schemas.microsoft.com/office/drawing/2016/5/11/chartex" xmlns:cx6="http://schemas.microsoft.com/office/drawing/2016/5/12/chartex" xmlns:cx7="http://schemas.microsoft.com/office/drawing/2016/5/13/chartex" xmlns:cx8="http://schemas.microsoft.com/office/drawing/2016/5/14/chartex" xmlns:mc="http://schemas.openxmlformats.org/markup-compatibility/2006" xmlns:aink="http://schemas.microsoft.com/office/drawing/2016/ink" xmlns:am3d="http://schemas.microsoft.com/office/drawing/2017/model3d" xmlns:o="urn:schemas-microsoft-com:office:office" xmlns:oel="http://schemas.microsoft.com/office/2019/extlst" xmlns:r="http://schemas.openxmlformats.org/officeDocument/2006/relationships" xmlns:m="http://schemas.openxmlformats.org/officeDocument/2006/math" xmlns:v="urn:schemas-microsoft-com:vml" xmlns:wp14="http://schemas.microsoft.com/office/word/2010/wordprocessingDrawing" xmlns:wp="http://schemas.openxmlformats.org/drawingml/2006/wordprocessingDrawing" xmlns:w10="urn:schemas-microsoft-com:office:word" xmlns:w="http://schemas.openxmlformats.org/wordprocessingml/2006/main" xmlns:w14="http://schemas.microsoft.com/office/word/2010/wordml" xmlns:w15="http://schemas.microsoft.com/office/word/2012/wordml" xmlns:w16cex="http://schemas.microsoft.com/office/word/2018/wordml/cex" xmlns:w16cid="http://schemas.microsoft.com/office/word/2016/wordml/cid" xmlns:w16="http://schemas.microsoft.com/office/word/2018/wordml" xmlns:w16du="http://schemas.microsoft.com/office/word/2023/wordml/word16du" xmlns:w16sdtdh="http://schemas.microsoft.com/office/word/2020/wordml/sdtdatahash" xmlns:w16sdtfl="http://schemas.microsoft.com/office/word/2024/wordml/sdtformatlock" xmlns:w16se="http://schemas.microsoft.com/office/word/2015/wordml/symex" xmlns:wpg="http://schemas.microsoft.com/office/word/2010/wordprocessingGroup" xmlns:wpi="http://schemas.microsoft.com/office/word/2010/wordprocessingInk" xmlns:wne="http://schemas.microsoft.com/office/word/2006/wordml" xmlns:wps="http://schemas.microsoft.com/office/word/2010/wordprocessingShape" mc:Ignorable="w14 w15 w16se w16cid w16 w16cex w16sdtdh w16sdtfl w16du wp14">
   <w:abstractNum w:abstractNumId="0" w15:restartNumberingAfterBreak="0">
+    <w:nsid w:val="01F373F8"/>
+    <w:multiLevelType w:val="multilevel"/>
+    <w:tmpl w:val="828E2AF2"/>
+    <w:lvl w:ilvl="0">
+      <w:start w:val="1"/>
+      <w:numFmt w:val="bullet"/>
+      <w:lvlText w:val=""/>
+      <w:lvlJc w:val="left"/>
+      <w:pPr>
+        <w:tabs>
+          <w:tab w:val="num" w:pos="720"/>
+        </w:tabs>
+        <w:ind w:left="720" w:hanging="360"/>
+      </w:pPr>
+      <w:rPr>
+        <w:rFonts w:ascii="Symbol" w:hAnsi="Symbol" w:hint="default"/>
+        <w:sz w:val="20"/>
+      </w:rPr>
+    </w:lvl>
+    <w:lvl w:ilvl="1" w:tentative="1">
+      <w:start w:val="1"/>
+      <w:numFmt w:val="bullet"/>
+      <w:lvlText w:val="o"/>
+      <w:lvlJc w:val="left"/>
+      <w:pPr>
+        <w:tabs>
+          <w:tab w:val="num" w:pos="1440"/>
+        </w:tabs>
+        <w:ind w:left="1440" w:hanging="360"/>
+      </w:pPr>
+      <w:rPr>
+        <w:rFonts w:ascii="Courier New" w:hAnsi="Courier New" w:hint="default"/>
+        <w:sz w:val="20"/>
+      </w:rPr>
+    </w:lvl>
+    <w:lvl w:ilvl="2" w:tentative="1">
+      <w:start w:val="1"/>
+      <w:numFmt w:val="bullet"/>
+      <w:lvlText w:val=""/>
+      <w:lvlJc w:val="left"/>
+      <w:pPr>
+        <w:tabs>
+          <w:tab w:val="num" w:pos="2160"/>
+        </w:tabs>
+        <w:ind w:left="2160" w:hanging="360"/>
+      </w:pPr>
+      <w:rPr>
+        <w:rFonts w:ascii="Wingdings" w:hAnsi="Wingdings" w:hint="default"/>
+        <w:sz w:val="20"/>
+      </w:rPr>
+    </w:lvl>
+    <w:lvl w:ilvl="3" w:tentative="1">
+      <w:start w:val="1"/>
+      <w:numFmt w:val="bullet"/>
+      <w:lvlText w:val=""/>
+      <w:lvlJc w:val="left"/>
+      <w:pPr>
+        <w:tabs>
+          <w:tab w:val="num" w:pos="2880"/>
+        </w:tabs>
+        <w:ind w:left="2880" w:hanging="360"/>
+      </w:pPr>
+      <w:rPr>
+        <w:rFonts w:ascii="Wingdings" w:hAnsi="Wingdings" w:hint="default"/>
+        <w:sz w:val="20"/>
+      </w:rPr>
+    </w:lvl>
+    <w:lvl w:ilvl="4" w:tentative="1">
+      <w:start w:val="1"/>
+      <w:numFmt w:val="bullet"/>
+      <w:lvlText w:val=""/>
+      <w:lvlJc w:val="left"/>
+      <w:pPr>
+        <w:tabs>
+          <w:tab w:val="num" w:pos="3600"/>
+        </w:tabs>
+        <w:ind w:left="3600" w:hanging="360"/>
+      </w:pPr>
+      <w:rPr>
+        <w:rFonts w:ascii="Wingdings" w:hAnsi="Wingdings" w:hint="default"/>
+        <w:sz w:val="20"/>
+      </w:rPr>
+    </w:lvl>
+    <w:lvl w:ilvl="5" w:tentative="1">
+      <w:start w:val="1"/>
+      <w:numFmt w:val="bullet"/>
+      <w:lvlText w:val=""/>
+      <w:lvlJc w:val="left"/>
+      <w:pPr>
+        <w:tabs>
+          <w:tab w:val="num" w:pos="4320"/>
+        </w:tabs>
+        <w:ind w:left="4320" w:hanging="360"/>
+      </w:pPr>
+      <w:rPr>
+        <w:rFonts w:ascii="Wingdings" w:hAnsi="Wingdings" w:hint="default"/>
+        <w:sz w:val="20"/>
+      </w:rPr>
+    </w:lvl>
+    <w:lvl w:ilvl="6" w:tentative="1">
+      <w:start w:val="1"/>
+      <w:numFmt w:val="bullet"/>
+      <w:lvlText w:val=""/>
+      <w:lvlJc w:val="left"/>
+      <w:pPr>
+        <w:tabs>
+          <w:tab w:val="num" w:pos="5040"/>
+        </w:tabs>
+        <w:ind w:left="5040" w:hanging="360"/>
+      </w:pPr>
+      <w:rPr>
+        <w:rFonts w:ascii="Wingdings" w:hAnsi="Wingdings" w:hint="default"/>
+        <w:sz w:val="20"/>
+      </w:rPr>
+    </w:lvl>
+    <w:lvl w:ilvl="7" w:tentative="1">
+      <w:start w:val="1"/>
+      <w:numFmt w:val="bullet"/>
+      <w:lvlText w:val=""/>
+      <w:lvlJc w:val="left"/>
+      <w:pPr>
+        <w:tabs>
+          <w:tab w:val="num" w:pos="5760"/>
+        </w:tabs>
+        <w:ind w:left="5760" w:hanging="360"/>
+      </w:pPr>
+      <w:rPr>
+        <w:rFonts w:ascii="Wingdings" w:hAnsi="Wingdings" w:hint="default"/>
+        <w:sz w:val="20"/>
+      </w:rPr>
+    </w:lvl>
+    <w:lvl w:ilvl="8" w:tentative="1">
+      <w:start w:val="1"/>
+      <w:numFmt w:val="bullet"/>
+      <w:lvlText w:val=""/>
+      <w:lvlJc w:val="left"/>
+      <w:pPr>
+        <w:tabs>
+          <w:tab w:val="num" w:pos="6480"/>
+        </w:tabs>
+        <w:ind w:left="6480" w:hanging="360"/>
+      </w:pPr>
+      <w:rPr>
+        <w:rFonts w:ascii="Wingdings" w:hAnsi="Wingdings" w:hint="default"/>
+        <w:sz w:val="20"/>
+      </w:rPr>
+    </w:lvl>
+  </w:abstractNum>
+  <w:abstractNum w:abstractNumId="1" w15:restartNumberingAfterBreak="0">
     <w:nsid w:val="0A883ECE"/>
     <w:multiLevelType w:val="multilevel"/>
     <w:tmpl w:val="4AC82A54"/>
@@ -3758,9 +9243,9 @@
       <w:lvlJc w:val="left"/>
       <w:pPr>
         <w:tabs>
-          <w:tab w:val="num" w:pos="720"/>
-        </w:tabs>
-        <w:ind w:left="720" w:hanging="360"/>
+          <w:tab w:val="num" w:pos="360"/>
+        </w:tabs>
+        <w:ind w:left="360" w:hanging="360"/>
       </w:pPr>
       <w:rPr>
         <w:rFonts w:ascii="Symbol" w:hAnsi="Symbol" w:hint="default"/>
@@ -3774,9 +9259,9 @@
       <w:lvlJc w:val="left"/>
       <w:pPr>
         <w:tabs>
-          <w:tab w:val="num" w:pos="1440"/>
-        </w:tabs>
-        <w:ind w:left="1440" w:hanging="360"/>
+          <w:tab w:val="num" w:pos="1080"/>
+        </w:tabs>
+        <w:ind w:left="1080" w:hanging="360"/>
       </w:pPr>
       <w:rPr>
         <w:rFonts w:ascii="Symbol" w:hAnsi="Symbol" w:hint="default"/>
@@ -3790,9 +9275,9 @@
       <w:lvlJc w:val="left"/>
       <w:pPr>
         <w:tabs>
-          <w:tab w:val="num" w:pos="2160"/>
-        </w:tabs>
-        <w:ind w:left="2160" w:hanging="360"/>
+          <w:tab w:val="num" w:pos="1800"/>
+        </w:tabs>
+        <w:ind w:left="1800" w:hanging="360"/>
       </w:pPr>
       <w:rPr>
         <w:rFonts w:ascii="Symbol" w:hAnsi="Symbol" w:hint="default"/>
@@ -3806,9 +9291,9 @@
       <w:lvlJc w:val="left"/>
       <w:pPr>
         <w:tabs>
-          <w:tab w:val="num" w:pos="2880"/>
-        </w:tabs>
-        <w:ind w:left="2880" w:hanging="360"/>
+          <w:tab w:val="num" w:pos="2520"/>
+        </w:tabs>
+        <w:ind w:left="2520" w:hanging="360"/>
       </w:pPr>
       <w:rPr>
         <w:rFonts w:ascii="Symbol" w:hAnsi="Symbol" w:hint="default"/>
@@ -3822,9 +9307,9 @@
       <w:lvlJc w:val="left"/>
       <w:pPr>
         <w:tabs>
-          <w:tab w:val="num" w:pos="3600"/>
-        </w:tabs>
-        <w:ind w:left="3600" w:hanging="360"/>
+          <w:tab w:val="num" w:pos="3240"/>
+        </w:tabs>
+        <w:ind w:left="3240" w:hanging="360"/>
       </w:pPr>
       <w:rPr>
         <w:rFonts w:ascii="Symbol" w:hAnsi="Symbol" w:hint="default"/>
@@ -3838,9 +9323,9 @@
       <w:lvlJc w:val="left"/>
       <w:pPr>
         <w:tabs>
-          <w:tab w:val="num" w:pos="4320"/>
-        </w:tabs>
-        <w:ind w:left="4320" w:hanging="360"/>
+          <w:tab w:val="num" w:pos="3960"/>
+        </w:tabs>
+        <w:ind w:left="3960" w:hanging="360"/>
       </w:pPr>
       <w:rPr>
         <w:rFonts w:ascii="Symbol" w:hAnsi="Symbol" w:hint="default"/>
@@ -3854,9 +9339,9 @@
       <w:lvlJc w:val="left"/>
       <w:pPr>
         <w:tabs>
-          <w:tab w:val="num" w:pos="5040"/>
-        </w:tabs>
-        <w:ind w:left="5040" w:hanging="360"/>
+          <w:tab w:val="num" w:pos="4680"/>
+        </w:tabs>
+        <w:ind w:left="4680" w:hanging="360"/>
       </w:pPr>
       <w:rPr>
         <w:rFonts w:ascii="Symbol" w:hAnsi="Symbol" w:hint="default"/>
@@ -3870,9 +9355,9 @@
       <w:lvlJc w:val="left"/>
       <w:pPr>
         <w:tabs>
-          <w:tab w:val="num" w:pos="5760"/>
-        </w:tabs>
-        <w:ind w:left="5760" w:hanging="360"/>
+          <w:tab w:val="num" w:pos="5400"/>
+        </w:tabs>
+        <w:ind w:left="5400" w:hanging="360"/>
       </w:pPr>
       <w:rPr>
         <w:rFonts w:ascii="Symbol" w:hAnsi="Symbol" w:hint="default"/>
@@ -3886,9 +9371,9 @@
       <w:lvlJc w:val="left"/>
       <w:pPr>
         <w:tabs>
-          <w:tab w:val="num" w:pos="6480"/>
-        </w:tabs>
-        <w:ind w:left="6480" w:hanging="360"/>
+          <w:tab w:val="num" w:pos="6120"/>
+        </w:tabs>
+        <w:ind w:left="6120" w:hanging="360"/>
       </w:pPr>
       <w:rPr>
         <w:rFonts w:ascii="Symbol" w:hAnsi="Symbol" w:hint="default"/>
@@ -3896,7 +9381,7 @@
       </w:rPr>
     </w:lvl>
   </w:abstractNum>
-  <w:abstractNum w:abstractNumId="1" w15:restartNumberingAfterBreak="0">
+  <w:abstractNum w:abstractNumId="2" w15:restartNumberingAfterBreak="0">
     <w:nsid w:val="175E2578"/>
     <w:multiLevelType w:val="multilevel"/>
     <w:tmpl w:val="295CFC80"/>
@@ -4045,7 +9530,305 @@
       </w:rPr>
     </w:lvl>
   </w:abstractNum>
-  <w:abstractNum w:abstractNumId="2" w15:restartNumberingAfterBreak="0">
+  <w:abstractNum w:abstractNumId="3" w15:restartNumberingAfterBreak="0">
+    <w:nsid w:val="17F377CC"/>
+    <w:multiLevelType w:val="multilevel"/>
+    <w:tmpl w:val="20E20282"/>
+    <w:lvl w:ilvl="0">
+      <w:start w:val="1"/>
+      <w:numFmt w:val="bullet"/>
+      <w:lvlText w:val=""/>
+      <w:lvlJc w:val="left"/>
+      <w:pPr>
+        <w:tabs>
+          <w:tab w:val="num" w:pos="720"/>
+        </w:tabs>
+        <w:ind w:left="720" w:hanging="360"/>
+      </w:pPr>
+      <w:rPr>
+        <w:rFonts w:ascii="Symbol" w:hAnsi="Symbol" w:hint="default"/>
+        <w:sz w:val="20"/>
+      </w:rPr>
+    </w:lvl>
+    <w:lvl w:ilvl="1" w:tentative="1">
+      <w:start w:val="1"/>
+      <w:numFmt w:val="bullet"/>
+      <w:lvlText w:val="o"/>
+      <w:lvlJc w:val="left"/>
+      <w:pPr>
+        <w:tabs>
+          <w:tab w:val="num" w:pos="1440"/>
+        </w:tabs>
+        <w:ind w:left="1440" w:hanging="360"/>
+      </w:pPr>
+      <w:rPr>
+        <w:rFonts w:ascii="Courier New" w:hAnsi="Courier New" w:hint="default"/>
+        <w:sz w:val="20"/>
+      </w:rPr>
+    </w:lvl>
+    <w:lvl w:ilvl="2" w:tentative="1">
+      <w:start w:val="1"/>
+      <w:numFmt w:val="bullet"/>
+      <w:lvlText w:val=""/>
+      <w:lvlJc w:val="left"/>
+      <w:pPr>
+        <w:tabs>
+          <w:tab w:val="num" w:pos="2160"/>
+        </w:tabs>
+        <w:ind w:left="2160" w:hanging="360"/>
+      </w:pPr>
+      <w:rPr>
+        <w:rFonts w:ascii="Wingdings" w:hAnsi="Wingdings" w:hint="default"/>
+        <w:sz w:val="20"/>
+      </w:rPr>
+    </w:lvl>
+    <w:lvl w:ilvl="3" w:tentative="1">
+      <w:start w:val="1"/>
+      <w:numFmt w:val="bullet"/>
+      <w:lvlText w:val=""/>
+      <w:lvlJc w:val="left"/>
+      <w:pPr>
+        <w:tabs>
+          <w:tab w:val="num" w:pos="2880"/>
+        </w:tabs>
+        <w:ind w:left="2880" w:hanging="360"/>
+      </w:pPr>
+      <w:rPr>
+        <w:rFonts w:ascii="Wingdings" w:hAnsi="Wingdings" w:hint="default"/>
+        <w:sz w:val="20"/>
+      </w:rPr>
+    </w:lvl>
+    <w:lvl w:ilvl="4" w:tentative="1">
+      <w:start w:val="1"/>
+      <w:numFmt w:val="bullet"/>
+      <w:lvlText w:val=""/>
+      <w:lvlJc w:val="left"/>
+      <w:pPr>
+        <w:tabs>
+          <w:tab w:val="num" w:pos="3600"/>
+        </w:tabs>
+        <w:ind w:left="3600" w:hanging="360"/>
+      </w:pPr>
+      <w:rPr>
+        <w:rFonts w:ascii="Wingdings" w:hAnsi="Wingdings" w:hint="default"/>
+        <w:sz w:val="20"/>
+      </w:rPr>
+    </w:lvl>
+    <w:lvl w:ilvl="5" w:tentative="1">
+      <w:start w:val="1"/>
+      <w:numFmt w:val="bullet"/>
+      <w:lvlText w:val=""/>
+      <w:lvlJc w:val="left"/>
+      <w:pPr>
+        <w:tabs>
+          <w:tab w:val="num" w:pos="4320"/>
+        </w:tabs>
+        <w:ind w:left="4320" w:hanging="360"/>
+      </w:pPr>
+      <w:rPr>
+        <w:rFonts w:ascii="Wingdings" w:hAnsi="Wingdings" w:hint="default"/>
+        <w:sz w:val="20"/>
+      </w:rPr>
+    </w:lvl>
+    <w:lvl w:ilvl="6" w:tentative="1">
+      <w:start w:val="1"/>
+      <w:numFmt w:val="bullet"/>
+      <w:lvlText w:val=""/>
+      <w:lvlJc w:val="left"/>
+      <w:pPr>
+        <w:tabs>
+          <w:tab w:val="num" w:pos="5040"/>
+        </w:tabs>
+        <w:ind w:left="5040" w:hanging="360"/>
+      </w:pPr>
+      <w:rPr>
+        <w:rFonts w:ascii="Wingdings" w:hAnsi="Wingdings" w:hint="default"/>
+        <w:sz w:val="20"/>
+      </w:rPr>
+    </w:lvl>
+    <w:lvl w:ilvl="7" w:tentative="1">
+      <w:start w:val="1"/>
+      <w:numFmt w:val="bullet"/>
+      <w:lvlText w:val=""/>
+      <w:lvlJc w:val="left"/>
+      <w:pPr>
+        <w:tabs>
+          <w:tab w:val="num" w:pos="5760"/>
+        </w:tabs>
+        <w:ind w:left="5760" w:hanging="360"/>
+      </w:pPr>
+      <w:rPr>
+        <w:rFonts w:ascii="Wingdings" w:hAnsi="Wingdings" w:hint="default"/>
+        <w:sz w:val="20"/>
+      </w:rPr>
+    </w:lvl>
+    <w:lvl w:ilvl="8" w:tentative="1">
+      <w:start w:val="1"/>
+      <w:numFmt w:val="bullet"/>
+      <w:lvlText w:val=""/>
+      <w:lvlJc w:val="left"/>
+      <w:pPr>
+        <w:tabs>
+          <w:tab w:val="num" w:pos="6480"/>
+        </w:tabs>
+        <w:ind w:left="6480" w:hanging="360"/>
+      </w:pPr>
+      <w:rPr>
+        <w:rFonts w:ascii="Wingdings" w:hAnsi="Wingdings" w:hint="default"/>
+        <w:sz w:val="20"/>
+      </w:rPr>
+    </w:lvl>
+  </w:abstractNum>
+  <w:abstractNum w:abstractNumId="4" w15:restartNumberingAfterBreak="0">
+    <w:nsid w:val="215C0B87"/>
+    <w:multiLevelType w:val="multilevel"/>
+    <w:tmpl w:val="F246EE20"/>
+    <w:lvl w:ilvl="0">
+      <w:start w:val="1"/>
+      <w:numFmt w:val="bullet"/>
+      <w:lvlText w:val=""/>
+      <w:lvlJc w:val="left"/>
+      <w:pPr>
+        <w:tabs>
+          <w:tab w:val="num" w:pos="720"/>
+        </w:tabs>
+        <w:ind w:left="720" w:hanging="360"/>
+      </w:pPr>
+      <w:rPr>
+        <w:rFonts w:ascii="Symbol" w:hAnsi="Symbol" w:hint="default"/>
+        <w:sz w:val="20"/>
+      </w:rPr>
+    </w:lvl>
+    <w:lvl w:ilvl="1" w:tentative="1">
+      <w:start w:val="1"/>
+      <w:numFmt w:val="bullet"/>
+      <w:lvlText w:val="o"/>
+      <w:lvlJc w:val="left"/>
+      <w:pPr>
+        <w:tabs>
+          <w:tab w:val="num" w:pos="1440"/>
+        </w:tabs>
+        <w:ind w:left="1440" w:hanging="360"/>
+      </w:pPr>
+      <w:rPr>
+        <w:rFonts w:ascii="Courier New" w:hAnsi="Courier New" w:hint="default"/>
+        <w:sz w:val="20"/>
+      </w:rPr>
+    </w:lvl>
+    <w:lvl w:ilvl="2" w:tentative="1">
+      <w:start w:val="1"/>
+      <w:numFmt w:val="bullet"/>
+      <w:lvlText w:val=""/>
+      <w:lvlJc w:val="left"/>
+      <w:pPr>
+        <w:tabs>
+          <w:tab w:val="num" w:pos="2160"/>
+        </w:tabs>
+        <w:ind w:left="2160" w:hanging="360"/>
+      </w:pPr>
+      <w:rPr>
+        <w:rFonts w:ascii="Wingdings" w:hAnsi="Wingdings" w:hint="default"/>
+        <w:sz w:val="20"/>
+      </w:rPr>
+    </w:lvl>
+    <w:lvl w:ilvl="3" w:tentative="1">
+      <w:start w:val="1"/>
+      <w:numFmt w:val="bullet"/>
+      <w:lvlText w:val=""/>
+      <w:lvlJc w:val="left"/>
+      <w:pPr>
+        <w:tabs>
+          <w:tab w:val="num" w:pos="2880"/>
+        </w:tabs>
+        <w:ind w:left="2880" w:hanging="360"/>
+      </w:pPr>
+      <w:rPr>
+        <w:rFonts w:ascii="Wingdings" w:hAnsi="Wingdings" w:hint="default"/>
+        <w:sz w:val="20"/>
+      </w:rPr>
+    </w:lvl>
+    <w:lvl w:ilvl="4" w:tentative="1">
+      <w:start w:val="1"/>
+      <w:numFmt w:val="bullet"/>
+      <w:lvlText w:val=""/>
+      <w:lvlJc w:val="left"/>
+      <w:pPr>
+        <w:tabs>
+          <w:tab w:val="num" w:pos="3600"/>
+        </w:tabs>
+        <w:ind w:left="3600" w:hanging="360"/>
+      </w:pPr>
+      <w:rPr>
+        <w:rFonts w:ascii="Wingdings" w:hAnsi="Wingdings" w:hint="default"/>
+        <w:sz w:val="20"/>
+      </w:rPr>
+    </w:lvl>
+    <w:lvl w:ilvl="5" w:tentative="1">
+      <w:start w:val="1"/>
+      <w:numFmt w:val="bullet"/>
+      <w:lvlText w:val=""/>
+      <w:lvlJc w:val="left"/>
+      <w:pPr>
+        <w:tabs>
+          <w:tab w:val="num" w:pos="4320"/>
+        </w:tabs>
+        <w:ind w:left="4320" w:hanging="360"/>
+      </w:pPr>
+      <w:rPr>
+        <w:rFonts w:ascii="Wingdings" w:hAnsi="Wingdings" w:hint="default"/>
+        <w:sz w:val="20"/>
+      </w:rPr>
+    </w:lvl>
+    <w:lvl w:ilvl="6" w:tentative="1">
+      <w:start w:val="1"/>
+      <w:numFmt w:val="bullet"/>
+      <w:lvlText w:val=""/>
+      <w:lvlJc w:val="left"/>
+      <w:pPr>
+        <w:tabs>
+          <w:tab w:val="num" w:pos="5040"/>
+        </w:tabs>
+        <w:ind w:left="5040" w:hanging="360"/>
+      </w:pPr>
+      <w:rPr>
+        <w:rFonts w:ascii="Wingdings" w:hAnsi="Wingdings" w:hint="default"/>
+        <w:sz w:val="20"/>
+      </w:rPr>
+    </w:lvl>
+    <w:lvl w:ilvl="7" w:tentative="1">
+      <w:start w:val="1"/>
+      <w:numFmt w:val="bullet"/>
+      <w:lvlText w:val=""/>
+      <w:lvlJc w:val="left"/>
+      <w:pPr>
+        <w:tabs>
+          <w:tab w:val="num" w:pos="5760"/>
+        </w:tabs>
+        <w:ind w:left="5760" w:hanging="360"/>
+      </w:pPr>
+      <w:rPr>
+        <w:rFonts w:ascii="Wingdings" w:hAnsi="Wingdings" w:hint="default"/>
+        <w:sz w:val="20"/>
+      </w:rPr>
+    </w:lvl>
+    <w:lvl w:ilvl="8" w:tentative="1">
+      <w:start w:val="1"/>
+      <w:numFmt w:val="bullet"/>
+      <w:lvlText w:val=""/>
+      <w:lvlJc w:val="left"/>
+      <w:pPr>
+        <w:tabs>
+          <w:tab w:val="num" w:pos="6480"/>
+        </w:tabs>
+        <w:ind w:left="6480" w:hanging="360"/>
+      </w:pPr>
+      <w:rPr>
+        <w:rFonts w:ascii="Wingdings" w:hAnsi="Wingdings" w:hint="default"/>
+        <w:sz w:val="20"/>
+      </w:rPr>
+    </w:lvl>
+  </w:abstractNum>
+  <w:abstractNum w:abstractNumId="5" w15:restartNumberingAfterBreak="0">
     <w:nsid w:val="249938EA"/>
     <w:multiLevelType w:val="hybridMultilevel"/>
     <w:tmpl w:val="01B61DF2"/>
@@ -4157,7 +9940,7 @@
       </w:rPr>
     </w:lvl>
   </w:abstractNum>
-  <w:abstractNum w:abstractNumId="3" w15:restartNumberingAfterBreak="0">
+  <w:abstractNum w:abstractNumId="6" w15:restartNumberingAfterBreak="0">
     <w:nsid w:val="266F291A"/>
     <w:multiLevelType w:val="hybridMultilevel"/>
     <w:tmpl w:val="01F0D16E"/>
@@ -4270,7 +10053,7 @@
       </w:rPr>
     </w:lvl>
   </w:abstractNum>
-  <w:abstractNum w:abstractNumId="4" w15:restartNumberingAfterBreak="0">
+  <w:abstractNum w:abstractNumId="7" w15:restartNumberingAfterBreak="0">
     <w:nsid w:val="26F13152"/>
     <w:multiLevelType w:val="hybridMultilevel"/>
     <w:tmpl w:val="AE86EF94"/>
@@ -4356,7 +10139,7 @@
       </w:pPr>
     </w:lvl>
   </w:abstractNum>
-  <w:abstractNum w:abstractNumId="5" w15:restartNumberingAfterBreak="0">
+  <w:abstractNum w:abstractNumId="8" w15:restartNumberingAfterBreak="0">
     <w:nsid w:val="27546E2D"/>
     <w:multiLevelType w:val="hybridMultilevel"/>
     <w:tmpl w:val="E9527762"/>
@@ -4442,7 +10225,7 @@
       </w:pPr>
     </w:lvl>
   </w:abstractNum>
-  <w:abstractNum w:abstractNumId="6" w15:restartNumberingAfterBreak="0">
+  <w:abstractNum w:abstractNumId="9" w15:restartNumberingAfterBreak="0">
     <w:nsid w:val="2B772781"/>
     <w:multiLevelType w:val="multilevel"/>
     <w:tmpl w:val="7A3E367E"/>
@@ -4591,7 +10374,156 @@
       </w:rPr>
     </w:lvl>
   </w:abstractNum>
-  <w:abstractNum w:abstractNumId="7" w15:restartNumberingAfterBreak="0">
+  <w:abstractNum w:abstractNumId="10" w15:restartNumberingAfterBreak="0">
+    <w:nsid w:val="30543661"/>
+    <w:multiLevelType w:val="multilevel"/>
+    <w:tmpl w:val="BD12F0AE"/>
+    <w:lvl w:ilvl="0">
+      <w:start w:val="1"/>
+      <w:numFmt w:val="bullet"/>
+      <w:lvlText w:val=""/>
+      <w:lvlJc w:val="left"/>
+      <w:pPr>
+        <w:tabs>
+          <w:tab w:val="num" w:pos="720"/>
+        </w:tabs>
+        <w:ind w:left="720" w:hanging="360"/>
+      </w:pPr>
+      <w:rPr>
+        <w:rFonts w:ascii="Symbol" w:hAnsi="Symbol" w:hint="default"/>
+        <w:sz w:val="20"/>
+      </w:rPr>
+    </w:lvl>
+    <w:lvl w:ilvl="1" w:tentative="1">
+      <w:start w:val="1"/>
+      <w:numFmt w:val="bullet"/>
+      <w:lvlText w:val="o"/>
+      <w:lvlJc w:val="left"/>
+      <w:pPr>
+        <w:tabs>
+          <w:tab w:val="num" w:pos="1440"/>
+        </w:tabs>
+        <w:ind w:left="1440" w:hanging="360"/>
+      </w:pPr>
+      <w:rPr>
+        <w:rFonts w:ascii="Courier New" w:hAnsi="Courier New" w:hint="default"/>
+        <w:sz w:val="20"/>
+      </w:rPr>
+    </w:lvl>
+    <w:lvl w:ilvl="2" w:tentative="1">
+      <w:start w:val="1"/>
+      <w:numFmt w:val="bullet"/>
+      <w:lvlText w:val=""/>
+      <w:lvlJc w:val="left"/>
+      <w:pPr>
+        <w:tabs>
+          <w:tab w:val="num" w:pos="2160"/>
+        </w:tabs>
+        <w:ind w:left="2160" w:hanging="360"/>
+      </w:pPr>
+      <w:rPr>
+        <w:rFonts w:ascii="Wingdings" w:hAnsi="Wingdings" w:hint="default"/>
+        <w:sz w:val="20"/>
+      </w:rPr>
+    </w:lvl>
+    <w:lvl w:ilvl="3" w:tentative="1">
+      <w:start w:val="1"/>
+      <w:numFmt w:val="bullet"/>
+      <w:lvlText w:val=""/>
+      <w:lvlJc w:val="left"/>
+      <w:pPr>
+        <w:tabs>
+          <w:tab w:val="num" w:pos="2880"/>
+        </w:tabs>
+        <w:ind w:left="2880" w:hanging="360"/>
+      </w:pPr>
+      <w:rPr>
+        <w:rFonts w:ascii="Wingdings" w:hAnsi="Wingdings" w:hint="default"/>
+        <w:sz w:val="20"/>
+      </w:rPr>
+    </w:lvl>
+    <w:lvl w:ilvl="4" w:tentative="1">
+      <w:start w:val="1"/>
+      <w:numFmt w:val="bullet"/>
+      <w:lvlText w:val=""/>
+      <w:lvlJc w:val="left"/>
+      <w:pPr>
+        <w:tabs>
+          <w:tab w:val="num" w:pos="3600"/>
+        </w:tabs>
+        <w:ind w:left="3600" w:hanging="360"/>
+      </w:pPr>
+      <w:rPr>
+        <w:rFonts w:ascii="Wingdings" w:hAnsi="Wingdings" w:hint="default"/>
+        <w:sz w:val="20"/>
+      </w:rPr>
+    </w:lvl>
+    <w:lvl w:ilvl="5" w:tentative="1">
+      <w:start w:val="1"/>
+      <w:numFmt w:val="bullet"/>
+      <w:lvlText w:val=""/>
+      <w:lvlJc w:val="left"/>
+      <w:pPr>
+        <w:tabs>
+          <w:tab w:val="num" w:pos="4320"/>
+        </w:tabs>
+        <w:ind w:left="4320" w:hanging="360"/>
+      </w:pPr>
+      <w:rPr>
+        <w:rFonts w:ascii="Wingdings" w:hAnsi="Wingdings" w:hint="default"/>
+        <w:sz w:val="20"/>
+      </w:rPr>
+    </w:lvl>
+    <w:lvl w:ilvl="6" w:tentative="1">
+      <w:start w:val="1"/>
+      <w:numFmt w:val="bullet"/>
+      <w:lvlText w:val=""/>
+      <w:lvlJc w:val="left"/>
+      <w:pPr>
+        <w:tabs>
+          <w:tab w:val="num" w:pos="5040"/>
+        </w:tabs>
+        <w:ind w:left="5040" w:hanging="360"/>
+      </w:pPr>
+      <w:rPr>
+        <w:rFonts w:ascii="Wingdings" w:hAnsi="Wingdings" w:hint="default"/>
+        <w:sz w:val="20"/>
+      </w:rPr>
+    </w:lvl>
+    <w:lvl w:ilvl="7" w:tentative="1">
+      <w:start w:val="1"/>
+      <w:numFmt w:val="bullet"/>
+      <w:lvlText w:val=""/>
+      <w:lvlJc w:val="left"/>
+      <w:pPr>
+        <w:tabs>
+          <w:tab w:val="num" w:pos="5760"/>
+        </w:tabs>
+        <w:ind w:left="5760" w:hanging="360"/>
+      </w:pPr>
+      <w:rPr>
+        <w:rFonts w:ascii="Wingdings" w:hAnsi="Wingdings" w:hint="default"/>
+        <w:sz w:val="20"/>
+      </w:rPr>
+    </w:lvl>
+    <w:lvl w:ilvl="8" w:tentative="1">
+      <w:start w:val="1"/>
+      <w:numFmt w:val="bullet"/>
+      <w:lvlText w:val=""/>
+      <w:lvlJc w:val="left"/>
+      <w:pPr>
+        <w:tabs>
+          <w:tab w:val="num" w:pos="6480"/>
+        </w:tabs>
+        <w:ind w:left="6480" w:hanging="360"/>
+      </w:pPr>
+      <w:rPr>
+        <w:rFonts w:ascii="Wingdings" w:hAnsi="Wingdings" w:hint="default"/>
+        <w:sz w:val="20"/>
+      </w:rPr>
+    </w:lvl>
+  </w:abstractNum>
+  <w:abstractNum w:abstractNumId="11" w15:restartNumberingAfterBreak="0">
     <w:nsid w:val="3E284764"/>
     <w:multiLevelType w:val="multilevel"/>
     <w:tmpl w:val="285CCAF2"/>
@@ -4740,7 +10672,305 @@
       </w:rPr>
     </w:lvl>
   </w:abstractNum>
-  <w:abstractNum w:abstractNumId="8" w15:restartNumberingAfterBreak="0">
+  <w:abstractNum w:abstractNumId="12" w15:restartNumberingAfterBreak="0">
+    <w:nsid w:val="41E240EF"/>
+    <w:multiLevelType w:val="multilevel"/>
+    <w:tmpl w:val="B0DEAE70"/>
+    <w:lvl w:ilvl="0">
+      <w:start w:val="1"/>
+      <w:numFmt w:val="bullet"/>
+      <w:lvlText w:val=""/>
+      <w:lvlJc w:val="left"/>
+      <w:pPr>
+        <w:tabs>
+          <w:tab w:val="num" w:pos="720"/>
+        </w:tabs>
+        <w:ind w:left="720" w:hanging="360"/>
+      </w:pPr>
+      <w:rPr>
+        <w:rFonts w:ascii="Symbol" w:hAnsi="Symbol" w:hint="default"/>
+        <w:sz w:val="20"/>
+      </w:rPr>
+    </w:lvl>
+    <w:lvl w:ilvl="1" w:tentative="1">
+      <w:start w:val="1"/>
+      <w:numFmt w:val="bullet"/>
+      <w:lvlText w:val="o"/>
+      <w:lvlJc w:val="left"/>
+      <w:pPr>
+        <w:tabs>
+          <w:tab w:val="num" w:pos="1440"/>
+        </w:tabs>
+        <w:ind w:left="1440" w:hanging="360"/>
+      </w:pPr>
+      <w:rPr>
+        <w:rFonts w:ascii="Courier New" w:hAnsi="Courier New" w:hint="default"/>
+        <w:sz w:val="20"/>
+      </w:rPr>
+    </w:lvl>
+    <w:lvl w:ilvl="2" w:tentative="1">
+      <w:start w:val="1"/>
+      <w:numFmt w:val="bullet"/>
+      <w:lvlText w:val=""/>
+      <w:lvlJc w:val="left"/>
+      <w:pPr>
+        <w:tabs>
+          <w:tab w:val="num" w:pos="2160"/>
+        </w:tabs>
+        <w:ind w:left="2160" w:hanging="360"/>
+      </w:pPr>
+      <w:rPr>
+        <w:rFonts w:ascii="Wingdings" w:hAnsi="Wingdings" w:hint="default"/>
+        <w:sz w:val="20"/>
+      </w:rPr>
+    </w:lvl>
+    <w:lvl w:ilvl="3" w:tentative="1">
+      <w:start w:val="1"/>
+      <w:numFmt w:val="bullet"/>
+      <w:lvlText w:val=""/>
+      <w:lvlJc w:val="left"/>
+      <w:pPr>
+        <w:tabs>
+          <w:tab w:val="num" w:pos="2880"/>
+        </w:tabs>
+        <w:ind w:left="2880" w:hanging="360"/>
+      </w:pPr>
+      <w:rPr>
+        <w:rFonts w:ascii="Wingdings" w:hAnsi="Wingdings" w:hint="default"/>
+        <w:sz w:val="20"/>
+      </w:rPr>
+    </w:lvl>
+    <w:lvl w:ilvl="4" w:tentative="1">
+      <w:start w:val="1"/>
+      <w:numFmt w:val="bullet"/>
+      <w:lvlText w:val=""/>
+      <w:lvlJc w:val="left"/>
+      <w:pPr>
+        <w:tabs>
+          <w:tab w:val="num" w:pos="3600"/>
+        </w:tabs>
+        <w:ind w:left="3600" w:hanging="360"/>
+      </w:pPr>
+      <w:rPr>
+        <w:rFonts w:ascii="Wingdings" w:hAnsi="Wingdings" w:hint="default"/>
+        <w:sz w:val="20"/>
+      </w:rPr>
+    </w:lvl>
+    <w:lvl w:ilvl="5" w:tentative="1">
+      <w:start w:val="1"/>
+      <w:numFmt w:val="bullet"/>
+      <w:lvlText w:val=""/>
+      <w:lvlJc w:val="left"/>
+      <w:pPr>
+        <w:tabs>
+          <w:tab w:val="num" w:pos="4320"/>
+        </w:tabs>
+        <w:ind w:left="4320" w:hanging="360"/>
+      </w:pPr>
+      <w:rPr>
+        <w:rFonts w:ascii="Wingdings" w:hAnsi="Wingdings" w:hint="default"/>
+        <w:sz w:val="20"/>
+      </w:rPr>
+    </w:lvl>
+    <w:lvl w:ilvl="6" w:tentative="1">
+      <w:start w:val="1"/>
+      <w:numFmt w:val="bullet"/>
+      <w:lvlText w:val=""/>
+      <w:lvlJc w:val="left"/>
+      <w:pPr>
+        <w:tabs>
+          <w:tab w:val="num" w:pos="5040"/>
+        </w:tabs>
+        <w:ind w:left="5040" w:hanging="360"/>
+      </w:pPr>
+      <w:rPr>
+        <w:rFonts w:ascii="Wingdings" w:hAnsi="Wingdings" w:hint="default"/>
+        <w:sz w:val="20"/>
+      </w:rPr>
+    </w:lvl>
+    <w:lvl w:ilvl="7" w:tentative="1">
+      <w:start w:val="1"/>
+      <w:numFmt w:val="bullet"/>
+      <w:lvlText w:val=""/>
+      <w:lvlJc w:val="left"/>
+      <w:pPr>
+        <w:tabs>
+          <w:tab w:val="num" w:pos="5760"/>
+        </w:tabs>
+        <w:ind w:left="5760" w:hanging="360"/>
+      </w:pPr>
+      <w:rPr>
+        <w:rFonts w:ascii="Wingdings" w:hAnsi="Wingdings" w:hint="default"/>
+        <w:sz w:val="20"/>
+      </w:rPr>
+    </w:lvl>
+    <w:lvl w:ilvl="8" w:tentative="1">
+      <w:start w:val="1"/>
+      <w:numFmt w:val="bullet"/>
+      <w:lvlText w:val=""/>
+      <w:lvlJc w:val="left"/>
+      <w:pPr>
+        <w:tabs>
+          <w:tab w:val="num" w:pos="6480"/>
+        </w:tabs>
+        <w:ind w:left="6480" w:hanging="360"/>
+      </w:pPr>
+      <w:rPr>
+        <w:rFonts w:ascii="Wingdings" w:hAnsi="Wingdings" w:hint="default"/>
+        <w:sz w:val="20"/>
+      </w:rPr>
+    </w:lvl>
+  </w:abstractNum>
+  <w:abstractNum w:abstractNumId="13" w15:restartNumberingAfterBreak="0">
+    <w:nsid w:val="44A5410B"/>
+    <w:multiLevelType w:val="multilevel"/>
+    <w:tmpl w:val="FEA00A9E"/>
+    <w:lvl w:ilvl="0">
+      <w:start w:val="1"/>
+      <w:numFmt w:val="bullet"/>
+      <w:lvlText w:val=""/>
+      <w:lvlJc w:val="left"/>
+      <w:pPr>
+        <w:tabs>
+          <w:tab w:val="num" w:pos="720"/>
+        </w:tabs>
+        <w:ind w:left="720" w:hanging="360"/>
+      </w:pPr>
+      <w:rPr>
+        <w:rFonts w:ascii="Symbol" w:hAnsi="Symbol" w:hint="default"/>
+        <w:sz w:val="20"/>
+      </w:rPr>
+    </w:lvl>
+    <w:lvl w:ilvl="1" w:tentative="1">
+      <w:start w:val="1"/>
+      <w:numFmt w:val="bullet"/>
+      <w:lvlText w:val="o"/>
+      <w:lvlJc w:val="left"/>
+      <w:pPr>
+        <w:tabs>
+          <w:tab w:val="num" w:pos="1440"/>
+        </w:tabs>
+        <w:ind w:left="1440" w:hanging="360"/>
+      </w:pPr>
+      <w:rPr>
+        <w:rFonts w:ascii="Courier New" w:hAnsi="Courier New" w:hint="default"/>
+        <w:sz w:val="20"/>
+      </w:rPr>
+    </w:lvl>
+    <w:lvl w:ilvl="2" w:tentative="1">
+      <w:start w:val="1"/>
+      <w:numFmt w:val="bullet"/>
+      <w:lvlText w:val=""/>
+      <w:lvlJc w:val="left"/>
+      <w:pPr>
+        <w:tabs>
+          <w:tab w:val="num" w:pos="2160"/>
+        </w:tabs>
+        <w:ind w:left="2160" w:hanging="360"/>
+      </w:pPr>
+      <w:rPr>
+        <w:rFonts w:ascii="Wingdings" w:hAnsi="Wingdings" w:hint="default"/>
+        <w:sz w:val="20"/>
+      </w:rPr>
+    </w:lvl>
+    <w:lvl w:ilvl="3" w:tentative="1">
+      <w:start w:val="1"/>
+      <w:numFmt w:val="bullet"/>
+      <w:lvlText w:val=""/>
+      <w:lvlJc w:val="left"/>
+      <w:pPr>
+        <w:tabs>
+          <w:tab w:val="num" w:pos="2880"/>
+        </w:tabs>
+        <w:ind w:left="2880" w:hanging="360"/>
+      </w:pPr>
+      <w:rPr>
+        <w:rFonts w:ascii="Wingdings" w:hAnsi="Wingdings" w:hint="default"/>
+        <w:sz w:val="20"/>
+      </w:rPr>
+    </w:lvl>
+    <w:lvl w:ilvl="4" w:tentative="1">
+      <w:start w:val="1"/>
+      <w:numFmt w:val="bullet"/>
+      <w:lvlText w:val=""/>
+      <w:lvlJc w:val="left"/>
+      <w:pPr>
+        <w:tabs>
+          <w:tab w:val="num" w:pos="3600"/>
+        </w:tabs>
+        <w:ind w:left="3600" w:hanging="360"/>
+      </w:pPr>
+      <w:rPr>
+        <w:rFonts w:ascii="Wingdings" w:hAnsi="Wingdings" w:hint="default"/>
+        <w:sz w:val="20"/>
+      </w:rPr>
+    </w:lvl>
+    <w:lvl w:ilvl="5" w:tentative="1">
+      <w:start w:val="1"/>
+      <w:numFmt w:val="bullet"/>
+      <w:lvlText w:val=""/>
+      <w:lvlJc w:val="left"/>
+      <w:pPr>
+        <w:tabs>
+          <w:tab w:val="num" w:pos="4320"/>
+        </w:tabs>
+        <w:ind w:left="4320" w:hanging="360"/>
+      </w:pPr>
+      <w:rPr>
+        <w:rFonts w:ascii="Wingdings" w:hAnsi="Wingdings" w:hint="default"/>
+        <w:sz w:val="20"/>
+      </w:rPr>
+    </w:lvl>
+    <w:lvl w:ilvl="6" w:tentative="1">
+      <w:start w:val="1"/>
+      <w:numFmt w:val="bullet"/>
+      <w:lvlText w:val=""/>
+      <w:lvlJc w:val="left"/>
+      <w:pPr>
+        <w:tabs>
+          <w:tab w:val="num" w:pos="5040"/>
+        </w:tabs>
+        <w:ind w:left="5040" w:hanging="360"/>
+      </w:pPr>
+      <w:rPr>
+        <w:rFonts w:ascii="Wingdings" w:hAnsi="Wingdings" w:hint="default"/>
+        <w:sz w:val="20"/>
+      </w:rPr>
+    </w:lvl>
+    <w:lvl w:ilvl="7" w:tentative="1">
+      <w:start w:val="1"/>
+      <w:numFmt w:val="bullet"/>
+      <w:lvlText w:val=""/>
+      <w:lvlJc w:val="left"/>
+      <w:pPr>
+        <w:tabs>
+          <w:tab w:val="num" w:pos="5760"/>
+        </w:tabs>
+        <w:ind w:left="5760" w:hanging="360"/>
+      </w:pPr>
+      <w:rPr>
+        <w:rFonts w:ascii="Wingdings" w:hAnsi="Wingdings" w:hint="default"/>
+        <w:sz w:val="20"/>
+      </w:rPr>
+    </w:lvl>
+    <w:lvl w:ilvl="8" w:tentative="1">
+      <w:start w:val="1"/>
+      <w:numFmt w:val="bullet"/>
+      <w:lvlText w:val=""/>
+      <w:lvlJc w:val="left"/>
+      <w:pPr>
+        <w:tabs>
+          <w:tab w:val="num" w:pos="6480"/>
+        </w:tabs>
+        <w:ind w:left="6480" w:hanging="360"/>
+      </w:pPr>
+      <w:rPr>
+        <w:rFonts w:ascii="Wingdings" w:hAnsi="Wingdings" w:hint="default"/>
+        <w:sz w:val="20"/>
+      </w:rPr>
+    </w:lvl>
+  </w:abstractNum>
+  <w:abstractNum w:abstractNumId="14" w15:restartNumberingAfterBreak="0">
     <w:nsid w:val="4570249C"/>
     <w:multiLevelType w:val="hybridMultilevel"/>
     <w:tmpl w:val="E9527762"/>
@@ -4826,7 +11056,156 @@
       </w:pPr>
     </w:lvl>
   </w:abstractNum>
-  <w:abstractNum w:abstractNumId="9" w15:restartNumberingAfterBreak="0">
+  <w:abstractNum w:abstractNumId="15" w15:restartNumberingAfterBreak="0">
+    <w:nsid w:val="45DF3C58"/>
+    <w:multiLevelType w:val="multilevel"/>
+    <w:tmpl w:val="88F6AEBA"/>
+    <w:lvl w:ilvl="0">
+      <w:start w:val="1"/>
+      <w:numFmt w:val="bullet"/>
+      <w:lvlText w:val=""/>
+      <w:lvlJc w:val="left"/>
+      <w:pPr>
+        <w:tabs>
+          <w:tab w:val="num" w:pos="720"/>
+        </w:tabs>
+        <w:ind w:left="720" w:hanging="360"/>
+      </w:pPr>
+      <w:rPr>
+        <w:rFonts w:ascii="Symbol" w:hAnsi="Symbol" w:hint="default"/>
+        <w:sz w:val="20"/>
+      </w:rPr>
+    </w:lvl>
+    <w:lvl w:ilvl="1" w:tentative="1">
+      <w:start w:val="1"/>
+      <w:numFmt w:val="bullet"/>
+      <w:lvlText w:val="o"/>
+      <w:lvlJc w:val="left"/>
+      <w:pPr>
+        <w:tabs>
+          <w:tab w:val="num" w:pos="1440"/>
+        </w:tabs>
+        <w:ind w:left="1440" w:hanging="360"/>
+      </w:pPr>
+      <w:rPr>
+        <w:rFonts w:ascii="Courier New" w:hAnsi="Courier New" w:hint="default"/>
+        <w:sz w:val="20"/>
+      </w:rPr>
+    </w:lvl>
+    <w:lvl w:ilvl="2" w:tentative="1">
+      <w:start w:val="1"/>
+      <w:numFmt w:val="bullet"/>
+      <w:lvlText w:val=""/>
+      <w:lvlJc w:val="left"/>
+      <w:pPr>
+        <w:tabs>
+          <w:tab w:val="num" w:pos="2160"/>
+        </w:tabs>
+        <w:ind w:left="2160" w:hanging="360"/>
+      </w:pPr>
+      <w:rPr>
+        <w:rFonts w:ascii="Wingdings" w:hAnsi="Wingdings" w:hint="default"/>
+        <w:sz w:val="20"/>
+      </w:rPr>
+    </w:lvl>
+    <w:lvl w:ilvl="3" w:tentative="1">
+      <w:start w:val="1"/>
+      <w:numFmt w:val="bullet"/>
+      <w:lvlText w:val=""/>
+      <w:lvlJc w:val="left"/>
+      <w:pPr>
+        <w:tabs>
+          <w:tab w:val="num" w:pos="2880"/>
+        </w:tabs>
+        <w:ind w:left="2880" w:hanging="360"/>
+      </w:pPr>
+      <w:rPr>
+        <w:rFonts w:ascii="Wingdings" w:hAnsi="Wingdings" w:hint="default"/>
+        <w:sz w:val="20"/>
+      </w:rPr>
+    </w:lvl>
+    <w:lvl w:ilvl="4" w:tentative="1">
+      <w:start w:val="1"/>
+      <w:numFmt w:val="bullet"/>
+      <w:lvlText w:val=""/>
+      <w:lvlJc w:val="left"/>
+      <w:pPr>
+        <w:tabs>
+          <w:tab w:val="num" w:pos="3600"/>
+        </w:tabs>
+        <w:ind w:left="3600" w:hanging="360"/>
+      </w:pPr>
+      <w:rPr>
+        <w:rFonts w:ascii="Wingdings" w:hAnsi="Wingdings" w:hint="default"/>
+        <w:sz w:val="20"/>
+      </w:rPr>
+    </w:lvl>
+    <w:lvl w:ilvl="5" w:tentative="1">
+      <w:start w:val="1"/>
+      <w:numFmt w:val="bullet"/>
+      <w:lvlText w:val=""/>
+      <w:lvlJc w:val="left"/>
+      <w:pPr>
+        <w:tabs>
+          <w:tab w:val="num" w:pos="4320"/>
+        </w:tabs>
+        <w:ind w:left="4320" w:hanging="360"/>
+      </w:pPr>
+      <w:rPr>
+        <w:rFonts w:ascii="Wingdings" w:hAnsi="Wingdings" w:hint="default"/>
+        <w:sz w:val="20"/>
+      </w:rPr>
+    </w:lvl>
+    <w:lvl w:ilvl="6" w:tentative="1">
+      <w:start w:val="1"/>
+      <w:numFmt w:val="bullet"/>
+      <w:lvlText w:val=""/>
+      <w:lvlJc w:val="left"/>
+      <w:pPr>
+        <w:tabs>
+          <w:tab w:val="num" w:pos="5040"/>
+        </w:tabs>
+        <w:ind w:left="5040" w:hanging="360"/>
+      </w:pPr>
+      <w:rPr>
+        <w:rFonts w:ascii="Wingdings" w:hAnsi="Wingdings" w:hint="default"/>
+        <w:sz w:val="20"/>
+      </w:rPr>
+    </w:lvl>
+    <w:lvl w:ilvl="7" w:tentative="1">
+      <w:start w:val="1"/>
+      <w:numFmt w:val="bullet"/>
+      <w:lvlText w:val=""/>
+      <w:lvlJc w:val="left"/>
+      <w:pPr>
+        <w:tabs>
+          <w:tab w:val="num" w:pos="5760"/>
+        </w:tabs>
+        <w:ind w:left="5760" w:hanging="360"/>
+      </w:pPr>
+      <w:rPr>
+        <w:rFonts w:ascii="Wingdings" w:hAnsi="Wingdings" w:hint="default"/>
+        <w:sz w:val="20"/>
+      </w:rPr>
+    </w:lvl>
+    <w:lvl w:ilvl="8" w:tentative="1">
+      <w:start w:val="1"/>
+      <w:numFmt w:val="bullet"/>
+      <w:lvlText w:val=""/>
+      <w:lvlJc w:val="left"/>
+      <w:pPr>
+        <w:tabs>
+          <w:tab w:val="num" w:pos="6480"/>
+        </w:tabs>
+        <w:ind w:left="6480" w:hanging="360"/>
+      </w:pPr>
+      <w:rPr>
+        <w:rFonts w:ascii="Wingdings" w:hAnsi="Wingdings" w:hint="default"/>
+        <w:sz w:val="20"/>
+      </w:rPr>
+    </w:lvl>
+  </w:abstractNum>
+  <w:abstractNum w:abstractNumId="16" w15:restartNumberingAfterBreak="0">
     <w:nsid w:val="466A1BC7"/>
     <w:multiLevelType w:val="hybridMultilevel"/>
     <w:tmpl w:val="0EECEF26"/>
@@ -4939,7 +11318,1068 @@
       </w:rPr>
     </w:lvl>
   </w:abstractNum>
-  <w:abstractNum w:abstractNumId="10" w15:restartNumberingAfterBreak="0">
+  <w:abstractNum w:abstractNumId="17" w15:restartNumberingAfterBreak="0">
+    <w:nsid w:val="48FF3160"/>
+    <w:multiLevelType w:val="multilevel"/>
+    <w:tmpl w:val="B9044096"/>
+    <w:lvl w:ilvl="0">
+      <w:start w:val="1"/>
+      <w:numFmt w:val="bullet"/>
+      <w:lvlText w:val=""/>
+      <w:lvlJc w:val="left"/>
+      <w:pPr>
+        <w:tabs>
+          <w:tab w:val="num" w:pos="720"/>
+        </w:tabs>
+        <w:ind w:left="720" w:hanging="360"/>
+      </w:pPr>
+      <w:rPr>
+        <w:rFonts w:ascii="Symbol" w:hAnsi="Symbol" w:hint="default"/>
+        <w:sz w:val="20"/>
+      </w:rPr>
+    </w:lvl>
+    <w:lvl w:ilvl="1" w:tentative="1">
+      <w:start w:val="1"/>
+      <w:numFmt w:val="bullet"/>
+      <w:lvlText w:val="o"/>
+      <w:lvlJc w:val="left"/>
+      <w:pPr>
+        <w:tabs>
+          <w:tab w:val="num" w:pos="1440"/>
+        </w:tabs>
+        <w:ind w:left="1440" w:hanging="360"/>
+      </w:pPr>
+      <w:rPr>
+        <w:rFonts w:ascii="Courier New" w:hAnsi="Courier New" w:hint="default"/>
+        <w:sz w:val="20"/>
+      </w:rPr>
+    </w:lvl>
+    <w:lvl w:ilvl="2" w:tentative="1">
+      <w:start w:val="1"/>
+      <w:numFmt w:val="bullet"/>
+      <w:lvlText w:val=""/>
+      <w:lvlJc w:val="left"/>
+      <w:pPr>
+        <w:tabs>
+          <w:tab w:val="num" w:pos="2160"/>
+        </w:tabs>
+        <w:ind w:left="2160" w:hanging="360"/>
+      </w:pPr>
+      <w:rPr>
+        <w:rFonts w:ascii="Wingdings" w:hAnsi="Wingdings" w:hint="default"/>
+        <w:sz w:val="20"/>
+      </w:rPr>
+    </w:lvl>
+    <w:lvl w:ilvl="3" w:tentative="1">
+      <w:start w:val="1"/>
+      <w:numFmt w:val="bullet"/>
+      <w:lvlText w:val=""/>
+      <w:lvlJc w:val="left"/>
+      <w:pPr>
+        <w:tabs>
+          <w:tab w:val="num" w:pos="2880"/>
+        </w:tabs>
+        <w:ind w:left="2880" w:hanging="360"/>
+      </w:pPr>
+      <w:rPr>
+        <w:rFonts w:ascii="Wingdings" w:hAnsi="Wingdings" w:hint="default"/>
+        <w:sz w:val="20"/>
+      </w:rPr>
+    </w:lvl>
+    <w:lvl w:ilvl="4" w:tentative="1">
+      <w:start w:val="1"/>
+      <w:numFmt w:val="bullet"/>
+      <w:lvlText w:val=""/>
+      <w:lvlJc w:val="left"/>
+      <w:pPr>
+        <w:tabs>
+          <w:tab w:val="num" w:pos="3600"/>
+        </w:tabs>
+        <w:ind w:left="3600" w:hanging="360"/>
+      </w:pPr>
+      <w:rPr>
+        <w:rFonts w:ascii="Wingdings" w:hAnsi="Wingdings" w:hint="default"/>
+        <w:sz w:val="20"/>
+      </w:rPr>
+    </w:lvl>
+    <w:lvl w:ilvl="5" w:tentative="1">
+      <w:start w:val="1"/>
+      <w:numFmt w:val="bullet"/>
+      <w:lvlText w:val=""/>
+      <w:lvlJc w:val="left"/>
+      <w:pPr>
+        <w:tabs>
+          <w:tab w:val="num" w:pos="4320"/>
+        </w:tabs>
+        <w:ind w:left="4320" w:hanging="360"/>
+      </w:pPr>
+      <w:rPr>
+        <w:rFonts w:ascii="Wingdings" w:hAnsi="Wingdings" w:hint="default"/>
+        <w:sz w:val="20"/>
+      </w:rPr>
+    </w:lvl>
+    <w:lvl w:ilvl="6" w:tentative="1">
+      <w:start w:val="1"/>
+      <w:numFmt w:val="bullet"/>
+      <w:lvlText w:val=""/>
+      <w:lvlJc w:val="left"/>
+      <w:pPr>
+        <w:tabs>
+          <w:tab w:val="num" w:pos="5040"/>
+        </w:tabs>
+        <w:ind w:left="5040" w:hanging="360"/>
+      </w:pPr>
+      <w:rPr>
+        <w:rFonts w:ascii="Wingdings" w:hAnsi="Wingdings" w:hint="default"/>
+        <w:sz w:val="20"/>
+      </w:rPr>
+    </w:lvl>
+    <w:lvl w:ilvl="7" w:tentative="1">
+      <w:start w:val="1"/>
+      <w:numFmt w:val="bullet"/>
+      <w:lvlText w:val=""/>
+      <w:lvlJc w:val="left"/>
+      <w:pPr>
+        <w:tabs>
+          <w:tab w:val="num" w:pos="5760"/>
+        </w:tabs>
+        <w:ind w:left="5760" w:hanging="360"/>
+      </w:pPr>
+      <w:rPr>
+        <w:rFonts w:ascii="Wingdings" w:hAnsi="Wingdings" w:hint="default"/>
+        <w:sz w:val="20"/>
+      </w:rPr>
+    </w:lvl>
+    <w:lvl w:ilvl="8" w:tentative="1">
+      <w:start w:val="1"/>
+      <w:numFmt w:val="bullet"/>
+      <w:lvlText w:val=""/>
+      <w:lvlJc w:val="left"/>
+      <w:pPr>
+        <w:tabs>
+          <w:tab w:val="num" w:pos="6480"/>
+        </w:tabs>
+        <w:ind w:left="6480" w:hanging="360"/>
+      </w:pPr>
+      <w:rPr>
+        <w:rFonts w:ascii="Wingdings" w:hAnsi="Wingdings" w:hint="default"/>
+        <w:sz w:val="20"/>
+      </w:rPr>
+    </w:lvl>
+  </w:abstractNum>
+  <w:abstractNum w:abstractNumId="18" w15:restartNumberingAfterBreak="0">
+    <w:nsid w:val="4A68362E"/>
+    <w:multiLevelType w:val="multilevel"/>
+    <w:tmpl w:val="6A023158"/>
+    <w:lvl w:ilvl="0">
+      <w:start w:val="1"/>
+      <w:numFmt w:val="bullet"/>
+      <w:lvlText w:val=""/>
+      <w:lvlJc w:val="left"/>
+      <w:pPr>
+        <w:tabs>
+          <w:tab w:val="num" w:pos="720"/>
+        </w:tabs>
+        <w:ind w:left="720" w:hanging="360"/>
+      </w:pPr>
+      <w:rPr>
+        <w:rFonts w:ascii="Symbol" w:hAnsi="Symbol" w:hint="default"/>
+        <w:sz w:val="20"/>
+      </w:rPr>
+    </w:lvl>
+    <w:lvl w:ilvl="1" w:tentative="1">
+      <w:start w:val="1"/>
+      <w:numFmt w:val="bullet"/>
+      <w:lvlText w:val="o"/>
+      <w:lvlJc w:val="left"/>
+      <w:pPr>
+        <w:tabs>
+          <w:tab w:val="num" w:pos="1440"/>
+        </w:tabs>
+        <w:ind w:left="1440" w:hanging="360"/>
+      </w:pPr>
+      <w:rPr>
+        <w:rFonts w:ascii="Courier New" w:hAnsi="Courier New" w:hint="default"/>
+        <w:sz w:val="20"/>
+      </w:rPr>
+    </w:lvl>
+    <w:lvl w:ilvl="2" w:tentative="1">
+      <w:start w:val="1"/>
+      <w:numFmt w:val="bullet"/>
+      <w:lvlText w:val=""/>
+      <w:lvlJc w:val="left"/>
+      <w:pPr>
+        <w:tabs>
+          <w:tab w:val="num" w:pos="2160"/>
+        </w:tabs>
+        <w:ind w:left="2160" w:hanging="360"/>
+      </w:pPr>
+      <w:rPr>
+        <w:rFonts w:ascii="Wingdings" w:hAnsi="Wingdings" w:hint="default"/>
+        <w:sz w:val="20"/>
+      </w:rPr>
+    </w:lvl>
+    <w:lvl w:ilvl="3" w:tentative="1">
+      <w:start w:val="1"/>
+      <w:numFmt w:val="bullet"/>
+      <w:lvlText w:val=""/>
+      <w:lvlJc w:val="left"/>
+      <w:pPr>
+        <w:tabs>
+          <w:tab w:val="num" w:pos="2880"/>
+        </w:tabs>
+        <w:ind w:left="2880" w:hanging="360"/>
+      </w:pPr>
+      <w:rPr>
+        <w:rFonts w:ascii="Wingdings" w:hAnsi="Wingdings" w:hint="default"/>
+        <w:sz w:val="20"/>
+      </w:rPr>
+    </w:lvl>
+    <w:lvl w:ilvl="4" w:tentative="1">
+      <w:start w:val="1"/>
+      <w:numFmt w:val="bullet"/>
+      <w:lvlText w:val=""/>
+      <w:lvlJc w:val="left"/>
+      <w:pPr>
+        <w:tabs>
+          <w:tab w:val="num" w:pos="3600"/>
+        </w:tabs>
+        <w:ind w:left="3600" w:hanging="360"/>
+      </w:pPr>
+      <w:rPr>
+        <w:rFonts w:ascii="Wingdings" w:hAnsi="Wingdings" w:hint="default"/>
+        <w:sz w:val="20"/>
+      </w:rPr>
+    </w:lvl>
+    <w:lvl w:ilvl="5" w:tentative="1">
+      <w:start w:val="1"/>
+      <w:numFmt w:val="bullet"/>
+      <w:lvlText w:val=""/>
+      <w:lvlJc w:val="left"/>
+      <w:pPr>
+        <w:tabs>
+          <w:tab w:val="num" w:pos="4320"/>
+        </w:tabs>
+        <w:ind w:left="4320" w:hanging="360"/>
+      </w:pPr>
+      <w:rPr>
+        <w:rFonts w:ascii="Wingdings" w:hAnsi="Wingdings" w:hint="default"/>
+        <w:sz w:val="20"/>
+      </w:rPr>
+    </w:lvl>
+    <w:lvl w:ilvl="6" w:tentative="1">
+      <w:start w:val="1"/>
+      <w:numFmt w:val="bullet"/>
+      <w:lvlText w:val=""/>
+      <w:lvlJc w:val="left"/>
+      <w:pPr>
+        <w:tabs>
+          <w:tab w:val="num" w:pos="5040"/>
+        </w:tabs>
+        <w:ind w:left="5040" w:hanging="360"/>
+      </w:pPr>
+      <w:rPr>
+        <w:rFonts w:ascii="Wingdings" w:hAnsi="Wingdings" w:hint="default"/>
+        <w:sz w:val="20"/>
+      </w:rPr>
+    </w:lvl>
+    <w:lvl w:ilvl="7" w:tentative="1">
+      <w:start w:val="1"/>
+      <w:numFmt w:val="bullet"/>
+      <w:lvlText w:val=""/>
+      <w:lvlJc w:val="left"/>
+      <w:pPr>
+        <w:tabs>
+          <w:tab w:val="num" w:pos="5760"/>
+        </w:tabs>
+        <w:ind w:left="5760" w:hanging="360"/>
+      </w:pPr>
+      <w:rPr>
+        <w:rFonts w:ascii="Wingdings" w:hAnsi="Wingdings" w:hint="default"/>
+        <w:sz w:val="20"/>
+      </w:rPr>
+    </w:lvl>
+    <w:lvl w:ilvl="8" w:tentative="1">
+      <w:start w:val="1"/>
+      <w:numFmt w:val="bullet"/>
+      <w:lvlText w:val=""/>
+      <w:lvlJc w:val="left"/>
+      <w:pPr>
+        <w:tabs>
+          <w:tab w:val="num" w:pos="6480"/>
+        </w:tabs>
+        <w:ind w:left="6480" w:hanging="360"/>
+      </w:pPr>
+      <w:rPr>
+        <w:rFonts w:ascii="Wingdings" w:hAnsi="Wingdings" w:hint="default"/>
+        <w:sz w:val="20"/>
+      </w:rPr>
+    </w:lvl>
+  </w:abstractNum>
+  <w:abstractNum w:abstractNumId="19" w15:restartNumberingAfterBreak="0">
+    <w:nsid w:val="4C052594"/>
+    <w:multiLevelType w:val="hybridMultilevel"/>
+    <w:tmpl w:val="F26C9D10"/>
+    <w:lvl w:ilvl="0" w:tplc="EF8A2CBE">
+      <w:start w:val="1"/>
+      <w:numFmt w:val="decimal"/>
+      <w:lvlText w:val="%1."/>
+      <w:lvlJc w:val="left"/>
+      <w:pPr>
+        <w:ind w:left="360" w:hanging="360"/>
+      </w:pPr>
+      <w:rPr>
+        <w:rFonts w:hint="default"/>
+        <w:color w:val="000000" w:themeColor="text1"/>
+      </w:rPr>
+    </w:lvl>
+    <w:lvl w:ilvl="1" w:tplc="40090019" w:tentative="1">
+      <w:start w:val="1"/>
+      <w:numFmt w:val="lowerLetter"/>
+      <w:lvlText w:val="%2."/>
+      <w:lvlJc w:val="left"/>
+      <w:pPr>
+        <w:ind w:left="1080" w:hanging="360"/>
+      </w:pPr>
+    </w:lvl>
+    <w:lvl w:ilvl="2" w:tplc="4009001B" w:tentative="1">
+      <w:start w:val="1"/>
+      <w:numFmt w:val="lowerRoman"/>
+      <w:lvlText w:val="%3."/>
+      <w:lvlJc w:val="right"/>
+      <w:pPr>
+        <w:ind w:left="1800" w:hanging="180"/>
+      </w:pPr>
+    </w:lvl>
+    <w:lvl w:ilvl="3" w:tplc="4009000F" w:tentative="1">
+      <w:start w:val="1"/>
+      <w:numFmt w:val="decimal"/>
+      <w:lvlText w:val="%4."/>
+      <w:lvlJc w:val="left"/>
+      <w:pPr>
+        <w:ind w:left="2520" w:hanging="360"/>
+      </w:pPr>
+    </w:lvl>
+    <w:lvl w:ilvl="4" w:tplc="40090019" w:tentative="1">
+      <w:start w:val="1"/>
+      <w:numFmt w:val="lowerLetter"/>
+      <w:lvlText w:val="%5."/>
+      <w:lvlJc w:val="left"/>
+      <w:pPr>
+        <w:ind w:left="3240" w:hanging="360"/>
+      </w:pPr>
+    </w:lvl>
+    <w:lvl w:ilvl="5" w:tplc="4009001B" w:tentative="1">
+      <w:start w:val="1"/>
+      <w:numFmt w:val="lowerRoman"/>
+      <w:lvlText w:val="%6."/>
+      <w:lvlJc w:val="right"/>
+      <w:pPr>
+        <w:ind w:left="3960" w:hanging="180"/>
+      </w:pPr>
+    </w:lvl>
+    <w:lvl w:ilvl="6" w:tplc="4009000F" w:tentative="1">
+      <w:start w:val="1"/>
+      <w:numFmt w:val="decimal"/>
+      <w:lvlText w:val="%7."/>
+      <w:lvlJc w:val="left"/>
+      <w:pPr>
+        <w:ind w:left="4680" w:hanging="360"/>
+      </w:pPr>
+    </w:lvl>
+    <w:lvl w:ilvl="7" w:tplc="40090019" w:tentative="1">
+      <w:start w:val="1"/>
+      <w:numFmt w:val="lowerLetter"/>
+      <w:lvlText w:val="%8."/>
+      <w:lvlJc w:val="left"/>
+      <w:pPr>
+        <w:ind w:left="5400" w:hanging="360"/>
+      </w:pPr>
+    </w:lvl>
+    <w:lvl w:ilvl="8" w:tplc="4009001B" w:tentative="1">
+      <w:start w:val="1"/>
+      <w:numFmt w:val="lowerRoman"/>
+      <w:lvlText w:val="%9."/>
+      <w:lvlJc w:val="right"/>
+      <w:pPr>
+        <w:ind w:left="6120" w:hanging="180"/>
+      </w:pPr>
+    </w:lvl>
+  </w:abstractNum>
+  <w:abstractNum w:abstractNumId="20" w15:restartNumberingAfterBreak="0">
+    <w:nsid w:val="598927D3"/>
+    <w:multiLevelType w:val="multilevel"/>
+    <w:tmpl w:val="F1F4B8F2"/>
+    <w:lvl w:ilvl="0">
+      <w:start w:val="1"/>
+      <w:numFmt w:val="decimal"/>
+      <w:lvlText w:val="%1."/>
+      <w:lvlJc w:val="left"/>
+      <w:pPr>
+        <w:tabs>
+          <w:tab w:val="num" w:pos="720"/>
+        </w:tabs>
+        <w:ind w:left="720" w:hanging="360"/>
+      </w:pPr>
+    </w:lvl>
+    <w:lvl w:ilvl="1" w:tentative="1">
+      <w:start w:val="1"/>
+      <w:numFmt w:val="decimal"/>
+      <w:lvlText w:val="%2."/>
+      <w:lvlJc w:val="left"/>
+      <w:pPr>
+        <w:tabs>
+          <w:tab w:val="num" w:pos="1440"/>
+        </w:tabs>
+        <w:ind w:left="1440" w:hanging="360"/>
+      </w:pPr>
+    </w:lvl>
+    <w:lvl w:ilvl="2" w:tentative="1">
+      <w:start w:val="1"/>
+      <w:numFmt w:val="decimal"/>
+      <w:lvlText w:val="%3."/>
+      <w:lvlJc w:val="left"/>
+      <w:pPr>
+        <w:tabs>
+          <w:tab w:val="num" w:pos="2160"/>
+        </w:tabs>
+        <w:ind w:left="2160" w:hanging="360"/>
+      </w:pPr>
+    </w:lvl>
+    <w:lvl w:ilvl="3" w:tentative="1">
+      <w:start w:val="1"/>
+      <w:numFmt w:val="decimal"/>
+      <w:lvlText w:val="%4."/>
+      <w:lvlJc w:val="left"/>
+      <w:pPr>
+        <w:tabs>
+          <w:tab w:val="num" w:pos="2880"/>
+        </w:tabs>
+        <w:ind w:left="2880" w:hanging="360"/>
+      </w:pPr>
+    </w:lvl>
+    <w:lvl w:ilvl="4" w:tentative="1">
+      <w:start w:val="1"/>
+      <w:numFmt w:val="decimal"/>
+      <w:lvlText w:val="%5."/>
+      <w:lvlJc w:val="left"/>
+      <w:pPr>
+        <w:tabs>
+          <w:tab w:val="num" w:pos="3600"/>
+        </w:tabs>
+        <w:ind w:left="3600" w:hanging="360"/>
+      </w:pPr>
+    </w:lvl>
+    <w:lvl w:ilvl="5" w:tentative="1">
+      <w:start w:val="1"/>
+      <w:numFmt w:val="decimal"/>
+      <w:lvlText w:val="%6."/>
+      <w:lvlJc w:val="left"/>
+      <w:pPr>
+        <w:tabs>
+          <w:tab w:val="num" w:pos="4320"/>
+        </w:tabs>
+        <w:ind w:left="4320" w:hanging="360"/>
+      </w:pPr>
+    </w:lvl>
+    <w:lvl w:ilvl="6" w:tentative="1">
+      <w:start w:val="1"/>
+      <w:numFmt w:val="decimal"/>
+      <w:lvlText w:val="%7."/>
+      <w:lvlJc w:val="left"/>
+      <w:pPr>
+        <w:tabs>
+          <w:tab w:val="num" w:pos="5040"/>
+        </w:tabs>
+        <w:ind w:left="5040" w:hanging="360"/>
+      </w:pPr>
+    </w:lvl>
+    <w:lvl w:ilvl="7" w:tentative="1">
+      <w:start w:val="1"/>
+      <w:numFmt w:val="decimal"/>
+      <w:lvlText w:val="%8."/>
+      <w:lvlJc w:val="left"/>
+      <w:pPr>
+        <w:tabs>
+          <w:tab w:val="num" w:pos="5760"/>
+        </w:tabs>
+        <w:ind w:left="5760" w:hanging="360"/>
+      </w:pPr>
+    </w:lvl>
+    <w:lvl w:ilvl="8" w:tentative="1">
+      <w:start w:val="1"/>
+      <w:numFmt w:val="decimal"/>
+      <w:lvlText w:val="%9."/>
+      <w:lvlJc w:val="left"/>
+      <w:pPr>
+        <w:tabs>
+          <w:tab w:val="num" w:pos="6480"/>
+        </w:tabs>
+        <w:ind w:left="6480" w:hanging="360"/>
+      </w:pPr>
+    </w:lvl>
+  </w:abstractNum>
+  <w:abstractNum w:abstractNumId="21" w15:restartNumberingAfterBreak="0">
+    <w:nsid w:val="5A1D4573"/>
+    <w:multiLevelType w:val="multilevel"/>
+    <w:tmpl w:val="0F6620F6"/>
+    <w:lvl w:ilvl="0">
+      <w:start w:val="1"/>
+      <w:numFmt w:val="bullet"/>
+      <w:lvlText w:val=""/>
+      <w:lvlJc w:val="left"/>
+      <w:pPr>
+        <w:tabs>
+          <w:tab w:val="num" w:pos="720"/>
+        </w:tabs>
+        <w:ind w:left="720" w:hanging="360"/>
+      </w:pPr>
+      <w:rPr>
+        <w:rFonts w:ascii="Symbol" w:hAnsi="Symbol" w:hint="default"/>
+        <w:sz w:val="20"/>
+      </w:rPr>
+    </w:lvl>
+    <w:lvl w:ilvl="1" w:tentative="1">
+      <w:start w:val="1"/>
+      <w:numFmt w:val="bullet"/>
+      <w:lvlText w:val="o"/>
+      <w:lvlJc w:val="left"/>
+      <w:pPr>
+        <w:tabs>
+          <w:tab w:val="num" w:pos="1440"/>
+        </w:tabs>
+        <w:ind w:left="1440" w:hanging="360"/>
+      </w:pPr>
+      <w:rPr>
+        <w:rFonts w:ascii="Courier New" w:hAnsi="Courier New" w:hint="default"/>
+        <w:sz w:val="20"/>
+      </w:rPr>
+    </w:lvl>
+    <w:lvl w:ilvl="2" w:tentative="1">
+      <w:start w:val="1"/>
+      <w:numFmt w:val="bullet"/>
+      <w:lvlText w:val=""/>
+      <w:lvlJc w:val="left"/>
+      <w:pPr>
+        <w:tabs>
+          <w:tab w:val="num" w:pos="2160"/>
+        </w:tabs>
+        <w:ind w:left="2160" w:hanging="360"/>
+      </w:pPr>
+      <w:rPr>
+        <w:rFonts w:ascii="Wingdings" w:hAnsi="Wingdings" w:hint="default"/>
+        <w:sz w:val="20"/>
+      </w:rPr>
+    </w:lvl>
+    <w:lvl w:ilvl="3" w:tentative="1">
+      <w:start w:val="1"/>
+      <w:numFmt w:val="bullet"/>
+      <w:lvlText w:val=""/>
+      <w:lvlJc w:val="left"/>
+      <w:pPr>
+        <w:tabs>
+          <w:tab w:val="num" w:pos="2880"/>
+        </w:tabs>
+        <w:ind w:left="2880" w:hanging="360"/>
+      </w:pPr>
+      <w:rPr>
+        <w:rFonts w:ascii="Wingdings" w:hAnsi="Wingdings" w:hint="default"/>
+        <w:sz w:val="20"/>
+      </w:rPr>
+    </w:lvl>
+    <w:lvl w:ilvl="4" w:tentative="1">
+      <w:start w:val="1"/>
+      <w:numFmt w:val="bullet"/>
+      <w:lvlText w:val=""/>
+      <w:lvlJc w:val="left"/>
+      <w:pPr>
+        <w:tabs>
+          <w:tab w:val="num" w:pos="3600"/>
+        </w:tabs>
+        <w:ind w:left="3600" w:hanging="360"/>
+      </w:pPr>
+      <w:rPr>
+        <w:rFonts w:ascii="Wingdings" w:hAnsi="Wingdings" w:hint="default"/>
+        <w:sz w:val="20"/>
+      </w:rPr>
+    </w:lvl>
+    <w:lvl w:ilvl="5" w:tentative="1">
+      <w:start w:val="1"/>
+      <w:numFmt w:val="bullet"/>
+      <w:lvlText w:val=""/>
+      <w:lvlJc w:val="left"/>
+      <w:pPr>
+        <w:tabs>
+          <w:tab w:val="num" w:pos="4320"/>
+        </w:tabs>
+        <w:ind w:left="4320" w:hanging="360"/>
+      </w:pPr>
+      <w:rPr>
+        <w:rFonts w:ascii="Wingdings" w:hAnsi="Wingdings" w:hint="default"/>
+        <w:sz w:val="20"/>
+      </w:rPr>
+    </w:lvl>
+    <w:lvl w:ilvl="6" w:tentative="1">
+      <w:start w:val="1"/>
+      <w:numFmt w:val="bullet"/>
+      <w:lvlText w:val=""/>
+      <w:lvlJc w:val="left"/>
+      <w:pPr>
+        <w:tabs>
+          <w:tab w:val="num" w:pos="5040"/>
+        </w:tabs>
+        <w:ind w:left="5040" w:hanging="360"/>
+      </w:pPr>
+      <w:rPr>
+        <w:rFonts w:ascii="Wingdings" w:hAnsi="Wingdings" w:hint="default"/>
+        <w:sz w:val="20"/>
+      </w:rPr>
+    </w:lvl>
+    <w:lvl w:ilvl="7" w:tentative="1">
+      <w:start w:val="1"/>
+      <w:numFmt w:val="bullet"/>
+      <w:lvlText w:val=""/>
+      <w:lvlJc w:val="left"/>
+      <w:pPr>
+        <w:tabs>
+          <w:tab w:val="num" w:pos="5760"/>
+        </w:tabs>
+        <w:ind w:left="5760" w:hanging="360"/>
+      </w:pPr>
+      <w:rPr>
+        <w:rFonts w:ascii="Wingdings" w:hAnsi="Wingdings" w:hint="default"/>
+        <w:sz w:val="20"/>
+      </w:rPr>
+    </w:lvl>
+    <w:lvl w:ilvl="8" w:tentative="1">
+      <w:start w:val="1"/>
+      <w:numFmt w:val="bullet"/>
+      <w:lvlText w:val=""/>
+      <w:lvlJc w:val="left"/>
+      <w:pPr>
+        <w:tabs>
+          <w:tab w:val="num" w:pos="6480"/>
+        </w:tabs>
+        <w:ind w:left="6480" w:hanging="360"/>
+      </w:pPr>
+      <w:rPr>
+        <w:rFonts w:ascii="Wingdings" w:hAnsi="Wingdings" w:hint="default"/>
+        <w:sz w:val="20"/>
+      </w:rPr>
+    </w:lvl>
+  </w:abstractNum>
+  <w:abstractNum w:abstractNumId="22" w15:restartNumberingAfterBreak="0">
+    <w:nsid w:val="5B062DAC"/>
+    <w:multiLevelType w:val="multilevel"/>
+    <w:tmpl w:val="B82E5E52"/>
+    <w:lvl w:ilvl="0">
+      <w:start w:val="1"/>
+      <w:numFmt w:val="bullet"/>
+      <w:lvlText w:val=""/>
+      <w:lvlJc w:val="left"/>
+      <w:pPr>
+        <w:tabs>
+          <w:tab w:val="num" w:pos="720"/>
+        </w:tabs>
+        <w:ind w:left="720" w:hanging="360"/>
+      </w:pPr>
+      <w:rPr>
+        <w:rFonts w:ascii="Symbol" w:hAnsi="Symbol" w:hint="default"/>
+        <w:sz w:val="20"/>
+      </w:rPr>
+    </w:lvl>
+    <w:lvl w:ilvl="1" w:tentative="1">
+      <w:start w:val="1"/>
+      <w:numFmt w:val="bullet"/>
+      <w:lvlText w:val="o"/>
+      <w:lvlJc w:val="left"/>
+      <w:pPr>
+        <w:tabs>
+          <w:tab w:val="num" w:pos="1440"/>
+        </w:tabs>
+        <w:ind w:left="1440" w:hanging="360"/>
+      </w:pPr>
+      <w:rPr>
+        <w:rFonts w:ascii="Courier New" w:hAnsi="Courier New" w:hint="default"/>
+        <w:sz w:val="20"/>
+      </w:rPr>
+    </w:lvl>
+    <w:lvl w:ilvl="2" w:tentative="1">
+      <w:start w:val="1"/>
+      <w:numFmt w:val="bullet"/>
+      <w:lvlText w:val=""/>
+      <w:lvlJc w:val="left"/>
+      <w:pPr>
+        <w:tabs>
+          <w:tab w:val="num" w:pos="2160"/>
+        </w:tabs>
+        <w:ind w:left="2160" w:hanging="360"/>
+      </w:pPr>
+      <w:rPr>
+        <w:rFonts w:ascii="Wingdings" w:hAnsi="Wingdings" w:hint="default"/>
+        <w:sz w:val="20"/>
+      </w:rPr>
+    </w:lvl>
+    <w:lvl w:ilvl="3" w:tentative="1">
+      <w:start w:val="1"/>
+      <w:numFmt w:val="bullet"/>
+      <w:lvlText w:val=""/>
+      <w:lvlJc w:val="left"/>
+      <w:pPr>
+        <w:tabs>
+          <w:tab w:val="num" w:pos="2880"/>
+        </w:tabs>
+        <w:ind w:left="2880" w:hanging="360"/>
+      </w:pPr>
+      <w:rPr>
+        <w:rFonts w:ascii="Wingdings" w:hAnsi="Wingdings" w:hint="default"/>
+        <w:sz w:val="20"/>
+      </w:rPr>
+    </w:lvl>
+    <w:lvl w:ilvl="4" w:tentative="1">
+      <w:start w:val="1"/>
+      <w:numFmt w:val="bullet"/>
+      <w:lvlText w:val=""/>
+      <w:lvlJc w:val="left"/>
+      <w:pPr>
+        <w:tabs>
+          <w:tab w:val="num" w:pos="3600"/>
+        </w:tabs>
+        <w:ind w:left="3600" w:hanging="360"/>
+      </w:pPr>
+      <w:rPr>
+        <w:rFonts w:ascii="Wingdings" w:hAnsi="Wingdings" w:hint="default"/>
+        <w:sz w:val="20"/>
+      </w:rPr>
+    </w:lvl>
+    <w:lvl w:ilvl="5" w:tentative="1">
+      <w:start w:val="1"/>
+      <w:numFmt w:val="bullet"/>
+      <w:lvlText w:val=""/>
+      <w:lvlJc w:val="left"/>
+      <w:pPr>
+        <w:tabs>
+          <w:tab w:val="num" w:pos="4320"/>
+        </w:tabs>
+        <w:ind w:left="4320" w:hanging="360"/>
+      </w:pPr>
+      <w:rPr>
+        <w:rFonts w:ascii="Wingdings" w:hAnsi="Wingdings" w:hint="default"/>
+        <w:sz w:val="20"/>
+      </w:rPr>
+    </w:lvl>
+    <w:lvl w:ilvl="6" w:tentative="1">
+      <w:start w:val="1"/>
+      <w:numFmt w:val="bullet"/>
+      <w:lvlText w:val=""/>
+      <w:lvlJc w:val="left"/>
+      <w:pPr>
+        <w:tabs>
+          <w:tab w:val="num" w:pos="5040"/>
+        </w:tabs>
+        <w:ind w:left="5040" w:hanging="360"/>
+      </w:pPr>
+      <w:rPr>
+        <w:rFonts w:ascii="Wingdings" w:hAnsi="Wingdings" w:hint="default"/>
+        <w:sz w:val="20"/>
+      </w:rPr>
+    </w:lvl>
+    <w:lvl w:ilvl="7" w:tentative="1">
+      <w:start w:val="1"/>
+      <w:numFmt w:val="bullet"/>
+      <w:lvlText w:val=""/>
+      <w:lvlJc w:val="left"/>
+      <w:pPr>
+        <w:tabs>
+          <w:tab w:val="num" w:pos="5760"/>
+        </w:tabs>
+        <w:ind w:left="5760" w:hanging="360"/>
+      </w:pPr>
+      <w:rPr>
+        <w:rFonts w:ascii="Wingdings" w:hAnsi="Wingdings" w:hint="default"/>
+        <w:sz w:val="20"/>
+      </w:rPr>
+    </w:lvl>
+    <w:lvl w:ilvl="8" w:tentative="1">
+      <w:start w:val="1"/>
+      <w:numFmt w:val="bullet"/>
+      <w:lvlText w:val=""/>
+      <w:lvlJc w:val="left"/>
+      <w:pPr>
+        <w:tabs>
+          <w:tab w:val="num" w:pos="6480"/>
+        </w:tabs>
+        <w:ind w:left="6480" w:hanging="360"/>
+      </w:pPr>
+      <w:rPr>
+        <w:rFonts w:ascii="Wingdings" w:hAnsi="Wingdings" w:hint="default"/>
+        <w:sz w:val="20"/>
+      </w:rPr>
+    </w:lvl>
+  </w:abstractNum>
+  <w:abstractNum w:abstractNumId="23" w15:restartNumberingAfterBreak="0">
+    <w:nsid w:val="5F8C5489"/>
+    <w:multiLevelType w:val="multilevel"/>
+    <w:tmpl w:val="A588BBC4"/>
+    <w:lvl w:ilvl="0">
+      <w:start w:val="1"/>
+      <w:numFmt w:val="decimal"/>
+      <w:lvlText w:val="%1."/>
+      <w:lvlJc w:val="left"/>
+      <w:pPr>
+        <w:tabs>
+          <w:tab w:val="num" w:pos="720"/>
+        </w:tabs>
+        <w:ind w:left="720" w:hanging="360"/>
+      </w:pPr>
+    </w:lvl>
+    <w:lvl w:ilvl="1" w:tentative="1">
+      <w:start w:val="1"/>
+      <w:numFmt w:val="decimal"/>
+      <w:lvlText w:val="%2."/>
+      <w:lvlJc w:val="left"/>
+      <w:pPr>
+        <w:tabs>
+          <w:tab w:val="num" w:pos="1440"/>
+        </w:tabs>
+        <w:ind w:left="1440" w:hanging="360"/>
+      </w:pPr>
+    </w:lvl>
+    <w:lvl w:ilvl="2" w:tentative="1">
+      <w:start w:val="1"/>
+      <w:numFmt w:val="decimal"/>
+      <w:lvlText w:val="%3."/>
+      <w:lvlJc w:val="left"/>
+      <w:pPr>
+        <w:tabs>
+          <w:tab w:val="num" w:pos="2160"/>
+        </w:tabs>
+        <w:ind w:left="2160" w:hanging="360"/>
+      </w:pPr>
+    </w:lvl>
+    <w:lvl w:ilvl="3" w:tentative="1">
+      <w:start w:val="1"/>
+      <w:numFmt w:val="decimal"/>
+      <w:lvlText w:val="%4."/>
+      <w:lvlJc w:val="left"/>
+      <w:pPr>
+        <w:tabs>
+          <w:tab w:val="num" w:pos="2880"/>
+        </w:tabs>
+        <w:ind w:left="2880" w:hanging="360"/>
+      </w:pPr>
+    </w:lvl>
+    <w:lvl w:ilvl="4" w:tentative="1">
+      <w:start w:val="1"/>
+      <w:numFmt w:val="decimal"/>
+      <w:lvlText w:val="%5."/>
+      <w:lvlJc w:val="left"/>
+      <w:pPr>
+        <w:tabs>
+          <w:tab w:val="num" w:pos="3600"/>
+        </w:tabs>
+        <w:ind w:left="3600" w:hanging="360"/>
+      </w:pPr>
+    </w:lvl>
+    <w:lvl w:ilvl="5" w:tentative="1">
+      <w:start w:val="1"/>
+      <w:numFmt w:val="decimal"/>
+      <w:lvlText w:val="%6."/>
+      <w:lvlJc w:val="left"/>
+      <w:pPr>
+        <w:tabs>
+          <w:tab w:val="num" w:pos="4320"/>
+        </w:tabs>
+        <w:ind w:left="4320" w:hanging="360"/>
+      </w:pPr>
+    </w:lvl>
+    <w:lvl w:ilvl="6" w:tentative="1">
+      <w:start w:val="1"/>
+      <w:numFmt w:val="decimal"/>
+      <w:lvlText w:val="%7."/>
+      <w:lvlJc w:val="left"/>
+      <w:pPr>
+        <w:tabs>
+          <w:tab w:val="num" w:pos="5040"/>
+        </w:tabs>
+        <w:ind w:left="5040" w:hanging="360"/>
+      </w:pPr>
+    </w:lvl>
+    <w:lvl w:ilvl="7" w:tentative="1">
+      <w:start w:val="1"/>
+      <w:numFmt w:val="decimal"/>
+      <w:lvlText w:val="%8."/>
+      <w:lvlJc w:val="left"/>
+      <w:pPr>
+        <w:tabs>
+          <w:tab w:val="num" w:pos="5760"/>
+        </w:tabs>
+        <w:ind w:left="5760" w:hanging="360"/>
+      </w:pPr>
+    </w:lvl>
+    <w:lvl w:ilvl="8" w:tentative="1">
+      <w:start w:val="1"/>
+      <w:numFmt w:val="decimal"/>
+      <w:lvlText w:val="%9."/>
+      <w:lvlJc w:val="left"/>
+      <w:pPr>
+        <w:tabs>
+          <w:tab w:val="num" w:pos="6480"/>
+        </w:tabs>
+        <w:ind w:left="6480" w:hanging="360"/>
+      </w:pPr>
+    </w:lvl>
+  </w:abstractNum>
+  <w:abstractNum w:abstractNumId="24" w15:restartNumberingAfterBreak="0">
+    <w:nsid w:val="5FD657B1"/>
+    <w:multiLevelType w:val="multilevel"/>
+    <w:tmpl w:val="B826328C"/>
+    <w:lvl w:ilvl="0">
+      <w:start w:val="1"/>
+      <w:numFmt w:val="bullet"/>
+      <w:lvlText w:val=""/>
+      <w:lvlJc w:val="left"/>
+      <w:pPr>
+        <w:tabs>
+          <w:tab w:val="num" w:pos="720"/>
+        </w:tabs>
+        <w:ind w:left="720" w:hanging="360"/>
+      </w:pPr>
+      <w:rPr>
+        <w:rFonts w:ascii="Symbol" w:hAnsi="Symbol" w:hint="default"/>
+        <w:sz w:val="20"/>
+      </w:rPr>
+    </w:lvl>
+    <w:lvl w:ilvl="1" w:tentative="1">
+      <w:start w:val="1"/>
+      <w:numFmt w:val="bullet"/>
+      <w:lvlText w:val="o"/>
+      <w:lvlJc w:val="left"/>
+      <w:pPr>
+        <w:tabs>
+          <w:tab w:val="num" w:pos="1440"/>
+        </w:tabs>
+        <w:ind w:left="1440" w:hanging="360"/>
+      </w:pPr>
+      <w:rPr>
+        <w:rFonts w:ascii="Courier New" w:hAnsi="Courier New" w:hint="default"/>
+        <w:sz w:val="20"/>
+      </w:rPr>
+    </w:lvl>
+    <w:lvl w:ilvl="2" w:tentative="1">
+      <w:start w:val="1"/>
+      <w:numFmt w:val="bullet"/>
+      <w:lvlText w:val=""/>
+      <w:lvlJc w:val="left"/>
+      <w:pPr>
+        <w:tabs>
+          <w:tab w:val="num" w:pos="2160"/>
+        </w:tabs>
+        <w:ind w:left="2160" w:hanging="360"/>
+      </w:pPr>
+      <w:rPr>
+        <w:rFonts w:ascii="Wingdings" w:hAnsi="Wingdings" w:hint="default"/>
+        <w:sz w:val="20"/>
+      </w:rPr>
+    </w:lvl>
+    <w:lvl w:ilvl="3" w:tentative="1">
+      <w:start w:val="1"/>
+      <w:numFmt w:val="bullet"/>
+      <w:lvlText w:val=""/>
+      <w:lvlJc w:val="left"/>
+      <w:pPr>
+        <w:tabs>
+          <w:tab w:val="num" w:pos="2880"/>
+        </w:tabs>
+        <w:ind w:left="2880" w:hanging="360"/>
+      </w:pPr>
+      <w:rPr>
+        <w:rFonts w:ascii="Wingdings" w:hAnsi="Wingdings" w:hint="default"/>
+        <w:sz w:val="20"/>
+      </w:rPr>
+    </w:lvl>
+    <w:lvl w:ilvl="4" w:tentative="1">
+      <w:start w:val="1"/>
+      <w:numFmt w:val="bullet"/>
+      <w:lvlText w:val=""/>
+      <w:lvlJc w:val="left"/>
+      <w:pPr>
+        <w:tabs>
+          <w:tab w:val="num" w:pos="3600"/>
+        </w:tabs>
+        <w:ind w:left="3600" w:hanging="360"/>
+      </w:pPr>
+      <w:rPr>
+        <w:rFonts w:ascii="Wingdings" w:hAnsi="Wingdings" w:hint="default"/>
+        <w:sz w:val="20"/>
+      </w:rPr>
+    </w:lvl>
+    <w:lvl w:ilvl="5" w:tentative="1">
+      <w:start w:val="1"/>
+      <w:numFmt w:val="bullet"/>
+      <w:lvlText w:val=""/>
+      <w:lvlJc w:val="left"/>
+      <w:pPr>
+        <w:tabs>
+          <w:tab w:val="num" w:pos="4320"/>
+        </w:tabs>
+        <w:ind w:left="4320" w:hanging="360"/>
+      </w:pPr>
+      <w:rPr>
+        <w:rFonts w:ascii="Wingdings" w:hAnsi="Wingdings" w:hint="default"/>
+        <w:sz w:val="20"/>
+      </w:rPr>
+    </w:lvl>
+    <w:lvl w:ilvl="6" w:tentative="1">
+      <w:start w:val="1"/>
+      <w:numFmt w:val="bullet"/>
+      <w:lvlText w:val=""/>
+      <w:lvlJc w:val="left"/>
+      <w:pPr>
+        <w:tabs>
+          <w:tab w:val="num" w:pos="5040"/>
+        </w:tabs>
+        <w:ind w:left="5040" w:hanging="360"/>
+      </w:pPr>
+      <w:rPr>
+        <w:rFonts w:ascii="Wingdings" w:hAnsi="Wingdings" w:hint="default"/>
+        <w:sz w:val="20"/>
+      </w:rPr>
+    </w:lvl>
+    <w:lvl w:ilvl="7" w:tentative="1">
+      <w:start w:val="1"/>
+      <w:numFmt w:val="bullet"/>
+      <w:lvlText w:val=""/>
+      <w:lvlJc w:val="left"/>
+      <w:pPr>
+        <w:tabs>
+          <w:tab w:val="num" w:pos="5760"/>
+        </w:tabs>
+        <w:ind w:left="5760" w:hanging="360"/>
+      </w:pPr>
+      <w:rPr>
+        <w:rFonts w:ascii="Wingdings" w:hAnsi="Wingdings" w:hint="default"/>
+        <w:sz w:val="20"/>
+      </w:rPr>
+    </w:lvl>
+    <w:lvl w:ilvl="8" w:tentative="1">
+      <w:start w:val="1"/>
+      <w:numFmt w:val="bullet"/>
+      <w:lvlText w:val=""/>
+      <w:lvlJc w:val="left"/>
+      <w:pPr>
+        <w:tabs>
+          <w:tab w:val="num" w:pos="6480"/>
+        </w:tabs>
+        <w:ind w:left="6480" w:hanging="360"/>
+      </w:pPr>
+      <w:rPr>
+        <w:rFonts w:ascii="Wingdings" w:hAnsi="Wingdings" w:hint="default"/>
+        <w:sz w:val="20"/>
+      </w:rPr>
+    </w:lvl>
+  </w:abstractNum>
+  <w:abstractNum w:abstractNumId="25" w15:restartNumberingAfterBreak="0">
     <w:nsid w:val="5FF86ADA"/>
     <w:multiLevelType w:val="multilevel"/>
     <w:tmpl w:val="1932FE84"/>
@@ -5088,7 +12528,454 @@
       </w:rPr>
     </w:lvl>
   </w:abstractNum>
-  <w:abstractNum w:abstractNumId="11" w15:restartNumberingAfterBreak="0">
+  <w:abstractNum w:abstractNumId="26" w15:restartNumberingAfterBreak="0">
+    <w:nsid w:val="69A658B7"/>
+    <w:multiLevelType w:val="multilevel"/>
+    <w:tmpl w:val="5402438C"/>
+    <w:lvl w:ilvl="0">
+      <w:start w:val="1"/>
+      <w:numFmt w:val="bullet"/>
+      <w:lvlText w:val=""/>
+      <w:lvlJc w:val="left"/>
+      <w:pPr>
+        <w:tabs>
+          <w:tab w:val="num" w:pos="720"/>
+        </w:tabs>
+        <w:ind w:left="720" w:hanging="360"/>
+      </w:pPr>
+      <w:rPr>
+        <w:rFonts w:ascii="Symbol" w:hAnsi="Symbol" w:hint="default"/>
+        <w:sz w:val="20"/>
+      </w:rPr>
+    </w:lvl>
+    <w:lvl w:ilvl="1" w:tentative="1">
+      <w:start w:val="1"/>
+      <w:numFmt w:val="bullet"/>
+      <w:lvlText w:val="o"/>
+      <w:lvlJc w:val="left"/>
+      <w:pPr>
+        <w:tabs>
+          <w:tab w:val="num" w:pos="1440"/>
+        </w:tabs>
+        <w:ind w:left="1440" w:hanging="360"/>
+      </w:pPr>
+      <w:rPr>
+        <w:rFonts w:ascii="Courier New" w:hAnsi="Courier New" w:hint="default"/>
+        <w:sz w:val="20"/>
+      </w:rPr>
+    </w:lvl>
+    <w:lvl w:ilvl="2" w:tentative="1">
+      <w:start w:val="1"/>
+      <w:numFmt w:val="bullet"/>
+      <w:lvlText w:val=""/>
+      <w:lvlJc w:val="left"/>
+      <w:pPr>
+        <w:tabs>
+          <w:tab w:val="num" w:pos="2160"/>
+        </w:tabs>
+        <w:ind w:left="2160" w:hanging="360"/>
+      </w:pPr>
+      <w:rPr>
+        <w:rFonts w:ascii="Wingdings" w:hAnsi="Wingdings" w:hint="default"/>
+        <w:sz w:val="20"/>
+      </w:rPr>
+    </w:lvl>
+    <w:lvl w:ilvl="3" w:tentative="1">
+      <w:start w:val="1"/>
+      <w:numFmt w:val="bullet"/>
+      <w:lvlText w:val=""/>
+      <w:lvlJc w:val="left"/>
+      <w:pPr>
+        <w:tabs>
+          <w:tab w:val="num" w:pos="2880"/>
+        </w:tabs>
+        <w:ind w:left="2880" w:hanging="360"/>
+      </w:pPr>
+      <w:rPr>
+        <w:rFonts w:ascii="Wingdings" w:hAnsi="Wingdings" w:hint="default"/>
+        <w:sz w:val="20"/>
+      </w:rPr>
+    </w:lvl>
+    <w:lvl w:ilvl="4" w:tentative="1">
+      <w:start w:val="1"/>
+      <w:numFmt w:val="bullet"/>
+      <w:lvlText w:val=""/>
+      <w:lvlJc w:val="left"/>
+      <w:pPr>
+        <w:tabs>
+          <w:tab w:val="num" w:pos="3600"/>
+        </w:tabs>
+        <w:ind w:left="3600" w:hanging="360"/>
+      </w:pPr>
+      <w:rPr>
+        <w:rFonts w:ascii="Wingdings" w:hAnsi="Wingdings" w:hint="default"/>
+        <w:sz w:val="20"/>
+      </w:rPr>
+    </w:lvl>
+    <w:lvl w:ilvl="5" w:tentative="1">
+      <w:start w:val="1"/>
+      <w:numFmt w:val="bullet"/>
+      <w:lvlText w:val=""/>
+      <w:lvlJc w:val="left"/>
+      <w:pPr>
+        <w:tabs>
+          <w:tab w:val="num" w:pos="4320"/>
+        </w:tabs>
+        <w:ind w:left="4320" w:hanging="360"/>
+      </w:pPr>
+      <w:rPr>
+        <w:rFonts w:ascii="Wingdings" w:hAnsi="Wingdings" w:hint="default"/>
+        <w:sz w:val="20"/>
+      </w:rPr>
+    </w:lvl>
+    <w:lvl w:ilvl="6" w:tentative="1">
+      <w:start w:val="1"/>
+      <w:numFmt w:val="bullet"/>
+      <w:lvlText w:val=""/>
+      <w:lvlJc w:val="left"/>
+      <w:pPr>
+        <w:tabs>
+          <w:tab w:val="num" w:pos="5040"/>
+        </w:tabs>
+        <w:ind w:left="5040" w:hanging="360"/>
+      </w:pPr>
+      <w:rPr>
+        <w:rFonts w:ascii="Wingdings" w:hAnsi="Wingdings" w:hint="default"/>
+        <w:sz w:val="20"/>
+      </w:rPr>
+    </w:lvl>
+    <w:lvl w:ilvl="7" w:tentative="1">
+      <w:start w:val="1"/>
+      <w:numFmt w:val="bullet"/>
+      <w:lvlText w:val=""/>
+      <w:lvlJc w:val="left"/>
+      <w:pPr>
+        <w:tabs>
+          <w:tab w:val="num" w:pos="5760"/>
+        </w:tabs>
+        <w:ind w:left="5760" w:hanging="360"/>
+      </w:pPr>
+      <w:rPr>
+        <w:rFonts w:ascii="Wingdings" w:hAnsi="Wingdings" w:hint="default"/>
+        <w:sz w:val="20"/>
+      </w:rPr>
+    </w:lvl>
+    <w:lvl w:ilvl="8" w:tentative="1">
+      <w:start w:val="1"/>
+      <w:numFmt w:val="bullet"/>
+      <w:lvlText w:val=""/>
+      <w:lvlJc w:val="left"/>
+      <w:pPr>
+        <w:tabs>
+          <w:tab w:val="num" w:pos="6480"/>
+        </w:tabs>
+        <w:ind w:left="6480" w:hanging="360"/>
+      </w:pPr>
+      <w:rPr>
+        <w:rFonts w:ascii="Wingdings" w:hAnsi="Wingdings" w:hint="default"/>
+        <w:sz w:val="20"/>
+      </w:rPr>
+    </w:lvl>
+  </w:abstractNum>
+  <w:abstractNum w:abstractNumId="27" w15:restartNumberingAfterBreak="0">
+    <w:nsid w:val="6B877B3C"/>
+    <w:multiLevelType w:val="multilevel"/>
+    <w:tmpl w:val="0A1ADB48"/>
+    <w:lvl w:ilvl="0">
+      <w:start w:val="1"/>
+      <w:numFmt w:val="bullet"/>
+      <w:lvlText w:val=""/>
+      <w:lvlJc w:val="left"/>
+      <w:pPr>
+        <w:tabs>
+          <w:tab w:val="num" w:pos="720"/>
+        </w:tabs>
+        <w:ind w:left="720" w:hanging="360"/>
+      </w:pPr>
+      <w:rPr>
+        <w:rFonts w:ascii="Symbol" w:hAnsi="Symbol" w:hint="default"/>
+        <w:sz w:val="20"/>
+      </w:rPr>
+    </w:lvl>
+    <w:lvl w:ilvl="1" w:tentative="1">
+      <w:start w:val="1"/>
+      <w:numFmt w:val="bullet"/>
+      <w:lvlText w:val="o"/>
+      <w:lvlJc w:val="left"/>
+      <w:pPr>
+        <w:tabs>
+          <w:tab w:val="num" w:pos="1440"/>
+        </w:tabs>
+        <w:ind w:left="1440" w:hanging="360"/>
+      </w:pPr>
+      <w:rPr>
+        <w:rFonts w:ascii="Courier New" w:hAnsi="Courier New" w:hint="default"/>
+        <w:sz w:val="20"/>
+      </w:rPr>
+    </w:lvl>
+    <w:lvl w:ilvl="2" w:tentative="1">
+      <w:start w:val="1"/>
+      <w:numFmt w:val="bullet"/>
+      <w:lvlText w:val=""/>
+      <w:lvlJc w:val="left"/>
+      <w:pPr>
+        <w:tabs>
+          <w:tab w:val="num" w:pos="2160"/>
+        </w:tabs>
+        <w:ind w:left="2160" w:hanging="360"/>
+      </w:pPr>
+      <w:rPr>
+        <w:rFonts w:ascii="Wingdings" w:hAnsi="Wingdings" w:hint="default"/>
+        <w:sz w:val="20"/>
+      </w:rPr>
+    </w:lvl>
+    <w:lvl w:ilvl="3" w:tentative="1">
+      <w:start w:val="1"/>
+      <w:numFmt w:val="bullet"/>
+      <w:lvlText w:val=""/>
+      <w:lvlJc w:val="left"/>
+      <w:pPr>
+        <w:tabs>
+          <w:tab w:val="num" w:pos="2880"/>
+        </w:tabs>
+        <w:ind w:left="2880" w:hanging="360"/>
+      </w:pPr>
+      <w:rPr>
+        <w:rFonts w:ascii="Wingdings" w:hAnsi="Wingdings" w:hint="default"/>
+        <w:sz w:val="20"/>
+      </w:rPr>
+    </w:lvl>
+    <w:lvl w:ilvl="4" w:tentative="1">
+      <w:start w:val="1"/>
+      <w:numFmt w:val="bullet"/>
+      <w:lvlText w:val=""/>
+      <w:lvlJc w:val="left"/>
+      <w:pPr>
+        <w:tabs>
+          <w:tab w:val="num" w:pos="3600"/>
+        </w:tabs>
+        <w:ind w:left="3600" w:hanging="360"/>
+      </w:pPr>
+      <w:rPr>
+        <w:rFonts w:ascii="Wingdings" w:hAnsi="Wingdings" w:hint="default"/>
+        <w:sz w:val="20"/>
+      </w:rPr>
+    </w:lvl>
+    <w:lvl w:ilvl="5" w:tentative="1">
+      <w:start w:val="1"/>
+      <w:numFmt w:val="bullet"/>
+      <w:lvlText w:val=""/>
+      <w:lvlJc w:val="left"/>
+      <w:pPr>
+        <w:tabs>
+          <w:tab w:val="num" w:pos="4320"/>
+        </w:tabs>
+        <w:ind w:left="4320" w:hanging="360"/>
+      </w:pPr>
+      <w:rPr>
+        <w:rFonts w:ascii="Wingdings" w:hAnsi="Wingdings" w:hint="default"/>
+        <w:sz w:val="20"/>
+      </w:rPr>
+    </w:lvl>
+    <w:lvl w:ilvl="6" w:tentative="1">
+      <w:start w:val="1"/>
+      <w:numFmt w:val="bullet"/>
+      <w:lvlText w:val=""/>
+      <w:lvlJc w:val="left"/>
+      <w:pPr>
+        <w:tabs>
+          <w:tab w:val="num" w:pos="5040"/>
+        </w:tabs>
+        <w:ind w:left="5040" w:hanging="360"/>
+      </w:pPr>
+      <w:rPr>
+        <w:rFonts w:ascii="Wingdings" w:hAnsi="Wingdings" w:hint="default"/>
+        <w:sz w:val="20"/>
+      </w:rPr>
+    </w:lvl>
+    <w:lvl w:ilvl="7" w:tentative="1">
+      <w:start w:val="1"/>
+      <w:numFmt w:val="bullet"/>
+      <w:lvlText w:val=""/>
+      <w:lvlJc w:val="left"/>
+      <w:pPr>
+        <w:tabs>
+          <w:tab w:val="num" w:pos="5760"/>
+        </w:tabs>
+        <w:ind w:left="5760" w:hanging="360"/>
+      </w:pPr>
+      <w:rPr>
+        <w:rFonts w:ascii="Wingdings" w:hAnsi="Wingdings" w:hint="default"/>
+        <w:sz w:val="20"/>
+      </w:rPr>
+    </w:lvl>
+    <w:lvl w:ilvl="8" w:tentative="1">
+      <w:start w:val="1"/>
+      <w:numFmt w:val="bullet"/>
+      <w:lvlText w:val=""/>
+      <w:lvlJc w:val="left"/>
+      <w:pPr>
+        <w:tabs>
+          <w:tab w:val="num" w:pos="6480"/>
+        </w:tabs>
+        <w:ind w:left="6480" w:hanging="360"/>
+      </w:pPr>
+      <w:rPr>
+        <w:rFonts w:ascii="Wingdings" w:hAnsi="Wingdings" w:hint="default"/>
+        <w:sz w:val="20"/>
+      </w:rPr>
+    </w:lvl>
+  </w:abstractNum>
+  <w:abstractNum w:abstractNumId="28" w15:restartNumberingAfterBreak="0">
+    <w:nsid w:val="6BA32D18"/>
+    <w:multiLevelType w:val="multilevel"/>
+    <w:tmpl w:val="5DEE0DE0"/>
+    <w:lvl w:ilvl="0">
+      <w:start w:val="1"/>
+      <w:numFmt w:val="bullet"/>
+      <w:lvlText w:val=""/>
+      <w:lvlJc w:val="left"/>
+      <w:pPr>
+        <w:tabs>
+          <w:tab w:val="num" w:pos="720"/>
+        </w:tabs>
+        <w:ind w:left="720" w:hanging="360"/>
+      </w:pPr>
+      <w:rPr>
+        <w:rFonts w:ascii="Symbol" w:hAnsi="Symbol" w:hint="default"/>
+        <w:sz w:val="20"/>
+      </w:rPr>
+    </w:lvl>
+    <w:lvl w:ilvl="1" w:tentative="1">
+      <w:start w:val="1"/>
+      <w:numFmt w:val="bullet"/>
+      <w:lvlText w:val="o"/>
+      <w:lvlJc w:val="left"/>
+      <w:pPr>
+        <w:tabs>
+          <w:tab w:val="num" w:pos="1440"/>
+        </w:tabs>
+        <w:ind w:left="1440" w:hanging="360"/>
+      </w:pPr>
+      <w:rPr>
+        <w:rFonts w:ascii="Courier New" w:hAnsi="Courier New" w:hint="default"/>
+        <w:sz w:val="20"/>
+      </w:rPr>
+    </w:lvl>
+    <w:lvl w:ilvl="2" w:tentative="1">
+      <w:start w:val="1"/>
+      <w:numFmt w:val="bullet"/>
+      <w:lvlText w:val=""/>
+      <w:lvlJc w:val="left"/>
+      <w:pPr>
+        <w:tabs>
+          <w:tab w:val="num" w:pos="2160"/>
+        </w:tabs>
+        <w:ind w:left="2160" w:hanging="360"/>
+      </w:pPr>
+      <w:rPr>
+        <w:rFonts w:ascii="Wingdings" w:hAnsi="Wingdings" w:hint="default"/>
+        <w:sz w:val="20"/>
+      </w:rPr>
+    </w:lvl>
+    <w:lvl w:ilvl="3" w:tentative="1">
+      <w:start w:val="1"/>
+      <w:numFmt w:val="bullet"/>
+      <w:lvlText w:val=""/>
+      <w:lvlJc w:val="left"/>
+      <w:pPr>
+        <w:tabs>
+          <w:tab w:val="num" w:pos="2880"/>
+        </w:tabs>
+        <w:ind w:left="2880" w:hanging="360"/>
+      </w:pPr>
+      <w:rPr>
+        <w:rFonts w:ascii="Wingdings" w:hAnsi="Wingdings" w:hint="default"/>
+        <w:sz w:val="20"/>
+      </w:rPr>
+    </w:lvl>
+    <w:lvl w:ilvl="4" w:tentative="1">
+      <w:start w:val="1"/>
+      <w:numFmt w:val="bullet"/>
+      <w:lvlText w:val=""/>
+      <w:lvlJc w:val="left"/>
+      <w:pPr>
+        <w:tabs>
+          <w:tab w:val="num" w:pos="3600"/>
+        </w:tabs>
+        <w:ind w:left="3600" w:hanging="360"/>
+      </w:pPr>
+      <w:rPr>
+        <w:rFonts w:ascii="Wingdings" w:hAnsi="Wingdings" w:hint="default"/>
+        <w:sz w:val="20"/>
+      </w:rPr>
+    </w:lvl>
+    <w:lvl w:ilvl="5" w:tentative="1">
+      <w:start w:val="1"/>
+      <w:numFmt w:val="bullet"/>
+      <w:lvlText w:val=""/>
+      <w:lvlJc w:val="left"/>
+      <w:pPr>
+        <w:tabs>
+          <w:tab w:val="num" w:pos="4320"/>
+        </w:tabs>
+        <w:ind w:left="4320" w:hanging="360"/>
+      </w:pPr>
+      <w:rPr>
+        <w:rFonts w:ascii="Wingdings" w:hAnsi="Wingdings" w:hint="default"/>
+        <w:sz w:val="20"/>
+      </w:rPr>
+    </w:lvl>
+    <w:lvl w:ilvl="6" w:tentative="1">
+      <w:start w:val="1"/>
+      <w:numFmt w:val="bullet"/>
+      <w:lvlText w:val=""/>
+      <w:lvlJc w:val="left"/>
+      <w:pPr>
+        <w:tabs>
+          <w:tab w:val="num" w:pos="5040"/>
+        </w:tabs>
+        <w:ind w:left="5040" w:hanging="360"/>
+      </w:pPr>
+      <w:rPr>
+        <w:rFonts w:ascii="Wingdings" w:hAnsi="Wingdings" w:hint="default"/>
+        <w:sz w:val="20"/>
+      </w:rPr>
+    </w:lvl>
+    <w:lvl w:ilvl="7" w:tentative="1">
+      <w:start w:val="1"/>
+      <w:numFmt w:val="bullet"/>
+      <w:lvlText w:val=""/>
+      <w:lvlJc w:val="left"/>
+      <w:pPr>
+        <w:tabs>
+          <w:tab w:val="num" w:pos="5760"/>
+        </w:tabs>
+        <w:ind w:left="5760" w:hanging="360"/>
+      </w:pPr>
+      <w:rPr>
+        <w:rFonts w:ascii="Wingdings" w:hAnsi="Wingdings" w:hint="default"/>
+        <w:sz w:val="20"/>
+      </w:rPr>
+    </w:lvl>
+    <w:lvl w:ilvl="8" w:tentative="1">
+      <w:start w:val="1"/>
+      <w:numFmt w:val="bullet"/>
+      <w:lvlText w:val=""/>
+      <w:lvlJc w:val="left"/>
+      <w:pPr>
+        <w:tabs>
+          <w:tab w:val="num" w:pos="6480"/>
+        </w:tabs>
+        <w:ind w:left="6480" w:hanging="360"/>
+      </w:pPr>
+      <w:rPr>
+        <w:rFonts w:ascii="Wingdings" w:hAnsi="Wingdings" w:hint="default"/>
+        <w:sz w:val="20"/>
+      </w:rPr>
+    </w:lvl>
+  </w:abstractNum>
+  <w:abstractNum w:abstractNumId="29" w15:restartNumberingAfterBreak="0">
     <w:nsid w:val="6DA5155B"/>
     <w:multiLevelType w:val="hybridMultilevel"/>
     <w:tmpl w:val="4202D69E"/>
@@ -5174,7 +13061,305 @@
       </w:pPr>
     </w:lvl>
   </w:abstractNum>
-  <w:abstractNum w:abstractNumId="12" w15:restartNumberingAfterBreak="0">
+  <w:abstractNum w:abstractNumId="30" w15:restartNumberingAfterBreak="0">
+    <w:nsid w:val="79325413"/>
+    <w:multiLevelType w:val="multilevel"/>
+    <w:tmpl w:val="617893CA"/>
+    <w:lvl w:ilvl="0">
+      <w:start w:val="1"/>
+      <w:numFmt w:val="bullet"/>
+      <w:lvlText w:val=""/>
+      <w:lvlJc w:val="left"/>
+      <w:pPr>
+        <w:tabs>
+          <w:tab w:val="num" w:pos="720"/>
+        </w:tabs>
+        <w:ind w:left="720" w:hanging="360"/>
+      </w:pPr>
+      <w:rPr>
+        <w:rFonts w:ascii="Symbol" w:hAnsi="Symbol" w:hint="default"/>
+        <w:sz w:val="20"/>
+      </w:rPr>
+    </w:lvl>
+    <w:lvl w:ilvl="1" w:tentative="1">
+      <w:start w:val="1"/>
+      <w:numFmt w:val="bullet"/>
+      <w:lvlText w:val="o"/>
+      <w:lvlJc w:val="left"/>
+      <w:pPr>
+        <w:tabs>
+          <w:tab w:val="num" w:pos="1440"/>
+        </w:tabs>
+        <w:ind w:left="1440" w:hanging="360"/>
+      </w:pPr>
+      <w:rPr>
+        <w:rFonts w:ascii="Courier New" w:hAnsi="Courier New" w:hint="default"/>
+        <w:sz w:val="20"/>
+      </w:rPr>
+    </w:lvl>
+    <w:lvl w:ilvl="2" w:tentative="1">
+      <w:start w:val="1"/>
+      <w:numFmt w:val="bullet"/>
+      <w:lvlText w:val=""/>
+      <w:lvlJc w:val="left"/>
+      <w:pPr>
+        <w:tabs>
+          <w:tab w:val="num" w:pos="2160"/>
+        </w:tabs>
+        <w:ind w:left="2160" w:hanging="360"/>
+      </w:pPr>
+      <w:rPr>
+        <w:rFonts w:ascii="Wingdings" w:hAnsi="Wingdings" w:hint="default"/>
+        <w:sz w:val="20"/>
+      </w:rPr>
+    </w:lvl>
+    <w:lvl w:ilvl="3" w:tentative="1">
+      <w:start w:val="1"/>
+      <w:numFmt w:val="bullet"/>
+      <w:lvlText w:val=""/>
+      <w:lvlJc w:val="left"/>
+      <w:pPr>
+        <w:tabs>
+          <w:tab w:val="num" w:pos="2880"/>
+        </w:tabs>
+        <w:ind w:left="2880" w:hanging="360"/>
+      </w:pPr>
+      <w:rPr>
+        <w:rFonts w:ascii="Wingdings" w:hAnsi="Wingdings" w:hint="default"/>
+        <w:sz w:val="20"/>
+      </w:rPr>
+    </w:lvl>
+    <w:lvl w:ilvl="4" w:tentative="1">
+      <w:start w:val="1"/>
+      <w:numFmt w:val="bullet"/>
+      <w:lvlText w:val=""/>
+      <w:lvlJc w:val="left"/>
+      <w:pPr>
+        <w:tabs>
+          <w:tab w:val="num" w:pos="3600"/>
+        </w:tabs>
+        <w:ind w:left="3600" w:hanging="360"/>
+      </w:pPr>
+      <w:rPr>
+        <w:rFonts w:ascii="Wingdings" w:hAnsi="Wingdings" w:hint="default"/>
+        <w:sz w:val="20"/>
+      </w:rPr>
+    </w:lvl>
+    <w:lvl w:ilvl="5" w:tentative="1">
+      <w:start w:val="1"/>
+      <w:numFmt w:val="bullet"/>
+      <w:lvlText w:val=""/>
+      <w:lvlJc w:val="left"/>
+      <w:pPr>
+        <w:tabs>
+          <w:tab w:val="num" w:pos="4320"/>
+        </w:tabs>
+        <w:ind w:left="4320" w:hanging="360"/>
+      </w:pPr>
+      <w:rPr>
+        <w:rFonts w:ascii="Wingdings" w:hAnsi="Wingdings" w:hint="default"/>
+        <w:sz w:val="20"/>
+      </w:rPr>
+    </w:lvl>
+    <w:lvl w:ilvl="6" w:tentative="1">
+      <w:start w:val="1"/>
+      <w:numFmt w:val="bullet"/>
+      <w:lvlText w:val=""/>
+      <w:lvlJc w:val="left"/>
+      <w:pPr>
+        <w:tabs>
+          <w:tab w:val="num" w:pos="5040"/>
+        </w:tabs>
+        <w:ind w:left="5040" w:hanging="360"/>
+      </w:pPr>
+      <w:rPr>
+        <w:rFonts w:ascii="Wingdings" w:hAnsi="Wingdings" w:hint="default"/>
+        <w:sz w:val="20"/>
+      </w:rPr>
+    </w:lvl>
+    <w:lvl w:ilvl="7" w:tentative="1">
+      <w:start w:val="1"/>
+      <w:numFmt w:val="bullet"/>
+      <w:lvlText w:val=""/>
+      <w:lvlJc w:val="left"/>
+      <w:pPr>
+        <w:tabs>
+          <w:tab w:val="num" w:pos="5760"/>
+        </w:tabs>
+        <w:ind w:left="5760" w:hanging="360"/>
+      </w:pPr>
+      <w:rPr>
+        <w:rFonts w:ascii="Wingdings" w:hAnsi="Wingdings" w:hint="default"/>
+        <w:sz w:val="20"/>
+      </w:rPr>
+    </w:lvl>
+    <w:lvl w:ilvl="8" w:tentative="1">
+      <w:start w:val="1"/>
+      <w:numFmt w:val="bullet"/>
+      <w:lvlText w:val=""/>
+      <w:lvlJc w:val="left"/>
+      <w:pPr>
+        <w:tabs>
+          <w:tab w:val="num" w:pos="6480"/>
+        </w:tabs>
+        <w:ind w:left="6480" w:hanging="360"/>
+      </w:pPr>
+      <w:rPr>
+        <w:rFonts w:ascii="Wingdings" w:hAnsi="Wingdings" w:hint="default"/>
+        <w:sz w:val="20"/>
+      </w:rPr>
+    </w:lvl>
+  </w:abstractNum>
+  <w:abstractNum w:abstractNumId="31" w15:restartNumberingAfterBreak="0">
+    <w:nsid w:val="7B6E0302"/>
+    <w:multiLevelType w:val="multilevel"/>
+    <w:tmpl w:val="48A0AF20"/>
+    <w:lvl w:ilvl="0">
+      <w:start w:val="1"/>
+      <w:numFmt w:val="bullet"/>
+      <w:lvlText w:val=""/>
+      <w:lvlJc w:val="left"/>
+      <w:pPr>
+        <w:tabs>
+          <w:tab w:val="num" w:pos="720"/>
+        </w:tabs>
+        <w:ind w:left="720" w:hanging="360"/>
+      </w:pPr>
+      <w:rPr>
+        <w:rFonts w:ascii="Symbol" w:hAnsi="Symbol" w:hint="default"/>
+        <w:sz w:val="20"/>
+      </w:rPr>
+    </w:lvl>
+    <w:lvl w:ilvl="1" w:tentative="1">
+      <w:start w:val="1"/>
+      <w:numFmt w:val="bullet"/>
+      <w:lvlText w:val="o"/>
+      <w:lvlJc w:val="left"/>
+      <w:pPr>
+        <w:tabs>
+          <w:tab w:val="num" w:pos="1440"/>
+        </w:tabs>
+        <w:ind w:left="1440" w:hanging="360"/>
+      </w:pPr>
+      <w:rPr>
+        <w:rFonts w:ascii="Courier New" w:hAnsi="Courier New" w:hint="default"/>
+        <w:sz w:val="20"/>
+      </w:rPr>
+    </w:lvl>
+    <w:lvl w:ilvl="2" w:tentative="1">
+      <w:start w:val="1"/>
+      <w:numFmt w:val="bullet"/>
+      <w:lvlText w:val=""/>
+      <w:lvlJc w:val="left"/>
+      <w:pPr>
+        <w:tabs>
+          <w:tab w:val="num" w:pos="2160"/>
+        </w:tabs>
+        <w:ind w:left="2160" w:hanging="360"/>
+      </w:pPr>
+      <w:rPr>
+        <w:rFonts w:ascii="Wingdings" w:hAnsi="Wingdings" w:hint="default"/>
+        <w:sz w:val="20"/>
+      </w:rPr>
+    </w:lvl>
+    <w:lvl w:ilvl="3" w:tentative="1">
+      <w:start w:val="1"/>
+      <w:numFmt w:val="bullet"/>
+      <w:lvlText w:val=""/>
+      <w:lvlJc w:val="left"/>
+      <w:pPr>
+        <w:tabs>
+          <w:tab w:val="num" w:pos="2880"/>
+        </w:tabs>
+        <w:ind w:left="2880" w:hanging="360"/>
+      </w:pPr>
+      <w:rPr>
+        <w:rFonts w:ascii="Wingdings" w:hAnsi="Wingdings" w:hint="default"/>
+        <w:sz w:val="20"/>
+      </w:rPr>
+    </w:lvl>
+    <w:lvl w:ilvl="4" w:tentative="1">
+      <w:start w:val="1"/>
+      <w:numFmt w:val="bullet"/>
+      <w:lvlText w:val=""/>
+      <w:lvlJc w:val="left"/>
+      <w:pPr>
+        <w:tabs>
+          <w:tab w:val="num" w:pos="3600"/>
+        </w:tabs>
+        <w:ind w:left="3600" w:hanging="360"/>
+      </w:pPr>
+      <w:rPr>
+        <w:rFonts w:ascii="Wingdings" w:hAnsi="Wingdings" w:hint="default"/>
+        <w:sz w:val="20"/>
+      </w:rPr>
+    </w:lvl>
+    <w:lvl w:ilvl="5" w:tentative="1">
+      <w:start w:val="1"/>
+      <w:numFmt w:val="bullet"/>
+      <w:lvlText w:val=""/>
+      <w:lvlJc w:val="left"/>
+      <w:pPr>
+        <w:tabs>
+          <w:tab w:val="num" w:pos="4320"/>
+        </w:tabs>
+        <w:ind w:left="4320" w:hanging="360"/>
+      </w:pPr>
+      <w:rPr>
+        <w:rFonts w:ascii="Wingdings" w:hAnsi="Wingdings" w:hint="default"/>
+        <w:sz w:val="20"/>
+      </w:rPr>
+    </w:lvl>
+    <w:lvl w:ilvl="6" w:tentative="1">
+      <w:start w:val="1"/>
+      <w:numFmt w:val="bullet"/>
+      <w:lvlText w:val=""/>
+      <w:lvlJc w:val="left"/>
+      <w:pPr>
+        <w:tabs>
+          <w:tab w:val="num" w:pos="5040"/>
+        </w:tabs>
+        <w:ind w:left="5040" w:hanging="360"/>
+      </w:pPr>
+      <w:rPr>
+        <w:rFonts w:ascii="Wingdings" w:hAnsi="Wingdings" w:hint="default"/>
+        <w:sz w:val="20"/>
+      </w:rPr>
+    </w:lvl>
+    <w:lvl w:ilvl="7" w:tentative="1">
+      <w:start w:val="1"/>
+      <w:numFmt w:val="bullet"/>
+      <w:lvlText w:val=""/>
+      <w:lvlJc w:val="left"/>
+      <w:pPr>
+        <w:tabs>
+          <w:tab w:val="num" w:pos="5760"/>
+        </w:tabs>
+        <w:ind w:left="5760" w:hanging="360"/>
+      </w:pPr>
+      <w:rPr>
+        <w:rFonts w:ascii="Wingdings" w:hAnsi="Wingdings" w:hint="default"/>
+        <w:sz w:val="20"/>
+      </w:rPr>
+    </w:lvl>
+    <w:lvl w:ilvl="8" w:tentative="1">
+      <w:start w:val="1"/>
+      <w:numFmt w:val="bullet"/>
+      <w:lvlText w:val=""/>
+      <w:lvlJc w:val="left"/>
+      <w:pPr>
+        <w:tabs>
+          <w:tab w:val="num" w:pos="6480"/>
+        </w:tabs>
+        <w:ind w:left="6480" w:hanging="360"/>
+      </w:pPr>
+      <w:rPr>
+        <w:rFonts w:ascii="Wingdings" w:hAnsi="Wingdings" w:hint="default"/>
+        <w:sz w:val="20"/>
+      </w:rPr>
+    </w:lvl>
+  </w:abstractNum>
+  <w:abstractNum w:abstractNumId="32" w15:restartNumberingAfterBreak="0">
     <w:nsid w:val="7E460CE1"/>
     <w:multiLevelType w:val="multilevel"/>
     <w:tmpl w:val="A5788C10"/>
@@ -5323,7 +13508,454 @@
       </w:rPr>
     </w:lvl>
   </w:abstractNum>
-  <w:abstractNum w:abstractNumId="13" w15:restartNumberingAfterBreak="0">
+  <w:abstractNum w:abstractNumId="33" w15:restartNumberingAfterBreak="0">
+    <w:nsid w:val="7E5A082E"/>
+    <w:multiLevelType w:val="multilevel"/>
+    <w:tmpl w:val="E848D3CC"/>
+    <w:lvl w:ilvl="0">
+      <w:start w:val="1"/>
+      <w:numFmt w:val="bullet"/>
+      <w:lvlText w:val=""/>
+      <w:lvlJc w:val="left"/>
+      <w:pPr>
+        <w:tabs>
+          <w:tab w:val="num" w:pos="720"/>
+        </w:tabs>
+        <w:ind w:left="720" w:hanging="360"/>
+      </w:pPr>
+      <w:rPr>
+        <w:rFonts w:ascii="Symbol" w:hAnsi="Symbol" w:hint="default"/>
+        <w:sz w:val="20"/>
+      </w:rPr>
+    </w:lvl>
+    <w:lvl w:ilvl="1" w:tentative="1">
+      <w:start w:val="1"/>
+      <w:numFmt w:val="bullet"/>
+      <w:lvlText w:val="o"/>
+      <w:lvlJc w:val="left"/>
+      <w:pPr>
+        <w:tabs>
+          <w:tab w:val="num" w:pos="1440"/>
+        </w:tabs>
+        <w:ind w:left="1440" w:hanging="360"/>
+      </w:pPr>
+      <w:rPr>
+        <w:rFonts w:ascii="Courier New" w:hAnsi="Courier New" w:hint="default"/>
+        <w:sz w:val="20"/>
+      </w:rPr>
+    </w:lvl>
+    <w:lvl w:ilvl="2" w:tentative="1">
+      <w:start w:val="1"/>
+      <w:numFmt w:val="bullet"/>
+      <w:lvlText w:val=""/>
+      <w:lvlJc w:val="left"/>
+      <w:pPr>
+        <w:tabs>
+          <w:tab w:val="num" w:pos="2160"/>
+        </w:tabs>
+        <w:ind w:left="2160" w:hanging="360"/>
+      </w:pPr>
+      <w:rPr>
+        <w:rFonts w:ascii="Wingdings" w:hAnsi="Wingdings" w:hint="default"/>
+        <w:sz w:val="20"/>
+      </w:rPr>
+    </w:lvl>
+    <w:lvl w:ilvl="3" w:tentative="1">
+      <w:start w:val="1"/>
+      <w:numFmt w:val="bullet"/>
+      <w:lvlText w:val=""/>
+      <w:lvlJc w:val="left"/>
+      <w:pPr>
+        <w:tabs>
+          <w:tab w:val="num" w:pos="2880"/>
+        </w:tabs>
+        <w:ind w:left="2880" w:hanging="360"/>
+      </w:pPr>
+      <w:rPr>
+        <w:rFonts w:ascii="Wingdings" w:hAnsi="Wingdings" w:hint="default"/>
+        <w:sz w:val="20"/>
+      </w:rPr>
+    </w:lvl>
+    <w:lvl w:ilvl="4" w:tentative="1">
+      <w:start w:val="1"/>
+      <w:numFmt w:val="bullet"/>
+      <w:lvlText w:val=""/>
+      <w:lvlJc w:val="left"/>
+      <w:pPr>
+        <w:tabs>
+          <w:tab w:val="num" w:pos="3600"/>
+        </w:tabs>
+        <w:ind w:left="3600" w:hanging="360"/>
+      </w:pPr>
+      <w:rPr>
+        <w:rFonts w:ascii="Wingdings" w:hAnsi="Wingdings" w:hint="default"/>
+        <w:sz w:val="20"/>
+      </w:rPr>
+    </w:lvl>
+    <w:lvl w:ilvl="5" w:tentative="1">
+      <w:start w:val="1"/>
+      <w:numFmt w:val="bullet"/>
+      <w:lvlText w:val=""/>
+      <w:lvlJc w:val="left"/>
+      <w:pPr>
+        <w:tabs>
+          <w:tab w:val="num" w:pos="4320"/>
+        </w:tabs>
+        <w:ind w:left="4320" w:hanging="360"/>
+      </w:pPr>
+      <w:rPr>
+        <w:rFonts w:ascii="Wingdings" w:hAnsi="Wingdings" w:hint="default"/>
+        <w:sz w:val="20"/>
+      </w:rPr>
+    </w:lvl>
+    <w:lvl w:ilvl="6" w:tentative="1">
+      <w:start w:val="1"/>
+      <w:numFmt w:val="bullet"/>
+      <w:lvlText w:val=""/>
+      <w:lvlJc w:val="left"/>
+      <w:pPr>
+        <w:tabs>
+          <w:tab w:val="num" w:pos="5040"/>
+        </w:tabs>
+        <w:ind w:left="5040" w:hanging="360"/>
+      </w:pPr>
+      <w:rPr>
+        <w:rFonts w:ascii="Wingdings" w:hAnsi="Wingdings" w:hint="default"/>
+        <w:sz w:val="20"/>
+      </w:rPr>
+    </w:lvl>
+    <w:lvl w:ilvl="7" w:tentative="1">
+      <w:start w:val="1"/>
+      <w:numFmt w:val="bullet"/>
+      <w:lvlText w:val=""/>
+      <w:lvlJc w:val="left"/>
+      <w:pPr>
+        <w:tabs>
+          <w:tab w:val="num" w:pos="5760"/>
+        </w:tabs>
+        <w:ind w:left="5760" w:hanging="360"/>
+      </w:pPr>
+      <w:rPr>
+        <w:rFonts w:ascii="Wingdings" w:hAnsi="Wingdings" w:hint="default"/>
+        <w:sz w:val="20"/>
+      </w:rPr>
+    </w:lvl>
+    <w:lvl w:ilvl="8" w:tentative="1">
+      <w:start w:val="1"/>
+      <w:numFmt w:val="bullet"/>
+      <w:lvlText w:val=""/>
+      <w:lvlJc w:val="left"/>
+      <w:pPr>
+        <w:tabs>
+          <w:tab w:val="num" w:pos="6480"/>
+        </w:tabs>
+        <w:ind w:left="6480" w:hanging="360"/>
+      </w:pPr>
+      <w:rPr>
+        <w:rFonts w:ascii="Wingdings" w:hAnsi="Wingdings" w:hint="default"/>
+        <w:sz w:val="20"/>
+      </w:rPr>
+    </w:lvl>
+  </w:abstractNum>
+  <w:abstractNum w:abstractNumId="34" w15:restartNumberingAfterBreak="0">
+    <w:nsid w:val="7E724045"/>
+    <w:multiLevelType w:val="multilevel"/>
+    <w:tmpl w:val="BB706FE4"/>
+    <w:lvl w:ilvl="0">
+      <w:start w:val="1"/>
+      <w:numFmt w:val="bullet"/>
+      <w:lvlText w:val=""/>
+      <w:lvlJc w:val="left"/>
+      <w:pPr>
+        <w:tabs>
+          <w:tab w:val="num" w:pos="720"/>
+        </w:tabs>
+        <w:ind w:left="720" w:hanging="360"/>
+      </w:pPr>
+      <w:rPr>
+        <w:rFonts w:ascii="Symbol" w:hAnsi="Symbol" w:hint="default"/>
+        <w:sz w:val="20"/>
+      </w:rPr>
+    </w:lvl>
+    <w:lvl w:ilvl="1" w:tentative="1">
+      <w:start w:val="1"/>
+      <w:numFmt w:val="bullet"/>
+      <w:lvlText w:val="o"/>
+      <w:lvlJc w:val="left"/>
+      <w:pPr>
+        <w:tabs>
+          <w:tab w:val="num" w:pos="1440"/>
+        </w:tabs>
+        <w:ind w:left="1440" w:hanging="360"/>
+      </w:pPr>
+      <w:rPr>
+        <w:rFonts w:ascii="Courier New" w:hAnsi="Courier New" w:hint="default"/>
+        <w:sz w:val="20"/>
+      </w:rPr>
+    </w:lvl>
+    <w:lvl w:ilvl="2" w:tentative="1">
+      <w:start w:val="1"/>
+      <w:numFmt w:val="bullet"/>
+      <w:lvlText w:val=""/>
+      <w:lvlJc w:val="left"/>
+      <w:pPr>
+        <w:tabs>
+          <w:tab w:val="num" w:pos="2160"/>
+        </w:tabs>
+        <w:ind w:left="2160" w:hanging="360"/>
+      </w:pPr>
+      <w:rPr>
+        <w:rFonts w:ascii="Wingdings" w:hAnsi="Wingdings" w:hint="default"/>
+        <w:sz w:val="20"/>
+      </w:rPr>
+    </w:lvl>
+    <w:lvl w:ilvl="3" w:tentative="1">
+      <w:start w:val="1"/>
+      <w:numFmt w:val="bullet"/>
+      <w:lvlText w:val=""/>
+      <w:lvlJc w:val="left"/>
+      <w:pPr>
+        <w:tabs>
+          <w:tab w:val="num" w:pos="2880"/>
+        </w:tabs>
+        <w:ind w:left="2880" w:hanging="360"/>
+      </w:pPr>
+      <w:rPr>
+        <w:rFonts w:ascii="Wingdings" w:hAnsi="Wingdings" w:hint="default"/>
+        <w:sz w:val="20"/>
+      </w:rPr>
+    </w:lvl>
+    <w:lvl w:ilvl="4" w:tentative="1">
+      <w:start w:val="1"/>
+      <w:numFmt w:val="bullet"/>
+      <w:lvlText w:val=""/>
+      <w:lvlJc w:val="left"/>
+      <w:pPr>
+        <w:tabs>
+          <w:tab w:val="num" w:pos="3600"/>
+        </w:tabs>
+        <w:ind w:left="3600" w:hanging="360"/>
+      </w:pPr>
+      <w:rPr>
+        <w:rFonts w:ascii="Wingdings" w:hAnsi="Wingdings" w:hint="default"/>
+        <w:sz w:val="20"/>
+      </w:rPr>
+    </w:lvl>
+    <w:lvl w:ilvl="5" w:tentative="1">
+      <w:start w:val="1"/>
+      <w:numFmt w:val="bullet"/>
+      <w:lvlText w:val=""/>
+      <w:lvlJc w:val="left"/>
+      <w:pPr>
+        <w:tabs>
+          <w:tab w:val="num" w:pos="4320"/>
+        </w:tabs>
+        <w:ind w:left="4320" w:hanging="360"/>
+      </w:pPr>
+      <w:rPr>
+        <w:rFonts w:ascii="Wingdings" w:hAnsi="Wingdings" w:hint="default"/>
+        <w:sz w:val="20"/>
+      </w:rPr>
+    </w:lvl>
+    <w:lvl w:ilvl="6" w:tentative="1">
+      <w:start w:val="1"/>
+      <w:numFmt w:val="bullet"/>
+      <w:lvlText w:val=""/>
+      <w:lvlJc w:val="left"/>
+      <w:pPr>
+        <w:tabs>
+          <w:tab w:val="num" w:pos="5040"/>
+        </w:tabs>
+        <w:ind w:left="5040" w:hanging="360"/>
+      </w:pPr>
+      <w:rPr>
+        <w:rFonts w:ascii="Wingdings" w:hAnsi="Wingdings" w:hint="default"/>
+        <w:sz w:val="20"/>
+      </w:rPr>
+    </w:lvl>
+    <w:lvl w:ilvl="7" w:tentative="1">
+      <w:start w:val="1"/>
+      <w:numFmt w:val="bullet"/>
+      <w:lvlText w:val=""/>
+      <w:lvlJc w:val="left"/>
+      <w:pPr>
+        <w:tabs>
+          <w:tab w:val="num" w:pos="5760"/>
+        </w:tabs>
+        <w:ind w:left="5760" w:hanging="360"/>
+      </w:pPr>
+      <w:rPr>
+        <w:rFonts w:ascii="Wingdings" w:hAnsi="Wingdings" w:hint="default"/>
+        <w:sz w:val="20"/>
+      </w:rPr>
+    </w:lvl>
+    <w:lvl w:ilvl="8" w:tentative="1">
+      <w:start w:val="1"/>
+      <w:numFmt w:val="bullet"/>
+      <w:lvlText w:val=""/>
+      <w:lvlJc w:val="left"/>
+      <w:pPr>
+        <w:tabs>
+          <w:tab w:val="num" w:pos="6480"/>
+        </w:tabs>
+        <w:ind w:left="6480" w:hanging="360"/>
+      </w:pPr>
+      <w:rPr>
+        <w:rFonts w:ascii="Wingdings" w:hAnsi="Wingdings" w:hint="default"/>
+        <w:sz w:val="20"/>
+      </w:rPr>
+    </w:lvl>
+  </w:abstractNum>
+  <w:abstractNum w:abstractNumId="35" w15:restartNumberingAfterBreak="0">
+    <w:nsid w:val="7E9917C7"/>
+    <w:multiLevelType w:val="multilevel"/>
+    <w:tmpl w:val="D1788998"/>
+    <w:lvl w:ilvl="0">
+      <w:start w:val="1"/>
+      <w:numFmt w:val="bullet"/>
+      <w:lvlText w:val=""/>
+      <w:lvlJc w:val="left"/>
+      <w:pPr>
+        <w:tabs>
+          <w:tab w:val="num" w:pos="720"/>
+        </w:tabs>
+        <w:ind w:left="720" w:hanging="360"/>
+      </w:pPr>
+      <w:rPr>
+        <w:rFonts w:ascii="Symbol" w:hAnsi="Symbol" w:hint="default"/>
+        <w:sz w:val="20"/>
+      </w:rPr>
+    </w:lvl>
+    <w:lvl w:ilvl="1" w:tentative="1">
+      <w:start w:val="1"/>
+      <w:numFmt w:val="bullet"/>
+      <w:lvlText w:val="o"/>
+      <w:lvlJc w:val="left"/>
+      <w:pPr>
+        <w:tabs>
+          <w:tab w:val="num" w:pos="1440"/>
+        </w:tabs>
+        <w:ind w:left="1440" w:hanging="360"/>
+      </w:pPr>
+      <w:rPr>
+        <w:rFonts w:ascii="Courier New" w:hAnsi="Courier New" w:hint="default"/>
+        <w:sz w:val="20"/>
+      </w:rPr>
+    </w:lvl>
+    <w:lvl w:ilvl="2" w:tentative="1">
+      <w:start w:val="1"/>
+      <w:numFmt w:val="bullet"/>
+      <w:lvlText w:val=""/>
+      <w:lvlJc w:val="left"/>
+      <w:pPr>
+        <w:tabs>
+          <w:tab w:val="num" w:pos="2160"/>
+        </w:tabs>
+        <w:ind w:left="2160" w:hanging="360"/>
+      </w:pPr>
+      <w:rPr>
+        <w:rFonts w:ascii="Wingdings" w:hAnsi="Wingdings" w:hint="default"/>
+        <w:sz w:val="20"/>
+      </w:rPr>
+    </w:lvl>
+    <w:lvl w:ilvl="3" w:tentative="1">
+      <w:start w:val="1"/>
+      <w:numFmt w:val="bullet"/>
+      <w:lvlText w:val=""/>
+      <w:lvlJc w:val="left"/>
+      <w:pPr>
+        <w:tabs>
+          <w:tab w:val="num" w:pos="2880"/>
+        </w:tabs>
+        <w:ind w:left="2880" w:hanging="360"/>
+      </w:pPr>
+      <w:rPr>
+        <w:rFonts w:ascii="Wingdings" w:hAnsi="Wingdings" w:hint="default"/>
+        <w:sz w:val="20"/>
+      </w:rPr>
+    </w:lvl>
+    <w:lvl w:ilvl="4" w:tentative="1">
+      <w:start w:val="1"/>
+      <w:numFmt w:val="bullet"/>
+      <w:lvlText w:val=""/>
+      <w:lvlJc w:val="left"/>
+      <w:pPr>
+        <w:tabs>
+          <w:tab w:val="num" w:pos="3600"/>
+        </w:tabs>
+        <w:ind w:left="3600" w:hanging="360"/>
+      </w:pPr>
+      <w:rPr>
+        <w:rFonts w:ascii="Wingdings" w:hAnsi="Wingdings" w:hint="default"/>
+        <w:sz w:val="20"/>
+      </w:rPr>
+    </w:lvl>
+    <w:lvl w:ilvl="5" w:tentative="1">
+      <w:start w:val="1"/>
+      <w:numFmt w:val="bullet"/>
+      <w:lvlText w:val=""/>
+      <w:lvlJc w:val="left"/>
+      <w:pPr>
+        <w:tabs>
+          <w:tab w:val="num" w:pos="4320"/>
+        </w:tabs>
+        <w:ind w:left="4320" w:hanging="360"/>
+      </w:pPr>
+      <w:rPr>
+        <w:rFonts w:ascii="Wingdings" w:hAnsi="Wingdings" w:hint="default"/>
+        <w:sz w:val="20"/>
+      </w:rPr>
+    </w:lvl>
+    <w:lvl w:ilvl="6" w:tentative="1">
+      <w:start w:val="1"/>
+      <w:numFmt w:val="bullet"/>
+      <w:lvlText w:val=""/>
+      <w:lvlJc w:val="left"/>
+      <w:pPr>
+        <w:tabs>
+          <w:tab w:val="num" w:pos="5040"/>
+        </w:tabs>
+        <w:ind w:left="5040" w:hanging="360"/>
+      </w:pPr>
+      <w:rPr>
+        <w:rFonts w:ascii="Wingdings" w:hAnsi="Wingdings" w:hint="default"/>
+        <w:sz w:val="20"/>
+      </w:rPr>
+    </w:lvl>
+    <w:lvl w:ilvl="7" w:tentative="1">
+      <w:start w:val="1"/>
+      <w:numFmt w:val="bullet"/>
+      <w:lvlText w:val=""/>
+      <w:lvlJc w:val="left"/>
+      <w:pPr>
+        <w:tabs>
+          <w:tab w:val="num" w:pos="5760"/>
+        </w:tabs>
+        <w:ind w:left="5760" w:hanging="360"/>
+      </w:pPr>
+      <w:rPr>
+        <w:rFonts w:ascii="Wingdings" w:hAnsi="Wingdings" w:hint="default"/>
+        <w:sz w:val="20"/>
+      </w:rPr>
+    </w:lvl>
+    <w:lvl w:ilvl="8" w:tentative="1">
+      <w:start w:val="1"/>
+      <w:numFmt w:val="bullet"/>
+      <w:lvlText w:val=""/>
+      <w:lvlJc w:val="left"/>
+      <w:pPr>
+        <w:tabs>
+          <w:tab w:val="num" w:pos="6480"/>
+        </w:tabs>
+        <w:ind w:left="6480" w:hanging="360"/>
+      </w:pPr>
+      <w:rPr>
+        <w:rFonts w:ascii="Wingdings" w:hAnsi="Wingdings" w:hint="default"/>
+        <w:sz w:val="20"/>
+      </w:rPr>
+    </w:lvl>
+  </w:abstractNum>
+  <w:abstractNum w:abstractNumId="36" w15:restartNumberingAfterBreak="0">
     <w:nsid w:val="7F3D151C"/>
     <w:multiLevelType w:val="multilevel"/>
     <w:tmpl w:val="0BBEB446"/>
@@ -5473,61 +14105,130 @@
     </w:lvl>
   </w:abstractNum>
   <w:num w:numId="1" w16cid:durableId="1420061545">
-    <w:abstractNumId w:val="0"/>
+    <w:abstractNumId w:val="1"/>
     <w:lvlOverride w:ilvl="0">
       <w:startOverride w:val="1"/>
     </w:lvlOverride>
   </w:num>
   <w:num w:numId="2" w16cid:durableId="1987663484">
-    <w:abstractNumId w:val="13"/>
+    <w:abstractNumId w:val="36"/>
     <w:lvlOverride w:ilvl="0">
       <w:startOverride w:val="1"/>
     </w:lvlOverride>
   </w:num>
   <w:num w:numId="3" w16cid:durableId="1974212558">
-    <w:abstractNumId w:val="7"/>
+    <w:abstractNumId w:val="11"/>
     <w:lvlOverride w:ilvl="0">
       <w:startOverride w:val="2"/>
     </w:lvlOverride>
   </w:num>
   <w:num w:numId="4" w16cid:durableId="460268410">
-    <w:abstractNumId w:val="10"/>
+    <w:abstractNumId w:val="25"/>
     <w:lvlOverride w:ilvl="0">
       <w:startOverride w:val="3"/>
     </w:lvlOverride>
   </w:num>
   <w:num w:numId="5" w16cid:durableId="294675024">
-    <w:abstractNumId w:val="6"/>
+    <w:abstractNumId w:val="9"/>
     <w:lvlOverride w:ilvl="0">
       <w:startOverride w:val="4"/>
     </w:lvlOverride>
   </w:num>
   <w:num w:numId="6" w16cid:durableId="246235914">
+    <w:abstractNumId w:val="5"/>
+  </w:num>
+  <w:num w:numId="7" w16cid:durableId="1082993030">
+    <w:abstractNumId w:val="7"/>
+  </w:num>
+  <w:num w:numId="8" w16cid:durableId="432824704">
+    <w:abstractNumId w:val="14"/>
+  </w:num>
+  <w:num w:numId="9" w16cid:durableId="1030493876">
     <w:abstractNumId w:val="2"/>
   </w:num>
-  <w:num w:numId="7" w16cid:durableId="1082993030">
+  <w:num w:numId="10" w16cid:durableId="1574510860">
+    <w:abstractNumId w:val="32"/>
+  </w:num>
+  <w:num w:numId="11" w16cid:durableId="1405490238">
+    <w:abstractNumId w:val="16"/>
+  </w:num>
+  <w:num w:numId="12" w16cid:durableId="529688229">
+    <w:abstractNumId w:val="6"/>
+  </w:num>
+  <w:num w:numId="13" w16cid:durableId="2040933327">
+    <w:abstractNumId w:val="8"/>
+  </w:num>
+  <w:num w:numId="14" w16cid:durableId="1239174985">
+    <w:abstractNumId w:val="29"/>
+  </w:num>
+  <w:num w:numId="15" w16cid:durableId="457644256">
+    <w:abstractNumId w:val="19"/>
+  </w:num>
+  <w:num w:numId="16" w16cid:durableId="1280405949">
+    <w:abstractNumId w:val="20"/>
+  </w:num>
+  <w:num w:numId="17" w16cid:durableId="1032878775">
+    <w:abstractNumId w:val="18"/>
+  </w:num>
+  <w:num w:numId="18" w16cid:durableId="1912426884">
+    <w:abstractNumId w:val="34"/>
+  </w:num>
+  <w:num w:numId="19" w16cid:durableId="1935479928">
+    <w:abstractNumId w:val="31"/>
+  </w:num>
+  <w:num w:numId="20" w16cid:durableId="1716857044">
+    <w:abstractNumId w:val="28"/>
+  </w:num>
+  <w:num w:numId="21" w16cid:durableId="209616549">
+    <w:abstractNumId w:val="30"/>
+  </w:num>
+  <w:num w:numId="22" w16cid:durableId="1246920466">
+    <w:abstractNumId w:val="15"/>
+  </w:num>
+  <w:num w:numId="23" w16cid:durableId="1936398246">
+    <w:abstractNumId w:val="10"/>
+  </w:num>
+  <w:num w:numId="24" w16cid:durableId="1391074885">
+    <w:abstractNumId w:val="24"/>
+  </w:num>
+  <w:num w:numId="25" w16cid:durableId="151527210">
+    <w:abstractNumId w:val="0"/>
+  </w:num>
+  <w:num w:numId="26" w16cid:durableId="470831493">
+    <w:abstractNumId w:val="17"/>
+  </w:num>
+  <w:num w:numId="27" w16cid:durableId="908878302">
+    <w:abstractNumId w:val="3"/>
+  </w:num>
+  <w:num w:numId="28" w16cid:durableId="1932885903">
+    <w:abstractNumId w:val="21"/>
+  </w:num>
+  <w:num w:numId="29" w16cid:durableId="1877155620">
+    <w:abstractNumId w:val="27"/>
+  </w:num>
+  <w:num w:numId="30" w16cid:durableId="2128154556">
+    <w:abstractNumId w:val="22"/>
+  </w:num>
+  <w:num w:numId="31" w16cid:durableId="1730301979">
+    <w:abstractNumId w:val="13"/>
+  </w:num>
+  <w:num w:numId="32" w16cid:durableId="290207317">
+    <w:abstractNumId w:val="35"/>
+  </w:num>
+  <w:num w:numId="33" w16cid:durableId="1600485142">
+    <w:abstractNumId w:val="23"/>
+  </w:num>
+  <w:num w:numId="34" w16cid:durableId="1703477403">
+    <w:abstractNumId w:val="26"/>
+  </w:num>
+  <w:num w:numId="35" w16cid:durableId="1835140576">
     <w:abstractNumId w:val="4"/>
   </w:num>
-  <w:num w:numId="8" w16cid:durableId="432824704">
-    <w:abstractNumId w:val="8"/>
-  </w:num>
-  <w:num w:numId="9" w16cid:durableId="1030493876">
-    <w:abstractNumId w:val="1"/>
-  </w:num>
-  <w:num w:numId="10" w16cid:durableId="1574510860">
+  <w:num w:numId="36" w16cid:durableId="1190334094">
     <w:abstractNumId w:val="12"/>
   </w:num>
-  <w:num w:numId="11" w16cid:durableId="1405490238">
-    <w:abstractNumId w:val="9"/>
-  </w:num>
-  <w:num w:numId="12" w16cid:durableId="529688229">
-    <w:abstractNumId w:val="3"/>
-  </w:num>
-  <w:num w:numId="13" w16cid:durableId="2040933327">
-    <w:abstractNumId w:val="5"/>
-  </w:num>
-  <w:num w:numId="14" w16cid:durableId="1239174985">
-    <w:abstractNumId w:val="11"/>
+  <w:num w:numId="37" w16cid:durableId="1926914783">
+    <w:abstractNumId w:val="33"/>
   </w:num>
 </w:numbering>
 </file>
@@ -6136,6 +14837,7 @@
   <w:style w:type="character" w:default="1" w:styleId="DefaultParagraphFont">
     <w:name w:val="Default Paragraph Font"/>
     <w:uiPriority w:val="1"/>
+    <w:semiHidden/>
     <w:unhideWhenUsed/>
   </w:style>
   <w:style w:type="table" w:default="1" w:styleId="TableNormal">

--- a/Core Java.docx
+++ b/Core Java.docx
@@ -3174,28 +3174,7 @@
                         <w:jc w:val="both"/>
                       </w:pPr>
                       <w:r>
-                        <w:t xml:space="preserve">    public static void </w:t>
-                      </w:r>
-                      <w:proofErr w:type="gramStart"/>
-                      <w:r>
-                        <w:t>main(</w:t>
-                      </w:r>
-                      <w:proofErr w:type="gramEnd"/>
-                      <w:r>
-                        <w:t xml:space="preserve">String </w:t>
-                      </w:r>
-                      <w:proofErr w:type="spellStart"/>
-                      <w:proofErr w:type="gramStart"/>
-                      <w:r>
-                        <w:t>args</w:t>
-                      </w:r>
-                      <w:proofErr w:type="spellEnd"/>
-                      <w:r>
-                        <w:t>[]){</w:t>
-                      </w:r>
-                      <w:proofErr w:type="gramEnd"/>
-                      <w:r>
-                        <w:t xml:space="preserve"> </w:t>
+                        <w:t xml:space="preserve">    public static void main(String args[]){ </w:t>
                       </w:r>
                     </w:p>
                     <w:p>
@@ -3211,36 +3190,7 @@
                         <w:jc w:val="both"/>
                       </w:pPr>
                       <w:r>
-                        <w:t xml:space="preserve">        </w:t>
-                      </w:r>
-                      <w:proofErr w:type="spellStart"/>
-                      <w:r>
-                        <w:t>StringBuffer</w:t>
-                      </w:r>
-                      <w:proofErr w:type="spellEnd"/>
-                      <w:r>
-                        <w:t xml:space="preserve"> </w:t>
-                      </w:r>
-                      <w:proofErr w:type="spellStart"/>
-                      <w:r>
-                        <w:t>sb</w:t>
-                      </w:r>
-                      <w:proofErr w:type="spellEnd"/>
-                      <w:r>
-                        <w:t xml:space="preserve"> = new </w:t>
-                      </w:r>
-                      <w:proofErr w:type="spellStart"/>
-                      <w:proofErr w:type="gramStart"/>
-                      <w:r>
-                        <w:t>StringBuffer</w:t>
-                      </w:r>
-                      <w:proofErr w:type="spellEnd"/>
-                      <w:r>
-                        <w:t>(</w:t>
-                      </w:r>
-                      <w:proofErr w:type="gramEnd"/>
-                      <w:r>
-                        <w:t xml:space="preserve">"Hello "); </w:t>
+                        <w:t xml:space="preserve">        StringBuffer sb = new StringBuffer("Hello "); </w:t>
                       </w:r>
                     </w:p>
                     <w:p>
@@ -3264,17 +3214,7 @@
                         <w:jc w:val="both"/>
                       </w:pPr>
                       <w:r>
-                        <w:t xml:space="preserve">        </w:t>
-                      </w:r>
-                      <w:proofErr w:type="spellStart"/>
-                      <w:proofErr w:type="gramStart"/>
-                      <w:r>
-                        <w:t>sb.append</w:t>
-                      </w:r>
-                      <w:proofErr w:type="spellEnd"/>
-                      <w:proofErr w:type="gramEnd"/>
-                      <w:r>
-                        <w:t>("Java"); // The original string buffer is modified directly</w:t>
+                        <w:t xml:space="preserve">        sb.append("Java"); // The original string buffer is modified directly</w:t>
                       </w:r>
                     </w:p>
                     <w:p>
@@ -3298,23 +3238,7 @@
                         <w:jc w:val="both"/>
                       </w:pPr>
                       <w:r>
-                        <w:t xml:space="preserve">        </w:t>
-                      </w:r>
-                      <w:proofErr w:type="spellStart"/>
-                      <w:r>
-                        <w:t>System.out.println</w:t>
-                      </w:r>
-                      <w:proofErr w:type="spellEnd"/>
-                      <w:r>
-                        <w:t>(</w:t>
-                      </w:r>
-                      <w:proofErr w:type="spellStart"/>
-                      <w:r>
-                        <w:t>sb</w:t>
-                      </w:r>
-                      <w:proofErr w:type="spellEnd"/>
-                      <w:r>
-                        <w:t xml:space="preserve">); // Prints: Hello Java </w:t>
+                        <w:t xml:space="preserve">        System.out.println(sb); // Prints: Hello Java </w:t>
                       </w:r>
                     </w:p>
                     <w:p>
@@ -8492,6 +8416,966 @@
         <w:jc w:val="both"/>
         <w:rPr>
           <w:rFonts w:ascii="Times New Roman" w:hAnsi="Times New Roman" w:cs="Times New Roman"/>
+        </w:rPr>
+      </w:pPr>
+    </w:p>
+    <w:p>
+      <w:pPr>
+        <w:jc w:val="both"/>
+        <w:rPr>
+          <w:rFonts w:ascii="Times New Roman" w:hAnsi="Times New Roman" w:cs="Times New Roman"/>
+        </w:rPr>
+      </w:pPr>
+    </w:p>
+    <w:p>
+      <w:pPr>
+        <w:jc w:val="both"/>
+        <w:rPr>
+          <w:rFonts w:ascii="Times New Roman" w:hAnsi="Times New Roman" w:cs="Times New Roman"/>
+        </w:rPr>
+      </w:pPr>
+    </w:p>
+    <w:p>
+      <w:pPr>
+        <w:jc w:val="both"/>
+        <w:rPr>
+          <w:rFonts w:ascii="Times New Roman" w:hAnsi="Times New Roman" w:cs="Times New Roman"/>
+        </w:rPr>
+      </w:pPr>
+    </w:p>
+    <w:p>
+      <w:pPr>
+        <w:jc w:val="both"/>
+        <w:rPr>
+          <w:rFonts w:ascii="Times New Roman" w:hAnsi="Times New Roman" w:cs="Times New Roman"/>
+        </w:rPr>
+      </w:pPr>
+    </w:p>
+    <w:p>
+      <w:pPr>
+        <w:jc w:val="both"/>
+        <w:rPr>
+          <w:rFonts w:ascii="Times New Roman" w:hAnsi="Times New Roman" w:cs="Times New Roman"/>
+          <w:b/>
+          <w:bCs/>
+          <w:color w:val="EE0000"/>
+          <w:sz w:val="28"/>
+          <w:szCs w:val="28"/>
+        </w:rPr>
+      </w:pPr>
+      <w:r>
+        <w:rPr>
+          <w:rFonts w:ascii="Times New Roman" w:hAnsi="Times New Roman" w:cs="Times New Roman"/>
+          <w:b/>
+          <w:bCs/>
+          <w:color w:val="EE0000"/>
+          <w:sz w:val="28"/>
+          <w:szCs w:val="28"/>
+        </w:rPr>
+        <w:t>Polymorphism</w:t>
+      </w:r>
+    </w:p>
+    <w:p>
+      <w:pPr>
+        <w:pStyle w:val="ListParagraph"/>
+        <w:numPr>
+          <w:ilvl w:val="0"/>
+          <w:numId w:val="6"/>
+        </w:numPr>
+        <w:spacing w:line="360" w:lineRule="auto"/>
+        <w:jc w:val="both"/>
+        <w:rPr>
+          <w:rFonts w:ascii="Times New Roman" w:hAnsi="Times New Roman" w:cs="Times New Roman"/>
+        </w:rPr>
+      </w:pPr>
+      <w:r>
+        <w:rPr>
+          <w:rFonts w:ascii="Times New Roman" w:hAnsi="Times New Roman" w:cs="Times New Roman"/>
+        </w:rPr>
+        <w:t>Same message given to generalized thing for same behaviour but implemented differently.</w:t>
+      </w:r>
+    </w:p>
+    <w:p>
+      <w:pPr>
+        <w:pStyle w:val="ListParagraph"/>
+        <w:numPr>
+          <w:ilvl w:val="0"/>
+          <w:numId w:val="6"/>
+        </w:numPr>
+        <w:spacing w:line="360" w:lineRule="auto"/>
+        <w:jc w:val="both"/>
+        <w:rPr>
+          <w:rFonts w:ascii="Times New Roman" w:hAnsi="Times New Roman" w:cs="Times New Roman"/>
+        </w:rPr>
+      </w:pPr>
+      <w:r>
+        <w:rPr>
+          <w:rFonts w:ascii="Times New Roman" w:hAnsi="Times New Roman" w:cs="Times New Roman"/>
+        </w:rPr>
+        <w:t>In java polymorphism allows the same method name to perform different actions based on the object that calls it.</w:t>
+      </w:r>
+    </w:p>
+    <w:p>
+      <w:pPr>
+        <w:pStyle w:val="ListParagraph"/>
+        <w:numPr>
+          <w:ilvl w:val="0"/>
+          <w:numId w:val="6"/>
+        </w:numPr>
+        <w:spacing w:line="360" w:lineRule="auto"/>
+        <w:jc w:val="both"/>
+        <w:rPr>
+          <w:rFonts w:ascii="Times New Roman" w:hAnsi="Times New Roman" w:cs="Times New Roman"/>
+        </w:rPr>
+      </w:pPr>
+      <w:r>
+        <w:rPr>
+          <w:rFonts w:ascii="Times New Roman" w:hAnsi="Times New Roman" w:cs="Times New Roman"/>
+        </w:rPr>
+        <w:t>True polymorphism in java is implemented through function overriding.</w:t>
+      </w:r>
+    </w:p>
+    <w:p>
+      <w:pPr>
+        <w:spacing w:line="360" w:lineRule="auto"/>
+        <w:jc w:val="both"/>
+        <w:rPr>
+          <w:rFonts w:ascii="Times New Roman" w:hAnsi="Times New Roman" w:cs="Times New Roman"/>
+          <w:b/>
+          <w:bCs/>
+        </w:rPr>
+      </w:pPr>
+      <w:r>
+        <w:rPr>
+          <w:rFonts w:ascii="Times New Roman" w:hAnsi="Times New Roman" w:cs="Times New Roman"/>
+          <w:b/>
+          <w:bCs/>
+        </w:rPr>
+        <w:t>Types of Polymorphism in Java</w:t>
+      </w:r>
+    </w:p>
+    <w:p>
+      <w:pPr>
+        <w:spacing w:line="360" w:lineRule="auto"/>
+        <w:jc w:val="both"/>
+        <w:rPr>
+          <w:rFonts w:ascii="Times New Roman" w:hAnsi="Times New Roman" w:cs="Times New Roman"/>
+        </w:rPr>
+      </w:pPr>
+      <w:r>
+        <w:rPr>
+          <w:rFonts w:ascii="Times New Roman" w:hAnsi="Times New Roman" w:cs="Times New Roman"/>
+        </w:rPr>
+        <w:t xml:space="preserve">Java mainly supports </w:t>
+      </w:r>
+      <w:r>
+        <w:rPr>
+          <w:rFonts w:ascii="Times New Roman" w:hAnsi="Times New Roman" w:cs="Times New Roman"/>
+          <w:b/>
+          <w:bCs/>
+        </w:rPr>
+        <w:t>two types</w:t>
+      </w:r>
+      <w:r>
+        <w:rPr>
+          <w:rFonts w:ascii="Times New Roman" w:hAnsi="Times New Roman" w:cs="Times New Roman"/>
+        </w:rPr>
+        <w:t>:</w:t>
+      </w:r>
+    </w:p>
+    <w:p>
+      <w:pPr>
+        <w:numPr>
+          <w:ilvl w:val="0"/>
+          <w:numId w:val="41"/>
+        </w:numPr>
+        <w:spacing w:line="360" w:lineRule="auto"/>
+        <w:jc w:val="both"/>
+        <w:rPr>
+          <w:rFonts w:ascii="Times New Roman" w:hAnsi="Times New Roman" w:cs="Times New Roman"/>
+        </w:rPr>
+      </w:pPr>
+      <w:r>
+        <w:rPr>
+          <w:rFonts w:ascii="Times New Roman" w:hAnsi="Times New Roman" w:cs="Times New Roman"/>
+          <w:b/>
+          <w:bCs/>
+        </w:rPr>
+        <w:t>Compile-Time Polymorphism</w:t>
+      </w:r>
+      <w:r>
+        <w:rPr>
+          <w:rFonts w:ascii="Times New Roman" w:hAnsi="Times New Roman" w:cs="Times New Roman"/>
+        </w:rPr>
+        <w:t xml:space="preserve"> </w:t>
+      </w:r>
+      <w:r>
+        <w:rPr>
+          <w:rFonts w:ascii="Times New Roman" w:hAnsi="Times New Roman" w:cs="Times New Roman"/>
+        </w:rPr>
+        <w:t>(Method Overloading)</w:t>
+      </w:r>
+    </w:p>
+    <w:p>
+      <w:pPr>
+        <w:numPr>
+          <w:ilvl w:val="0"/>
+          <w:numId w:val="41"/>
+        </w:numPr>
+        <w:spacing w:line="360" w:lineRule="auto"/>
+        <w:jc w:val="both"/>
+        <w:rPr>
+          <w:rFonts w:ascii="Times New Roman" w:hAnsi="Times New Roman" w:cs="Times New Roman"/>
+        </w:rPr>
+      </w:pPr>
+      <w:r>
+        <w:rPr>
+          <w:rFonts w:ascii="Times New Roman" w:hAnsi="Times New Roman" w:cs="Times New Roman"/>
+          <w:b/>
+          <w:bCs/>
+        </w:rPr>
+        <w:t>Runtime Polymorphism</w:t>
+      </w:r>
+      <w:r>
+        <w:rPr>
+          <w:rFonts w:ascii="Times New Roman" w:hAnsi="Times New Roman" w:cs="Times New Roman"/>
+          <w:b/>
+          <w:bCs/>
+        </w:rPr>
+        <w:t xml:space="preserve"> </w:t>
+      </w:r>
+      <w:r>
+        <w:rPr>
+          <w:rFonts w:ascii="Times New Roman" w:hAnsi="Times New Roman" w:cs="Times New Roman"/>
+        </w:rPr>
+        <w:t>(Method O</w:t>
+      </w:r>
+      <w:r>
+        <w:rPr>
+          <w:rFonts w:ascii="Times New Roman" w:hAnsi="Times New Roman" w:cs="Times New Roman"/>
+        </w:rPr>
+        <w:t>verriding</w:t>
+      </w:r>
+      <w:r>
+        <w:rPr>
+          <w:rFonts w:ascii="Times New Roman" w:hAnsi="Times New Roman" w:cs="Times New Roman"/>
+        </w:rPr>
+        <w:t>)</w:t>
+      </w:r>
+    </w:p>
+    <w:p>
+      <w:pPr>
+        <w:spacing w:line="360" w:lineRule="auto"/>
+        <w:jc w:val="both"/>
+        <w:rPr>
+          <w:rFonts w:ascii="Times New Roman" w:hAnsi="Times New Roman" w:cs="Times New Roman"/>
+        </w:rPr>
+      </w:pPr>
+    </w:p>
+    <w:p>
+      <w:pPr>
+        <w:spacing w:line="360" w:lineRule="auto"/>
+        <w:jc w:val="both"/>
+        <w:rPr>
+          <w:rFonts w:ascii="Times New Roman" w:hAnsi="Times New Roman" w:cs="Times New Roman"/>
+          <w:b/>
+          <w:bCs/>
+        </w:rPr>
+      </w:pPr>
+      <w:r>
+        <w:rPr>
+          <w:rFonts w:ascii="Times New Roman" w:hAnsi="Times New Roman" w:cs="Times New Roman"/>
+          <w:b/>
+          <w:bCs/>
+        </w:rPr>
+        <w:t>Compile-Time Polymorphism</w:t>
+      </w:r>
+    </w:p>
+    <w:p>
+      <w:pPr>
+        <w:pStyle w:val="ListParagraph"/>
+        <w:numPr>
+          <w:ilvl w:val="0"/>
+          <w:numId w:val="6"/>
+        </w:numPr>
+        <w:spacing w:line="360" w:lineRule="auto"/>
+        <w:jc w:val="both"/>
+        <w:rPr>
+          <w:rFonts w:ascii="Times New Roman" w:hAnsi="Times New Roman" w:cs="Times New Roman"/>
+        </w:rPr>
+      </w:pPr>
+      <w:r>
+        <w:rPr>
+          <w:rFonts w:ascii="Times New Roman" w:hAnsi="Times New Roman" w:cs="Times New Roman"/>
+        </w:rPr>
+        <w:t>In java compile-time polymorphism is achieved using method overloading.</w:t>
+      </w:r>
+    </w:p>
+    <w:p>
+      <w:pPr>
+        <w:pStyle w:val="ListParagraph"/>
+        <w:numPr>
+          <w:ilvl w:val="0"/>
+          <w:numId w:val="6"/>
+        </w:numPr>
+        <w:spacing w:line="360" w:lineRule="auto"/>
+        <w:jc w:val="both"/>
+        <w:rPr>
+          <w:rFonts w:ascii="Times New Roman" w:hAnsi="Times New Roman" w:cs="Times New Roman"/>
+        </w:rPr>
+      </w:pPr>
+      <w:r>
+        <w:rPr>
+          <w:rFonts w:ascii="Times New Roman" w:hAnsi="Times New Roman" w:cs="Times New Roman"/>
+        </w:rPr>
+        <w:t>In function overloading function signature is consider in which function name must be same and parameter list must be different as follows:</w:t>
+      </w:r>
+    </w:p>
+    <w:p>
+      <w:pPr>
+        <w:numPr>
+          <w:ilvl w:val="0"/>
+          <w:numId w:val="42"/>
+        </w:numPr>
+        <w:spacing w:line="360" w:lineRule="auto"/>
+        <w:jc w:val="both"/>
+        <w:rPr>
+          <w:rFonts w:ascii="Times New Roman" w:hAnsi="Times New Roman" w:cs="Times New Roman"/>
+        </w:rPr>
+      </w:pPr>
+      <w:r>
+        <w:rPr>
+          <w:rFonts w:ascii="Times New Roman" w:hAnsi="Times New Roman" w:cs="Times New Roman"/>
+        </w:rPr>
+        <w:t>number of parameters must be different</w:t>
+      </w:r>
+    </w:p>
+    <w:p>
+      <w:pPr>
+        <w:numPr>
+          <w:ilvl w:val="0"/>
+          <w:numId w:val="42"/>
+        </w:numPr>
+        <w:spacing w:line="360" w:lineRule="auto"/>
+        <w:jc w:val="both"/>
+        <w:rPr>
+          <w:rFonts w:ascii="Times New Roman" w:hAnsi="Times New Roman" w:cs="Times New Roman"/>
+        </w:rPr>
+      </w:pPr>
+      <w:r>
+        <w:rPr>
+          <w:rFonts w:ascii="Times New Roman" w:hAnsi="Times New Roman" w:cs="Times New Roman"/>
+        </w:rPr>
+        <w:t>Data type of parameter must be different</w:t>
+      </w:r>
+    </w:p>
+    <w:p>
+      <w:pPr>
+        <w:numPr>
+          <w:ilvl w:val="0"/>
+          <w:numId w:val="42"/>
+        </w:numPr>
+        <w:spacing w:line="360" w:lineRule="auto"/>
+        <w:jc w:val="both"/>
+        <w:rPr>
+          <w:rFonts w:ascii="Times New Roman" w:hAnsi="Times New Roman" w:cs="Times New Roman"/>
+        </w:rPr>
+      </w:pPr>
+      <w:r>
+        <w:rPr>
+          <w:rFonts w:ascii="Times New Roman" w:hAnsi="Times New Roman" w:cs="Times New Roman"/>
+        </w:rPr>
+        <w:t>Sequence of data type of parameter must be different</w:t>
+      </w:r>
+    </w:p>
+    <w:p>
+      <w:pPr>
+        <w:pStyle w:val="ListParagraph"/>
+        <w:numPr>
+          <w:ilvl w:val="0"/>
+          <w:numId w:val="6"/>
+        </w:numPr>
+        <w:spacing w:line="360" w:lineRule="auto"/>
+        <w:jc w:val="both"/>
+        <w:rPr>
+          <w:rFonts w:ascii="Times New Roman" w:hAnsi="Times New Roman" w:cs="Times New Roman"/>
+        </w:rPr>
+      </w:pPr>
+      <w:r>
+        <w:rPr>
+          <w:rFonts w:ascii="Times New Roman" w:hAnsi="Times New Roman" w:cs="Times New Roman"/>
+        </w:rPr>
+        <w:t>In method overloading, methods must have the same name but must differ in the number or data types of parameters. When a method is called, the compiler selects the most suitable overloaded method based on the arguments provided. If an exact match is found, that method is invoked; otherwise, the compiler applies type promotion to find the closest matching method.</w:t>
+      </w:r>
+    </w:p>
+    <w:p>
+      <w:pPr>
+        <w:spacing w:line="360" w:lineRule="auto"/>
+        <w:jc w:val="center"/>
+        <w:rPr>
+          <w:rFonts w:ascii="Times New Roman" w:hAnsi="Times New Roman" w:cs="Times New Roman"/>
+        </w:rPr>
+      </w:pPr>
+      <w:r>
+        <w:rPr>
+          <w:rFonts w:ascii="Times New Roman" w:hAnsi="Times New Roman" w:cs="Times New Roman"/>
+        </w:rPr>
+        <w:drawing>
+          <wp:inline distT="0" distB="0" distL="0" distR="0" wp14:anchorId="32A760D5" wp14:editId="22FE7992">
+            <wp:extent cx="3511550" cy="2175947"/>
+            <wp:effectExtent l="0" t="0" r="0" b="0"/>
+            <wp:docPr id="2123532009" name="Picture 1"/>
+            <wp:cNvGraphicFramePr>
+              <a:graphicFrameLocks xmlns:a="http://schemas.openxmlformats.org/drawingml/2006/main" noChangeAspect="1"/>
+            </wp:cNvGraphicFramePr>
+            <a:graphic xmlns:a="http://schemas.openxmlformats.org/drawingml/2006/main">
+              <a:graphicData uri="http://schemas.openxmlformats.org/drawingml/2006/picture">
+                <pic:pic xmlns:pic="http://schemas.openxmlformats.org/drawingml/2006/picture">
+                  <pic:nvPicPr>
+                    <pic:cNvPr id="2123532009" name=""/>
+                    <pic:cNvPicPr/>
+                  </pic:nvPicPr>
+                  <pic:blipFill>
+                    <a:blip r:embed="rId6"/>
+                    <a:stretch>
+                      <a:fillRect/>
+                    </a:stretch>
+                  </pic:blipFill>
+                  <pic:spPr>
+                    <a:xfrm>
+                      <a:off x="0" y="0"/>
+                      <a:ext cx="3521663" cy="2182213"/>
+                    </a:xfrm>
+                    <a:prstGeom prst="rect">
+                      <a:avLst/>
+                    </a:prstGeom>
+                  </pic:spPr>
+                </pic:pic>
+              </a:graphicData>
+            </a:graphic>
+          </wp:inline>
+        </w:drawing>
+      </w:r>
+    </w:p>
+    <w:p>
+      <w:pPr>
+        <w:pStyle w:val="ListParagraph"/>
+        <w:numPr>
+          <w:ilvl w:val="0"/>
+          <w:numId w:val="6"/>
+        </w:numPr>
+        <w:spacing w:line="360" w:lineRule="auto"/>
+        <w:ind w:left="360"/>
+        <w:jc w:val="both"/>
+        <w:rPr>
+          <w:rFonts w:ascii="Times New Roman" w:hAnsi="Times New Roman" w:cs="Times New Roman"/>
+        </w:rPr>
+      </w:pPr>
+      <w:r>
+        <w:rPr>
+          <w:rFonts w:ascii="Times New Roman" w:hAnsi="Times New Roman" w:cs="Times New Roman"/>
+        </w:rPr>
+        <w:t>For function overloading "name mangling" happens at compile time in java it is "name &amp; descriptor".</w:t>
+      </w:r>
+    </w:p>
+    <w:p>
+      <w:pPr>
+        <w:spacing w:line="360" w:lineRule="auto"/>
+        <w:jc w:val="both"/>
+        <w:rPr>
+          <w:rFonts w:ascii="Times New Roman" w:hAnsi="Times New Roman" w:cs="Times New Roman"/>
+        </w:rPr>
+      </w:pPr>
+      <w:r>
+        <w:rPr>
+          <w:rFonts w:ascii="Times New Roman" w:hAnsi="Times New Roman" w:cs="Times New Roman"/>
+          <w:b/>
+          <w:bCs/>
+        </w:rPr>
+        <w:t>what is name mangling?</w:t>
+      </w:r>
+    </w:p>
+    <w:p>
+      <w:pPr>
+        <w:spacing w:line="360" w:lineRule="auto"/>
+        <w:jc w:val="both"/>
+        <w:rPr>
+          <w:rFonts w:ascii="Times New Roman" w:hAnsi="Times New Roman" w:cs="Times New Roman"/>
+        </w:rPr>
+      </w:pPr>
+      <m:oMath>
+        <m:r>
+          <w:rPr>
+            <w:rFonts w:ascii="Cambria Math" w:hAnsi="Cambria Math" w:cs="Times New Roman"/>
+          </w:rPr>
+          <m:t>→</m:t>
+        </m:r>
+      </m:oMath>
+      <w:r>
+        <w:rPr>
+          <w:rFonts w:ascii="Times New Roman" w:hAnsi="Times New Roman" w:cs="Times New Roman"/>
+        </w:rPr>
+        <w:t xml:space="preserve"> name mangling is a process of changing the name of overloaded function at compile time using the rule of function overloading</w:t>
+      </w:r>
+    </w:p>
+    <w:p>
+      <w:pPr>
+        <w:numPr>
+          <w:ilvl w:val="0"/>
+          <w:numId w:val="43"/>
+        </w:numPr>
+        <w:spacing w:line="360" w:lineRule="auto"/>
+        <w:jc w:val="both"/>
+        <w:rPr>
+          <w:rFonts w:ascii="Times New Roman" w:hAnsi="Times New Roman" w:cs="Times New Roman"/>
+        </w:rPr>
+      </w:pPr>
+      <w:r>
+        <w:rPr>
+          <w:rFonts w:ascii="Times New Roman" w:hAnsi="Times New Roman" w:cs="Times New Roman"/>
+        </w:rPr>
+        <w:t>Name mangling is done by compiler</w:t>
+      </w:r>
+    </w:p>
+    <w:p>
+      <w:pPr>
+        <w:numPr>
+          <w:ilvl w:val="0"/>
+          <w:numId w:val="43"/>
+        </w:numPr>
+        <w:spacing w:line="360" w:lineRule="auto"/>
+        <w:jc w:val="both"/>
+        <w:rPr>
+          <w:rFonts w:ascii="Times New Roman" w:hAnsi="Times New Roman" w:cs="Times New Roman"/>
+        </w:rPr>
+      </w:pPr>
+      <w:r>
+        <w:rPr>
+          <w:rFonts w:ascii="Times New Roman" w:hAnsi="Times New Roman" w:cs="Times New Roman"/>
+        </w:rPr>
+        <w:t>In java name mangling kind of process is implemented through descriptors</w:t>
+      </w:r>
+    </w:p>
+    <w:p>
+      <w:pPr>
+        <w:numPr>
+          <w:ilvl w:val="0"/>
+          <w:numId w:val="43"/>
+        </w:numPr>
+        <w:spacing w:line="360" w:lineRule="auto"/>
+        <w:jc w:val="both"/>
+        <w:rPr>
+          <w:rFonts w:ascii="Times New Roman" w:hAnsi="Times New Roman" w:cs="Times New Roman"/>
+        </w:rPr>
+      </w:pPr>
+      <w:r>
+        <w:rPr>
+          <w:rFonts w:ascii="Times New Roman" w:hAnsi="Times New Roman" w:cs="Times New Roman"/>
+        </w:rPr>
+        <w:t>Descriptor usually change the name of function by using combination of package name, class name, function name, parameter list and many other things if needed</w:t>
+      </w:r>
+    </w:p>
+    <w:p>
+      <w:pPr>
+        <w:spacing w:line="360" w:lineRule="auto"/>
+        <w:jc w:val="both"/>
+        <w:rPr>
+          <w:rFonts w:ascii="Times New Roman" w:hAnsi="Times New Roman" w:cs="Times New Roman"/>
+        </w:rPr>
+      </w:pPr>
+    </w:p>
+    <w:p>
+      <w:pPr>
+        <w:spacing w:line="360" w:lineRule="auto"/>
+        <w:jc w:val="both"/>
+        <w:rPr>
+          <w:rFonts w:ascii="Times New Roman" w:hAnsi="Times New Roman" w:cs="Times New Roman"/>
+          <w:b/>
+          <w:bCs/>
+        </w:rPr>
+      </w:pPr>
+      <w:r>
+        <w:rPr>
+          <w:rFonts w:ascii="Times New Roman" w:hAnsi="Times New Roman" w:cs="Times New Roman"/>
+          <w:b/>
+          <w:bCs/>
+        </w:rPr>
+        <w:t>Runtime Polymorphism</w:t>
+      </w:r>
+    </w:p>
+    <w:p>
+      <w:pPr>
+        <w:pStyle w:val="ListParagraph"/>
+        <w:numPr>
+          <w:ilvl w:val="0"/>
+          <w:numId w:val="6"/>
+        </w:numPr>
+        <w:spacing w:line="360" w:lineRule="auto"/>
+        <w:jc w:val="both"/>
+        <w:rPr>
+          <w:rFonts w:ascii="Times New Roman" w:hAnsi="Times New Roman" w:cs="Times New Roman"/>
+        </w:rPr>
+      </w:pPr>
+      <w:r>
+        <w:rPr>
+          <w:rFonts w:ascii="Times New Roman" w:hAnsi="Times New Roman" w:cs="Times New Roman"/>
+        </w:rPr>
+        <w:t>In java Runtime Polymorphism is achieved by using Method Overriding.</w:t>
+      </w:r>
+    </w:p>
+    <w:p>
+      <w:pPr>
+        <w:pStyle w:val="ListParagraph"/>
+        <w:numPr>
+          <w:ilvl w:val="0"/>
+          <w:numId w:val="6"/>
+        </w:numPr>
+        <w:spacing w:line="360" w:lineRule="auto"/>
+        <w:jc w:val="both"/>
+        <w:rPr>
+          <w:rFonts w:ascii="Times New Roman" w:hAnsi="Times New Roman" w:cs="Times New Roman"/>
+        </w:rPr>
+      </w:pPr>
+      <w:r>
+        <w:rPr>
+          <w:rFonts w:ascii="Times New Roman" w:hAnsi="Times New Roman" w:cs="Times New Roman"/>
+        </w:rPr>
+        <w:t>It is also called as true polymorphism.</w:t>
+      </w:r>
+    </w:p>
+    <w:p>
+      <w:pPr>
+        <w:pStyle w:val="ListParagraph"/>
+        <w:numPr>
+          <w:ilvl w:val="0"/>
+          <w:numId w:val="6"/>
+        </w:numPr>
+        <w:spacing w:line="360" w:lineRule="auto"/>
+        <w:jc w:val="both"/>
+        <w:rPr>
+          <w:rFonts w:ascii="Times New Roman" w:hAnsi="Times New Roman" w:cs="Times New Roman"/>
+        </w:rPr>
+      </w:pPr>
+      <w:r>
+        <w:rPr>
+          <w:rFonts w:ascii="Times New Roman" w:hAnsi="Times New Roman" w:cs="Times New Roman"/>
+        </w:rPr>
+        <w:t>In this same message is given to the generalise things but implemented differently.</w:t>
+      </w:r>
+    </w:p>
+    <w:p>
+      <w:pPr>
+        <w:pStyle w:val="ListParagraph"/>
+        <w:numPr>
+          <w:ilvl w:val="0"/>
+          <w:numId w:val="6"/>
+        </w:numPr>
+        <w:spacing w:line="360" w:lineRule="auto"/>
+        <w:jc w:val="both"/>
+        <w:rPr>
+          <w:rFonts w:ascii="Times New Roman" w:hAnsi="Times New Roman" w:cs="Times New Roman"/>
+        </w:rPr>
+      </w:pPr>
+      <w:r>
+        <w:rPr>
+          <w:rFonts w:ascii="Times New Roman" w:hAnsi="Times New Roman" w:cs="Times New Roman"/>
+        </w:rPr>
+        <w:t xml:space="preserve">In these methods is already defined inside super class and it is </w:t>
+      </w:r>
+      <w:proofErr w:type="gramStart"/>
+      <w:r>
+        <w:rPr>
+          <w:rFonts w:ascii="Times New Roman" w:hAnsi="Times New Roman" w:cs="Times New Roman"/>
+        </w:rPr>
+        <w:t>override</w:t>
+      </w:r>
+      <w:proofErr w:type="gramEnd"/>
+      <w:r>
+        <w:rPr>
+          <w:rFonts w:ascii="Times New Roman" w:hAnsi="Times New Roman" w:cs="Times New Roman"/>
+        </w:rPr>
+        <w:t xml:space="preserve"> base class. Where we provide different implementation for this method.</w:t>
+      </w:r>
+    </w:p>
+    <w:p>
+      <w:pPr>
+        <w:pStyle w:val="ListParagraph"/>
+        <w:numPr>
+          <w:ilvl w:val="0"/>
+          <w:numId w:val="6"/>
+        </w:numPr>
+        <w:spacing w:line="360" w:lineRule="auto"/>
+        <w:jc w:val="both"/>
+        <w:rPr>
+          <w:rFonts w:ascii="Times New Roman" w:hAnsi="Times New Roman" w:cs="Times New Roman"/>
+        </w:rPr>
+      </w:pPr>
+      <w:r>
+        <w:rPr>
+          <w:rFonts w:ascii="Times New Roman" w:hAnsi="Times New Roman" w:cs="Times New Roman"/>
+        </w:rPr>
+        <w:t>It is also known as dynamic binding, late binding, or dynamic method dispatch.</w:t>
+      </w:r>
+    </w:p>
+    <w:p>
+      <w:pPr>
+        <w:spacing w:line="360" w:lineRule="auto"/>
+        <w:ind w:left="360"/>
+        <w:jc w:val="both"/>
+        <w:rPr>
+          <w:rFonts w:ascii="Times New Roman" w:hAnsi="Times New Roman" w:cs="Times New Roman"/>
+        </w:rPr>
+      </w:pPr>
+    </w:p>
+    <w:p>
+      <w:pPr>
+        <w:spacing w:line="360" w:lineRule="auto"/>
+        <w:ind w:left="360"/>
+        <w:jc w:val="both"/>
+        <w:rPr>
+          <w:rFonts w:ascii="Times New Roman" w:hAnsi="Times New Roman" w:cs="Times New Roman"/>
+        </w:rPr>
+      </w:pPr>
+      <w:r>
+        <w:rPr>
+          <w:rFonts w:ascii="Times New Roman" w:hAnsi="Times New Roman" w:cs="Times New Roman"/>
+          <w:b/>
+          <w:bCs/>
+        </w:rPr>
+        <w:t>How to implement function overriding?</w:t>
+      </w:r>
+    </w:p>
+    <w:p>
+      <w:pPr>
+        <w:spacing w:line="360" w:lineRule="auto"/>
+        <w:ind w:left="360"/>
+        <w:jc w:val="both"/>
+        <w:rPr>
+          <w:rFonts w:ascii="Times New Roman" w:hAnsi="Times New Roman" w:cs="Times New Roman"/>
+        </w:rPr>
+      </w:pPr>
+      <m:oMath>
+        <m:r>
+          <w:rPr>
+            <w:rFonts w:ascii="Cambria Math" w:hAnsi="Cambria Math" w:cs="Times New Roman"/>
+          </w:rPr>
+          <m:t>→</m:t>
+        </m:r>
+      </m:oMath>
+      <w:r>
+        <w:rPr>
+          <w:rFonts w:ascii="Times New Roman" w:hAnsi="Times New Roman" w:cs="Times New Roman"/>
+        </w:rPr>
+        <w:t xml:space="preserve"> There are two steps in function overriding:</w:t>
+      </w:r>
+    </w:p>
+    <w:p>
+      <w:pPr>
+        <w:numPr>
+          <w:ilvl w:val="0"/>
+          <w:numId w:val="44"/>
+        </w:numPr>
+        <w:spacing w:line="360" w:lineRule="auto"/>
+        <w:jc w:val="both"/>
+        <w:rPr>
+          <w:rFonts w:ascii="Times New Roman" w:hAnsi="Times New Roman" w:cs="Times New Roman"/>
+        </w:rPr>
+      </w:pPr>
+      <w:r>
+        <w:rPr>
+          <w:rFonts w:ascii="Times New Roman" w:hAnsi="Times New Roman" w:cs="Times New Roman"/>
+        </w:rPr>
+        <w:t>Write / define / declare a function in super class.</w:t>
+      </w:r>
+    </w:p>
+    <w:p>
+      <w:pPr>
+        <w:numPr>
+          <w:ilvl w:val="0"/>
+          <w:numId w:val="44"/>
+        </w:numPr>
+        <w:spacing w:line="360" w:lineRule="auto"/>
+        <w:jc w:val="both"/>
+        <w:rPr>
+          <w:rFonts w:ascii="Times New Roman" w:hAnsi="Times New Roman" w:cs="Times New Roman"/>
+        </w:rPr>
+      </w:pPr>
+      <w:r>
+        <w:rPr>
+          <w:rFonts w:ascii="Times New Roman" w:hAnsi="Times New Roman" w:cs="Times New Roman"/>
+        </w:rPr>
+        <w:t>Define a same function in subclass with different implementation.</w:t>
+      </w:r>
+    </w:p>
+    <w:p>
+      <w:pPr>
+        <w:spacing w:line="360" w:lineRule="auto"/>
+        <w:ind w:left="360"/>
+        <w:jc w:val="both"/>
+        <w:rPr>
+          <w:rFonts w:ascii="Times New Roman" w:hAnsi="Times New Roman" w:cs="Times New Roman"/>
+          <w:i/>
+          <w:iCs/>
+        </w:rPr>
+      </w:pPr>
+      <w:r>
+        <w:rPr>
+          <w:rFonts w:ascii="Times New Roman" w:hAnsi="Times New Roman" w:cs="Times New Roman"/>
+          <w:i/>
+          <w:iCs/>
+        </w:rPr>
+        <w:t>(Here same mean the declaration / prototype of function must match)</w:t>
+      </w:r>
+    </w:p>
+    <w:p>
+      <w:pPr>
+        <w:spacing w:line="360" w:lineRule="auto"/>
+        <w:ind w:left="360"/>
+        <w:jc w:val="both"/>
+        <w:rPr>
+          <w:rFonts w:ascii="Times New Roman" w:hAnsi="Times New Roman" w:cs="Times New Roman"/>
+          <w:i/>
+          <w:iCs/>
+        </w:rPr>
+      </w:pPr>
+    </w:p>
+    <w:p>
+      <w:pPr>
+        <w:spacing w:line="360" w:lineRule="auto"/>
+        <w:ind w:left="360"/>
+        <w:jc w:val="both"/>
+        <w:rPr>
+          <w:rFonts w:ascii="Times New Roman" w:hAnsi="Times New Roman" w:cs="Times New Roman"/>
+        </w:rPr>
+      </w:pPr>
+    </w:p>
+    <w:p>
+      <w:pPr>
+        <w:spacing w:line="360" w:lineRule="auto"/>
+        <w:ind w:left="360"/>
+        <w:jc w:val="both"/>
+        <w:rPr>
+          <w:rFonts w:ascii="Times New Roman" w:hAnsi="Times New Roman" w:cs="Times New Roman"/>
+        </w:rPr>
+      </w:pPr>
+      <w:r>
+        <w:rPr>
+          <w:rFonts w:ascii="Times New Roman" w:hAnsi="Times New Roman" w:cs="Times New Roman"/>
+          <w:noProof/>
+        </w:rPr>
+        <mc:AlternateContent>
+          <mc:Choice Requires="wps">
+            <w:drawing>
+              <wp:anchor distT="0" distB="0" distL="114300" distR="114300" simplePos="0" relativeHeight="251665408" behindDoc="0" locked="0" layoutInCell="1" allowOverlap="1" wp14:anchorId="4EB74220" wp14:editId="6770AC6D">
+                <wp:simplePos x="0" y="0"/>
+                <wp:positionH relativeFrom="column">
+                  <wp:posOffset>0</wp:posOffset>
+                </wp:positionH>
+                <wp:positionV relativeFrom="paragraph">
+                  <wp:posOffset>0</wp:posOffset>
+                </wp:positionV>
+                <wp:extent cx="6045200" cy="0"/>
+                <wp:effectExtent l="0" t="0" r="0" b="0"/>
+                <wp:wrapNone/>
+                <wp:docPr id="2087295451" name="Straight Connector 2"/>
+                <wp:cNvGraphicFramePr/>
+                <a:graphic xmlns:a="http://schemas.openxmlformats.org/drawingml/2006/main">
+                  <a:graphicData uri="http://schemas.microsoft.com/office/word/2010/wordprocessingShape">
+                    <wps:wsp>
+                      <wps:cNvCnPr/>
+                      <wps:spPr>
+                        <a:xfrm flipV="1">
+                          <a:off x="0" y="0"/>
+                          <a:ext cx="6045200" cy="0"/>
+                        </a:xfrm>
+                        <a:prstGeom prst="line">
+                          <a:avLst/>
+                        </a:prstGeom>
+                        <a:ln w="9525"/>
+                      </wps:spPr>
+                      <wps:style>
+                        <a:lnRef idx="1">
+                          <a:schemeClr val="dk1"/>
+                        </a:lnRef>
+                        <a:fillRef idx="0">
+                          <a:schemeClr val="dk1"/>
+                        </a:fillRef>
+                        <a:effectRef idx="0">
+                          <a:schemeClr val="dk1"/>
+                        </a:effectRef>
+                        <a:fontRef idx="minor">
+                          <a:schemeClr val="tx1"/>
+                        </a:fontRef>
+                      </wps:style>
+                      <wps:bodyPr/>
+                    </wps:wsp>
+                  </a:graphicData>
+                </a:graphic>
+                <wp14:sizeRelV relativeFrom="margin">
+                  <wp14:pctHeight>0</wp14:pctHeight>
+                </wp14:sizeRelV>
+              </wp:anchor>
+            </w:drawing>
+          </mc:Choice>
+          <mc:Fallback>
+            <w:pict>
+              <v:line w14:anchorId="56DB4FB0" id="Straight Connector 2" o:spid="_x0000_s1026" style="position:absolute;flip:y;z-index:251665408;visibility:visible;mso-wrap-style:square;mso-height-percent:0;mso-wrap-distance-left:9pt;mso-wrap-distance-top:0;mso-wrap-distance-right:9pt;mso-wrap-distance-bottom:0;mso-position-horizontal:absolute;mso-position-horizontal-relative:text;mso-position-vertical:absolute;mso-position-vertical-relative:text;mso-height-percent:0;mso-height-relative:margin" from="0,0" to="476pt,0" o:gfxdata="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" strokecolor="black [3200]">
+                <v:stroke joinstyle="miter"/>
+              </v:line>
+            </w:pict>
+          </mc:Fallback>
+        </mc:AlternateContent>
+      </w:r>
+    </w:p>
+    <w:p>
+      <w:pPr>
+        <w:spacing w:line="360" w:lineRule="auto"/>
+        <w:jc w:val="both"/>
+        <w:rPr>
+          <w:rFonts w:ascii="Times New Roman" w:hAnsi="Times New Roman" w:cs="Times New Roman"/>
+        </w:rPr>
+      </w:pPr>
+    </w:p>
+    <w:p>
+      <w:pPr>
+        <w:spacing w:line="360" w:lineRule="auto"/>
+        <w:jc w:val="both"/>
+        <w:rPr>
+          <w:rFonts w:ascii="Times New Roman" w:hAnsi="Times New Roman" w:cs="Times New Roman"/>
+        </w:rPr>
+      </w:pPr>
+    </w:p>
+    <w:p>
+      <w:pPr>
+        <w:spacing w:line="360" w:lineRule="auto"/>
+        <w:jc w:val="both"/>
+        <w:rPr>
+          <w:rFonts w:ascii="Times New Roman" w:hAnsi="Times New Roman" w:cs="Times New Roman"/>
+        </w:rPr>
+      </w:pPr>
+    </w:p>
+    <w:p>
+      <w:pPr>
+        <w:spacing w:line="360" w:lineRule="auto"/>
+        <w:jc w:val="both"/>
+        <w:rPr>
+          <w:rFonts w:ascii="Times New Roman" w:hAnsi="Times New Roman" w:cs="Times New Roman"/>
+        </w:rPr>
+      </w:pPr>
+    </w:p>
+    <w:p>
+      <w:pPr>
+        <w:jc w:val="both"/>
+        <w:rPr>
+          <w:rFonts w:ascii="Times New Roman" w:hAnsi="Times New Roman" w:cs="Times New Roman"/>
+        </w:rPr>
+      </w:pPr>
+    </w:p>
+    <w:p>
+      <w:pPr>
+        <w:jc w:val="both"/>
+        <w:rPr>
+          <w:rFonts w:ascii="Times New Roman" w:hAnsi="Times New Roman" w:cs="Times New Roman"/>
           <w:b/>
           <w:bCs/>
           <w:color w:val="EE0000"/>
@@ -9053,6 +9937,567 @@
           <w:rFonts w:ascii="Times New Roman" w:hAnsi="Times New Roman" w:cs="Times New Roman"/>
         </w:rPr>
         <w:t>.</w:t>
+      </w:r>
+    </w:p>
+    <w:p>
+      <w:pPr>
+        <w:jc w:val="both"/>
+        <w:rPr>
+          <w:rFonts w:ascii="Times New Roman" w:hAnsi="Times New Roman" w:cs="Times New Roman"/>
+        </w:rPr>
+      </w:pPr>
+    </w:p>
+    <w:p>
+      <w:pPr>
+        <w:rPr>
+          <w:rFonts w:ascii="Times New Roman" w:hAnsi="Times New Roman" w:cs="Times New Roman"/>
+        </w:rPr>
+      </w:pPr>
+      <w:r>
+        <w:rPr>
+          <w:rFonts w:ascii="Times New Roman" w:hAnsi="Times New Roman" w:cs="Times New Roman"/>
+        </w:rPr>
+        <w:br w:type="page"/>
+      </w:r>
+    </w:p>
+    <w:p>
+      <w:pPr>
+        <w:jc w:val="both"/>
+        <w:rPr>
+          <w:rFonts w:ascii="Times New Roman" w:hAnsi="Times New Roman" w:cs="Times New Roman"/>
+        </w:rPr>
+      </w:pPr>
+      <w:r>
+        <w:rPr>
+          <w:rFonts w:ascii="Times New Roman" w:hAnsi="Times New Roman" w:cs="Times New Roman"/>
+        </w:rPr>
+        <w:t>Collection Framework</w:t>
+      </w:r>
+    </w:p>
+    <w:p>
+      <w:pPr>
+        <w:jc w:val="both"/>
+        <w:rPr>
+          <w:rFonts w:ascii="Times New Roman" w:hAnsi="Times New Roman" w:cs="Times New Roman"/>
+          <w:b/>
+          <w:bCs/>
+        </w:rPr>
+      </w:pPr>
+      <w:r>
+        <w:rPr>
+          <w:rFonts w:ascii="Times New Roman" w:hAnsi="Times New Roman" w:cs="Times New Roman"/>
+          <w:b/>
+          <w:bCs/>
+        </w:rPr>
+        <w:t>What is Collection in Java</w:t>
+      </w:r>
+    </w:p>
+    <w:p>
+      <w:pPr>
+        <w:jc w:val="both"/>
+        <w:rPr>
+          <w:rFonts w:ascii="Times New Roman" w:hAnsi="Times New Roman" w:cs="Times New Roman"/>
+        </w:rPr>
+      </w:pPr>
+      <w:r>
+        <w:rPr>
+          <w:rFonts w:ascii="Times New Roman" w:hAnsi="Times New Roman" w:cs="Times New Roman"/>
+        </w:rPr>
+        <w:t>A Collection in Java represents a group of objects stored together as a single unit. It is used to store multiple values so that they can be managed and manipulated easily.</w:t>
+      </w:r>
+      <w:r>
+        <w:rPr>
+          <w:rFonts w:ascii="Times New Roman" w:hAnsi="Times New Roman" w:cs="Times New Roman"/>
+        </w:rPr>
+        <w:t xml:space="preserve"> </w:t>
+      </w:r>
+      <w:r>
+        <w:rPr>
+          <w:rFonts w:ascii="Times New Roman" w:hAnsi="Times New Roman" w:cs="Times New Roman"/>
+        </w:rPr>
+        <w:t>Using collections simplifies common data tasks, such as adding, removing, searching, and sorting elements.</w:t>
+      </w:r>
+      <w:r>
+        <w:rPr>
+          <w:rFonts w:ascii="Times New Roman" w:hAnsi="Times New Roman" w:cs="Times New Roman"/>
+        </w:rPr>
+        <w:t xml:space="preserve"> </w:t>
+      </w:r>
+    </w:p>
+    <w:p>
+      <w:pPr>
+        <w:jc w:val="both"/>
+        <w:rPr>
+          <w:rFonts w:ascii="Times New Roman" w:hAnsi="Times New Roman" w:cs="Times New Roman"/>
+        </w:rPr>
+      </w:pPr>
+    </w:p>
+    <w:p>
+      <w:pPr>
+        <w:jc w:val="both"/>
+        <w:rPr>
+          <w:rFonts w:ascii="Times New Roman" w:hAnsi="Times New Roman" w:cs="Times New Roman"/>
+          <w:b/>
+          <w:bCs/>
+        </w:rPr>
+      </w:pPr>
+      <w:r>
+        <w:rPr>
+          <w:rFonts w:ascii="Times New Roman" w:hAnsi="Times New Roman" w:cs="Times New Roman"/>
+          <w:b/>
+          <w:bCs/>
+        </w:rPr>
+        <w:t>Framework</w:t>
+      </w:r>
+    </w:p>
+    <w:p>
+      <w:pPr>
+        <w:jc w:val="both"/>
+        <w:rPr>
+          <w:rFonts w:ascii="Times New Roman" w:hAnsi="Times New Roman" w:cs="Times New Roman"/>
+        </w:rPr>
+      </w:pPr>
+      <w:r>
+        <w:rPr>
+          <w:rFonts w:ascii="Times New Roman" w:hAnsi="Times New Roman" w:cs="Times New Roman"/>
+        </w:rPr>
+        <w:t>A framework provides a ready-made structure of classes and interfaces for building software applications efficiently.</w:t>
+      </w:r>
+    </w:p>
+    <w:p>
+      <w:pPr>
+        <w:numPr>
+          <w:ilvl w:val="0"/>
+          <w:numId w:val="38"/>
+        </w:numPr>
+        <w:jc w:val="both"/>
+        <w:rPr>
+          <w:rFonts w:ascii="Times New Roman" w:hAnsi="Times New Roman" w:cs="Times New Roman"/>
+        </w:rPr>
+      </w:pPr>
+      <w:r>
+        <w:rPr>
+          <w:rFonts w:ascii="Times New Roman" w:hAnsi="Times New Roman" w:cs="Times New Roman"/>
+        </w:rPr>
+        <w:t>It provides a ready-made structure</w:t>
+      </w:r>
+    </w:p>
+    <w:p>
+      <w:pPr>
+        <w:numPr>
+          <w:ilvl w:val="0"/>
+          <w:numId w:val="38"/>
+        </w:numPr>
+        <w:jc w:val="both"/>
+        <w:rPr>
+          <w:rFonts w:ascii="Times New Roman" w:hAnsi="Times New Roman" w:cs="Times New Roman"/>
+        </w:rPr>
+      </w:pPr>
+      <w:r>
+        <w:rPr>
+          <w:rFonts w:ascii="Times New Roman" w:hAnsi="Times New Roman" w:cs="Times New Roman"/>
+        </w:rPr>
+        <w:t>It contains classes and interfaces</w:t>
+      </w:r>
+    </w:p>
+    <w:p>
+      <w:pPr>
+        <w:numPr>
+          <w:ilvl w:val="0"/>
+          <w:numId w:val="38"/>
+        </w:numPr>
+        <w:jc w:val="both"/>
+        <w:rPr>
+          <w:rFonts w:ascii="Times New Roman" w:hAnsi="Times New Roman" w:cs="Times New Roman"/>
+        </w:rPr>
+      </w:pPr>
+      <w:r>
+        <w:rPr>
+          <w:rFonts w:ascii="Times New Roman" w:hAnsi="Times New Roman" w:cs="Times New Roman"/>
+        </w:rPr>
+        <w:t>It helps in faster and easier development</w:t>
+      </w:r>
+    </w:p>
+    <w:p>
+      <w:pPr>
+        <w:jc w:val="both"/>
+        <w:rPr>
+          <w:rFonts w:ascii="Times New Roman" w:hAnsi="Times New Roman" w:cs="Times New Roman"/>
+        </w:rPr>
+      </w:pPr>
+    </w:p>
+    <w:p>
+      <w:pPr>
+        <w:jc w:val="both"/>
+        <w:rPr>
+          <w:rFonts w:ascii="Times New Roman" w:hAnsi="Times New Roman" w:cs="Times New Roman"/>
+          <w:b/>
+          <w:bCs/>
+        </w:rPr>
+      </w:pPr>
+      <w:r>
+        <w:rPr>
+          <w:rFonts w:ascii="Times New Roman" w:hAnsi="Times New Roman" w:cs="Times New Roman"/>
+          <w:b/>
+          <w:bCs/>
+        </w:rPr>
+        <w:t>Collection Framework</w:t>
+      </w:r>
+    </w:p>
+    <w:p>
+      <w:pPr>
+        <w:jc w:val="both"/>
+        <w:rPr>
+          <w:rFonts w:ascii="Times New Roman" w:hAnsi="Times New Roman" w:cs="Times New Roman"/>
+        </w:rPr>
+      </w:pPr>
+      <w:r>
+        <w:rPr>
+          <w:rFonts w:ascii="Times New Roman" w:hAnsi="Times New Roman" w:cs="Times New Roman"/>
+        </w:rPr>
+        <w:t>The Collection Framework is a set of classes and interfaces used to store and manage data. It provides different data structures like lists, sets, and queues.</w:t>
+      </w:r>
+    </w:p>
+    <w:p>
+      <w:pPr>
+        <w:jc w:val="both"/>
+        <w:rPr>
+          <w:rFonts w:ascii="Times New Roman" w:hAnsi="Times New Roman" w:cs="Times New Roman"/>
+        </w:rPr>
+      </w:pPr>
+    </w:p>
+    <w:p>
+      <w:pPr>
+        <w:jc w:val="both"/>
+        <w:rPr>
+          <w:rFonts w:ascii="Times New Roman" w:hAnsi="Times New Roman" w:cs="Times New Roman"/>
+          <w:b/>
+          <w:bCs/>
+        </w:rPr>
+      </w:pPr>
+      <w:r>
+        <w:rPr>
+          <w:rFonts w:ascii="Times New Roman" w:hAnsi="Times New Roman" w:cs="Times New Roman"/>
+          <w:b/>
+          <w:bCs/>
+        </w:rPr>
+        <w:t>Types of Collections in Java</w:t>
+      </w:r>
+    </w:p>
+    <w:p>
+      <w:pPr>
+        <w:jc w:val="both"/>
+        <w:rPr>
+          <w:rFonts w:ascii="Times New Roman" w:hAnsi="Times New Roman" w:cs="Times New Roman"/>
+        </w:rPr>
+      </w:pPr>
+      <w:r>
+        <w:rPr>
+          <w:rFonts w:ascii="Times New Roman" w:hAnsi="Times New Roman" w:cs="Times New Roman"/>
+        </w:rPr>
+        <w:t>Java Collection Framework provides different types of interfaces and classes:</w:t>
+      </w:r>
+    </w:p>
+    <w:p>
+      <w:pPr>
+        <w:jc w:val="both"/>
+        <w:rPr>
+          <w:rFonts w:ascii="Times New Roman" w:hAnsi="Times New Roman" w:cs="Times New Roman"/>
+        </w:rPr>
+      </w:pPr>
+      <w:r>
+        <w:rPr>
+          <w:rFonts w:ascii="Times New Roman" w:hAnsi="Times New Roman" w:cs="Times New Roman"/>
+          <w:b/>
+          <w:bCs/>
+        </w:rPr>
+        <w:t>Interfaces:</w:t>
+      </w:r>
+    </w:p>
+    <w:p>
+      <w:pPr>
+        <w:numPr>
+          <w:ilvl w:val="0"/>
+          <w:numId w:val="39"/>
+        </w:numPr>
+        <w:jc w:val="both"/>
+        <w:rPr>
+          <w:rFonts w:ascii="Times New Roman" w:hAnsi="Times New Roman" w:cs="Times New Roman"/>
+        </w:rPr>
+      </w:pPr>
+      <w:r>
+        <w:rPr>
+          <w:rFonts w:ascii="Times New Roman" w:hAnsi="Times New Roman" w:cs="Times New Roman"/>
+        </w:rPr>
+        <w:t>List</w:t>
+      </w:r>
+    </w:p>
+    <w:p>
+      <w:pPr>
+        <w:numPr>
+          <w:ilvl w:val="0"/>
+          <w:numId w:val="39"/>
+        </w:numPr>
+        <w:jc w:val="both"/>
+        <w:rPr>
+          <w:rFonts w:ascii="Times New Roman" w:hAnsi="Times New Roman" w:cs="Times New Roman"/>
+        </w:rPr>
+      </w:pPr>
+      <w:r>
+        <w:rPr>
+          <w:rFonts w:ascii="Times New Roman" w:hAnsi="Times New Roman" w:cs="Times New Roman"/>
+        </w:rPr>
+        <w:t>Set</w:t>
+      </w:r>
+    </w:p>
+    <w:p>
+      <w:pPr>
+        <w:numPr>
+          <w:ilvl w:val="0"/>
+          <w:numId w:val="39"/>
+        </w:numPr>
+        <w:jc w:val="both"/>
+        <w:rPr>
+          <w:rFonts w:ascii="Times New Roman" w:hAnsi="Times New Roman" w:cs="Times New Roman"/>
+        </w:rPr>
+      </w:pPr>
+      <w:r>
+        <w:rPr>
+          <w:rFonts w:ascii="Times New Roman" w:hAnsi="Times New Roman" w:cs="Times New Roman"/>
+        </w:rPr>
+        <w:t>Queue</w:t>
+      </w:r>
+    </w:p>
+    <w:p>
+      <w:pPr>
+        <w:numPr>
+          <w:ilvl w:val="0"/>
+          <w:numId w:val="39"/>
+        </w:numPr>
+        <w:jc w:val="both"/>
+        <w:rPr>
+          <w:rFonts w:ascii="Times New Roman" w:hAnsi="Times New Roman" w:cs="Times New Roman"/>
+        </w:rPr>
+      </w:pPr>
+      <w:r>
+        <w:rPr>
+          <w:rFonts w:ascii="Times New Roman" w:hAnsi="Times New Roman" w:cs="Times New Roman"/>
+        </w:rPr>
+        <w:t>Deque</w:t>
+      </w:r>
+    </w:p>
+    <w:p>
+      <w:pPr>
+        <w:jc w:val="both"/>
+        <w:rPr>
+          <w:rFonts w:ascii="Times New Roman" w:hAnsi="Times New Roman" w:cs="Times New Roman"/>
+        </w:rPr>
+      </w:pPr>
+      <w:r>
+        <w:rPr>
+          <w:rFonts w:ascii="Times New Roman" w:hAnsi="Times New Roman" w:cs="Times New Roman"/>
+          <w:b/>
+          <w:bCs/>
+        </w:rPr>
+        <w:t>Classes:</w:t>
+      </w:r>
+    </w:p>
+    <w:p>
+      <w:pPr>
+        <w:numPr>
+          <w:ilvl w:val="0"/>
+          <w:numId w:val="40"/>
+        </w:numPr>
+        <w:jc w:val="both"/>
+        <w:rPr>
+          <w:rFonts w:ascii="Times New Roman" w:hAnsi="Times New Roman" w:cs="Times New Roman"/>
+        </w:rPr>
+      </w:pPr>
+      <w:proofErr w:type="spellStart"/>
+      <w:r>
+        <w:rPr>
+          <w:rFonts w:ascii="Times New Roman" w:hAnsi="Times New Roman" w:cs="Times New Roman"/>
+        </w:rPr>
+        <w:t>ArrayList</w:t>
+      </w:r>
+      <w:proofErr w:type="spellEnd"/>
+    </w:p>
+    <w:p>
+      <w:pPr>
+        <w:numPr>
+          <w:ilvl w:val="0"/>
+          <w:numId w:val="40"/>
+        </w:numPr>
+        <w:jc w:val="both"/>
+        <w:rPr>
+          <w:rFonts w:ascii="Times New Roman" w:hAnsi="Times New Roman" w:cs="Times New Roman"/>
+        </w:rPr>
+      </w:pPr>
+      <w:r>
+        <w:rPr>
+          <w:rFonts w:ascii="Times New Roman" w:hAnsi="Times New Roman" w:cs="Times New Roman"/>
+        </w:rPr>
+        <w:t>Vector</w:t>
+      </w:r>
+    </w:p>
+    <w:p>
+      <w:pPr>
+        <w:numPr>
+          <w:ilvl w:val="0"/>
+          <w:numId w:val="40"/>
+        </w:numPr>
+        <w:jc w:val="both"/>
+        <w:rPr>
+          <w:rFonts w:ascii="Times New Roman" w:hAnsi="Times New Roman" w:cs="Times New Roman"/>
+        </w:rPr>
+      </w:pPr>
+      <w:r>
+        <w:rPr>
+          <w:rFonts w:ascii="Times New Roman" w:hAnsi="Times New Roman" w:cs="Times New Roman"/>
+        </w:rPr>
+        <w:t>LinkedList</w:t>
+      </w:r>
+    </w:p>
+    <w:p>
+      <w:pPr>
+        <w:numPr>
+          <w:ilvl w:val="0"/>
+          <w:numId w:val="40"/>
+        </w:numPr>
+        <w:jc w:val="both"/>
+        <w:rPr>
+          <w:rFonts w:ascii="Times New Roman" w:hAnsi="Times New Roman" w:cs="Times New Roman"/>
+        </w:rPr>
+      </w:pPr>
+      <w:proofErr w:type="spellStart"/>
+      <w:r>
+        <w:rPr>
+          <w:rFonts w:ascii="Times New Roman" w:hAnsi="Times New Roman" w:cs="Times New Roman"/>
+        </w:rPr>
+        <w:t>PriorityQueue</w:t>
+      </w:r>
+      <w:proofErr w:type="spellEnd"/>
+    </w:p>
+    <w:p>
+      <w:pPr>
+        <w:numPr>
+          <w:ilvl w:val="0"/>
+          <w:numId w:val="40"/>
+        </w:numPr>
+        <w:jc w:val="both"/>
+        <w:rPr>
+          <w:rFonts w:ascii="Times New Roman" w:hAnsi="Times New Roman" w:cs="Times New Roman"/>
+        </w:rPr>
+      </w:pPr>
+      <w:r>
+        <w:rPr>
+          <w:rFonts w:ascii="Times New Roman" w:hAnsi="Times New Roman" w:cs="Times New Roman"/>
+        </w:rPr>
+        <w:t>HashSet</w:t>
+      </w:r>
+    </w:p>
+    <w:p>
+      <w:pPr>
+        <w:numPr>
+          <w:ilvl w:val="0"/>
+          <w:numId w:val="40"/>
+        </w:numPr>
+        <w:jc w:val="both"/>
+        <w:rPr>
+          <w:rFonts w:ascii="Times New Roman" w:hAnsi="Times New Roman" w:cs="Times New Roman"/>
+        </w:rPr>
+      </w:pPr>
+      <w:proofErr w:type="spellStart"/>
+      <w:r>
+        <w:rPr>
+          <w:rFonts w:ascii="Times New Roman" w:hAnsi="Times New Roman" w:cs="Times New Roman"/>
+        </w:rPr>
+        <w:t>LinkedHashSet</w:t>
+      </w:r>
+      <w:proofErr w:type="spellEnd"/>
+    </w:p>
+    <w:p>
+      <w:pPr>
+        <w:numPr>
+          <w:ilvl w:val="0"/>
+          <w:numId w:val="40"/>
+        </w:numPr>
+        <w:jc w:val="both"/>
+        <w:rPr>
+          <w:rFonts w:ascii="Times New Roman" w:hAnsi="Times New Roman" w:cs="Times New Roman"/>
+        </w:rPr>
+      </w:pPr>
+      <w:proofErr w:type="spellStart"/>
+      <w:r>
+        <w:rPr>
+          <w:rFonts w:ascii="Times New Roman" w:hAnsi="Times New Roman" w:cs="Times New Roman"/>
+        </w:rPr>
+        <w:t>TreeSet</w:t>
+      </w:r>
+      <w:proofErr w:type="spellEnd"/>
+    </w:p>
+    <w:p>
+      <w:pPr>
+        <w:jc w:val="both"/>
+        <w:rPr>
+          <w:rFonts w:ascii="Times New Roman" w:hAnsi="Times New Roman" w:cs="Times New Roman"/>
+        </w:rPr>
+      </w:pPr>
+    </w:p>
+    <w:p>
+      <w:pPr>
+        <w:jc w:val="both"/>
+        <w:rPr>
+          <w:rFonts w:ascii="Times New Roman" w:hAnsi="Times New Roman" w:cs="Times New Roman"/>
+        </w:rPr>
+      </w:pPr>
+    </w:p>
+    <w:p>
+      <w:pPr>
+        <w:jc w:val="both"/>
+        <w:rPr>
+          <w:rFonts w:ascii="Times New Roman" w:hAnsi="Times New Roman" w:cs="Times New Roman"/>
+        </w:rPr>
+      </w:pPr>
+      <w:r>
+        <w:rPr>
+          <w:rFonts w:ascii="Times New Roman" w:hAnsi="Times New Roman" w:cs="Times New Roman"/>
+        </w:rPr>
+        <w:drawing>
+          <wp:inline distT="0" distB="0" distL="0" distR="0" wp14:anchorId="0D375117" wp14:editId="240D63FD">
+            <wp:extent cx="5731510" cy="3935095"/>
+            <wp:effectExtent l="0" t="0" r="2540" b="8255"/>
+            <wp:docPr id="1734927168" name="Picture 1"/>
+            <wp:cNvGraphicFramePr>
+              <a:graphicFrameLocks xmlns:a="http://schemas.openxmlformats.org/drawingml/2006/main" noChangeAspect="1"/>
+            </wp:cNvGraphicFramePr>
+            <a:graphic xmlns:a="http://schemas.openxmlformats.org/drawingml/2006/main">
+              <a:graphicData uri="http://schemas.openxmlformats.org/drawingml/2006/picture">
+                <pic:pic xmlns:pic="http://schemas.openxmlformats.org/drawingml/2006/picture">
+                  <pic:nvPicPr>
+                    <pic:cNvPr id="1734927168" name=""/>
+                    <pic:cNvPicPr/>
+                  </pic:nvPicPr>
+                  <pic:blipFill>
+                    <a:blip r:embed="rId7"/>
+                    <a:stretch>
+                      <a:fillRect/>
+                    </a:stretch>
+                  </pic:blipFill>
+                  <pic:spPr>
+                    <a:xfrm>
+                      <a:off x="0" y="0"/>
+                      <a:ext cx="5731510" cy="3935095"/>
+                    </a:xfrm>
+                    <a:prstGeom prst="rect">
+                      <a:avLst/>
+                    </a:prstGeom>
+                  </pic:spPr>
+                </pic:pic>
+              </a:graphicData>
+            </a:graphic>
+          </wp:inline>
+        </w:drawing>
       </w:r>
     </w:p>
     <w:p>
@@ -9233,6 +10678,268 @@
     </w:lvl>
   </w:abstractNum>
   <w:abstractNum w:abstractNumId="1" w15:restartNumberingAfterBreak="0">
+    <w:nsid w:val="02B75086"/>
+    <w:multiLevelType w:val="multilevel"/>
+    <w:tmpl w:val="C34E245C"/>
+    <w:lvl w:ilvl="0">
+      <w:start w:val="1"/>
+      <w:numFmt w:val="decimal"/>
+      <w:lvlText w:val="%1."/>
+      <w:lvlJc w:val="left"/>
+      <w:pPr>
+        <w:tabs>
+          <w:tab w:val="num" w:pos="720"/>
+        </w:tabs>
+        <w:ind w:left="720" w:hanging="360"/>
+      </w:pPr>
+    </w:lvl>
+    <w:lvl w:ilvl="1" w:tentative="1">
+      <w:start w:val="1"/>
+      <w:numFmt w:val="decimal"/>
+      <w:lvlText w:val="%2."/>
+      <w:lvlJc w:val="left"/>
+      <w:pPr>
+        <w:tabs>
+          <w:tab w:val="num" w:pos="1440"/>
+        </w:tabs>
+        <w:ind w:left="1440" w:hanging="360"/>
+      </w:pPr>
+    </w:lvl>
+    <w:lvl w:ilvl="2" w:tentative="1">
+      <w:start w:val="1"/>
+      <w:numFmt w:val="decimal"/>
+      <w:lvlText w:val="%3."/>
+      <w:lvlJc w:val="left"/>
+      <w:pPr>
+        <w:tabs>
+          <w:tab w:val="num" w:pos="2160"/>
+        </w:tabs>
+        <w:ind w:left="2160" w:hanging="360"/>
+      </w:pPr>
+    </w:lvl>
+    <w:lvl w:ilvl="3" w:tentative="1">
+      <w:start w:val="1"/>
+      <w:numFmt w:val="decimal"/>
+      <w:lvlText w:val="%4."/>
+      <w:lvlJc w:val="left"/>
+      <w:pPr>
+        <w:tabs>
+          <w:tab w:val="num" w:pos="2880"/>
+        </w:tabs>
+        <w:ind w:left="2880" w:hanging="360"/>
+      </w:pPr>
+    </w:lvl>
+    <w:lvl w:ilvl="4" w:tentative="1">
+      <w:start w:val="1"/>
+      <w:numFmt w:val="decimal"/>
+      <w:lvlText w:val="%5."/>
+      <w:lvlJc w:val="left"/>
+      <w:pPr>
+        <w:tabs>
+          <w:tab w:val="num" w:pos="3600"/>
+        </w:tabs>
+        <w:ind w:left="3600" w:hanging="360"/>
+      </w:pPr>
+    </w:lvl>
+    <w:lvl w:ilvl="5" w:tentative="1">
+      <w:start w:val="1"/>
+      <w:numFmt w:val="decimal"/>
+      <w:lvlText w:val="%6."/>
+      <w:lvlJc w:val="left"/>
+      <w:pPr>
+        <w:tabs>
+          <w:tab w:val="num" w:pos="4320"/>
+        </w:tabs>
+        <w:ind w:left="4320" w:hanging="360"/>
+      </w:pPr>
+    </w:lvl>
+    <w:lvl w:ilvl="6" w:tentative="1">
+      <w:start w:val="1"/>
+      <w:numFmt w:val="decimal"/>
+      <w:lvlText w:val="%7."/>
+      <w:lvlJc w:val="left"/>
+      <w:pPr>
+        <w:tabs>
+          <w:tab w:val="num" w:pos="5040"/>
+        </w:tabs>
+        <w:ind w:left="5040" w:hanging="360"/>
+      </w:pPr>
+    </w:lvl>
+    <w:lvl w:ilvl="7" w:tentative="1">
+      <w:start w:val="1"/>
+      <w:numFmt w:val="decimal"/>
+      <w:lvlText w:val="%8."/>
+      <w:lvlJc w:val="left"/>
+      <w:pPr>
+        <w:tabs>
+          <w:tab w:val="num" w:pos="5760"/>
+        </w:tabs>
+        <w:ind w:left="5760" w:hanging="360"/>
+      </w:pPr>
+    </w:lvl>
+    <w:lvl w:ilvl="8" w:tentative="1">
+      <w:start w:val="1"/>
+      <w:numFmt w:val="decimal"/>
+      <w:lvlText w:val="%9."/>
+      <w:lvlJc w:val="left"/>
+      <w:pPr>
+        <w:tabs>
+          <w:tab w:val="num" w:pos="6480"/>
+        </w:tabs>
+        <w:ind w:left="6480" w:hanging="360"/>
+      </w:pPr>
+    </w:lvl>
+  </w:abstractNum>
+  <w:abstractNum w:abstractNumId="2" w15:restartNumberingAfterBreak="0">
+    <w:nsid w:val="05EC5922"/>
+    <w:multiLevelType w:val="multilevel"/>
+    <w:tmpl w:val="4C9A091C"/>
+    <w:lvl w:ilvl="0">
+      <w:start w:val="1"/>
+      <w:numFmt w:val="bullet"/>
+      <w:lvlText w:val=""/>
+      <w:lvlJc w:val="left"/>
+      <w:pPr>
+        <w:tabs>
+          <w:tab w:val="num" w:pos="720"/>
+        </w:tabs>
+        <w:ind w:left="720" w:hanging="360"/>
+      </w:pPr>
+      <w:rPr>
+        <w:rFonts w:ascii="Symbol" w:hAnsi="Symbol" w:hint="default"/>
+        <w:sz w:val="20"/>
+      </w:rPr>
+    </w:lvl>
+    <w:lvl w:ilvl="1" w:tentative="1">
+      <w:start w:val="1"/>
+      <w:numFmt w:val="bullet"/>
+      <w:lvlText w:val="o"/>
+      <w:lvlJc w:val="left"/>
+      <w:pPr>
+        <w:tabs>
+          <w:tab w:val="num" w:pos="1440"/>
+        </w:tabs>
+        <w:ind w:left="1440" w:hanging="360"/>
+      </w:pPr>
+      <w:rPr>
+        <w:rFonts w:ascii="Courier New" w:hAnsi="Courier New" w:hint="default"/>
+        <w:sz w:val="20"/>
+      </w:rPr>
+    </w:lvl>
+    <w:lvl w:ilvl="2" w:tentative="1">
+      <w:start w:val="1"/>
+      <w:numFmt w:val="bullet"/>
+      <w:lvlText w:val=""/>
+      <w:lvlJc w:val="left"/>
+      <w:pPr>
+        <w:tabs>
+          <w:tab w:val="num" w:pos="2160"/>
+        </w:tabs>
+        <w:ind w:left="2160" w:hanging="360"/>
+      </w:pPr>
+      <w:rPr>
+        <w:rFonts w:ascii="Wingdings" w:hAnsi="Wingdings" w:hint="default"/>
+        <w:sz w:val="20"/>
+      </w:rPr>
+    </w:lvl>
+    <w:lvl w:ilvl="3" w:tentative="1">
+      <w:start w:val="1"/>
+      <w:numFmt w:val="bullet"/>
+      <w:lvlText w:val=""/>
+      <w:lvlJc w:val="left"/>
+      <w:pPr>
+        <w:tabs>
+          <w:tab w:val="num" w:pos="2880"/>
+        </w:tabs>
+        <w:ind w:left="2880" w:hanging="360"/>
+      </w:pPr>
+      <w:rPr>
+        <w:rFonts w:ascii="Wingdings" w:hAnsi="Wingdings" w:hint="default"/>
+        <w:sz w:val="20"/>
+      </w:rPr>
+    </w:lvl>
+    <w:lvl w:ilvl="4" w:tentative="1">
+      <w:start w:val="1"/>
+      <w:numFmt w:val="bullet"/>
+      <w:lvlText w:val=""/>
+      <w:lvlJc w:val="left"/>
+      <w:pPr>
+        <w:tabs>
+          <w:tab w:val="num" w:pos="3600"/>
+        </w:tabs>
+        <w:ind w:left="3600" w:hanging="360"/>
+      </w:pPr>
+      <w:rPr>
+        <w:rFonts w:ascii="Wingdings" w:hAnsi="Wingdings" w:hint="default"/>
+        <w:sz w:val="20"/>
+      </w:rPr>
+    </w:lvl>
+    <w:lvl w:ilvl="5" w:tentative="1">
+      <w:start w:val="1"/>
+      <w:numFmt w:val="bullet"/>
+      <w:lvlText w:val=""/>
+      <w:lvlJc w:val="left"/>
+      <w:pPr>
+        <w:tabs>
+          <w:tab w:val="num" w:pos="4320"/>
+        </w:tabs>
+        <w:ind w:left="4320" w:hanging="360"/>
+      </w:pPr>
+      <w:rPr>
+        <w:rFonts w:ascii="Wingdings" w:hAnsi="Wingdings" w:hint="default"/>
+        <w:sz w:val="20"/>
+      </w:rPr>
+    </w:lvl>
+    <w:lvl w:ilvl="6" w:tentative="1">
+      <w:start w:val="1"/>
+      <w:numFmt w:val="bullet"/>
+      <w:lvlText w:val=""/>
+      <w:lvlJc w:val="left"/>
+      <w:pPr>
+        <w:tabs>
+          <w:tab w:val="num" w:pos="5040"/>
+        </w:tabs>
+        <w:ind w:left="5040" w:hanging="360"/>
+      </w:pPr>
+      <w:rPr>
+        <w:rFonts w:ascii="Wingdings" w:hAnsi="Wingdings" w:hint="default"/>
+        <w:sz w:val="20"/>
+      </w:rPr>
+    </w:lvl>
+    <w:lvl w:ilvl="7" w:tentative="1">
+      <w:start w:val="1"/>
+      <w:numFmt w:val="bullet"/>
+      <w:lvlText w:val=""/>
+      <w:lvlJc w:val="left"/>
+      <w:pPr>
+        <w:tabs>
+          <w:tab w:val="num" w:pos="5760"/>
+        </w:tabs>
+        <w:ind w:left="5760" w:hanging="360"/>
+      </w:pPr>
+      <w:rPr>
+        <w:rFonts w:ascii="Wingdings" w:hAnsi="Wingdings" w:hint="default"/>
+        <w:sz w:val="20"/>
+      </w:rPr>
+    </w:lvl>
+    <w:lvl w:ilvl="8" w:tentative="1">
+      <w:start w:val="1"/>
+      <w:numFmt w:val="bullet"/>
+      <w:lvlText w:val=""/>
+      <w:lvlJc w:val="left"/>
+      <w:pPr>
+        <w:tabs>
+          <w:tab w:val="num" w:pos="6480"/>
+        </w:tabs>
+        <w:ind w:left="6480" w:hanging="360"/>
+      </w:pPr>
+      <w:rPr>
+        <w:rFonts w:ascii="Wingdings" w:hAnsi="Wingdings" w:hint="default"/>
+        <w:sz w:val="20"/>
+      </w:rPr>
+    </w:lvl>
+  </w:abstractNum>
+  <w:abstractNum w:abstractNumId="3" w15:restartNumberingAfterBreak="0">
     <w:nsid w:val="0A883ECE"/>
     <w:multiLevelType w:val="multilevel"/>
     <w:tmpl w:val="4AC82A54"/>
@@ -9381,7 +11088,7 @@
       </w:rPr>
     </w:lvl>
   </w:abstractNum>
-  <w:abstractNum w:abstractNumId="2" w15:restartNumberingAfterBreak="0">
+  <w:abstractNum w:abstractNumId="4" w15:restartNumberingAfterBreak="0">
     <w:nsid w:val="175E2578"/>
     <w:multiLevelType w:val="multilevel"/>
     <w:tmpl w:val="295CFC80"/>
@@ -9530,7 +11237,7 @@
       </w:rPr>
     </w:lvl>
   </w:abstractNum>
-  <w:abstractNum w:abstractNumId="3" w15:restartNumberingAfterBreak="0">
+  <w:abstractNum w:abstractNumId="5" w15:restartNumberingAfterBreak="0">
     <w:nsid w:val="17F377CC"/>
     <w:multiLevelType w:val="multilevel"/>
     <w:tmpl w:val="20E20282"/>
@@ -9679,7 +11386,7 @@
       </w:rPr>
     </w:lvl>
   </w:abstractNum>
-  <w:abstractNum w:abstractNumId="4" w15:restartNumberingAfterBreak="0">
+  <w:abstractNum w:abstractNumId="6" w15:restartNumberingAfterBreak="0">
     <w:nsid w:val="215C0B87"/>
     <w:multiLevelType w:val="multilevel"/>
     <w:tmpl w:val="F246EE20"/>
@@ -9828,10 +11535,10 @@
       </w:rPr>
     </w:lvl>
   </w:abstractNum>
-  <w:abstractNum w:abstractNumId="5" w15:restartNumberingAfterBreak="0">
+  <w:abstractNum w:abstractNumId="7" w15:restartNumberingAfterBreak="0">
     <w:nsid w:val="249938EA"/>
     <w:multiLevelType w:val="hybridMultilevel"/>
-    <w:tmpl w:val="01B61DF2"/>
+    <w:tmpl w:val="A386C982"/>
     <w:lvl w:ilvl="0" w:tplc="36105F6E">
       <w:numFmt w:val="bullet"/>
       <w:lvlText w:val="-"/>
@@ -9940,7 +11647,7 @@
       </w:rPr>
     </w:lvl>
   </w:abstractNum>
-  <w:abstractNum w:abstractNumId="6" w15:restartNumberingAfterBreak="0">
+  <w:abstractNum w:abstractNumId="8" w15:restartNumberingAfterBreak="0">
     <w:nsid w:val="266F291A"/>
     <w:multiLevelType w:val="hybridMultilevel"/>
     <w:tmpl w:val="01F0D16E"/>
@@ -10053,7 +11760,7 @@
       </w:rPr>
     </w:lvl>
   </w:abstractNum>
-  <w:abstractNum w:abstractNumId="7" w15:restartNumberingAfterBreak="0">
+  <w:abstractNum w:abstractNumId="9" w15:restartNumberingAfterBreak="0">
     <w:nsid w:val="26F13152"/>
     <w:multiLevelType w:val="hybridMultilevel"/>
     <w:tmpl w:val="AE86EF94"/>
@@ -10139,7 +11846,7 @@
       </w:pPr>
     </w:lvl>
   </w:abstractNum>
-  <w:abstractNum w:abstractNumId="8" w15:restartNumberingAfterBreak="0">
+  <w:abstractNum w:abstractNumId="10" w15:restartNumberingAfterBreak="0">
     <w:nsid w:val="27546E2D"/>
     <w:multiLevelType w:val="hybridMultilevel"/>
     <w:tmpl w:val="E9527762"/>
@@ -10225,7 +11932,7 @@
       </w:pPr>
     </w:lvl>
   </w:abstractNum>
-  <w:abstractNum w:abstractNumId="9" w15:restartNumberingAfterBreak="0">
+  <w:abstractNum w:abstractNumId="11" w15:restartNumberingAfterBreak="0">
     <w:nsid w:val="2B772781"/>
     <w:multiLevelType w:val="multilevel"/>
     <w:tmpl w:val="7A3E367E"/>
@@ -10374,7 +12081,7 @@
       </w:rPr>
     </w:lvl>
   </w:abstractNum>
-  <w:abstractNum w:abstractNumId="10" w15:restartNumberingAfterBreak="0">
+  <w:abstractNum w:abstractNumId="12" w15:restartNumberingAfterBreak="0">
     <w:nsid w:val="30543661"/>
     <w:multiLevelType w:val="multilevel"/>
     <w:tmpl w:val="BD12F0AE"/>
@@ -10523,7 +12230,156 @@
       </w:rPr>
     </w:lvl>
   </w:abstractNum>
-  <w:abstractNum w:abstractNumId="11" w15:restartNumberingAfterBreak="0">
+  <w:abstractNum w:abstractNumId="13" w15:restartNumberingAfterBreak="0">
+    <w:nsid w:val="3AF9117A"/>
+    <w:multiLevelType w:val="multilevel"/>
+    <w:tmpl w:val="4D10AE0E"/>
+    <w:lvl w:ilvl="0">
+      <w:start w:val="1"/>
+      <w:numFmt w:val="bullet"/>
+      <w:lvlText w:val=""/>
+      <w:lvlJc w:val="left"/>
+      <w:pPr>
+        <w:tabs>
+          <w:tab w:val="num" w:pos="720"/>
+        </w:tabs>
+        <w:ind w:left="720" w:hanging="360"/>
+      </w:pPr>
+      <w:rPr>
+        <w:rFonts w:ascii="Symbol" w:hAnsi="Symbol" w:hint="default"/>
+        <w:sz w:val="20"/>
+      </w:rPr>
+    </w:lvl>
+    <w:lvl w:ilvl="1" w:tentative="1">
+      <w:start w:val="1"/>
+      <w:numFmt w:val="bullet"/>
+      <w:lvlText w:val="o"/>
+      <w:lvlJc w:val="left"/>
+      <w:pPr>
+        <w:tabs>
+          <w:tab w:val="num" w:pos="1440"/>
+        </w:tabs>
+        <w:ind w:left="1440" w:hanging="360"/>
+      </w:pPr>
+      <w:rPr>
+        <w:rFonts w:ascii="Courier New" w:hAnsi="Courier New" w:hint="default"/>
+        <w:sz w:val="20"/>
+      </w:rPr>
+    </w:lvl>
+    <w:lvl w:ilvl="2" w:tentative="1">
+      <w:start w:val="1"/>
+      <w:numFmt w:val="bullet"/>
+      <w:lvlText w:val=""/>
+      <w:lvlJc w:val="left"/>
+      <w:pPr>
+        <w:tabs>
+          <w:tab w:val="num" w:pos="2160"/>
+        </w:tabs>
+        <w:ind w:left="2160" w:hanging="360"/>
+      </w:pPr>
+      <w:rPr>
+        <w:rFonts w:ascii="Wingdings" w:hAnsi="Wingdings" w:hint="default"/>
+        <w:sz w:val="20"/>
+      </w:rPr>
+    </w:lvl>
+    <w:lvl w:ilvl="3" w:tentative="1">
+      <w:start w:val="1"/>
+      <w:numFmt w:val="bullet"/>
+      <w:lvlText w:val=""/>
+      <w:lvlJc w:val="left"/>
+      <w:pPr>
+        <w:tabs>
+          <w:tab w:val="num" w:pos="2880"/>
+        </w:tabs>
+        <w:ind w:left="2880" w:hanging="360"/>
+      </w:pPr>
+      <w:rPr>
+        <w:rFonts w:ascii="Wingdings" w:hAnsi="Wingdings" w:hint="default"/>
+        <w:sz w:val="20"/>
+      </w:rPr>
+    </w:lvl>
+    <w:lvl w:ilvl="4" w:tentative="1">
+      <w:start w:val="1"/>
+      <w:numFmt w:val="bullet"/>
+      <w:lvlText w:val=""/>
+      <w:lvlJc w:val="left"/>
+      <w:pPr>
+        <w:tabs>
+          <w:tab w:val="num" w:pos="3600"/>
+        </w:tabs>
+        <w:ind w:left="3600" w:hanging="360"/>
+      </w:pPr>
+      <w:rPr>
+        <w:rFonts w:ascii="Wingdings" w:hAnsi="Wingdings" w:hint="default"/>
+        <w:sz w:val="20"/>
+      </w:rPr>
+    </w:lvl>
+    <w:lvl w:ilvl="5" w:tentative="1">
+      <w:start w:val="1"/>
+      <w:numFmt w:val="bullet"/>
+      <w:lvlText w:val=""/>
+      <w:lvlJc w:val="left"/>
+      <w:pPr>
+        <w:tabs>
+          <w:tab w:val="num" w:pos="4320"/>
+        </w:tabs>
+        <w:ind w:left="4320" w:hanging="360"/>
+      </w:pPr>
+      <w:rPr>
+        <w:rFonts w:ascii="Wingdings" w:hAnsi="Wingdings" w:hint="default"/>
+        <w:sz w:val="20"/>
+      </w:rPr>
+    </w:lvl>
+    <w:lvl w:ilvl="6" w:tentative="1">
+      <w:start w:val="1"/>
+      <w:numFmt w:val="bullet"/>
+      <w:lvlText w:val=""/>
+      <w:lvlJc w:val="left"/>
+      <w:pPr>
+        <w:tabs>
+          <w:tab w:val="num" w:pos="5040"/>
+        </w:tabs>
+        <w:ind w:left="5040" w:hanging="360"/>
+      </w:pPr>
+      <w:rPr>
+        <w:rFonts w:ascii="Wingdings" w:hAnsi="Wingdings" w:hint="default"/>
+        <w:sz w:val="20"/>
+      </w:rPr>
+    </w:lvl>
+    <w:lvl w:ilvl="7" w:tentative="1">
+      <w:start w:val="1"/>
+      <w:numFmt w:val="bullet"/>
+      <w:lvlText w:val=""/>
+      <w:lvlJc w:val="left"/>
+      <w:pPr>
+        <w:tabs>
+          <w:tab w:val="num" w:pos="5760"/>
+        </w:tabs>
+        <w:ind w:left="5760" w:hanging="360"/>
+      </w:pPr>
+      <w:rPr>
+        <w:rFonts w:ascii="Wingdings" w:hAnsi="Wingdings" w:hint="default"/>
+        <w:sz w:val="20"/>
+      </w:rPr>
+    </w:lvl>
+    <w:lvl w:ilvl="8" w:tentative="1">
+      <w:start w:val="1"/>
+      <w:numFmt w:val="bullet"/>
+      <w:lvlText w:val=""/>
+      <w:lvlJc w:val="left"/>
+      <w:pPr>
+        <w:tabs>
+          <w:tab w:val="num" w:pos="6480"/>
+        </w:tabs>
+        <w:ind w:left="6480" w:hanging="360"/>
+      </w:pPr>
+      <w:rPr>
+        <w:rFonts w:ascii="Wingdings" w:hAnsi="Wingdings" w:hint="default"/>
+        <w:sz w:val="20"/>
+      </w:rPr>
+    </w:lvl>
+  </w:abstractNum>
+  <w:abstractNum w:abstractNumId="14" w15:restartNumberingAfterBreak="0">
     <w:nsid w:val="3E284764"/>
     <w:multiLevelType w:val="multilevel"/>
     <w:tmpl w:val="285CCAF2"/>
@@ -10672,7 +12528,7 @@
       </w:rPr>
     </w:lvl>
   </w:abstractNum>
-  <w:abstractNum w:abstractNumId="12" w15:restartNumberingAfterBreak="0">
+  <w:abstractNum w:abstractNumId="15" w15:restartNumberingAfterBreak="0">
     <w:nsid w:val="41E240EF"/>
     <w:multiLevelType w:val="multilevel"/>
     <w:tmpl w:val="B0DEAE70"/>
@@ -10821,7 +12677,156 @@
       </w:rPr>
     </w:lvl>
   </w:abstractNum>
-  <w:abstractNum w:abstractNumId="13" w15:restartNumberingAfterBreak="0">
+  <w:abstractNum w:abstractNumId="16" w15:restartNumberingAfterBreak="0">
+    <w:nsid w:val="420D1CC9"/>
+    <w:multiLevelType w:val="multilevel"/>
+    <w:tmpl w:val="15DE6E40"/>
+    <w:lvl w:ilvl="0">
+      <w:start w:val="1"/>
+      <w:numFmt w:val="bullet"/>
+      <w:lvlText w:val=""/>
+      <w:lvlJc w:val="left"/>
+      <w:pPr>
+        <w:tabs>
+          <w:tab w:val="num" w:pos="720"/>
+        </w:tabs>
+        <w:ind w:left="720" w:hanging="360"/>
+      </w:pPr>
+      <w:rPr>
+        <w:rFonts w:ascii="Symbol" w:hAnsi="Symbol" w:hint="default"/>
+        <w:sz w:val="20"/>
+      </w:rPr>
+    </w:lvl>
+    <w:lvl w:ilvl="1" w:tentative="1">
+      <w:start w:val="1"/>
+      <w:numFmt w:val="bullet"/>
+      <w:lvlText w:val="o"/>
+      <w:lvlJc w:val="left"/>
+      <w:pPr>
+        <w:tabs>
+          <w:tab w:val="num" w:pos="1440"/>
+        </w:tabs>
+        <w:ind w:left="1440" w:hanging="360"/>
+      </w:pPr>
+      <w:rPr>
+        <w:rFonts w:ascii="Courier New" w:hAnsi="Courier New" w:hint="default"/>
+        <w:sz w:val="20"/>
+      </w:rPr>
+    </w:lvl>
+    <w:lvl w:ilvl="2" w:tentative="1">
+      <w:start w:val="1"/>
+      <w:numFmt w:val="bullet"/>
+      <w:lvlText w:val=""/>
+      <w:lvlJc w:val="left"/>
+      <w:pPr>
+        <w:tabs>
+          <w:tab w:val="num" w:pos="2160"/>
+        </w:tabs>
+        <w:ind w:left="2160" w:hanging="360"/>
+      </w:pPr>
+      <w:rPr>
+        <w:rFonts w:ascii="Wingdings" w:hAnsi="Wingdings" w:hint="default"/>
+        <w:sz w:val="20"/>
+      </w:rPr>
+    </w:lvl>
+    <w:lvl w:ilvl="3" w:tentative="1">
+      <w:start w:val="1"/>
+      <w:numFmt w:val="bullet"/>
+      <w:lvlText w:val=""/>
+      <w:lvlJc w:val="left"/>
+      <w:pPr>
+        <w:tabs>
+          <w:tab w:val="num" w:pos="2880"/>
+        </w:tabs>
+        <w:ind w:left="2880" w:hanging="360"/>
+      </w:pPr>
+      <w:rPr>
+        <w:rFonts w:ascii="Wingdings" w:hAnsi="Wingdings" w:hint="default"/>
+        <w:sz w:val="20"/>
+      </w:rPr>
+    </w:lvl>
+    <w:lvl w:ilvl="4" w:tentative="1">
+      <w:start w:val="1"/>
+      <w:numFmt w:val="bullet"/>
+      <w:lvlText w:val=""/>
+      <w:lvlJc w:val="left"/>
+      <w:pPr>
+        <w:tabs>
+          <w:tab w:val="num" w:pos="3600"/>
+        </w:tabs>
+        <w:ind w:left="3600" w:hanging="360"/>
+      </w:pPr>
+      <w:rPr>
+        <w:rFonts w:ascii="Wingdings" w:hAnsi="Wingdings" w:hint="default"/>
+        <w:sz w:val="20"/>
+      </w:rPr>
+    </w:lvl>
+    <w:lvl w:ilvl="5" w:tentative="1">
+      <w:start w:val="1"/>
+      <w:numFmt w:val="bullet"/>
+      <w:lvlText w:val=""/>
+      <w:lvlJc w:val="left"/>
+      <w:pPr>
+        <w:tabs>
+          <w:tab w:val="num" w:pos="4320"/>
+        </w:tabs>
+        <w:ind w:left="4320" w:hanging="360"/>
+      </w:pPr>
+      <w:rPr>
+        <w:rFonts w:ascii="Wingdings" w:hAnsi="Wingdings" w:hint="default"/>
+        <w:sz w:val="20"/>
+      </w:rPr>
+    </w:lvl>
+    <w:lvl w:ilvl="6" w:tentative="1">
+      <w:start w:val="1"/>
+      <w:numFmt w:val="bullet"/>
+      <w:lvlText w:val=""/>
+      <w:lvlJc w:val="left"/>
+      <w:pPr>
+        <w:tabs>
+          <w:tab w:val="num" w:pos="5040"/>
+        </w:tabs>
+        <w:ind w:left="5040" w:hanging="360"/>
+      </w:pPr>
+      <w:rPr>
+        <w:rFonts w:ascii="Wingdings" w:hAnsi="Wingdings" w:hint="default"/>
+        <w:sz w:val="20"/>
+      </w:rPr>
+    </w:lvl>
+    <w:lvl w:ilvl="7" w:tentative="1">
+      <w:start w:val="1"/>
+      <w:numFmt w:val="bullet"/>
+      <w:lvlText w:val=""/>
+      <w:lvlJc w:val="left"/>
+      <w:pPr>
+        <w:tabs>
+          <w:tab w:val="num" w:pos="5760"/>
+        </w:tabs>
+        <w:ind w:left="5760" w:hanging="360"/>
+      </w:pPr>
+      <w:rPr>
+        <w:rFonts w:ascii="Wingdings" w:hAnsi="Wingdings" w:hint="default"/>
+        <w:sz w:val="20"/>
+      </w:rPr>
+    </w:lvl>
+    <w:lvl w:ilvl="8" w:tentative="1">
+      <w:start w:val="1"/>
+      <w:numFmt w:val="bullet"/>
+      <w:lvlText w:val=""/>
+      <w:lvlJc w:val="left"/>
+      <w:pPr>
+        <w:tabs>
+          <w:tab w:val="num" w:pos="6480"/>
+        </w:tabs>
+        <w:ind w:left="6480" w:hanging="360"/>
+      </w:pPr>
+      <w:rPr>
+        <w:rFonts w:ascii="Wingdings" w:hAnsi="Wingdings" w:hint="default"/>
+        <w:sz w:val="20"/>
+      </w:rPr>
+    </w:lvl>
+  </w:abstractNum>
+  <w:abstractNum w:abstractNumId="17" w15:restartNumberingAfterBreak="0">
     <w:nsid w:val="44A5410B"/>
     <w:multiLevelType w:val="multilevel"/>
     <w:tmpl w:val="FEA00A9E"/>
@@ -10970,7 +12975,7 @@
       </w:rPr>
     </w:lvl>
   </w:abstractNum>
-  <w:abstractNum w:abstractNumId="14" w15:restartNumberingAfterBreak="0">
+  <w:abstractNum w:abstractNumId="18" w15:restartNumberingAfterBreak="0">
     <w:nsid w:val="4570249C"/>
     <w:multiLevelType w:val="hybridMultilevel"/>
     <w:tmpl w:val="E9527762"/>
@@ -11056,7 +13061,7 @@
       </w:pPr>
     </w:lvl>
   </w:abstractNum>
-  <w:abstractNum w:abstractNumId="15" w15:restartNumberingAfterBreak="0">
+  <w:abstractNum w:abstractNumId="19" w15:restartNumberingAfterBreak="0">
     <w:nsid w:val="45DF3C58"/>
     <w:multiLevelType w:val="multilevel"/>
     <w:tmpl w:val="88F6AEBA"/>
@@ -11205,7 +13210,7 @@
       </w:rPr>
     </w:lvl>
   </w:abstractNum>
-  <w:abstractNum w:abstractNumId="16" w15:restartNumberingAfterBreak="0">
+  <w:abstractNum w:abstractNumId="20" w15:restartNumberingAfterBreak="0">
     <w:nsid w:val="466A1BC7"/>
     <w:multiLevelType w:val="hybridMultilevel"/>
     <w:tmpl w:val="0EECEF26"/>
@@ -11318,7 +13323,7 @@
       </w:rPr>
     </w:lvl>
   </w:abstractNum>
-  <w:abstractNum w:abstractNumId="17" w15:restartNumberingAfterBreak="0">
+  <w:abstractNum w:abstractNumId="21" w15:restartNumberingAfterBreak="0">
     <w:nsid w:val="48FF3160"/>
     <w:multiLevelType w:val="multilevel"/>
     <w:tmpl w:val="B9044096"/>
@@ -11467,7 +13472,7 @@
       </w:rPr>
     </w:lvl>
   </w:abstractNum>
-  <w:abstractNum w:abstractNumId="18" w15:restartNumberingAfterBreak="0">
+  <w:abstractNum w:abstractNumId="22" w15:restartNumberingAfterBreak="0">
     <w:nsid w:val="4A68362E"/>
     <w:multiLevelType w:val="multilevel"/>
     <w:tmpl w:val="6A023158"/>
@@ -11616,7 +13621,7 @@
       </w:rPr>
     </w:lvl>
   </w:abstractNum>
-  <w:abstractNum w:abstractNumId="19" w15:restartNumberingAfterBreak="0">
+  <w:abstractNum w:abstractNumId="23" w15:restartNumberingAfterBreak="0">
     <w:nsid w:val="4C052594"/>
     <w:multiLevelType w:val="hybridMultilevel"/>
     <w:tmpl w:val="F26C9D10"/>
@@ -11706,7 +13711,7 @@
       </w:pPr>
     </w:lvl>
   </w:abstractNum>
-  <w:abstractNum w:abstractNumId="20" w15:restartNumberingAfterBreak="0">
+  <w:abstractNum w:abstractNumId="24" w15:restartNumberingAfterBreak="0">
     <w:nsid w:val="598927D3"/>
     <w:multiLevelType w:val="multilevel"/>
     <w:tmpl w:val="F1F4B8F2"/>
@@ -11819,7 +13824,7 @@
       </w:pPr>
     </w:lvl>
   </w:abstractNum>
-  <w:abstractNum w:abstractNumId="21" w15:restartNumberingAfterBreak="0">
+  <w:abstractNum w:abstractNumId="25" w15:restartNumberingAfterBreak="0">
     <w:nsid w:val="5A1D4573"/>
     <w:multiLevelType w:val="multilevel"/>
     <w:tmpl w:val="0F6620F6"/>
@@ -11968,7 +13973,120 @@
       </w:rPr>
     </w:lvl>
   </w:abstractNum>
-  <w:abstractNum w:abstractNumId="22" w15:restartNumberingAfterBreak="0">
+  <w:abstractNum w:abstractNumId="26" w15:restartNumberingAfterBreak="0">
+    <w:nsid w:val="5AFF25D1"/>
+    <w:multiLevelType w:val="multilevel"/>
+    <w:tmpl w:val="D5FA94A8"/>
+    <w:lvl w:ilvl="0">
+      <w:start w:val="1"/>
+      <w:numFmt w:val="decimal"/>
+      <w:lvlText w:val="%1."/>
+      <w:lvlJc w:val="left"/>
+      <w:pPr>
+        <w:tabs>
+          <w:tab w:val="num" w:pos="720"/>
+        </w:tabs>
+        <w:ind w:left="720" w:hanging="360"/>
+      </w:pPr>
+    </w:lvl>
+    <w:lvl w:ilvl="1" w:tentative="1">
+      <w:start w:val="1"/>
+      <w:numFmt w:val="decimal"/>
+      <w:lvlText w:val="%2."/>
+      <w:lvlJc w:val="left"/>
+      <w:pPr>
+        <w:tabs>
+          <w:tab w:val="num" w:pos="1440"/>
+        </w:tabs>
+        <w:ind w:left="1440" w:hanging="360"/>
+      </w:pPr>
+    </w:lvl>
+    <w:lvl w:ilvl="2" w:tentative="1">
+      <w:start w:val="1"/>
+      <w:numFmt w:val="decimal"/>
+      <w:lvlText w:val="%3."/>
+      <w:lvlJc w:val="left"/>
+      <w:pPr>
+        <w:tabs>
+          <w:tab w:val="num" w:pos="2160"/>
+        </w:tabs>
+        <w:ind w:left="2160" w:hanging="360"/>
+      </w:pPr>
+    </w:lvl>
+    <w:lvl w:ilvl="3" w:tentative="1">
+      <w:start w:val="1"/>
+      <w:numFmt w:val="decimal"/>
+      <w:lvlText w:val="%4."/>
+      <w:lvlJc w:val="left"/>
+      <w:pPr>
+        <w:tabs>
+          <w:tab w:val="num" w:pos="2880"/>
+        </w:tabs>
+        <w:ind w:left="2880" w:hanging="360"/>
+      </w:pPr>
+    </w:lvl>
+    <w:lvl w:ilvl="4" w:tentative="1">
+      <w:start w:val="1"/>
+      <w:numFmt w:val="decimal"/>
+      <w:lvlText w:val="%5."/>
+      <w:lvlJc w:val="left"/>
+      <w:pPr>
+        <w:tabs>
+          <w:tab w:val="num" w:pos="3600"/>
+        </w:tabs>
+        <w:ind w:left="3600" w:hanging="360"/>
+      </w:pPr>
+    </w:lvl>
+    <w:lvl w:ilvl="5" w:tentative="1">
+      <w:start w:val="1"/>
+      <w:numFmt w:val="decimal"/>
+      <w:lvlText w:val="%6."/>
+      <w:lvlJc w:val="left"/>
+      <w:pPr>
+        <w:tabs>
+          <w:tab w:val="num" w:pos="4320"/>
+        </w:tabs>
+        <w:ind w:left="4320" w:hanging="360"/>
+      </w:pPr>
+    </w:lvl>
+    <w:lvl w:ilvl="6" w:tentative="1">
+      <w:start w:val="1"/>
+      <w:numFmt w:val="decimal"/>
+      <w:lvlText w:val="%7."/>
+      <w:lvlJc w:val="left"/>
+      <w:pPr>
+        <w:tabs>
+          <w:tab w:val="num" w:pos="5040"/>
+        </w:tabs>
+        <w:ind w:left="5040" w:hanging="360"/>
+      </w:pPr>
+    </w:lvl>
+    <w:lvl w:ilvl="7" w:tentative="1">
+      <w:start w:val="1"/>
+      <w:numFmt w:val="decimal"/>
+      <w:lvlText w:val="%8."/>
+      <w:lvlJc w:val="left"/>
+      <w:pPr>
+        <w:tabs>
+          <w:tab w:val="num" w:pos="5760"/>
+        </w:tabs>
+        <w:ind w:left="5760" w:hanging="360"/>
+      </w:pPr>
+    </w:lvl>
+    <w:lvl w:ilvl="8" w:tentative="1">
+      <w:start w:val="1"/>
+      <w:numFmt w:val="decimal"/>
+      <w:lvlText w:val="%9."/>
+      <w:lvlJc w:val="left"/>
+      <w:pPr>
+        <w:tabs>
+          <w:tab w:val="num" w:pos="6480"/>
+        </w:tabs>
+        <w:ind w:left="6480" w:hanging="360"/>
+      </w:pPr>
+    </w:lvl>
+  </w:abstractNum>
+  <w:abstractNum w:abstractNumId="27" w15:restartNumberingAfterBreak="0">
     <w:nsid w:val="5B062DAC"/>
     <w:multiLevelType w:val="multilevel"/>
     <w:tmpl w:val="B82E5E52"/>
@@ -12117,7 +14235,156 @@
       </w:rPr>
     </w:lvl>
   </w:abstractNum>
-  <w:abstractNum w:abstractNumId="23" w15:restartNumberingAfterBreak="0">
+  <w:abstractNum w:abstractNumId="28" w15:restartNumberingAfterBreak="0">
+    <w:nsid w:val="5E6346C3"/>
+    <w:multiLevelType w:val="multilevel"/>
+    <w:tmpl w:val="F29CEC78"/>
+    <w:lvl w:ilvl="0">
+      <w:start w:val="1"/>
+      <w:numFmt w:val="bullet"/>
+      <w:lvlText w:val=""/>
+      <w:lvlJc w:val="left"/>
+      <w:pPr>
+        <w:tabs>
+          <w:tab w:val="num" w:pos="720"/>
+        </w:tabs>
+        <w:ind w:left="720" w:hanging="360"/>
+      </w:pPr>
+      <w:rPr>
+        <w:rFonts w:ascii="Symbol" w:hAnsi="Symbol" w:hint="default"/>
+        <w:sz w:val="20"/>
+      </w:rPr>
+    </w:lvl>
+    <w:lvl w:ilvl="1" w:tentative="1">
+      <w:start w:val="1"/>
+      <w:numFmt w:val="bullet"/>
+      <w:lvlText w:val="o"/>
+      <w:lvlJc w:val="left"/>
+      <w:pPr>
+        <w:tabs>
+          <w:tab w:val="num" w:pos="1440"/>
+        </w:tabs>
+        <w:ind w:left="1440" w:hanging="360"/>
+      </w:pPr>
+      <w:rPr>
+        <w:rFonts w:ascii="Courier New" w:hAnsi="Courier New" w:hint="default"/>
+        <w:sz w:val="20"/>
+      </w:rPr>
+    </w:lvl>
+    <w:lvl w:ilvl="2" w:tentative="1">
+      <w:start w:val="1"/>
+      <w:numFmt w:val="bullet"/>
+      <w:lvlText w:val=""/>
+      <w:lvlJc w:val="left"/>
+      <w:pPr>
+        <w:tabs>
+          <w:tab w:val="num" w:pos="2160"/>
+        </w:tabs>
+        <w:ind w:left="2160" w:hanging="360"/>
+      </w:pPr>
+      <w:rPr>
+        <w:rFonts w:ascii="Wingdings" w:hAnsi="Wingdings" w:hint="default"/>
+        <w:sz w:val="20"/>
+      </w:rPr>
+    </w:lvl>
+    <w:lvl w:ilvl="3" w:tentative="1">
+      <w:start w:val="1"/>
+      <w:numFmt w:val="bullet"/>
+      <w:lvlText w:val=""/>
+      <w:lvlJc w:val="left"/>
+      <w:pPr>
+        <w:tabs>
+          <w:tab w:val="num" w:pos="2880"/>
+        </w:tabs>
+        <w:ind w:left="2880" w:hanging="360"/>
+      </w:pPr>
+      <w:rPr>
+        <w:rFonts w:ascii="Wingdings" w:hAnsi="Wingdings" w:hint="default"/>
+        <w:sz w:val="20"/>
+      </w:rPr>
+    </w:lvl>
+    <w:lvl w:ilvl="4" w:tentative="1">
+      <w:start w:val="1"/>
+      <w:numFmt w:val="bullet"/>
+      <w:lvlText w:val=""/>
+      <w:lvlJc w:val="left"/>
+      <w:pPr>
+        <w:tabs>
+          <w:tab w:val="num" w:pos="3600"/>
+        </w:tabs>
+        <w:ind w:left="3600" w:hanging="360"/>
+      </w:pPr>
+      <w:rPr>
+        <w:rFonts w:ascii="Wingdings" w:hAnsi="Wingdings" w:hint="default"/>
+        <w:sz w:val="20"/>
+      </w:rPr>
+    </w:lvl>
+    <w:lvl w:ilvl="5" w:tentative="1">
+      <w:start w:val="1"/>
+      <w:numFmt w:val="bullet"/>
+      <w:lvlText w:val=""/>
+      <w:lvlJc w:val="left"/>
+      <w:pPr>
+        <w:tabs>
+          <w:tab w:val="num" w:pos="4320"/>
+        </w:tabs>
+        <w:ind w:left="4320" w:hanging="360"/>
+      </w:pPr>
+      <w:rPr>
+        <w:rFonts w:ascii="Wingdings" w:hAnsi="Wingdings" w:hint="default"/>
+        <w:sz w:val="20"/>
+      </w:rPr>
+    </w:lvl>
+    <w:lvl w:ilvl="6" w:tentative="1">
+      <w:start w:val="1"/>
+      <w:numFmt w:val="bullet"/>
+      <w:lvlText w:val=""/>
+      <w:lvlJc w:val="left"/>
+      <w:pPr>
+        <w:tabs>
+          <w:tab w:val="num" w:pos="5040"/>
+        </w:tabs>
+        <w:ind w:left="5040" w:hanging="360"/>
+      </w:pPr>
+      <w:rPr>
+        <w:rFonts w:ascii="Wingdings" w:hAnsi="Wingdings" w:hint="default"/>
+        <w:sz w:val="20"/>
+      </w:rPr>
+    </w:lvl>
+    <w:lvl w:ilvl="7" w:tentative="1">
+      <w:start w:val="1"/>
+      <w:numFmt w:val="bullet"/>
+      <w:lvlText w:val=""/>
+      <w:lvlJc w:val="left"/>
+      <w:pPr>
+        <w:tabs>
+          <w:tab w:val="num" w:pos="5760"/>
+        </w:tabs>
+        <w:ind w:left="5760" w:hanging="360"/>
+      </w:pPr>
+      <w:rPr>
+        <w:rFonts w:ascii="Wingdings" w:hAnsi="Wingdings" w:hint="default"/>
+        <w:sz w:val="20"/>
+      </w:rPr>
+    </w:lvl>
+    <w:lvl w:ilvl="8" w:tentative="1">
+      <w:start w:val="1"/>
+      <w:numFmt w:val="bullet"/>
+      <w:lvlText w:val=""/>
+      <w:lvlJc w:val="left"/>
+      <w:pPr>
+        <w:tabs>
+          <w:tab w:val="num" w:pos="6480"/>
+        </w:tabs>
+        <w:ind w:left="6480" w:hanging="360"/>
+      </w:pPr>
+      <w:rPr>
+        <w:rFonts w:ascii="Wingdings" w:hAnsi="Wingdings" w:hint="default"/>
+        <w:sz w:val="20"/>
+      </w:rPr>
+    </w:lvl>
+  </w:abstractNum>
+  <w:abstractNum w:abstractNumId="29" w15:restartNumberingAfterBreak="0">
     <w:nsid w:val="5F8C5489"/>
     <w:multiLevelType w:val="multilevel"/>
     <w:tmpl w:val="A588BBC4"/>
@@ -12230,7 +14497,7 @@
       </w:pPr>
     </w:lvl>
   </w:abstractNum>
-  <w:abstractNum w:abstractNumId="24" w15:restartNumberingAfterBreak="0">
+  <w:abstractNum w:abstractNumId="30" w15:restartNumberingAfterBreak="0">
     <w:nsid w:val="5FD657B1"/>
     <w:multiLevelType w:val="multilevel"/>
     <w:tmpl w:val="B826328C"/>
@@ -12379,7 +14646,7 @@
       </w:rPr>
     </w:lvl>
   </w:abstractNum>
-  <w:abstractNum w:abstractNumId="25" w15:restartNumberingAfterBreak="0">
+  <w:abstractNum w:abstractNumId="31" w15:restartNumberingAfterBreak="0">
     <w:nsid w:val="5FF86ADA"/>
     <w:multiLevelType w:val="multilevel"/>
     <w:tmpl w:val="1932FE84"/>
@@ -12528,7 +14795,7 @@
       </w:rPr>
     </w:lvl>
   </w:abstractNum>
-  <w:abstractNum w:abstractNumId="26" w15:restartNumberingAfterBreak="0">
+  <w:abstractNum w:abstractNumId="32" w15:restartNumberingAfterBreak="0">
     <w:nsid w:val="69A658B7"/>
     <w:multiLevelType w:val="multilevel"/>
     <w:tmpl w:val="5402438C"/>
@@ -12677,7 +14944,7 @@
       </w:rPr>
     </w:lvl>
   </w:abstractNum>
-  <w:abstractNum w:abstractNumId="27" w15:restartNumberingAfterBreak="0">
+  <w:abstractNum w:abstractNumId="33" w15:restartNumberingAfterBreak="0">
     <w:nsid w:val="6B877B3C"/>
     <w:multiLevelType w:val="multilevel"/>
     <w:tmpl w:val="0A1ADB48"/>
@@ -12826,7 +15093,7 @@
       </w:rPr>
     </w:lvl>
   </w:abstractNum>
-  <w:abstractNum w:abstractNumId="28" w15:restartNumberingAfterBreak="0">
+  <w:abstractNum w:abstractNumId="34" w15:restartNumberingAfterBreak="0">
     <w:nsid w:val="6BA32D18"/>
     <w:multiLevelType w:val="multilevel"/>
     <w:tmpl w:val="5DEE0DE0"/>
@@ -12975,7 +15242,7 @@
       </w:rPr>
     </w:lvl>
   </w:abstractNum>
-  <w:abstractNum w:abstractNumId="29" w15:restartNumberingAfterBreak="0">
+  <w:abstractNum w:abstractNumId="35" w15:restartNumberingAfterBreak="0">
     <w:nsid w:val="6DA5155B"/>
     <w:multiLevelType w:val="hybridMultilevel"/>
     <w:tmpl w:val="4202D69E"/>
@@ -13061,7 +15328,120 @@
       </w:pPr>
     </w:lvl>
   </w:abstractNum>
-  <w:abstractNum w:abstractNumId="30" w15:restartNumberingAfterBreak="0">
+  <w:abstractNum w:abstractNumId="36" w15:restartNumberingAfterBreak="0">
+    <w:nsid w:val="70455C5C"/>
+    <w:multiLevelType w:val="multilevel"/>
+    <w:tmpl w:val="D9228DA4"/>
+    <w:lvl w:ilvl="0">
+      <w:start w:val="1"/>
+      <w:numFmt w:val="decimal"/>
+      <w:lvlText w:val="%1."/>
+      <w:lvlJc w:val="left"/>
+      <w:pPr>
+        <w:tabs>
+          <w:tab w:val="num" w:pos="720"/>
+        </w:tabs>
+        <w:ind w:left="720" w:hanging="360"/>
+      </w:pPr>
+    </w:lvl>
+    <w:lvl w:ilvl="1" w:tentative="1">
+      <w:start w:val="1"/>
+      <w:numFmt w:val="decimal"/>
+      <w:lvlText w:val="%2."/>
+      <w:lvlJc w:val="left"/>
+      <w:pPr>
+        <w:tabs>
+          <w:tab w:val="num" w:pos="1440"/>
+        </w:tabs>
+        <w:ind w:left="1440" w:hanging="360"/>
+      </w:pPr>
+    </w:lvl>
+    <w:lvl w:ilvl="2" w:tentative="1">
+      <w:start w:val="1"/>
+      <w:numFmt w:val="decimal"/>
+      <w:lvlText w:val="%3."/>
+      <w:lvlJc w:val="left"/>
+      <w:pPr>
+        <w:tabs>
+          <w:tab w:val="num" w:pos="2160"/>
+        </w:tabs>
+        <w:ind w:left="2160" w:hanging="360"/>
+      </w:pPr>
+    </w:lvl>
+    <w:lvl w:ilvl="3" w:tentative="1">
+      <w:start w:val="1"/>
+      <w:numFmt w:val="decimal"/>
+      <w:lvlText w:val="%4."/>
+      <w:lvlJc w:val="left"/>
+      <w:pPr>
+        <w:tabs>
+          <w:tab w:val="num" w:pos="2880"/>
+        </w:tabs>
+        <w:ind w:left="2880" w:hanging="360"/>
+      </w:pPr>
+    </w:lvl>
+    <w:lvl w:ilvl="4" w:tentative="1">
+      <w:start w:val="1"/>
+      <w:numFmt w:val="decimal"/>
+      <w:lvlText w:val="%5."/>
+      <w:lvlJc w:val="left"/>
+      <w:pPr>
+        <w:tabs>
+          <w:tab w:val="num" w:pos="3600"/>
+        </w:tabs>
+        <w:ind w:left="3600" w:hanging="360"/>
+      </w:pPr>
+    </w:lvl>
+    <w:lvl w:ilvl="5" w:tentative="1">
+      <w:start w:val="1"/>
+      <w:numFmt w:val="decimal"/>
+      <w:lvlText w:val="%6."/>
+      <w:lvlJc w:val="left"/>
+      <w:pPr>
+        <w:tabs>
+          <w:tab w:val="num" w:pos="4320"/>
+        </w:tabs>
+        <w:ind w:left="4320" w:hanging="360"/>
+      </w:pPr>
+    </w:lvl>
+    <w:lvl w:ilvl="6" w:tentative="1">
+      <w:start w:val="1"/>
+      <w:numFmt w:val="decimal"/>
+      <w:lvlText w:val="%7."/>
+      <w:lvlJc w:val="left"/>
+      <w:pPr>
+        <w:tabs>
+          <w:tab w:val="num" w:pos="5040"/>
+        </w:tabs>
+        <w:ind w:left="5040" w:hanging="360"/>
+      </w:pPr>
+    </w:lvl>
+    <w:lvl w:ilvl="7" w:tentative="1">
+      <w:start w:val="1"/>
+      <w:numFmt w:val="decimal"/>
+      <w:lvlText w:val="%8."/>
+      <w:lvlJc w:val="left"/>
+      <w:pPr>
+        <w:tabs>
+          <w:tab w:val="num" w:pos="5760"/>
+        </w:tabs>
+        <w:ind w:left="5760" w:hanging="360"/>
+      </w:pPr>
+    </w:lvl>
+    <w:lvl w:ilvl="8" w:tentative="1">
+      <w:start w:val="1"/>
+      <w:numFmt w:val="decimal"/>
+      <w:lvlText w:val="%9."/>
+      <w:lvlJc w:val="left"/>
+      <w:pPr>
+        <w:tabs>
+          <w:tab w:val="num" w:pos="6480"/>
+        </w:tabs>
+        <w:ind w:left="6480" w:hanging="360"/>
+      </w:pPr>
+    </w:lvl>
+  </w:abstractNum>
+  <w:abstractNum w:abstractNumId="37" w15:restartNumberingAfterBreak="0">
     <w:nsid w:val="79325413"/>
     <w:multiLevelType w:val="multilevel"/>
     <w:tmpl w:val="617893CA"/>
@@ -13210,7 +15590,7 @@
       </w:rPr>
     </w:lvl>
   </w:abstractNum>
-  <w:abstractNum w:abstractNumId="31" w15:restartNumberingAfterBreak="0">
+  <w:abstractNum w:abstractNumId="38" w15:restartNumberingAfterBreak="0">
     <w:nsid w:val="7B6E0302"/>
     <w:multiLevelType w:val="multilevel"/>
     <w:tmpl w:val="48A0AF20"/>
@@ -13359,7 +15739,7 @@
       </w:rPr>
     </w:lvl>
   </w:abstractNum>
-  <w:abstractNum w:abstractNumId="32" w15:restartNumberingAfterBreak="0">
+  <w:abstractNum w:abstractNumId="39" w15:restartNumberingAfterBreak="0">
     <w:nsid w:val="7E460CE1"/>
     <w:multiLevelType w:val="multilevel"/>
     <w:tmpl w:val="A5788C10"/>
@@ -13508,7 +15888,7 @@
       </w:rPr>
     </w:lvl>
   </w:abstractNum>
-  <w:abstractNum w:abstractNumId="33" w15:restartNumberingAfterBreak="0">
+  <w:abstractNum w:abstractNumId="40" w15:restartNumberingAfterBreak="0">
     <w:nsid w:val="7E5A082E"/>
     <w:multiLevelType w:val="multilevel"/>
     <w:tmpl w:val="E848D3CC"/>
@@ -13657,7 +16037,7 @@
       </w:rPr>
     </w:lvl>
   </w:abstractNum>
-  <w:abstractNum w:abstractNumId="34" w15:restartNumberingAfterBreak="0">
+  <w:abstractNum w:abstractNumId="41" w15:restartNumberingAfterBreak="0">
     <w:nsid w:val="7E724045"/>
     <w:multiLevelType w:val="multilevel"/>
     <w:tmpl w:val="BB706FE4"/>
@@ -13806,7 +16186,7 @@
       </w:rPr>
     </w:lvl>
   </w:abstractNum>
-  <w:abstractNum w:abstractNumId="35" w15:restartNumberingAfterBreak="0">
+  <w:abstractNum w:abstractNumId="42" w15:restartNumberingAfterBreak="0">
     <w:nsid w:val="7E9917C7"/>
     <w:multiLevelType w:val="multilevel"/>
     <w:tmpl w:val="D1788998"/>
@@ -13955,7 +16335,7 @@
       </w:rPr>
     </w:lvl>
   </w:abstractNum>
-  <w:abstractNum w:abstractNumId="36" w15:restartNumberingAfterBreak="0">
+  <w:abstractNum w:abstractNumId="43" w15:restartNumberingAfterBreak="0">
     <w:nsid w:val="7F3D151C"/>
     <w:multiLevelType w:val="multilevel"/>
     <w:tmpl w:val="0BBEB446"/>
@@ -14105,130 +16485,151 @@
     </w:lvl>
   </w:abstractNum>
   <w:num w:numId="1" w16cid:durableId="1420061545">
-    <w:abstractNumId w:val="1"/>
+    <w:abstractNumId w:val="3"/>
     <w:lvlOverride w:ilvl="0">
       <w:startOverride w:val="1"/>
     </w:lvlOverride>
   </w:num>
   <w:num w:numId="2" w16cid:durableId="1987663484">
-    <w:abstractNumId w:val="36"/>
+    <w:abstractNumId w:val="43"/>
     <w:lvlOverride w:ilvl="0">
       <w:startOverride w:val="1"/>
     </w:lvlOverride>
   </w:num>
   <w:num w:numId="3" w16cid:durableId="1974212558">
-    <w:abstractNumId w:val="11"/>
+    <w:abstractNumId w:val="14"/>
     <w:lvlOverride w:ilvl="0">
       <w:startOverride w:val="2"/>
     </w:lvlOverride>
   </w:num>
   <w:num w:numId="4" w16cid:durableId="460268410">
-    <w:abstractNumId w:val="25"/>
+    <w:abstractNumId w:val="31"/>
     <w:lvlOverride w:ilvl="0">
       <w:startOverride w:val="3"/>
     </w:lvlOverride>
   </w:num>
   <w:num w:numId="5" w16cid:durableId="294675024">
-    <w:abstractNumId w:val="9"/>
+    <w:abstractNumId w:val="11"/>
     <w:lvlOverride w:ilvl="0">
       <w:startOverride w:val="4"/>
     </w:lvlOverride>
   </w:num>
   <w:num w:numId="6" w16cid:durableId="246235914">
-    <w:abstractNumId w:val="5"/>
+    <w:abstractNumId w:val="7"/>
   </w:num>
   <w:num w:numId="7" w16cid:durableId="1082993030">
-    <w:abstractNumId w:val="7"/>
+    <w:abstractNumId w:val="9"/>
   </w:num>
   <w:num w:numId="8" w16cid:durableId="432824704">
-    <w:abstractNumId w:val="14"/>
+    <w:abstractNumId w:val="18"/>
   </w:num>
   <w:num w:numId="9" w16cid:durableId="1030493876">
-    <w:abstractNumId w:val="2"/>
+    <w:abstractNumId w:val="4"/>
   </w:num>
   <w:num w:numId="10" w16cid:durableId="1574510860">
-    <w:abstractNumId w:val="32"/>
+    <w:abstractNumId w:val="39"/>
   </w:num>
   <w:num w:numId="11" w16cid:durableId="1405490238">
-    <w:abstractNumId w:val="16"/>
+    <w:abstractNumId w:val="20"/>
   </w:num>
   <w:num w:numId="12" w16cid:durableId="529688229">
-    <w:abstractNumId w:val="6"/>
+    <w:abstractNumId w:val="8"/>
   </w:num>
   <w:num w:numId="13" w16cid:durableId="2040933327">
-    <w:abstractNumId w:val="8"/>
+    <w:abstractNumId w:val="10"/>
   </w:num>
   <w:num w:numId="14" w16cid:durableId="1239174985">
-    <w:abstractNumId w:val="29"/>
+    <w:abstractNumId w:val="35"/>
   </w:num>
   <w:num w:numId="15" w16cid:durableId="457644256">
+    <w:abstractNumId w:val="23"/>
+  </w:num>
+  <w:num w:numId="16" w16cid:durableId="1280405949">
+    <w:abstractNumId w:val="24"/>
+  </w:num>
+  <w:num w:numId="17" w16cid:durableId="1032878775">
+    <w:abstractNumId w:val="22"/>
+  </w:num>
+  <w:num w:numId="18" w16cid:durableId="1912426884">
+    <w:abstractNumId w:val="41"/>
+  </w:num>
+  <w:num w:numId="19" w16cid:durableId="1935479928">
+    <w:abstractNumId w:val="38"/>
+  </w:num>
+  <w:num w:numId="20" w16cid:durableId="1716857044">
+    <w:abstractNumId w:val="34"/>
+  </w:num>
+  <w:num w:numId="21" w16cid:durableId="209616549">
+    <w:abstractNumId w:val="37"/>
+  </w:num>
+  <w:num w:numId="22" w16cid:durableId="1246920466">
     <w:abstractNumId w:val="19"/>
   </w:num>
-  <w:num w:numId="16" w16cid:durableId="1280405949">
-    <w:abstractNumId w:val="20"/>
-  </w:num>
-  <w:num w:numId="17" w16cid:durableId="1032878775">
-    <w:abstractNumId w:val="18"/>
-  </w:num>
-  <w:num w:numId="18" w16cid:durableId="1912426884">
-    <w:abstractNumId w:val="34"/>
-  </w:num>
-  <w:num w:numId="19" w16cid:durableId="1935479928">
-    <w:abstractNumId w:val="31"/>
-  </w:num>
-  <w:num w:numId="20" w16cid:durableId="1716857044">
-    <w:abstractNumId w:val="28"/>
-  </w:num>
-  <w:num w:numId="21" w16cid:durableId="209616549">
-    <w:abstractNumId w:val="30"/>
-  </w:num>
-  <w:num w:numId="22" w16cid:durableId="1246920466">
-    <w:abstractNumId w:val="15"/>
-  </w:num>
   <w:num w:numId="23" w16cid:durableId="1936398246">
-    <w:abstractNumId w:val="10"/>
+    <w:abstractNumId w:val="12"/>
   </w:num>
   <w:num w:numId="24" w16cid:durableId="1391074885">
-    <w:abstractNumId w:val="24"/>
+    <w:abstractNumId w:val="30"/>
   </w:num>
   <w:num w:numId="25" w16cid:durableId="151527210">
     <w:abstractNumId w:val="0"/>
   </w:num>
   <w:num w:numId="26" w16cid:durableId="470831493">
+    <w:abstractNumId w:val="21"/>
+  </w:num>
+  <w:num w:numId="27" w16cid:durableId="908878302">
+    <w:abstractNumId w:val="5"/>
+  </w:num>
+  <w:num w:numId="28" w16cid:durableId="1932885903">
+    <w:abstractNumId w:val="25"/>
+  </w:num>
+  <w:num w:numId="29" w16cid:durableId="1877155620">
+    <w:abstractNumId w:val="33"/>
+  </w:num>
+  <w:num w:numId="30" w16cid:durableId="2128154556">
+    <w:abstractNumId w:val="27"/>
+  </w:num>
+  <w:num w:numId="31" w16cid:durableId="1730301979">
     <w:abstractNumId w:val="17"/>
   </w:num>
-  <w:num w:numId="27" w16cid:durableId="908878302">
-    <w:abstractNumId w:val="3"/>
+  <w:num w:numId="32" w16cid:durableId="290207317">
+    <w:abstractNumId w:val="42"/>
   </w:num>
-  <w:num w:numId="28" w16cid:durableId="1932885903">
-    <w:abstractNumId w:val="21"/>
+  <w:num w:numId="33" w16cid:durableId="1600485142">
+    <w:abstractNumId w:val="29"/>
   </w:num>
-  <w:num w:numId="29" w16cid:durableId="1877155620">
-    <w:abstractNumId w:val="27"/>
+  <w:num w:numId="34" w16cid:durableId="1703477403">
+    <w:abstractNumId w:val="32"/>
   </w:num>
-  <w:num w:numId="30" w16cid:durableId="2128154556">
-    <w:abstractNumId w:val="22"/>
+  <w:num w:numId="35" w16cid:durableId="1835140576">
+    <w:abstractNumId w:val="6"/>
   </w:num>
-  <w:num w:numId="31" w16cid:durableId="1730301979">
+  <w:num w:numId="36" w16cid:durableId="1190334094">
+    <w:abstractNumId w:val="15"/>
+  </w:num>
+  <w:num w:numId="37" w16cid:durableId="1926914783">
+    <w:abstractNumId w:val="40"/>
+  </w:num>
+  <w:num w:numId="38" w16cid:durableId="1825658725">
     <w:abstractNumId w:val="13"/>
   </w:num>
-  <w:num w:numId="32" w16cid:durableId="290207317">
-    <w:abstractNumId w:val="35"/>
+  <w:num w:numId="39" w16cid:durableId="792794633">
+    <w:abstractNumId w:val="28"/>
   </w:num>
-  <w:num w:numId="33" w16cid:durableId="1600485142">
-    <w:abstractNumId w:val="23"/>
+  <w:num w:numId="40" w16cid:durableId="401295055">
+    <w:abstractNumId w:val="16"/>
   </w:num>
-  <w:num w:numId="34" w16cid:durableId="1703477403">
+  <w:num w:numId="41" w16cid:durableId="546138303">
+    <w:abstractNumId w:val="1"/>
+  </w:num>
+  <w:num w:numId="42" w16cid:durableId="757210514">
     <w:abstractNumId w:val="26"/>
   </w:num>
-  <w:num w:numId="35" w16cid:durableId="1835140576">
-    <w:abstractNumId w:val="4"/>
+  <w:num w:numId="43" w16cid:durableId="1972128238">
+    <w:abstractNumId w:val="2"/>
   </w:num>
-  <w:num w:numId="36" w16cid:durableId="1190334094">
-    <w:abstractNumId w:val="12"/>
-  </w:num>
-  <w:num w:numId="37" w16cid:durableId="1926914783">
-    <w:abstractNumId w:val="33"/>
+  <w:num w:numId="44" w16cid:durableId="901403820">
+    <w:abstractNumId w:val="36"/>
   </w:num>
 </w:numbering>
 </file>
@@ -14662,7 +17063,6 @@
     <w:next w:val="Normal"/>
     <w:link w:val="Heading2Char"/>
     <w:uiPriority w:val="9"/>
-    <w:semiHidden/>
     <w:unhideWhenUsed/>
     <w:qFormat/>
     <w:rsid w:val="00783CB8"/>
@@ -14837,7 +17237,6 @@
   <w:style w:type="character" w:default="1" w:styleId="DefaultParagraphFont">
     <w:name w:val="Default Paragraph Font"/>
     <w:uiPriority w:val="1"/>
-    <w:semiHidden/>
     <w:unhideWhenUsed/>
   </w:style>
   <w:style w:type="table" w:default="1" w:styleId="TableNormal">
@@ -14879,7 +17278,6 @@
     <w:basedOn w:val="DefaultParagraphFont"/>
     <w:link w:val="Heading2"/>
     <w:uiPriority w:val="9"/>
-    <w:semiHidden/>
     <w:rsid w:val="00783CB8"/>
     <w:rPr>
       <w:rFonts w:asciiTheme="majorHAnsi" w:eastAsiaTheme="majorEastAsia" w:hAnsiTheme="majorHAnsi" w:cstheme="majorBidi"/>

--- a/Core Java.docx
+++ b/Core Java.docx
@@ -8819,6 +8819,7 @@
       <w:r>
         <w:rPr>
           <w:rFonts w:ascii="Times New Roman" w:hAnsi="Times New Roman" w:cs="Times New Roman"/>
+          <w:noProof/>
         </w:rPr>
         <w:drawing>
           <wp:inline distT="0" distB="0" distL="0" distR="0" wp14:anchorId="32A760D5" wp14:editId="22FE7992">
@@ -9962,14 +9963,20 @@
     </w:p>
     <w:p>
       <w:pPr>
-        <w:jc w:val="both"/>
-        <w:rPr>
-          <w:rFonts w:ascii="Times New Roman" w:hAnsi="Times New Roman" w:cs="Times New Roman"/>
-        </w:rPr>
-      </w:pPr>
-      <w:r>
-        <w:rPr>
-          <w:rFonts w:ascii="Times New Roman" w:hAnsi="Times New Roman" w:cs="Times New Roman"/>
+        <w:jc w:val="center"/>
+        <w:rPr>
+          <w:rFonts w:ascii="Times New Roman" w:hAnsi="Times New Roman" w:cs="Times New Roman"/>
+          <w:color w:val="EE0000"/>
+          <w:sz w:val="28"/>
+          <w:szCs w:val="28"/>
+        </w:rPr>
+      </w:pPr>
+      <w:r>
+        <w:rPr>
+          <w:rFonts w:ascii="Times New Roman" w:hAnsi="Times New Roman" w:cs="Times New Roman"/>
+          <w:color w:val="EE0000"/>
+          <w:sz w:val="28"/>
+          <w:szCs w:val="28"/>
         </w:rPr>
         <w:t>Collection Framework</w:t>
       </w:r>
@@ -10462,6 +10469,7 @@
       <w:r>
         <w:rPr>
           <w:rFonts w:ascii="Times New Roman" w:hAnsi="Times New Roman" w:cs="Times New Roman"/>
+          <w:noProof/>
         </w:rPr>
         <w:drawing>
           <wp:inline distT="0" distB="0" distL="0" distR="0" wp14:anchorId="0D375117" wp14:editId="240D63FD">
@@ -10510,6 +10518,1255 @@
     </w:p>
     <w:p>
       <w:pPr>
+        <w:rPr>
+          <w:rFonts w:ascii="Times New Roman" w:hAnsi="Times New Roman" w:cs="Times New Roman"/>
+        </w:rPr>
+      </w:pPr>
+      <w:r>
+        <w:rPr>
+          <w:rFonts w:ascii="Times New Roman" w:hAnsi="Times New Roman" w:cs="Times New Roman"/>
+        </w:rPr>
+        <w:br w:type="page"/>
+      </w:r>
+    </w:p>
+    <w:p>
+      <w:pPr>
+        <w:jc w:val="center"/>
+        <w:rPr>
+          <w:rFonts w:ascii="Times New Roman" w:hAnsi="Times New Roman" w:cs="Times New Roman"/>
+          <w:b/>
+          <w:bCs/>
+          <w:color w:val="EE0000"/>
+          <w:sz w:val="28"/>
+          <w:szCs w:val="28"/>
+        </w:rPr>
+      </w:pPr>
+      <w:r>
+        <w:rPr>
+          <w:rFonts w:ascii="Times New Roman" w:hAnsi="Times New Roman" w:cs="Times New Roman"/>
+          <w:b/>
+          <w:bCs/>
+          <w:color w:val="EE0000"/>
+          <w:sz w:val="28"/>
+          <w:szCs w:val="28"/>
+        </w:rPr>
+        <w:t>Exception Handling</w:t>
+      </w:r>
+    </w:p>
+    <w:p>
+      <w:pPr>
+        <w:jc w:val="both"/>
+        <w:rPr>
+          <w:rFonts w:ascii="Times New Roman" w:hAnsi="Times New Roman" w:cs="Times New Roman"/>
+          <w:b/>
+          <w:bCs/>
+        </w:rPr>
+      </w:pPr>
+      <w:r>
+        <w:rPr>
+          <w:rFonts w:ascii="Times New Roman" w:hAnsi="Times New Roman" w:cs="Times New Roman"/>
+          <w:b/>
+          <w:bCs/>
+        </w:rPr>
+        <w:t>Exception</w:t>
+      </w:r>
+    </w:p>
+    <w:p>
+      <w:pPr>
+        <w:jc w:val="both"/>
+        <w:rPr>
+          <w:rFonts w:ascii="Times New Roman" w:hAnsi="Times New Roman" w:cs="Times New Roman"/>
+        </w:rPr>
+      </w:pPr>
+      <w:r>
+        <w:rPr>
+          <w:rFonts w:ascii="Times New Roman" w:hAnsi="Times New Roman" w:cs="Times New Roman"/>
+        </w:rPr>
+        <w:t>In Java, an </w:t>
+      </w:r>
+      <w:r>
+        <w:rPr>
+          <w:rFonts w:ascii="Times New Roman" w:hAnsi="Times New Roman" w:cs="Times New Roman"/>
+          <w:b/>
+          <w:bCs/>
+        </w:rPr>
+        <w:t>exception</w:t>
+      </w:r>
+      <w:r>
+        <w:rPr>
+          <w:rFonts w:ascii="Times New Roman" w:hAnsi="Times New Roman" w:cs="Times New Roman"/>
+        </w:rPr>
+        <w:t> is an event that occurs during the execution of a program and disrupts the normal flow of instructions.</w:t>
+      </w:r>
+    </w:p>
+    <w:p>
+      <w:pPr>
+        <w:jc w:val="both"/>
+        <w:rPr>
+          <w:rFonts w:ascii="Times New Roman" w:hAnsi="Times New Roman" w:cs="Times New Roman"/>
+          <w:b/>
+          <w:bCs/>
+        </w:rPr>
+      </w:pPr>
+      <w:r>
+        <w:rPr>
+          <w:rFonts w:ascii="Times New Roman" w:hAnsi="Times New Roman" w:cs="Times New Roman"/>
+          <w:b/>
+          <w:bCs/>
+        </w:rPr>
+        <w:t>Exception Handling</w:t>
+      </w:r>
+    </w:p>
+    <w:p>
+      <w:pPr>
+        <w:tabs>
+          <w:tab w:val="num" w:pos="720"/>
+        </w:tabs>
+        <w:jc w:val="both"/>
+        <w:rPr>
+          <w:rFonts w:ascii="Times New Roman" w:hAnsi="Times New Roman" w:cs="Times New Roman"/>
+        </w:rPr>
+      </w:pPr>
+      <w:r>
+        <w:rPr>
+          <w:rFonts w:ascii="Times New Roman" w:hAnsi="Times New Roman" w:cs="Times New Roman"/>
+        </w:rPr>
+        <w:t xml:space="preserve">In java almost all the exceptions execution which happen through method is </w:t>
+      </w:r>
+      <w:proofErr w:type="spellStart"/>
+      <w:r>
+        <w:rPr>
+          <w:rFonts w:ascii="Times New Roman" w:hAnsi="Times New Roman" w:cs="Times New Roman"/>
+        </w:rPr>
+        <w:t>binded</w:t>
+      </w:r>
+      <w:proofErr w:type="spellEnd"/>
+      <w:r>
+        <w:rPr>
+          <w:rFonts w:ascii="Times New Roman" w:hAnsi="Times New Roman" w:cs="Times New Roman"/>
+        </w:rPr>
+        <w:t xml:space="preserve"> dynamically / Runtime, so java developers were well aware of many Runtime issues which may occurs and disconnect the programming abruptly.</w:t>
+      </w:r>
+    </w:p>
+    <w:p>
+      <w:pPr>
+        <w:tabs>
+          <w:tab w:val="num" w:pos="720"/>
+        </w:tabs>
+        <w:jc w:val="both"/>
+        <w:rPr>
+          <w:rFonts w:ascii="Times New Roman" w:hAnsi="Times New Roman" w:cs="Times New Roman"/>
+        </w:rPr>
+      </w:pPr>
+      <w:r>
+        <w:rPr>
+          <w:rFonts w:ascii="Times New Roman" w:hAnsi="Times New Roman" w:cs="Times New Roman"/>
+        </w:rPr>
+        <w:t>So, they built a very good mechanism known as exception handling framework, which contains multiple classes and methods.</w:t>
+      </w:r>
+    </w:p>
+    <w:p>
+      <w:pPr>
+        <w:jc w:val="both"/>
+        <w:rPr>
+          <w:rFonts w:ascii="Times New Roman" w:hAnsi="Times New Roman" w:cs="Times New Roman"/>
+        </w:rPr>
+      </w:pPr>
+      <w:r>
+        <w:rPr>
+          <w:rFonts w:ascii="Times New Roman" w:hAnsi="Times New Roman" w:cs="Times New Roman"/>
+        </w:rPr>
+        <w:t>It also provides five keywords as follows:</w:t>
+      </w:r>
+    </w:p>
+    <w:p>
+      <w:pPr>
+        <w:numPr>
+          <w:ilvl w:val="0"/>
+          <w:numId w:val="46"/>
+        </w:numPr>
+        <w:jc w:val="both"/>
+        <w:rPr>
+          <w:rFonts w:ascii="Times New Roman" w:hAnsi="Times New Roman" w:cs="Times New Roman"/>
+        </w:rPr>
+      </w:pPr>
+      <w:r>
+        <w:rPr>
+          <w:rFonts w:ascii="Times New Roman" w:hAnsi="Times New Roman" w:cs="Times New Roman"/>
+        </w:rPr>
+        <w:t>try</w:t>
+      </w:r>
+    </w:p>
+    <w:p>
+      <w:pPr>
+        <w:numPr>
+          <w:ilvl w:val="0"/>
+          <w:numId w:val="46"/>
+        </w:numPr>
+        <w:jc w:val="both"/>
+        <w:rPr>
+          <w:rFonts w:ascii="Times New Roman" w:hAnsi="Times New Roman" w:cs="Times New Roman"/>
+        </w:rPr>
+      </w:pPr>
+      <w:r>
+        <w:rPr>
+          <w:rFonts w:ascii="Times New Roman" w:hAnsi="Times New Roman" w:cs="Times New Roman"/>
+        </w:rPr>
+        <w:t>catch</w:t>
+      </w:r>
+    </w:p>
+    <w:p>
+      <w:pPr>
+        <w:numPr>
+          <w:ilvl w:val="0"/>
+          <w:numId w:val="46"/>
+        </w:numPr>
+        <w:jc w:val="both"/>
+        <w:rPr>
+          <w:rFonts w:ascii="Times New Roman" w:hAnsi="Times New Roman" w:cs="Times New Roman"/>
+        </w:rPr>
+      </w:pPr>
+      <w:r>
+        <w:rPr>
+          <w:rFonts w:ascii="Times New Roman" w:hAnsi="Times New Roman" w:cs="Times New Roman"/>
+        </w:rPr>
+        <w:t>finally</w:t>
+      </w:r>
+    </w:p>
+    <w:p>
+      <w:pPr>
+        <w:numPr>
+          <w:ilvl w:val="0"/>
+          <w:numId w:val="46"/>
+        </w:numPr>
+        <w:jc w:val="both"/>
+        <w:rPr>
+          <w:rFonts w:ascii="Times New Roman" w:hAnsi="Times New Roman" w:cs="Times New Roman"/>
+        </w:rPr>
+      </w:pPr>
+      <w:r>
+        <w:rPr>
+          <w:rFonts w:ascii="Times New Roman" w:hAnsi="Times New Roman" w:cs="Times New Roman"/>
+        </w:rPr>
+        <w:t>throw</w:t>
+      </w:r>
+    </w:p>
+    <w:p>
+      <w:pPr>
+        <w:numPr>
+          <w:ilvl w:val="0"/>
+          <w:numId w:val="46"/>
+        </w:numPr>
+        <w:jc w:val="both"/>
+        <w:rPr>
+          <w:rFonts w:ascii="Times New Roman" w:hAnsi="Times New Roman" w:cs="Times New Roman"/>
+        </w:rPr>
+      </w:pPr>
+      <w:r>
+        <w:rPr>
+          <w:rFonts w:ascii="Times New Roman" w:hAnsi="Times New Roman" w:cs="Times New Roman"/>
+        </w:rPr>
+        <w:t>throws</w:t>
+      </w:r>
+    </w:p>
+    <w:p>
+      <w:pPr>
+        <w:jc w:val="both"/>
+        <w:rPr>
+          <w:rFonts w:ascii="Times New Roman" w:hAnsi="Times New Roman" w:cs="Times New Roman"/>
+        </w:rPr>
+      </w:pPr>
+    </w:p>
+    <w:p>
+      <w:pPr>
+        <w:pStyle w:val="ListParagraph"/>
+        <w:numPr>
+          <w:ilvl w:val="0"/>
+          <w:numId w:val="48"/>
+        </w:numPr>
+        <w:jc w:val="both"/>
+        <w:rPr>
+          <w:rFonts w:ascii="Times New Roman" w:hAnsi="Times New Roman" w:cs="Times New Roman"/>
+          <w:b/>
+          <w:bCs/>
+        </w:rPr>
+      </w:pPr>
+      <w:r>
+        <w:rPr>
+          <w:rFonts w:ascii="Times New Roman" w:hAnsi="Times New Roman" w:cs="Times New Roman"/>
+          <w:b/>
+          <w:bCs/>
+        </w:rPr>
+        <w:t>try:</w:t>
+      </w:r>
+    </w:p>
+    <w:p>
+      <w:pPr>
+        <w:jc w:val="both"/>
+        <w:rPr>
+          <w:rFonts w:ascii="Times New Roman" w:hAnsi="Times New Roman" w:cs="Times New Roman"/>
+        </w:rPr>
+      </w:pPr>
+      <w:r>
+        <w:rPr>
+          <w:rFonts w:ascii="Times New Roman" w:hAnsi="Times New Roman" w:cs="Times New Roman"/>
+          <w:noProof/>
+        </w:rPr>
+        <w:drawing>
+          <wp:inline distT="0" distB="0" distL="0" distR="0" wp14:anchorId="49B75D96" wp14:editId="6EAFA5EF">
+            <wp:extent cx="5731510" cy="3195955"/>
+            <wp:effectExtent l="0" t="0" r="2540" b="4445"/>
+            <wp:docPr id="472085452" name="Picture 1"/>
+            <wp:cNvGraphicFramePr>
+              <a:graphicFrameLocks xmlns:a="http://schemas.openxmlformats.org/drawingml/2006/main" noChangeAspect="1"/>
+            </wp:cNvGraphicFramePr>
+            <a:graphic xmlns:a="http://schemas.openxmlformats.org/drawingml/2006/main">
+              <a:graphicData uri="http://schemas.openxmlformats.org/drawingml/2006/picture">
+                <pic:pic xmlns:pic="http://schemas.openxmlformats.org/drawingml/2006/picture">
+                  <pic:nvPicPr>
+                    <pic:cNvPr id="472085452" name=""/>
+                    <pic:cNvPicPr/>
+                  </pic:nvPicPr>
+                  <pic:blipFill>
+                    <a:blip r:embed="rId8"/>
+                    <a:stretch>
+                      <a:fillRect/>
+                    </a:stretch>
+                  </pic:blipFill>
+                  <pic:spPr>
+                    <a:xfrm>
+                      <a:off x="0" y="0"/>
+                      <a:ext cx="5731510" cy="3195955"/>
+                    </a:xfrm>
+                    <a:prstGeom prst="rect">
+                      <a:avLst/>
+                    </a:prstGeom>
+                  </pic:spPr>
+                </pic:pic>
+              </a:graphicData>
+            </a:graphic>
+          </wp:inline>
+        </w:drawing>
+      </w:r>
+    </w:p>
+    <w:p>
+      <w:pPr>
+        <w:jc w:val="both"/>
+        <w:rPr>
+          <w:rFonts w:ascii="Times New Roman" w:hAnsi="Times New Roman" w:cs="Times New Roman"/>
+        </w:rPr>
+      </w:pPr>
+    </w:p>
+    <w:p>
+      <w:pPr>
+        <w:jc w:val="both"/>
+        <w:rPr>
+          <w:rFonts w:ascii="Times New Roman" w:hAnsi="Times New Roman" w:cs="Times New Roman"/>
+        </w:rPr>
+      </w:pPr>
+    </w:p>
+    <w:p>
+      <w:pPr>
+        <w:jc w:val="both"/>
+        <w:rPr>
+          <w:rFonts w:ascii="Times New Roman" w:hAnsi="Times New Roman" w:cs="Times New Roman"/>
+        </w:rPr>
+      </w:pPr>
+    </w:p>
+    <w:p>
+      <w:pPr>
+        <w:numPr>
+          <w:ilvl w:val="0"/>
+          <w:numId w:val="48"/>
+        </w:numPr>
+        <w:jc w:val="both"/>
+        <w:rPr>
+          <w:rFonts w:ascii="Times New Roman" w:hAnsi="Times New Roman" w:cs="Times New Roman"/>
+          <w:b/>
+          <w:bCs/>
+        </w:rPr>
+      </w:pPr>
+      <w:r>
+        <w:rPr>
+          <w:rFonts w:ascii="Times New Roman" w:hAnsi="Times New Roman" w:cs="Times New Roman"/>
+          <w:b/>
+          <w:bCs/>
+        </w:rPr>
+        <w:t>catch</w:t>
+      </w:r>
+    </w:p>
+    <w:p>
+      <w:pPr>
+        <w:jc w:val="both"/>
+        <w:rPr>
+          <w:rFonts w:ascii="Times New Roman" w:hAnsi="Times New Roman" w:cs="Times New Roman"/>
+          <w:b/>
+          <w:bCs/>
+        </w:rPr>
+      </w:pPr>
+      <w:r>
+        <w:rPr>
+          <w:rFonts w:ascii="Times New Roman" w:hAnsi="Times New Roman" w:cs="Times New Roman"/>
+          <w:b/>
+          <w:bCs/>
+          <w:noProof/>
+        </w:rPr>
+        <w:drawing>
+          <wp:inline distT="0" distB="0" distL="0" distR="0" wp14:anchorId="69EEFF67" wp14:editId="5AC23A9B">
+            <wp:extent cx="4730750" cy="3274731"/>
+            <wp:effectExtent l="0" t="0" r="0" b="1905"/>
+            <wp:docPr id="1576840184" name="Picture 1"/>
+            <wp:cNvGraphicFramePr>
+              <a:graphicFrameLocks xmlns:a="http://schemas.openxmlformats.org/drawingml/2006/main" noChangeAspect="1"/>
+            </wp:cNvGraphicFramePr>
+            <a:graphic xmlns:a="http://schemas.openxmlformats.org/drawingml/2006/main">
+              <a:graphicData uri="http://schemas.openxmlformats.org/drawingml/2006/picture">
+                <pic:pic xmlns:pic="http://schemas.openxmlformats.org/drawingml/2006/picture">
+                  <pic:nvPicPr>
+                    <pic:cNvPr id="1576840184" name=""/>
+                    <pic:cNvPicPr/>
+                  </pic:nvPicPr>
+                  <pic:blipFill>
+                    <a:blip r:embed="rId9"/>
+                    <a:stretch>
+                      <a:fillRect/>
+                    </a:stretch>
+                  </pic:blipFill>
+                  <pic:spPr>
+                    <a:xfrm>
+                      <a:off x="0" y="0"/>
+                      <a:ext cx="4742531" cy="3282886"/>
+                    </a:xfrm>
+                    <a:prstGeom prst="rect">
+                      <a:avLst/>
+                    </a:prstGeom>
+                  </pic:spPr>
+                </pic:pic>
+              </a:graphicData>
+            </a:graphic>
+          </wp:inline>
+        </w:drawing>
+      </w:r>
+    </w:p>
+    <w:p>
+      <w:pPr>
+        <w:jc w:val="both"/>
+        <w:rPr>
+          <w:rFonts w:ascii="Times New Roman" w:hAnsi="Times New Roman" w:cs="Times New Roman"/>
+          <w:b/>
+          <w:bCs/>
+        </w:rPr>
+      </w:pPr>
+    </w:p>
+    <w:p>
+      <w:pPr>
+        <w:pStyle w:val="ListParagraph"/>
+        <w:numPr>
+          <w:ilvl w:val="0"/>
+          <w:numId w:val="48"/>
+        </w:numPr>
+        <w:jc w:val="both"/>
+        <w:rPr>
+          <w:rFonts w:ascii="Times New Roman" w:hAnsi="Times New Roman" w:cs="Times New Roman"/>
+          <w:b/>
+          <w:bCs/>
+        </w:rPr>
+      </w:pPr>
+      <w:r>
+        <w:rPr>
+          <w:rFonts w:ascii="Times New Roman" w:hAnsi="Times New Roman" w:cs="Times New Roman"/>
+          <w:b/>
+          <w:bCs/>
+        </w:rPr>
+        <w:t>throw</w:t>
+      </w:r>
+    </w:p>
+    <w:p>
+      <w:pPr>
+        <w:jc w:val="both"/>
+        <w:rPr>
+          <w:rFonts w:ascii="Times New Roman" w:hAnsi="Times New Roman" w:cs="Times New Roman"/>
+        </w:rPr>
+      </w:pPr>
+      <w:r>
+        <w:rPr>
+          <w:rFonts w:ascii="Times New Roman" w:hAnsi="Times New Roman" w:cs="Times New Roman"/>
+        </w:rPr>
+        <w:t>The throw keyword in Java is used to explicitly throw an exception when a specific condition occurs.</w:t>
+      </w:r>
+    </w:p>
+    <w:p>
+      <w:pPr>
+        <w:jc w:val="both"/>
+        <w:rPr>
+          <w:rFonts w:ascii="Times New Roman" w:hAnsi="Times New Roman" w:cs="Times New Roman"/>
+        </w:rPr>
+      </w:pPr>
+      <w:r>
+        <w:rPr>
+          <w:rFonts w:ascii="Times New Roman" w:hAnsi="Times New Roman" w:cs="Times New Roman"/>
+        </w:rPr>
+        <w:t>It is used inside the method or code block to manually create and throw an exception object.</w:t>
+      </w:r>
+    </w:p>
+    <w:p>
+      <w:pPr>
+        <w:jc w:val="both"/>
+        <w:rPr>
+          <w:rFonts w:ascii="Times New Roman" w:hAnsi="Times New Roman" w:cs="Times New Roman"/>
+        </w:rPr>
+      </w:pPr>
+      <w:r>
+        <w:rPr>
+          <w:rFonts w:ascii="Times New Roman" w:hAnsi="Times New Roman" w:cs="Times New Roman"/>
+        </w:rPr>
+        <w:t xml:space="preserve">Syntax: throw new </w:t>
+      </w:r>
+      <w:proofErr w:type="spellStart"/>
+      <w:r>
+        <w:rPr>
+          <w:rFonts w:ascii="Times New Roman" w:hAnsi="Times New Roman" w:cs="Times New Roman"/>
+        </w:rPr>
+        <w:t>ExceptionType</w:t>
+      </w:r>
+      <w:proofErr w:type="spellEnd"/>
+      <w:r>
+        <w:rPr>
+          <w:rFonts w:ascii="Times New Roman" w:hAnsi="Times New Roman" w:cs="Times New Roman"/>
+        </w:rPr>
+        <w:t>("message");</w:t>
+      </w:r>
+    </w:p>
+    <w:p>
+      <w:pPr>
+        <w:jc w:val="both"/>
+        <w:rPr>
+          <w:rFonts w:ascii="Times New Roman" w:hAnsi="Times New Roman" w:cs="Times New Roman"/>
+        </w:rPr>
+      </w:pPr>
+    </w:p>
+    <w:p>
+      <w:pPr>
+        <w:pStyle w:val="ListParagraph"/>
+        <w:numPr>
+          <w:ilvl w:val="0"/>
+          <w:numId w:val="48"/>
+        </w:numPr>
+        <w:jc w:val="both"/>
+        <w:rPr>
+          <w:rFonts w:ascii="Times New Roman" w:hAnsi="Times New Roman" w:cs="Times New Roman"/>
+          <w:b/>
+          <w:bCs/>
+        </w:rPr>
+      </w:pPr>
+      <w:r>
+        <w:rPr>
+          <w:rFonts w:ascii="Times New Roman" w:hAnsi="Times New Roman" w:cs="Times New Roman"/>
+          <w:b/>
+          <w:bCs/>
+        </w:rPr>
+        <w:t>finally</w:t>
+      </w:r>
+    </w:p>
+    <w:p>
+      <w:pPr>
+        <w:jc w:val="both"/>
+        <w:rPr>
+          <w:rFonts w:ascii="Times New Roman" w:hAnsi="Times New Roman" w:cs="Times New Roman"/>
+          <w:b/>
+          <w:bCs/>
+        </w:rPr>
+      </w:pPr>
+      <w:r>
+        <w:rPr>
+          <w:rFonts w:ascii="Times New Roman" w:hAnsi="Times New Roman" w:cs="Times New Roman"/>
+          <w:b/>
+          <w:bCs/>
+          <w:noProof/>
+        </w:rPr>
+        <w:drawing>
+          <wp:inline distT="0" distB="0" distL="0" distR="0" wp14:anchorId="2048AD76" wp14:editId="5B16FE67">
+            <wp:extent cx="5731510" cy="1891030"/>
+            <wp:effectExtent l="0" t="0" r="2540" b="0"/>
+            <wp:docPr id="1503887583" name="Picture 1"/>
+            <wp:cNvGraphicFramePr>
+              <a:graphicFrameLocks xmlns:a="http://schemas.openxmlformats.org/drawingml/2006/main" noChangeAspect="1"/>
+            </wp:cNvGraphicFramePr>
+            <a:graphic xmlns:a="http://schemas.openxmlformats.org/drawingml/2006/main">
+              <a:graphicData uri="http://schemas.openxmlformats.org/drawingml/2006/picture">
+                <pic:pic xmlns:pic="http://schemas.openxmlformats.org/drawingml/2006/picture">
+                  <pic:nvPicPr>
+                    <pic:cNvPr id="1503887583" name=""/>
+                    <pic:cNvPicPr/>
+                  </pic:nvPicPr>
+                  <pic:blipFill>
+                    <a:blip r:embed="rId10"/>
+                    <a:stretch>
+                      <a:fillRect/>
+                    </a:stretch>
+                  </pic:blipFill>
+                  <pic:spPr>
+                    <a:xfrm>
+                      <a:off x="0" y="0"/>
+                      <a:ext cx="5731510" cy="1891030"/>
+                    </a:xfrm>
+                    <a:prstGeom prst="rect">
+                      <a:avLst/>
+                    </a:prstGeom>
+                  </pic:spPr>
+                </pic:pic>
+              </a:graphicData>
+            </a:graphic>
+          </wp:inline>
+        </w:drawing>
+      </w:r>
+    </w:p>
+    <w:p>
+      <w:pPr>
+        <w:pStyle w:val="ListParagraph"/>
+        <w:numPr>
+          <w:ilvl w:val="0"/>
+          <w:numId w:val="48"/>
+        </w:numPr>
+        <w:jc w:val="both"/>
+        <w:rPr>
+          <w:rFonts w:ascii="Times New Roman" w:hAnsi="Times New Roman" w:cs="Times New Roman"/>
+          <w:b/>
+          <w:bCs/>
+        </w:rPr>
+      </w:pPr>
+      <w:r>
+        <w:rPr>
+          <w:rFonts w:ascii="Times New Roman" w:hAnsi="Times New Roman" w:cs="Times New Roman"/>
+          <w:b/>
+          <w:bCs/>
+        </w:rPr>
+        <w:t>throws</w:t>
+      </w:r>
+    </w:p>
+    <w:p>
+      <w:pPr>
+        <w:jc w:val="both"/>
+        <w:rPr>
+          <w:rFonts w:ascii="Times New Roman" w:hAnsi="Times New Roman" w:cs="Times New Roman"/>
+          <w:b/>
+          <w:bCs/>
+        </w:rPr>
+      </w:pPr>
+      <w:r>
+        <w:rPr>
+          <w:rFonts w:ascii="Times New Roman" w:hAnsi="Times New Roman" w:cs="Times New Roman"/>
+          <w:b/>
+          <w:bCs/>
+          <w:noProof/>
+        </w:rPr>
+        <w:drawing>
+          <wp:inline distT="0" distB="0" distL="0" distR="0" wp14:anchorId="7AFA804E" wp14:editId="77192E5D">
+            <wp:extent cx="5692633" cy="4930567"/>
+            <wp:effectExtent l="0" t="0" r="3810" b="3810"/>
+            <wp:docPr id="377253664" name="Picture 1"/>
+            <wp:cNvGraphicFramePr>
+              <a:graphicFrameLocks xmlns:a="http://schemas.openxmlformats.org/drawingml/2006/main" noChangeAspect="1"/>
+            </wp:cNvGraphicFramePr>
+            <a:graphic xmlns:a="http://schemas.openxmlformats.org/drawingml/2006/main">
+              <a:graphicData uri="http://schemas.openxmlformats.org/drawingml/2006/picture">
+                <pic:pic xmlns:pic="http://schemas.openxmlformats.org/drawingml/2006/picture">
+                  <pic:nvPicPr>
+                    <pic:cNvPr id="377253664" name=""/>
+                    <pic:cNvPicPr/>
+                  </pic:nvPicPr>
+                  <pic:blipFill>
+                    <a:blip r:embed="rId11"/>
+                    <a:stretch>
+                      <a:fillRect/>
+                    </a:stretch>
+                  </pic:blipFill>
+                  <pic:spPr>
+                    <a:xfrm>
+                      <a:off x="0" y="0"/>
+                      <a:ext cx="5692633" cy="4930567"/>
+                    </a:xfrm>
+                    <a:prstGeom prst="rect">
+                      <a:avLst/>
+                    </a:prstGeom>
+                  </pic:spPr>
+                </pic:pic>
+              </a:graphicData>
+            </a:graphic>
+          </wp:inline>
+        </w:drawing>
+      </w:r>
+    </w:p>
+    <w:p>
+      <w:pPr>
+        <w:jc w:val="both"/>
+        <w:rPr>
+          <w:rFonts w:ascii="Times New Roman" w:hAnsi="Times New Roman" w:cs="Times New Roman"/>
+          <w:b/>
+          <w:bCs/>
+        </w:rPr>
+      </w:pPr>
+    </w:p>
+    <w:p>
+      <w:pPr>
+        <w:jc w:val="both"/>
+        <w:rPr>
+          <w:rFonts w:ascii="Times New Roman" w:hAnsi="Times New Roman" w:cs="Times New Roman"/>
+        </w:rPr>
+      </w:pPr>
+      <w:r>
+        <w:rPr>
+          <w:rFonts w:ascii="Times New Roman" w:hAnsi="Times New Roman" w:cs="Times New Roman"/>
+          <w:noProof/>
+        </w:rPr>
+        <mc:AlternateContent>
+          <mc:Choice Requires="wps">
+            <w:drawing>
+              <wp:anchor distT="0" distB="0" distL="114300" distR="114300" simplePos="0" relativeHeight="251667456" behindDoc="0" locked="0" layoutInCell="1" allowOverlap="1" wp14:anchorId="4DC43649" wp14:editId="7B635C4B">
+                <wp:simplePos x="0" y="0"/>
+                <wp:positionH relativeFrom="column">
+                  <wp:posOffset>0</wp:posOffset>
+                </wp:positionH>
+                <wp:positionV relativeFrom="paragraph">
+                  <wp:posOffset>0</wp:posOffset>
+                </wp:positionV>
+                <wp:extent cx="6045200" cy="0"/>
+                <wp:effectExtent l="0" t="0" r="0" b="0"/>
+                <wp:wrapNone/>
+                <wp:docPr id="960843177" name="Straight Connector 2"/>
+                <wp:cNvGraphicFramePr/>
+                <a:graphic xmlns:a="http://schemas.openxmlformats.org/drawingml/2006/main">
+                  <a:graphicData uri="http://schemas.microsoft.com/office/word/2010/wordprocessingShape">
+                    <wps:wsp>
+                      <wps:cNvCnPr/>
+                      <wps:spPr>
+                        <a:xfrm flipV="1">
+                          <a:off x="0" y="0"/>
+                          <a:ext cx="6045200" cy="0"/>
+                        </a:xfrm>
+                        <a:prstGeom prst="line">
+                          <a:avLst/>
+                        </a:prstGeom>
+                        <a:ln w="9525"/>
+                      </wps:spPr>
+                      <wps:style>
+                        <a:lnRef idx="1">
+                          <a:schemeClr val="dk1"/>
+                        </a:lnRef>
+                        <a:fillRef idx="0">
+                          <a:schemeClr val="dk1"/>
+                        </a:fillRef>
+                        <a:effectRef idx="0">
+                          <a:schemeClr val="dk1"/>
+                        </a:effectRef>
+                        <a:fontRef idx="minor">
+                          <a:schemeClr val="tx1"/>
+                        </a:fontRef>
+                      </wps:style>
+                      <wps:bodyPr/>
+                    </wps:wsp>
+                  </a:graphicData>
+                </a:graphic>
+                <wp14:sizeRelV relativeFrom="margin">
+                  <wp14:pctHeight>0</wp14:pctHeight>
+                </wp14:sizeRelV>
+              </wp:anchor>
+            </w:drawing>
+          </mc:Choice>
+          <mc:Fallback>
+            <w:pict>
+              <v:line w14:anchorId="62A54A01" id="Straight Connector 2" o:spid="_x0000_s1026" style="position:absolute;flip:y;z-index:251667456;visibility:visible;mso-wrap-style:square;mso-height-percent:0;mso-wrap-distance-left:9pt;mso-wrap-distance-top:0;mso-wrap-distance-right:9pt;mso-wrap-distance-bottom:0;mso-position-horizontal:absolute;mso-position-horizontal-relative:text;mso-position-vertical:absolute;mso-position-vertical-relative:text;mso-height-percent:0;mso-height-relative:margin" from="0,0" to="476pt,0" o:gfxdata="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" strokecolor="black [3200]">
+                <v:stroke joinstyle="miter"/>
+              </v:line>
+            </w:pict>
+          </mc:Fallback>
+        </mc:AlternateContent>
+      </w:r>
+    </w:p>
+    <w:p>
+      <w:pPr>
+        <w:jc w:val="both"/>
+        <w:rPr>
+          <w:rFonts w:ascii="Times New Roman" w:hAnsi="Times New Roman" w:cs="Times New Roman"/>
+          <w:b/>
+          <w:bCs/>
+        </w:rPr>
+      </w:pPr>
+      <w:r>
+        <w:rPr>
+          <w:rFonts w:ascii="Times New Roman" w:hAnsi="Times New Roman" w:cs="Times New Roman"/>
+          <w:b/>
+          <w:bCs/>
+          <w:noProof/>
+        </w:rPr>
+        <w:drawing>
+          <wp:inline distT="0" distB="0" distL="0" distR="0" wp14:anchorId="4E28CF26" wp14:editId="2F71092C">
+            <wp:extent cx="3142512" cy="5544390"/>
+            <wp:effectExtent l="0" t="953" r="318" b="317"/>
+            <wp:docPr id="463934998" name="Picture 1"/>
+            <wp:cNvGraphicFramePr>
+              <a:graphicFrameLocks xmlns:a="http://schemas.openxmlformats.org/drawingml/2006/main" noChangeAspect="1"/>
+            </wp:cNvGraphicFramePr>
+            <a:graphic xmlns:a="http://schemas.openxmlformats.org/drawingml/2006/main">
+              <a:graphicData uri="http://schemas.openxmlformats.org/drawingml/2006/picture">
+                <pic:pic xmlns:pic="http://schemas.openxmlformats.org/drawingml/2006/picture">
+                  <pic:nvPicPr>
+                    <pic:cNvPr id="463934998" name=""/>
+                    <pic:cNvPicPr/>
+                  </pic:nvPicPr>
+                  <pic:blipFill>
+                    <a:blip r:embed="rId12"/>
+                    <a:stretch>
+                      <a:fillRect/>
+                    </a:stretch>
+                  </pic:blipFill>
+                  <pic:spPr>
+                    <a:xfrm rot="16200000">
+                      <a:off x="0" y="0"/>
+                      <a:ext cx="3176416" cy="5604207"/>
+                    </a:xfrm>
+                    <a:prstGeom prst="rect">
+                      <a:avLst/>
+                    </a:prstGeom>
+                  </pic:spPr>
+                </pic:pic>
+              </a:graphicData>
+            </a:graphic>
+          </wp:inline>
+        </w:drawing>
+      </w:r>
+    </w:p>
+    <w:p>
+      <w:pPr>
+        <w:jc w:val="both"/>
+        <w:rPr>
+          <w:rFonts w:ascii="Times New Roman" w:hAnsi="Times New Roman" w:cs="Times New Roman"/>
+          <w:b/>
+          <w:bCs/>
+        </w:rPr>
+      </w:pPr>
+      <w:r>
+        <w:rPr>
+          <w:rFonts w:ascii="Times New Roman" w:hAnsi="Times New Roman" w:cs="Times New Roman"/>
+          <w:b/>
+          <w:bCs/>
+        </w:rPr>
+        <w:t>Checked and Unchecked Exception</w:t>
+      </w:r>
+    </w:p>
+    <w:p>
+      <w:pPr>
+        <w:jc w:val="both"/>
+        <w:rPr>
+          <w:rFonts w:ascii="Times New Roman" w:hAnsi="Times New Roman" w:cs="Times New Roman"/>
+          <w:b/>
+          <w:bCs/>
+        </w:rPr>
+      </w:pPr>
+      <w:r>
+        <w:rPr>
+          <w:rFonts w:ascii="Times New Roman" w:hAnsi="Times New Roman" w:cs="Times New Roman"/>
+          <w:b/>
+          <w:bCs/>
+          <w:noProof/>
+        </w:rPr>
+        <w:drawing>
+          <wp:inline distT="0" distB="0" distL="0" distR="0" wp14:anchorId="270993B8" wp14:editId="72C96EAC">
+            <wp:extent cx="5544805" cy="4146550"/>
+            <wp:effectExtent l="0" t="0" r="0" b="6350"/>
+            <wp:docPr id="1343986855" name="Picture 1"/>
+            <wp:cNvGraphicFramePr>
+              <a:graphicFrameLocks xmlns:a="http://schemas.openxmlformats.org/drawingml/2006/main" noChangeAspect="1"/>
+            </wp:cNvGraphicFramePr>
+            <a:graphic xmlns:a="http://schemas.openxmlformats.org/drawingml/2006/main">
+              <a:graphicData uri="http://schemas.openxmlformats.org/drawingml/2006/picture">
+                <pic:pic xmlns:pic="http://schemas.openxmlformats.org/drawingml/2006/picture">
+                  <pic:nvPicPr>
+                    <pic:cNvPr id="1343986855" name=""/>
+                    <pic:cNvPicPr/>
+                  </pic:nvPicPr>
+                  <pic:blipFill>
+                    <a:blip r:embed="rId13"/>
+                    <a:stretch>
+                      <a:fillRect/>
+                    </a:stretch>
+                  </pic:blipFill>
+                  <pic:spPr>
+                    <a:xfrm>
+                      <a:off x="0" y="0"/>
+                      <a:ext cx="5559289" cy="4157381"/>
+                    </a:xfrm>
+                    <a:prstGeom prst="rect">
+                      <a:avLst/>
+                    </a:prstGeom>
+                  </pic:spPr>
+                </pic:pic>
+              </a:graphicData>
+            </a:graphic>
+          </wp:inline>
+        </w:drawing>
+      </w:r>
+    </w:p>
+    <w:p>
+      <w:pPr>
+        <w:jc w:val="both"/>
+        <w:rPr>
+          <w:rFonts w:ascii="Times New Roman" w:hAnsi="Times New Roman" w:cs="Times New Roman"/>
+          <w:b/>
+          <w:bCs/>
+        </w:rPr>
+      </w:pPr>
+    </w:p>
+    <w:p>
+      <w:pPr>
+        <w:jc w:val="both"/>
+        <w:rPr>
+          <w:rFonts w:ascii="Times New Roman" w:hAnsi="Times New Roman" w:cs="Times New Roman"/>
+          <w:b/>
+          <w:bCs/>
+        </w:rPr>
+      </w:pPr>
+      <w:r>
+        <w:rPr>
+          <w:rFonts w:ascii="Times New Roman" w:hAnsi="Times New Roman" w:cs="Times New Roman"/>
+          <w:b/>
+          <w:bCs/>
+        </w:rPr>
+        <w:t>Hierarchy of Java Exception classes</w:t>
+      </w:r>
+    </w:p>
+    <w:p>
+      <w:pPr>
+        <w:jc w:val="both"/>
+        <w:rPr>
+          <w:rFonts w:ascii="Times New Roman" w:hAnsi="Times New Roman" w:cs="Times New Roman"/>
+        </w:rPr>
+      </w:pPr>
+      <w:r>
+        <w:rPr>
+          <w:rFonts w:ascii="Times New Roman" w:hAnsi="Times New Roman" w:cs="Times New Roman"/>
+        </w:rPr>
+        <w:t>Exceptions are represented by classes, and all exception classes are part of the </w:t>
+      </w:r>
+      <w:proofErr w:type="spellStart"/>
+      <w:proofErr w:type="gramStart"/>
+      <w:r>
+        <w:rPr>
+          <w:rFonts w:ascii="Times New Roman" w:hAnsi="Times New Roman" w:cs="Times New Roman"/>
+          <w:b/>
+          <w:bCs/>
+        </w:rPr>
+        <w:t>java.lang</w:t>
+      </w:r>
+      <w:proofErr w:type="spellEnd"/>
+      <w:proofErr w:type="gramEnd"/>
+      <w:r>
+        <w:rPr>
+          <w:rFonts w:ascii="Times New Roman" w:hAnsi="Times New Roman" w:cs="Times New Roman"/>
+          <w:b/>
+          <w:bCs/>
+        </w:rPr>
+        <w:t xml:space="preserve"> package</w:t>
+      </w:r>
+      <w:r>
+        <w:rPr>
+          <w:rFonts w:ascii="Times New Roman" w:hAnsi="Times New Roman" w:cs="Times New Roman"/>
+        </w:rPr>
+        <w:t>. They are organized in a hierarchical structure with </w:t>
+      </w:r>
+      <w:r>
+        <w:rPr>
+          <w:rFonts w:ascii="Times New Roman" w:hAnsi="Times New Roman" w:cs="Times New Roman"/>
+          <w:b/>
+          <w:bCs/>
+        </w:rPr>
+        <w:t>Throwable</w:t>
+      </w:r>
+      <w:r>
+        <w:rPr>
+          <w:rFonts w:ascii="Times New Roman" w:hAnsi="Times New Roman" w:cs="Times New Roman"/>
+        </w:rPr>
+        <w:t> at the top. The main hierarchy is as follows:</w:t>
+      </w:r>
+    </w:p>
+    <w:p>
+      <w:pPr>
+        <w:numPr>
+          <w:ilvl w:val="0"/>
+          <w:numId w:val="47"/>
+        </w:numPr>
+        <w:jc w:val="both"/>
+        <w:rPr>
+          <w:rFonts w:ascii="Times New Roman" w:hAnsi="Times New Roman" w:cs="Times New Roman"/>
+        </w:rPr>
+      </w:pPr>
+      <w:r>
+        <w:rPr>
+          <w:rFonts w:ascii="Times New Roman" w:hAnsi="Times New Roman" w:cs="Times New Roman"/>
+          <w:b/>
+          <w:bCs/>
+        </w:rPr>
+        <w:t>Throwable</w:t>
+      </w:r>
+      <w:r>
+        <w:rPr>
+          <w:rFonts w:ascii="Times New Roman" w:hAnsi="Times New Roman" w:cs="Times New Roman"/>
+        </w:rPr>
+        <w:t>: The superclass of all errors and exceptions in Java.</w:t>
+      </w:r>
+    </w:p>
+    <w:p>
+      <w:pPr>
+        <w:numPr>
+          <w:ilvl w:val="1"/>
+          <w:numId w:val="47"/>
+        </w:numPr>
+        <w:jc w:val="both"/>
+        <w:rPr>
+          <w:rFonts w:ascii="Times New Roman" w:hAnsi="Times New Roman" w:cs="Times New Roman"/>
+        </w:rPr>
+      </w:pPr>
+      <w:r>
+        <w:rPr>
+          <w:rFonts w:ascii="Times New Roman" w:hAnsi="Times New Roman" w:cs="Times New Roman"/>
+          <w:b/>
+          <w:bCs/>
+        </w:rPr>
+        <w:t>Error</w:t>
+      </w:r>
+      <w:r>
+        <w:rPr>
+          <w:rFonts w:ascii="Times New Roman" w:hAnsi="Times New Roman" w:cs="Times New Roman"/>
+        </w:rPr>
+        <w:t xml:space="preserve">: Represents serious system errors that applications usually cannot handle (e.g., </w:t>
+      </w:r>
+      <w:proofErr w:type="spellStart"/>
+      <w:r>
+        <w:rPr>
+          <w:rFonts w:ascii="Times New Roman" w:hAnsi="Times New Roman" w:cs="Times New Roman"/>
+        </w:rPr>
+        <w:t>OutOfMemoryError</w:t>
+      </w:r>
+      <w:proofErr w:type="spellEnd"/>
+      <w:r>
+        <w:rPr>
+          <w:rFonts w:ascii="Times New Roman" w:hAnsi="Times New Roman" w:cs="Times New Roman"/>
+        </w:rPr>
+        <w:t>).</w:t>
+      </w:r>
+    </w:p>
+    <w:p>
+      <w:pPr>
+        <w:numPr>
+          <w:ilvl w:val="1"/>
+          <w:numId w:val="47"/>
+        </w:numPr>
+        <w:jc w:val="both"/>
+        <w:rPr>
+          <w:rFonts w:ascii="Times New Roman" w:hAnsi="Times New Roman" w:cs="Times New Roman"/>
+        </w:rPr>
+      </w:pPr>
+      <w:r>
+        <w:rPr>
+          <w:rFonts w:ascii="Times New Roman" w:hAnsi="Times New Roman" w:cs="Times New Roman"/>
+          <w:b/>
+          <w:bCs/>
+        </w:rPr>
+        <w:t>Exception</w:t>
+      </w:r>
+      <w:r>
+        <w:rPr>
+          <w:rFonts w:ascii="Times New Roman" w:hAnsi="Times New Roman" w:cs="Times New Roman"/>
+        </w:rPr>
+        <w:t>: Represents conditions that a program might want to catch.</w:t>
+      </w:r>
+    </w:p>
+    <w:p>
+      <w:pPr>
+        <w:numPr>
+          <w:ilvl w:val="2"/>
+          <w:numId w:val="47"/>
+        </w:numPr>
+        <w:jc w:val="both"/>
+        <w:rPr>
+          <w:rFonts w:ascii="Times New Roman" w:hAnsi="Times New Roman" w:cs="Times New Roman"/>
+        </w:rPr>
+      </w:pPr>
+      <w:r>
+        <w:rPr>
+          <w:rFonts w:ascii="Times New Roman" w:hAnsi="Times New Roman" w:cs="Times New Roman"/>
+          <w:b/>
+          <w:bCs/>
+        </w:rPr>
+        <w:t>Checked Exceptions</w:t>
+      </w:r>
+      <w:r>
+        <w:rPr>
+          <w:rFonts w:ascii="Times New Roman" w:hAnsi="Times New Roman" w:cs="Times New Roman"/>
+        </w:rPr>
+        <w:t>: Must be either </w:t>
+      </w:r>
+      <w:r>
+        <w:rPr>
+          <w:rFonts w:ascii="Times New Roman" w:hAnsi="Times New Roman" w:cs="Times New Roman"/>
+          <w:b/>
+          <w:bCs/>
+        </w:rPr>
+        <w:t>handled using try-catch</w:t>
+      </w:r>
+      <w:r>
+        <w:rPr>
+          <w:rFonts w:ascii="Times New Roman" w:hAnsi="Times New Roman" w:cs="Times New Roman"/>
+        </w:rPr>
+        <w:t> or </w:t>
+      </w:r>
+      <w:r>
+        <w:rPr>
+          <w:rFonts w:ascii="Times New Roman" w:hAnsi="Times New Roman" w:cs="Times New Roman"/>
+          <w:b/>
+          <w:bCs/>
+        </w:rPr>
+        <w:t>declared using throws</w:t>
+      </w:r>
+      <w:r>
+        <w:rPr>
+          <w:rFonts w:ascii="Times New Roman" w:hAnsi="Times New Roman" w:cs="Times New Roman"/>
+        </w:rPr>
+        <w:t xml:space="preserve"> (e.g., </w:t>
+      </w:r>
+      <w:proofErr w:type="spellStart"/>
+      <w:r>
+        <w:rPr>
+          <w:rFonts w:ascii="Times New Roman" w:hAnsi="Times New Roman" w:cs="Times New Roman"/>
+        </w:rPr>
+        <w:t>IOException</w:t>
+      </w:r>
+      <w:proofErr w:type="spellEnd"/>
+      <w:r>
+        <w:rPr>
+          <w:rFonts w:ascii="Times New Roman" w:hAnsi="Times New Roman" w:cs="Times New Roman"/>
+        </w:rPr>
+        <w:t xml:space="preserve">, </w:t>
+      </w:r>
+      <w:proofErr w:type="spellStart"/>
+      <w:r>
+        <w:rPr>
+          <w:rFonts w:ascii="Times New Roman" w:hAnsi="Times New Roman" w:cs="Times New Roman"/>
+        </w:rPr>
+        <w:t>SQLException</w:t>
+      </w:r>
+      <w:proofErr w:type="spellEnd"/>
+      <w:r>
+        <w:rPr>
+          <w:rFonts w:ascii="Times New Roman" w:hAnsi="Times New Roman" w:cs="Times New Roman"/>
+        </w:rPr>
+        <w:t>).</w:t>
+      </w:r>
+    </w:p>
+    <w:p>
+      <w:pPr>
+        <w:numPr>
+          <w:ilvl w:val="2"/>
+          <w:numId w:val="47"/>
+        </w:numPr>
+        <w:jc w:val="both"/>
+        <w:rPr>
+          <w:rFonts w:ascii="Times New Roman" w:hAnsi="Times New Roman" w:cs="Times New Roman"/>
+        </w:rPr>
+      </w:pPr>
+      <w:r>
+        <w:rPr>
+          <w:rFonts w:ascii="Times New Roman" w:hAnsi="Times New Roman" w:cs="Times New Roman"/>
+          <w:b/>
+          <w:bCs/>
+        </w:rPr>
+        <w:t>Unchecked Exceptions (</w:t>
+      </w:r>
+      <w:proofErr w:type="spellStart"/>
+      <w:r>
+        <w:rPr>
+          <w:rFonts w:ascii="Times New Roman" w:hAnsi="Times New Roman" w:cs="Times New Roman"/>
+          <w:b/>
+          <w:bCs/>
+        </w:rPr>
+        <w:t>RuntimeException</w:t>
+      </w:r>
+      <w:proofErr w:type="spellEnd"/>
+      <w:r>
+        <w:rPr>
+          <w:rFonts w:ascii="Times New Roman" w:hAnsi="Times New Roman" w:cs="Times New Roman"/>
+          <w:b/>
+          <w:bCs/>
+        </w:rPr>
+        <w:t>)</w:t>
+      </w:r>
+      <w:r>
+        <w:rPr>
+          <w:rFonts w:ascii="Times New Roman" w:hAnsi="Times New Roman" w:cs="Times New Roman"/>
+        </w:rPr>
+        <w:t>: Do </w:t>
+      </w:r>
+      <w:r>
+        <w:rPr>
+          <w:rFonts w:ascii="Times New Roman" w:hAnsi="Times New Roman" w:cs="Times New Roman"/>
+          <w:b/>
+          <w:bCs/>
+        </w:rPr>
+        <w:t>not need explicit handling</w:t>
+      </w:r>
+      <w:r>
+        <w:rPr>
+          <w:rFonts w:ascii="Times New Roman" w:hAnsi="Times New Roman" w:cs="Times New Roman"/>
+        </w:rPr>
+        <w:t xml:space="preserve">, typically caused by programming errors (e.g., </w:t>
+      </w:r>
+      <w:proofErr w:type="spellStart"/>
+      <w:r>
+        <w:rPr>
+          <w:rFonts w:ascii="Times New Roman" w:hAnsi="Times New Roman" w:cs="Times New Roman"/>
+        </w:rPr>
+        <w:t>NullPointerException</w:t>
+      </w:r>
+      <w:proofErr w:type="spellEnd"/>
+      <w:r>
+        <w:rPr>
+          <w:rFonts w:ascii="Times New Roman" w:hAnsi="Times New Roman" w:cs="Times New Roman"/>
+        </w:rPr>
+        <w:t xml:space="preserve">, </w:t>
+      </w:r>
+      <w:proofErr w:type="spellStart"/>
+      <w:r>
+        <w:rPr>
+          <w:rFonts w:ascii="Times New Roman" w:hAnsi="Times New Roman" w:cs="Times New Roman"/>
+        </w:rPr>
+        <w:t>ArithmeticException</w:t>
+      </w:r>
+      <w:proofErr w:type="spellEnd"/>
+      <w:r>
+        <w:rPr>
+          <w:rFonts w:ascii="Times New Roman" w:hAnsi="Times New Roman" w:cs="Times New Roman"/>
+        </w:rPr>
+        <w:t>).</w:t>
+      </w:r>
+    </w:p>
+    <w:p>
+      <w:pPr>
+        <w:jc w:val="both"/>
+        <w:rPr>
+          <w:rFonts w:ascii="Times New Roman" w:hAnsi="Times New Roman" w:cs="Times New Roman"/>
+        </w:rPr>
+      </w:pPr>
+    </w:p>
+    <w:p>
+      <w:pPr>
+        <w:jc w:val="both"/>
+        <w:rPr>
+          <w:rFonts w:ascii="Times New Roman" w:hAnsi="Times New Roman" w:cs="Times New Roman"/>
+        </w:rPr>
+      </w:pPr>
+    </w:p>
+    <w:p>
+      <w:pPr>
         <w:jc w:val="both"/>
         <w:rPr>
           <w:rFonts w:ascii="Times New Roman" w:hAnsi="Times New Roman" w:cs="Times New Roman"/>
@@ -11089,6 +12346,155 @@
     </w:lvl>
   </w:abstractNum>
   <w:abstractNum w:abstractNumId="4" w15:restartNumberingAfterBreak="0">
+    <w:nsid w:val="14332419"/>
+    <w:multiLevelType w:val="multilevel"/>
+    <w:tmpl w:val="01E40924"/>
+    <w:lvl w:ilvl="0">
+      <w:start w:val="1"/>
+      <w:numFmt w:val="bullet"/>
+      <w:lvlText w:val=""/>
+      <w:lvlJc w:val="left"/>
+      <w:pPr>
+        <w:tabs>
+          <w:tab w:val="num" w:pos="720"/>
+        </w:tabs>
+        <w:ind w:left="720" w:hanging="360"/>
+      </w:pPr>
+      <w:rPr>
+        <w:rFonts w:ascii="Symbol" w:hAnsi="Symbol" w:hint="default"/>
+        <w:sz w:val="20"/>
+      </w:rPr>
+    </w:lvl>
+    <w:lvl w:ilvl="1">
+      <w:start w:val="1"/>
+      <w:numFmt w:val="bullet"/>
+      <w:lvlText w:val="o"/>
+      <w:lvlJc w:val="left"/>
+      <w:pPr>
+        <w:tabs>
+          <w:tab w:val="num" w:pos="1440"/>
+        </w:tabs>
+        <w:ind w:left="1440" w:hanging="360"/>
+      </w:pPr>
+      <w:rPr>
+        <w:rFonts w:ascii="Courier New" w:hAnsi="Courier New" w:hint="default"/>
+        <w:sz w:val="20"/>
+      </w:rPr>
+    </w:lvl>
+    <w:lvl w:ilvl="2">
+      <w:start w:val="1"/>
+      <w:numFmt w:val="bullet"/>
+      <w:lvlText w:val=""/>
+      <w:lvlJc w:val="left"/>
+      <w:pPr>
+        <w:tabs>
+          <w:tab w:val="num" w:pos="2160"/>
+        </w:tabs>
+        <w:ind w:left="2160" w:hanging="360"/>
+      </w:pPr>
+      <w:rPr>
+        <w:rFonts w:ascii="Wingdings" w:hAnsi="Wingdings" w:hint="default"/>
+        <w:sz w:val="20"/>
+      </w:rPr>
+    </w:lvl>
+    <w:lvl w:ilvl="3" w:tentative="1">
+      <w:start w:val="1"/>
+      <w:numFmt w:val="bullet"/>
+      <w:lvlText w:val=""/>
+      <w:lvlJc w:val="left"/>
+      <w:pPr>
+        <w:tabs>
+          <w:tab w:val="num" w:pos="2880"/>
+        </w:tabs>
+        <w:ind w:left="2880" w:hanging="360"/>
+      </w:pPr>
+      <w:rPr>
+        <w:rFonts w:ascii="Wingdings" w:hAnsi="Wingdings" w:hint="default"/>
+        <w:sz w:val="20"/>
+      </w:rPr>
+    </w:lvl>
+    <w:lvl w:ilvl="4" w:tentative="1">
+      <w:start w:val="1"/>
+      <w:numFmt w:val="bullet"/>
+      <w:lvlText w:val=""/>
+      <w:lvlJc w:val="left"/>
+      <w:pPr>
+        <w:tabs>
+          <w:tab w:val="num" w:pos="3600"/>
+        </w:tabs>
+        <w:ind w:left="3600" w:hanging="360"/>
+      </w:pPr>
+      <w:rPr>
+        <w:rFonts w:ascii="Wingdings" w:hAnsi="Wingdings" w:hint="default"/>
+        <w:sz w:val="20"/>
+      </w:rPr>
+    </w:lvl>
+    <w:lvl w:ilvl="5" w:tentative="1">
+      <w:start w:val="1"/>
+      <w:numFmt w:val="bullet"/>
+      <w:lvlText w:val=""/>
+      <w:lvlJc w:val="left"/>
+      <w:pPr>
+        <w:tabs>
+          <w:tab w:val="num" w:pos="4320"/>
+        </w:tabs>
+        <w:ind w:left="4320" w:hanging="360"/>
+      </w:pPr>
+      <w:rPr>
+        <w:rFonts w:ascii="Wingdings" w:hAnsi="Wingdings" w:hint="default"/>
+        <w:sz w:val="20"/>
+      </w:rPr>
+    </w:lvl>
+    <w:lvl w:ilvl="6" w:tentative="1">
+      <w:start w:val="1"/>
+      <w:numFmt w:val="bullet"/>
+      <w:lvlText w:val=""/>
+      <w:lvlJc w:val="left"/>
+      <w:pPr>
+        <w:tabs>
+          <w:tab w:val="num" w:pos="5040"/>
+        </w:tabs>
+        <w:ind w:left="5040" w:hanging="360"/>
+      </w:pPr>
+      <w:rPr>
+        <w:rFonts w:ascii="Wingdings" w:hAnsi="Wingdings" w:hint="default"/>
+        <w:sz w:val="20"/>
+      </w:rPr>
+    </w:lvl>
+    <w:lvl w:ilvl="7" w:tentative="1">
+      <w:start w:val="1"/>
+      <w:numFmt w:val="bullet"/>
+      <w:lvlText w:val=""/>
+      <w:lvlJc w:val="left"/>
+      <w:pPr>
+        <w:tabs>
+          <w:tab w:val="num" w:pos="5760"/>
+        </w:tabs>
+        <w:ind w:left="5760" w:hanging="360"/>
+      </w:pPr>
+      <w:rPr>
+        <w:rFonts w:ascii="Wingdings" w:hAnsi="Wingdings" w:hint="default"/>
+        <w:sz w:val="20"/>
+      </w:rPr>
+    </w:lvl>
+    <w:lvl w:ilvl="8" w:tentative="1">
+      <w:start w:val="1"/>
+      <w:numFmt w:val="bullet"/>
+      <w:lvlText w:val=""/>
+      <w:lvlJc w:val="left"/>
+      <w:pPr>
+        <w:tabs>
+          <w:tab w:val="num" w:pos="6480"/>
+        </w:tabs>
+        <w:ind w:left="6480" w:hanging="360"/>
+      </w:pPr>
+      <w:rPr>
+        <w:rFonts w:ascii="Wingdings" w:hAnsi="Wingdings" w:hint="default"/>
+        <w:sz w:val="20"/>
+      </w:rPr>
+    </w:lvl>
+  </w:abstractNum>
+  <w:abstractNum w:abstractNumId="5" w15:restartNumberingAfterBreak="0">
     <w:nsid w:val="175E2578"/>
     <w:multiLevelType w:val="multilevel"/>
     <w:tmpl w:val="295CFC80"/>
@@ -11237,7 +12643,7 @@
       </w:rPr>
     </w:lvl>
   </w:abstractNum>
-  <w:abstractNum w:abstractNumId="5" w15:restartNumberingAfterBreak="0">
+  <w:abstractNum w:abstractNumId="6" w15:restartNumberingAfterBreak="0">
     <w:nsid w:val="17F377CC"/>
     <w:multiLevelType w:val="multilevel"/>
     <w:tmpl w:val="20E20282"/>
@@ -11386,7 +12792,7 @@
       </w:rPr>
     </w:lvl>
   </w:abstractNum>
-  <w:abstractNum w:abstractNumId="6" w15:restartNumberingAfterBreak="0">
+  <w:abstractNum w:abstractNumId="7" w15:restartNumberingAfterBreak="0">
     <w:nsid w:val="215C0B87"/>
     <w:multiLevelType w:val="multilevel"/>
     <w:tmpl w:val="F246EE20"/>
@@ -11535,7 +12941,7 @@
       </w:rPr>
     </w:lvl>
   </w:abstractNum>
-  <w:abstractNum w:abstractNumId="7" w15:restartNumberingAfterBreak="0">
+  <w:abstractNum w:abstractNumId="8" w15:restartNumberingAfterBreak="0">
     <w:nsid w:val="249938EA"/>
     <w:multiLevelType w:val="hybridMultilevel"/>
     <w:tmpl w:val="A386C982"/>
@@ -11647,7 +13053,7 @@
       </w:rPr>
     </w:lvl>
   </w:abstractNum>
-  <w:abstractNum w:abstractNumId="8" w15:restartNumberingAfterBreak="0">
+  <w:abstractNum w:abstractNumId="9" w15:restartNumberingAfterBreak="0">
     <w:nsid w:val="266F291A"/>
     <w:multiLevelType w:val="hybridMultilevel"/>
     <w:tmpl w:val="01F0D16E"/>
@@ -11760,7 +13166,7 @@
       </w:rPr>
     </w:lvl>
   </w:abstractNum>
-  <w:abstractNum w:abstractNumId="9" w15:restartNumberingAfterBreak="0">
+  <w:abstractNum w:abstractNumId="10" w15:restartNumberingAfterBreak="0">
     <w:nsid w:val="26F13152"/>
     <w:multiLevelType w:val="hybridMultilevel"/>
     <w:tmpl w:val="AE86EF94"/>
@@ -11846,7 +13252,7 @@
       </w:pPr>
     </w:lvl>
   </w:abstractNum>
-  <w:abstractNum w:abstractNumId="10" w15:restartNumberingAfterBreak="0">
+  <w:abstractNum w:abstractNumId="11" w15:restartNumberingAfterBreak="0">
     <w:nsid w:val="27546E2D"/>
     <w:multiLevelType w:val="hybridMultilevel"/>
     <w:tmpl w:val="E9527762"/>
@@ -11932,7 +13338,7 @@
       </w:pPr>
     </w:lvl>
   </w:abstractNum>
-  <w:abstractNum w:abstractNumId="11" w15:restartNumberingAfterBreak="0">
+  <w:abstractNum w:abstractNumId="12" w15:restartNumberingAfterBreak="0">
     <w:nsid w:val="2B772781"/>
     <w:multiLevelType w:val="multilevel"/>
     <w:tmpl w:val="7A3E367E"/>
@@ -12081,7 +13487,7 @@
       </w:rPr>
     </w:lvl>
   </w:abstractNum>
-  <w:abstractNum w:abstractNumId="12" w15:restartNumberingAfterBreak="0">
+  <w:abstractNum w:abstractNumId="13" w15:restartNumberingAfterBreak="0">
     <w:nsid w:val="30543661"/>
     <w:multiLevelType w:val="multilevel"/>
     <w:tmpl w:val="BD12F0AE"/>
@@ -12230,7 +13636,7 @@
       </w:rPr>
     </w:lvl>
   </w:abstractNum>
-  <w:abstractNum w:abstractNumId="13" w15:restartNumberingAfterBreak="0">
+  <w:abstractNum w:abstractNumId="14" w15:restartNumberingAfterBreak="0">
     <w:nsid w:val="3AF9117A"/>
     <w:multiLevelType w:val="multilevel"/>
     <w:tmpl w:val="4D10AE0E"/>
@@ -12379,7 +13785,93 @@
       </w:rPr>
     </w:lvl>
   </w:abstractNum>
-  <w:abstractNum w:abstractNumId="14" w15:restartNumberingAfterBreak="0">
+  <w:abstractNum w:abstractNumId="15" w15:restartNumberingAfterBreak="0">
+    <w:nsid w:val="3C3D2C78"/>
+    <w:multiLevelType w:val="hybridMultilevel"/>
+    <w:tmpl w:val="72E64EE6"/>
+    <w:lvl w:ilvl="0" w:tplc="FFFFFFFF">
+      <w:start w:val="1"/>
+      <w:numFmt w:val="decimal"/>
+      <w:lvlText w:val="%1."/>
+      <w:lvlJc w:val="left"/>
+      <w:pPr>
+        <w:ind w:left="720" w:hanging="360"/>
+      </w:pPr>
+    </w:lvl>
+    <w:lvl w:ilvl="1" w:tplc="FFFFFFFF" w:tentative="1">
+      <w:start w:val="1"/>
+      <w:numFmt w:val="lowerLetter"/>
+      <w:lvlText w:val="%2."/>
+      <w:lvlJc w:val="left"/>
+      <w:pPr>
+        <w:ind w:left="1440" w:hanging="360"/>
+      </w:pPr>
+    </w:lvl>
+    <w:lvl w:ilvl="2" w:tplc="FFFFFFFF" w:tentative="1">
+      <w:start w:val="1"/>
+      <w:numFmt w:val="lowerRoman"/>
+      <w:lvlText w:val="%3."/>
+      <w:lvlJc w:val="right"/>
+      <w:pPr>
+        <w:ind w:left="2160" w:hanging="180"/>
+      </w:pPr>
+    </w:lvl>
+    <w:lvl w:ilvl="3" w:tplc="FFFFFFFF" w:tentative="1">
+      <w:start w:val="1"/>
+      <w:numFmt w:val="decimal"/>
+      <w:lvlText w:val="%4."/>
+      <w:lvlJc w:val="left"/>
+      <w:pPr>
+        <w:ind w:left="2880" w:hanging="360"/>
+      </w:pPr>
+    </w:lvl>
+    <w:lvl w:ilvl="4" w:tplc="FFFFFFFF" w:tentative="1">
+      <w:start w:val="1"/>
+      <w:numFmt w:val="lowerLetter"/>
+      <w:lvlText w:val="%5."/>
+      <w:lvlJc w:val="left"/>
+      <w:pPr>
+        <w:ind w:left="3600" w:hanging="360"/>
+      </w:pPr>
+    </w:lvl>
+    <w:lvl w:ilvl="5" w:tplc="FFFFFFFF" w:tentative="1">
+      <w:start w:val="1"/>
+      <w:numFmt w:val="lowerRoman"/>
+      <w:lvlText w:val="%6."/>
+      <w:lvlJc w:val="right"/>
+      <w:pPr>
+        <w:ind w:left="4320" w:hanging="180"/>
+      </w:pPr>
+    </w:lvl>
+    <w:lvl w:ilvl="6" w:tplc="FFFFFFFF" w:tentative="1">
+      <w:start w:val="1"/>
+      <w:numFmt w:val="decimal"/>
+      <w:lvlText w:val="%7."/>
+      <w:lvlJc w:val="left"/>
+      <w:pPr>
+        <w:ind w:left="5040" w:hanging="360"/>
+      </w:pPr>
+    </w:lvl>
+    <w:lvl w:ilvl="7" w:tplc="FFFFFFFF" w:tentative="1">
+      <w:start w:val="1"/>
+      <w:numFmt w:val="lowerLetter"/>
+      <w:lvlText w:val="%8."/>
+      <w:lvlJc w:val="left"/>
+      <w:pPr>
+        <w:ind w:left="5760" w:hanging="360"/>
+      </w:pPr>
+    </w:lvl>
+    <w:lvl w:ilvl="8" w:tplc="FFFFFFFF" w:tentative="1">
+      <w:start w:val="1"/>
+      <w:numFmt w:val="lowerRoman"/>
+      <w:lvlText w:val="%9."/>
+      <w:lvlJc w:val="right"/>
+      <w:pPr>
+        <w:ind w:left="6480" w:hanging="180"/>
+      </w:pPr>
+    </w:lvl>
+  </w:abstractNum>
+  <w:abstractNum w:abstractNumId="16" w15:restartNumberingAfterBreak="0">
     <w:nsid w:val="3E284764"/>
     <w:multiLevelType w:val="multilevel"/>
     <w:tmpl w:val="285CCAF2"/>
@@ -12528,7 +14020,7 @@
       </w:rPr>
     </w:lvl>
   </w:abstractNum>
-  <w:abstractNum w:abstractNumId="15" w15:restartNumberingAfterBreak="0">
+  <w:abstractNum w:abstractNumId="17" w15:restartNumberingAfterBreak="0">
     <w:nsid w:val="41E240EF"/>
     <w:multiLevelType w:val="multilevel"/>
     <w:tmpl w:val="B0DEAE70"/>
@@ -12677,7 +14169,7 @@
       </w:rPr>
     </w:lvl>
   </w:abstractNum>
-  <w:abstractNum w:abstractNumId="16" w15:restartNumberingAfterBreak="0">
+  <w:abstractNum w:abstractNumId="18" w15:restartNumberingAfterBreak="0">
     <w:nsid w:val="420D1CC9"/>
     <w:multiLevelType w:val="multilevel"/>
     <w:tmpl w:val="15DE6E40"/>
@@ -12826,7 +14318,7 @@
       </w:rPr>
     </w:lvl>
   </w:abstractNum>
-  <w:abstractNum w:abstractNumId="17" w15:restartNumberingAfterBreak="0">
+  <w:abstractNum w:abstractNumId="19" w15:restartNumberingAfterBreak="0">
     <w:nsid w:val="44A5410B"/>
     <w:multiLevelType w:val="multilevel"/>
     <w:tmpl w:val="FEA00A9E"/>
@@ -12975,10 +14467,10 @@
       </w:rPr>
     </w:lvl>
   </w:abstractNum>
-  <w:abstractNum w:abstractNumId="18" w15:restartNumberingAfterBreak="0">
+  <w:abstractNum w:abstractNumId="20" w15:restartNumberingAfterBreak="0">
     <w:nsid w:val="4570249C"/>
     <w:multiLevelType w:val="hybridMultilevel"/>
-    <w:tmpl w:val="E9527762"/>
+    <w:tmpl w:val="5600D2C8"/>
     <w:lvl w:ilvl="0" w:tplc="4009000F">
       <w:start w:val="1"/>
       <w:numFmt w:val="decimal"/>
@@ -13061,7 +14553,7 @@
       </w:pPr>
     </w:lvl>
   </w:abstractNum>
-  <w:abstractNum w:abstractNumId="19" w15:restartNumberingAfterBreak="0">
+  <w:abstractNum w:abstractNumId="21" w15:restartNumberingAfterBreak="0">
     <w:nsid w:val="45DF3C58"/>
     <w:multiLevelType w:val="multilevel"/>
     <w:tmpl w:val="88F6AEBA"/>
@@ -13210,7 +14702,7 @@
       </w:rPr>
     </w:lvl>
   </w:abstractNum>
-  <w:abstractNum w:abstractNumId="20" w15:restartNumberingAfterBreak="0">
+  <w:abstractNum w:abstractNumId="22" w15:restartNumberingAfterBreak="0">
     <w:nsid w:val="466A1BC7"/>
     <w:multiLevelType w:val="hybridMultilevel"/>
     <w:tmpl w:val="0EECEF26"/>
@@ -13323,7 +14815,7 @@
       </w:rPr>
     </w:lvl>
   </w:abstractNum>
-  <w:abstractNum w:abstractNumId="21" w15:restartNumberingAfterBreak="0">
+  <w:abstractNum w:abstractNumId="23" w15:restartNumberingAfterBreak="0">
     <w:nsid w:val="48FF3160"/>
     <w:multiLevelType w:val="multilevel"/>
     <w:tmpl w:val="B9044096"/>
@@ -13472,7 +14964,7 @@
       </w:rPr>
     </w:lvl>
   </w:abstractNum>
-  <w:abstractNum w:abstractNumId="22" w15:restartNumberingAfterBreak="0">
+  <w:abstractNum w:abstractNumId="24" w15:restartNumberingAfterBreak="0">
     <w:nsid w:val="4A68362E"/>
     <w:multiLevelType w:val="multilevel"/>
     <w:tmpl w:val="6A023158"/>
@@ -13621,7 +15113,7 @@
       </w:rPr>
     </w:lvl>
   </w:abstractNum>
-  <w:abstractNum w:abstractNumId="23" w15:restartNumberingAfterBreak="0">
+  <w:abstractNum w:abstractNumId="25" w15:restartNumberingAfterBreak="0">
     <w:nsid w:val="4C052594"/>
     <w:multiLevelType w:val="hybridMultilevel"/>
     <w:tmpl w:val="F26C9D10"/>
@@ -13711,7 +15203,7 @@
       </w:pPr>
     </w:lvl>
   </w:abstractNum>
-  <w:abstractNum w:abstractNumId="24" w15:restartNumberingAfterBreak="0">
+  <w:abstractNum w:abstractNumId="26" w15:restartNumberingAfterBreak="0">
     <w:nsid w:val="598927D3"/>
     <w:multiLevelType w:val="multilevel"/>
     <w:tmpl w:val="F1F4B8F2"/>
@@ -13824,7 +15316,7 @@
       </w:pPr>
     </w:lvl>
   </w:abstractNum>
-  <w:abstractNum w:abstractNumId="25" w15:restartNumberingAfterBreak="0">
+  <w:abstractNum w:abstractNumId="27" w15:restartNumberingAfterBreak="0">
     <w:nsid w:val="5A1D4573"/>
     <w:multiLevelType w:val="multilevel"/>
     <w:tmpl w:val="0F6620F6"/>
@@ -13973,7 +15465,7 @@
       </w:rPr>
     </w:lvl>
   </w:abstractNum>
-  <w:abstractNum w:abstractNumId="26" w15:restartNumberingAfterBreak="0">
+  <w:abstractNum w:abstractNumId="28" w15:restartNumberingAfterBreak="0">
     <w:nsid w:val="5AFF25D1"/>
     <w:multiLevelType w:val="multilevel"/>
     <w:tmpl w:val="D5FA94A8"/>
@@ -14086,7 +15578,7 @@
       </w:pPr>
     </w:lvl>
   </w:abstractNum>
-  <w:abstractNum w:abstractNumId="27" w15:restartNumberingAfterBreak="0">
+  <w:abstractNum w:abstractNumId="29" w15:restartNumberingAfterBreak="0">
     <w:nsid w:val="5B062DAC"/>
     <w:multiLevelType w:val="multilevel"/>
     <w:tmpl w:val="B82E5E52"/>
@@ -14235,7 +15727,7 @@
       </w:rPr>
     </w:lvl>
   </w:abstractNum>
-  <w:abstractNum w:abstractNumId="28" w15:restartNumberingAfterBreak="0">
+  <w:abstractNum w:abstractNumId="30" w15:restartNumberingAfterBreak="0">
     <w:nsid w:val="5E6346C3"/>
     <w:multiLevelType w:val="multilevel"/>
     <w:tmpl w:val="F29CEC78"/>
@@ -14384,7 +15876,7 @@
       </w:rPr>
     </w:lvl>
   </w:abstractNum>
-  <w:abstractNum w:abstractNumId="29" w15:restartNumberingAfterBreak="0">
+  <w:abstractNum w:abstractNumId="31" w15:restartNumberingAfterBreak="0">
     <w:nsid w:val="5F8C5489"/>
     <w:multiLevelType w:val="multilevel"/>
     <w:tmpl w:val="A588BBC4"/>
@@ -14497,7 +15989,7 @@
       </w:pPr>
     </w:lvl>
   </w:abstractNum>
-  <w:abstractNum w:abstractNumId="30" w15:restartNumberingAfterBreak="0">
+  <w:abstractNum w:abstractNumId="32" w15:restartNumberingAfterBreak="0">
     <w:nsid w:val="5FD657B1"/>
     <w:multiLevelType w:val="multilevel"/>
     <w:tmpl w:val="B826328C"/>
@@ -14646,7 +16138,7 @@
       </w:rPr>
     </w:lvl>
   </w:abstractNum>
-  <w:abstractNum w:abstractNumId="31" w15:restartNumberingAfterBreak="0">
+  <w:abstractNum w:abstractNumId="33" w15:restartNumberingAfterBreak="0">
     <w:nsid w:val="5FF86ADA"/>
     <w:multiLevelType w:val="multilevel"/>
     <w:tmpl w:val="1932FE84"/>
@@ -14795,7 +16287,156 @@
       </w:rPr>
     </w:lvl>
   </w:abstractNum>
-  <w:abstractNum w:abstractNumId="32" w15:restartNumberingAfterBreak="0">
+  <w:abstractNum w:abstractNumId="34" w15:restartNumberingAfterBreak="0">
+    <w:nsid w:val="60D066C2"/>
+    <w:multiLevelType w:val="multilevel"/>
+    <w:tmpl w:val="C0168734"/>
+    <w:lvl w:ilvl="0">
+      <w:start w:val="1"/>
+      <w:numFmt w:val="bullet"/>
+      <w:lvlText w:val=""/>
+      <w:lvlJc w:val="left"/>
+      <w:pPr>
+        <w:tabs>
+          <w:tab w:val="num" w:pos="720"/>
+        </w:tabs>
+        <w:ind w:left="720" w:hanging="360"/>
+      </w:pPr>
+      <w:rPr>
+        <w:rFonts w:ascii="Symbol" w:hAnsi="Symbol" w:hint="default"/>
+        <w:sz w:val="20"/>
+      </w:rPr>
+    </w:lvl>
+    <w:lvl w:ilvl="1" w:tentative="1">
+      <w:start w:val="1"/>
+      <w:numFmt w:val="bullet"/>
+      <w:lvlText w:val="o"/>
+      <w:lvlJc w:val="left"/>
+      <w:pPr>
+        <w:tabs>
+          <w:tab w:val="num" w:pos="1440"/>
+        </w:tabs>
+        <w:ind w:left="1440" w:hanging="360"/>
+      </w:pPr>
+      <w:rPr>
+        <w:rFonts w:ascii="Courier New" w:hAnsi="Courier New" w:hint="default"/>
+        <w:sz w:val="20"/>
+      </w:rPr>
+    </w:lvl>
+    <w:lvl w:ilvl="2" w:tentative="1">
+      <w:start w:val="1"/>
+      <w:numFmt w:val="bullet"/>
+      <w:lvlText w:val=""/>
+      <w:lvlJc w:val="left"/>
+      <w:pPr>
+        <w:tabs>
+          <w:tab w:val="num" w:pos="2160"/>
+        </w:tabs>
+        <w:ind w:left="2160" w:hanging="360"/>
+      </w:pPr>
+      <w:rPr>
+        <w:rFonts w:ascii="Wingdings" w:hAnsi="Wingdings" w:hint="default"/>
+        <w:sz w:val="20"/>
+      </w:rPr>
+    </w:lvl>
+    <w:lvl w:ilvl="3" w:tentative="1">
+      <w:start w:val="1"/>
+      <w:numFmt w:val="bullet"/>
+      <w:lvlText w:val=""/>
+      <w:lvlJc w:val="left"/>
+      <w:pPr>
+        <w:tabs>
+          <w:tab w:val="num" w:pos="2880"/>
+        </w:tabs>
+        <w:ind w:left="2880" w:hanging="360"/>
+      </w:pPr>
+      <w:rPr>
+        <w:rFonts w:ascii="Wingdings" w:hAnsi="Wingdings" w:hint="default"/>
+        <w:sz w:val="20"/>
+      </w:rPr>
+    </w:lvl>
+    <w:lvl w:ilvl="4" w:tentative="1">
+      <w:start w:val="1"/>
+      <w:numFmt w:val="bullet"/>
+      <w:lvlText w:val=""/>
+      <w:lvlJc w:val="left"/>
+      <w:pPr>
+        <w:tabs>
+          <w:tab w:val="num" w:pos="3600"/>
+        </w:tabs>
+        <w:ind w:left="3600" w:hanging="360"/>
+      </w:pPr>
+      <w:rPr>
+        <w:rFonts w:ascii="Wingdings" w:hAnsi="Wingdings" w:hint="default"/>
+        <w:sz w:val="20"/>
+      </w:rPr>
+    </w:lvl>
+    <w:lvl w:ilvl="5" w:tentative="1">
+      <w:start w:val="1"/>
+      <w:numFmt w:val="bullet"/>
+      <w:lvlText w:val=""/>
+      <w:lvlJc w:val="left"/>
+      <w:pPr>
+        <w:tabs>
+          <w:tab w:val="num" w:pos="4320"/>
+        </w:tabs>
+        <w:ind w:left="4320" w:hanging="360"/>
+      </w:pPr>
+      <w:rPr>
+        <w:rFonts w:ascii="Wingdings" w:hAnsi="Wingdings" w:hint="default"/>
+        <w:sz w:val="20"/>
+      </w:rPr>
+    </w:lvl>
+    <w:lvl w:ilvl="6" w:tentative="1">
+      <w:start w:val="1"/>
+      <w:numFmt w:val="bullet"/>
+      <w:lvlText w:val=""/>
+      <w:lvlJc w:val="left"/>
+      <w:pPr>
+        <w:tabs>
+          <w:tab w:val="num" w:pos="5040"/>
+        </w:tabs>
+        <w:ind w:left="5040" w:hanging="360"/>
+      </w:pPr>
+      <w:rPr>
+        <w:rFonts w:ascii="Wingdings" w:hAnsi="Wingdings" w:hint="default"/>
+        <w:sz w:val="20"/>
+      </w:rPr>
+    </w:lvl>
+    <w:lvl w:ilvl="7" w:tentative="1">
+      <w:start w:val="1"/>
+      <w:numFmt w:val="bullet"/>
+      <w:lvlText w:val=""/>
+      <w:lvlJc w:val="left"/>
+      <w:pPr>
+        <w:tabs>
+          <w:tab w:val="num" w:pos="5760"/>
+        </w:tabs>
+        <w:ind w:left="5760" w:hanging="360"/>
+      </w:pPr>
+      <w:rPr>
+        <w:rFonts w:ascii="Wingdings" w:hAnsi="Wingdings" w:hint="default"/>
+        <w:sz w:val="20"/>
+      </w:rPr>
+    </w:lvl>
+    <w:lvl w:ilvl="8" w:tentative="1">
+      <w:start w:val="1"/>
+      <w:numFmt w:val="bullet"/>
+      <w:lvlText w:val=""/>
+      <w:lvlJc w:val="left"/>
+      <w:pPr>
+        <w:tabs>
+          <w:tab w:val="num" w:pos="6480"/>
+        </w:tabs>
+        <w:ind w:left="6480" w:hanging="360"/>
+      </w:pPr>
+      <w:rPr>
+        <w:rFonts w:ascii="Wingdings" w:hAnsi="Wingdings" w:hint="default"/>
+        <w:sz w:val="20"/>
+      </w:rPr>
+    </w:lvl>
+  </w:abstractNum>
+  <w:abstractNum w:abstractNumId="35" w15:restartNumberingAfterBreak="0">
     <w:nsid w:val="69A658B7"/>
     <w:multiLevelType w:val="multilevel"/>
     <w:tmpl w:val="5402438C"/>
@@ -14944,7 +16585,7 @@
       </w:rPr>
     </w:lvl>
   </w:abstractNum>
-  <w:abstractNum w:abstractNumId="33" w15:restartNumberingAfterBreak="0">
+  <w:abstractNum w:abstractNumId="36" w15:restartNumberingAfterBreak="0">
     <w:nsid w:val="6B877B3C"/>
     <w:multiLevelType w:val="multilevel"/>
     <w:tmpl w:val="0A1ADB48"/>
@@ -15093,7 +16734,7 @@
       </w:rPr>
     </w:lvl>
   </w:abstractNum>
-  <w:abstractNum w:abstractNumId="34" w15:restartNumberingAfterBreak="0">
+  <w:abstractNum w:abstractNumId="37" w15:restartNumberingAfterBreak="0">
     <w:nsid w:val="6BA32D18"/>
     <w:multiLevelType w:val="multilevel"/>
     <w:tmpl w:val="5DEE0DE0"/>
@@ -15242,7 +16883,7 @@
       </w:rPr>
     </w:lvl>
   </w:abstractNum>
-  <w:abstractNum w:abstractNumId="35" w15:restartNumberingAfterBreak="0">
+  <w:abstractNum w:abstractNumId="38" w15:restartNumberingAfterBreak="0">
     <w:nsid w:val="6DA5155B"/>
     <w:multiLevelType w:val="hybridMultilevel"/>
     <w:tmpl w:val="4202D69E"/>
@@ -15328,7 +16969,7 @@
       </w:pPr>
     </w:lvl>
   </w:abstractNum>
-  <w:abstractNum w:abstractNumId="36" w15:restartNumberingAfterBreak="0">
+  <w:abstractNum w:abstractNumId="39" w15:restartNumberingAfterBreak="0">
     <w:nsid w:val="70455C5C"/>
     <w:multiLevelType w:val="multilevel"/>
     <w:tmpl w:val="D9228DA4"/>
@@ -15441,7 +17082,7 @@
       </w:pPr>
     </w:lvl>
   </w:abstractNum>
-  <w:abstractNum w:abstractNumId="37" w15:restartNumberingAfterBreak="0">
+  <w:abstractNum w:abstractNumId="40" w15:restartNumberingAfterBreak="0">
     <w:nsid w:val="79325413"/>
     <w:multiLevelType w:val="multilevel"/>
     <w:tmpl w:val="617893CA"/>
@@ -15590,7 +17231,7 @@
       </w:rPr>
     </w:lvl>
   </w:abstractNum>
-  <w:abstractNum w:abstractNumId="38" w15:restartNumberingAfterBreak="0">
+  <w:abstractNum w:abstractNumId="41" w15:restartNumberingAfterBreak="0">
     <w:nsid w:val="7B6E0302"/>
     <w:multiLevelType w:val="multilevel"/>
     <w:tmpl w:val="48A0AF20"/>
@@ -15739,7 +17380,7 @@
       </w:rPr>
     </w:lvl>
   </w:abstractNum>
-  <w:abstractNum w:abstractNumId="39" w15:restartNumberingAfterBreak="0">
+  <w:abstractNum w:abstractNumId="42" w15:restartNumberingAfterBreak="0">
     <w:nsid w:val="7E460CE1"/>
     <w:multiLevelType w:val="multilevel"/>
     <w:tmpl w:val="A5788C10"/>
@@ -15888,7 +17529,7 @@
       </w:rPr>
     </w:lvl>
   </w:abstractNum>
-  <w:abstractNum w:abstractNumId="40" w15:restartNumberingAfterBreak="0">
+  <w:abstractNum w:abstractNumId="43" w15:restartNumberingAfterBreak="0">
     <w:nsid w:val="7E5A082E"/>
     <w:multiLevelType w:val="multilevel"/>
     <w:tmpl w:val="E848D3CC"/>
@@ -16037,7 +17678,7 @@
       </w:rPr>
     </w:lvl>
   </w:abstractNum>
-  <w:abstractNum w:abstractNumId="41" w15:restartNumberingAfterBreak="0">
+  <w:abstractNum w:abstractNumId="44" w15:restartNumberingAfterBreak="0">
     <w:nsid w:val="7E724045"/>
     <w:multiLevelType w:val="multilevel"/>
     <w:tmpl w:val="BB706FE4"/>
@@ -16186,7 +17827,7 @@
       </w:rPr>
     </w:lvl>
   </w:abstractNum>
-  <w:abstractNum w:abstractNumId="42" w15:restartNumberingAfterBreak="0">
+  <w:abstractNum w:abstractNumId="45" w15:restartNumberingAfterBreak="0">
     <w:nsid w:val="7E9917C7"/>
     <w:multiLevelType w:val="multilevel"/>
     <w:tmpl w:val="D1788998"/>
@@ -16335,7 +17976,120 @@
       </w:rPr>
     </w:lvl>
   </w:abstractNum>
-  <w:abstractNum w:abstractNumId="43" w15:restartNumberingAfterBreak="0">
+  <w:abstractNum w:abstractNumId="46" w15:restartNumberingAfterBreak="0">
+    <w:nsid w:val="7EBE1FB3"/>
+    <w:multiLevelType w:val="multilevel"/>
+    <w:tmpl w:val="883C04B0"/>
+    <w:lvl w:ilvl="0">
+      <w:start w:val="1"/>
+      <w:numFmt w:val="decimal"/>
+      <w:lvlText w:val="%1."/>
+      <w:lvlJc w:val="left"/>
+      <w:pPr>
+        <w:tabs>
+          <w:tab w:val="num" w:pos="720"/>
+        </w:tabs>
+        <w:ind w:left="720" w:hanging="360"/>
+      </w:pPr>
+    </w:lvl>
+    <w:lvl w:ilvl="1" w:tentative="1">
+      <w:start w:val="1"/>
+      <w:numFmt w:val="decimal"/>
+      <w:lvlText w:val="%2."/>
+      <w:lvlJc w:val="left"/>
+      <w:pPr>
+        <w:tabs>
+          <w:tab w:val="num" w:pos="1440"/>
+        </w:tabs>
+        <w:ind w:left="1440" w:hanging="360"/>
+      </w:pPr>
+    </w:lvl>
+    <w:lvl w:ilvl="2" w:tentative="1">
+      <w:start w:val="1"/>
+      <w:numFmt w:val="decimal"/>
+      <w:lvlText w:val="%3."/>
+      <w:lvlJc w:val="left"/>
+      <w:pPr>
+        <w:tabs>
+          <w:tab w:val="num" w:pos="2160"/>
+        </w:tabs>
+        <w:ind w:left="2160" w:hanging="360"/>
+      </w:pPr>
+    </w:lvl>
+    <w:lvl w:ilvl="3" w:tentative="1">
+      <w:start w:val="1"/>
+      <w:numFmt w:val="decimal"/>
+      <w:lvlText w:val="%4."/>
+      <w:lvlJc w:val="left"/>
+      <w:pPr>
+        <w:tabs>
+          <w:tab w:val="num" w:pos="2880"/>
+        </w:tabs>
+        <w:ind w:left="2880" w:hanging="360"/>
+      </w:pPr>
+    </w:lvl>
+    <w:lvl w:ilvl="4" w:tentative="1">
+      <w:start w:val="1"/>
+      <w:numFmt w:val="decimal"/>
+      <w:lvlText w:val="%5."/>
+      <w:lvlJc w:val="left"/>
+      <w:pPr>
+        <w:tabs>
+          <w:tab w:val="num" w:pos="3600"/>
+        </w:tabs>
+        <w:ind w:left="3600" w:hanging="360"/>
+      </w:pPr>
+    </w:lvl>
+    <w:lvl w:ilvl="5" w:tentative="1">
+      <w:start w:val="1"/>
+      <w:numFmt w:val="decimal"/>
+      <w:lvlText w:val="%6."/>
+      <w:lvlJc w:val="left"/>
+      <w:pPr>
+        <w:tabs>
+          <w:tab w:val="num" w:pos="4320"/>
+        </w:tabs>
+        <w:ind w:left="4320" w:hanging="360"/>
+      </w:pPr>
+    </w:lvl>
+    <w:lvl w:ilvl="6" w:tentative="1">
+      <w:start w:val="1"/>
+      <w:numFmt w:val="decimal"/>
+      <w:lvlText w:val="%7."/>
+      <w:lvlJc w:val="left"/>
+      <w:pPr>
+        <w:tabs>
+          <w:tab w:val="num" w:pos="5040"/>
+        </w:tabs>
+        <w:ind w:left="5040" w:hanging="360"/>
+      </w:pPr>
+    </w:lvl>
+    <w:lvl w:ilvl="7" w:tentative="1">
+      <w:start w:val="1"/>
+      <w:numFmt w:val="decimal"/>
+      <w:lvlText w:val="%8."/>
+      <w:lvlJc w:val="left"/>
+      <w:pPr>
+        <w:tabs>
+          <w:tab w:val="num" w:pos="5760"/>
+        </w:tabs>
+        <w:ind w:left="5760" w:hanging="360"/>
+      </w:pPr>
+    </w:lvl>
+    <w:lvl w:ilvl="8" w:tentative="1">
+      <w:start w:val="1"/>
+      <w:numFmt w:val="decimal"/>
+      <w:lvlText w:val="%9."/>
+      <w:lvlJc w:val="left"/>
+      <w:pPr>
+        <w:tabs>
+          <w:tab w:val="num" w:pos="6480"/>
+        </w:tabs>
+        <w:ind w:left="6480" w:hanging="360"/>
+      </w:pPr>
+    </w:lvl>
+  </w:abstractNum>
+  <w:abstractNum w:abstractNumId="47" w15:restartNumberingAfterBreak="0">
     <w:nsid w:val="7F3D151C"/>
     <w:multiLevelType w:val="multilevel"/>
     <w:tmpl w:val="0BBEB446"/>
@@ -16491,145 +18245,157 @@
     </w:lvlOverride>
   </w:num>
   <w:num w:numId="2" w16cid:durableId="1987663484">
-    <w:abstractNumId w:val="43"/>
+    <w:abstractNumId w:val="47"/>
     <w:lvlOverride w:ilvl="0">
       <w:startOverride w:val="1"/>
     </w:lvlOverride>
   </w:num>
   <w:num w:numId="3" w16cid:durableId="1974212558">
-    <w:abstractNumId w:val="14"/>
+    <w:abstractNumId w:val="16"/>
     <w:lvlOverride w:ilvl="0">
       <w:startOverride w:val="2"/>
     </w:lvlOverride>
   </w:num>
   <w:num w:numId="4" w16cid:durableId="460268410">
-    <w:abstractNumId w:val="31"/>
+    <w:abstractNumId w:val="33"/>
     <w:lvlOverride w:ilvl="0">
       <w:startOverride w:val="3"/>
     </w:lvlOverride>
   </w:num>
   <w:num w:numId="5" w16cid:durableId="294675024">
-    <w:abstractNumId w:val="11"/>
+    <w:abstractNumId w:val="12"/>
     <w:lvlOverride w:ilvl="0">
       <w:startOverride w:val="4"/>
     </w:lvlOverride>
   </w:num>
   <w:num w:numId="6" w16cid:durableId="246235914">
-    <w:abstractNumId w:val="7"/>
+    <w:abstractNumId w:val="8"/>
   </w:num>
   <w:num w:numId="7" w16cid:durableId="1082993030">
+    <w:abstractNumId w:val="10"/>
+  </w:num>
+  <w:num w:numId="8" w16cid:durableId="432824704">
+    <w:abstractNumId w:val="20"/>
+  </w:num>
+  <w:num w:numId="9" w16cid:durableId="1030493876">
+    <w:abstractNumId w:val="5"/>
+  </w:num>
+  <w:num w:numId="10" w16cid:durableId="1574510860">
+    <w:abstractNumId w:val="42"/>
+  </w:num>
+  <w:num w:numId="11" w16cid:durableId="1405490238">
+    <w:abstractNumId w:val="22"/>
+  </w:num>
+  <w:num w:numId="12" w16cid:durableId="529688229">
     <w:abstractNumId w:val="9"/>
   </w:num>
-  <w:num w:numId="8" w16cid:durableId="432824704">
-    <w:abstractNumId w:val="18"/>
-  </w:num>
-  <w:num w:numId="9" w16cid:durableId="1030493876">
-    <w:abstractNumId w:val="4"/>
-  </w:num>
-  <w:num w:numId="10" w16cid:durableId="1574510860">
-    <w:abstractNumId w:val="39"/>
-  </w:num>
-  <w:num w:numId="11" w16cid:durableId="1405490238">
-    <w:abstractNumId w:val="20"/>
-  </w:num>
-  <w:num w:numId="12" w16cid:durableId="529688229">
-    <w:abstractNumId w:val="8"/>
-  </w:num>
   <w:num w:numId="13" w16cid:durableId="2040933327">
-    <w:abstractNumId w:val="10"/>
+    <w:abstractNumId w:val="11"/>
   </w:num>
   <w:num w:numId="14" w16cid:durableId="1239174985">
-    <w:abstractNumId w:val="35"/>
+    <w:abstractNumId w:val="38"/>
   </w:num>
   <w:num w:numId="15" w16cid:durableId="457644256">
-    <w:abstractNumId w:val="23"/>
+    <w:abstractNumId w:val="25"/>
   </w:num>
   <w:num w:numId="16" w16cid:durableId="1280405949">
+    <w:abstractNumId w:val="26"/>
+  </w:num>
+  <w:num w:numId="17" w16cid:durableId="1032878775">
     <w:abstractNumId w:val="24"/>
   </w:num>
-  <w:num w:numId="17" w16cid:durableId="1032878775">
-    <w:abstractNumId w:val="22"/>
+  <w:num w:numId="18" w16cid:durableId="1912426884">
+    <w:abstractNumId w:val="44"/>
   </w:num>
-  <w:num w:numId="18" w16cid:durableId="1912426884">
+  <w:num w:numId="19" w16cid:durableId="1935479928">
     <w:abstractNumId w:val="41"/>
   </w:num>
-  <w:num w:numId="19" w16cid:durableId="1935479928">
-    <w:abstractNumId w:val="38"/>
-  </w:num>
   <w:num w:numId="20" w16cid:durableId="1716857044">
-    <w:abstractNumId w:val="34"/>
+    <w:abstractNumId w:val="37"/>
   </w:num>
   <w:num w:numId="21" w16cid:durableId="209616549">
-    <w:abstractNumId w:val="37"/>
+    <w:abstractNumId w:val="40"/>
   </w:num>
   <w:num w:numId="22" w16cid:durableId="1246920466">
-    <w:abstractNumId w:val="19"/>
+    <w:abstractNumId w:val="21"/>
   </w:num>
   <w:num w:numId="23" w16cid:durableId="1936398246">
-    <w:abstractNumId w:val="12"/>
+    <w:abstractNumId w:val="13"/>
   </w:num>
   <w:num w:numId="24" w16cid:durableId="1391074885">
-    <w:abstractNumId w:val="30"/>
+    <w:abstractNumId w:val="32"/>
   </w:num>
   <w:num w:numId="25" w16cid:durableId="151527210">
     <w:abstractNumId w:val="0"/>
   </w:num>
   <w:num w:numId="26" w16cid:durableId="470831493">
-    <w:abstractNumId w:val="21"/>
+    <w:abstractNumId w:val="23"/>
   </w:num>
   <w:num w:numId="27" w16cid:durableId="908878302">
-    <w:abstractNumId w:val="5"/>
+    <w:abstractNumId w:val="6"/>
   </w:num>
   <w:num w:numId="28" w16cid:durableId="1932885903">
-    <w:abstractNumId w:val="25"/>
+    <w:abstractNumId w:val="27"/>
   </w:num>
   <w:num w:numId="29" w16cid:durableId="1877155620">
-    <w:abstractNumId w:val="33"/>
+    <w:abstractNumId w:val="36"/>
   </w:num>
   <w:num w:numId="30" w16cid:durableId="2128154556">
-    <w:abstractNumId w:val="27"/>
+    <w:abstractNumId w:val="29"/>
   </w:num>
   <w:num w:numId="31" w16cid:durableId="1730301979">
+    <w:abstractNumId w:val="19"/>
+  </w:num>
+  <w:num w:numId="32" w16cid:durableId="290207317">
+    <w:abstractNumId w:val="45"/>
+  </w:num>
+  <w:num w:numId="33" w16cid:durableId="1600485142">
+    <w:abstractNumId w:val="31"/>
+  </w:num>
+  <w:num w:numId="34" w16cid:durableId="1703477403">
+    <w:abstractNumId w:val="35"/>
+  </w:num>
+  <w:num w:numId="35" w16cid:durableId="1835140576">
+    <w:abstractNumId w:val="7"/>
+  </w:num>
+  <w:num w:numId="36" w16cid:durableId="1190334094">
     <w:abstractNumId w:val="17"/>
   </w:num>
-  <w:num w:numId="32" w16cid:durableId="290207317">
-    <w:abstractNumId w:val="42"/>
-  </w:num>
-  <w:num w:numId="33" w16cid:durableId="1600485142">
-    <w:abstractNumId w:val="29"/>
-  </w:num>
-  <w:num w:numId="34" w16cid:durableId="1703477403">
-    <w:abstractNumId w:val="32"/>
-  </w:num>
-  <w:num w:numId="35" w16cid:durableId="1835140576">
-    <w:abstractNumId w:val="6"/>
-  </w:num>
-  <w:num w:numId="36" w16cid:durableId="1190334094">
-    <w:abstractNumId w:val="15"/>
-  </w:num>
   <w:num w:numId="37" w16cid:durableId="1926914783">
-    <w:abstractNumId w:val="40"/>
+    <w:abstractNumId w:val="43"/>
   </w:num>
   <w:num w:numId="38" w16cid:durableId="1825658725">
-    <w:abstractNumId w:val="13"/>
+    <w:abstractNumId w:val="14"/>
   </w:num>
   <w:num w:numId="39" w16cid:durableId="792794633">
-    <w:abstractNumId w:val="28"/>
+    <w:abstractNumId w:val="30"/>
   </w:num>
   <w:num w:numId="40" w16cid:durableId="401295055">
-    <w:abstractNumId w:val="16"/>
+    <w:abstractNumId w:val="18"/>
   </w:num>
   <w:num w:numId="41" w16cid:durableId="546138303">
     <w:abstractNumId w:val="1"/>
   </w:num>
   <w:num w:numId="42" w16cid:durableId="757210514">
-    <w:abstractNumId w:val="26"/>
+    <w:abstractNumId w:val="28"/>
   </w:num>
   <w:num w:numId="43" w16cid:durableId="1972128238">
     <w:abstractNumId w:val="2"/>
   </w:num>
   <w:num w:numId="44" w16cid:durableId="901403820">
-    <w:abstractNumId w:val="36"/>
+    <w:abstractNumId w:val="39"/>
+  </w:num>
+  <w:num w:numId="45" w16cid:durableId="473181476">
+    <w:abstractNumId w:val="34"/>
+  </w:num>
+  <w:num w:numId="46" w16cid:durableId="730543133">
+    <w:abstractNumId w:val="46"/>
+  </w:num>
+  <w:num w:numId="47" w16cid:durableId="233399459">
+    <w:abstractNumId w:val="4"/>
+  </w:num>
+  <w:num w:numId="48" w16cid:durableId="747582193">
+    <w:abstractNumId w:val="15"/>
   </w:num>
 </w:numbering>
 </file>
@@ -17237,6 +19003,7 @@
   <w:style w:type="character" w:default="1" w:styleId="DefaultParagraphFont">
     <w:name w:val="Default Paragraph Font"/>
     <w:uiPriority w:val="1"/>
+    <w:semiHidden/>
     <w:unhideWhenUsed/>
   </w:style>
   <w:style w:type="table" w:default="1" w:styleId="TableNormal">
